--- a/Диплом.docx
+++ b/Диплом.docx
@@ -5,9 +5,13 @@
     <w:sdt>
       <w:sdtPr>
         <w:rPr>
-          <w:rFonts w:ascii="Times New Roman" w:hAnsi="Times New Roman" w:cs="Times New Roman"/>
+          <w:rFonts w:ascii="Times New Roman" w:eastAsiaTheme="minorHAnsi" w:hAnsi="Times New Roman" w:cs="Times New Roman"/>
+          <w:color w:val="auto"/>
+          <w:kern w:val="2"/>
           <w:sz w:val="28"/>
           <w:szCs w:val="28"/>
+          <w:lang w:eastAsia="en-US"/>
+          <w14:ligatures w14:val="standardContextual"/>
         </w:rPr>
         <w:id w:val="-1328280331"/>
         <w:docPartObj>
@@ -17,13 +21,8 @@
       </w:sdtPr>
       <w:sdtEndPr>
         <w:rPr>
-          <w:rFonts w:eastAsiaTheme="minorHAnsi"/>
           <w:b/>
           <w:bCs/>
-          <w:color w:val="auto"/>
-          <w:kern w:val="2"/>
-          <w:lang w:eastAsia="en-US"/>
-          <w14:ligatures w14:val="standardContextual"/>
         </w:rPr>
       </w:sdtEndPr>
       <w:sdtContent>
@@ -86,7 +85,7 @@
             </w:rPr>
             <w:fldChar w:fldCharType="separate"/>
           </w:r>
-          <w:hyperlink w:anchor="_Toc224127456" w:history="1">
+          <w:hyperlink w:anchor="_Toc224664643" w:history="1">
             <w:r>
               <w:rPr>
                 <w:rStyle w:val="af1"/>
@@ -114,7 +113,7 @@
                 <w:noProof/>
                 <w:webHidden/>
               </w:rPr>
-              <w:instrText xml:space="preserve"> PAGEREF _Toc224127456 \h </w:instrText>
+              <w:instrText xml:space="preserve"> PAGEREF _Toc224664643 \h </w:instrText>
             </w:r>
             <w:r>
               <w:rPr>
@@ -159,7 +158,7 @@
               <w:lang w:eastAsia="ru-RU"/>
             </w:rPr>
           </w:pPr>
-          <w:hyperlink w:anchor="_Toc224127457" w:history="1">
+          <w:hyperlink w:anchor="_Toc224664644" w:history="1">
             <w:r>
               <w:rPr>
                 <w:rStyle w:val="af1"/>
@@ -202,7 +201,7 @@
                 <w:noProof/>
                 <w:webHidden/>
               </w:rPr>
-              <w:instrText xml:space="preserve"> PAGEREF _Toc224127457 \h </w:instrText>
+              <w:instrText xml:space="preserve"> PAGEREF _Toc224664644 \h </w:instrText>
             </w:r>
             <w:r>
               <w:rPr>
@@ -247,7 +246,7 @@
               <w:lang w:eastAsia="ru-RU"/>
             </w:rPr>
           </w:pPr>
-          <w:hyperlink w:anchor="_Toc224127458" w:history="1">
+          <w:hyperlink w:anchor="_Toc224664645" w:history="1">
             <w:r>
               <w:rPr>
                 <w:rStyle w:val="af1"/>
@@ -290,7 +289,7 @@
                 <w:noProof/>
                 <w:webHidden/>
               </w:rPr>
-              <w:instrText xml:space="preserve"> PAGEREF _Toc224127458 \h </w:instrText>
+              <w:instrText xml:space="preserve"> PAGEREF _Toc224664645 \h </w:instrText>
             </w:r>
             <w:r>
               <w:rPr>
@@ -335,7 +334,7 @@
               <w:lang w:eastAsia="ru-RU"/>
             </w:rPr>
           </w:pPr>
-          <w:hyperlink w:anchor="_Toc224127459" w:history="1">
+          <w:hyperlink w:anchor="_Toc224664646" w:history="1">
             <w:r>
               <w:rPr>
                 <w:rStyle w:val="af1"/>
@@ -378,7 +377,7 @@
                 <w:noProof/>
                 <w:webHidden/>
               </w:rPr>
-              <w:instrText xml:space="preserve"> PAGEREF _Toc224127459 \h </w:instrText>
+              <w:instrText xml:space="preserve"> PAGEREF _Toc224664646 \h </w:instrText>
             </w:r>
             <w:r>
               <w:rPr>
@@ -423,7 +422,7 @@
               <w:lang w:eastAsia="ru-RU"/>
             </w:rPr>
           </w:pPr>
-          <w:hyperlink w:anchor="_Toc224127460" w:history="1">
+          <w:hyperlink w:anchor="_Toc224664647" w:history="1">
             <w:r>
               <w:rPr>
                 <w:rStyle w:val="af1"/>
@@ -466,7 +465,7 @@
                 <w:noProof/>
                 <w:webHidden/>
               </w:rPr>
-              <w:instrText xml:space="preserve"> PAGEREF _Toc224127460 \h </w:instrText>
+              <w:instrText xml:space="preserve"> PAGEREF _Toc224664647 \h </w:instrText>
             </w:r>
             <w:r>
               <w:rPr>
@@ -511,7 +510,7 @@
               <w:lang w:eastAsia="ru-RU"/>
             </w:rPr>
           </w:pPr>
-          <w:hyperlink w:anchor="_Toc224127461" w:history="1">
+          <w:hyperlink w:anchor="_Toc224664648" w:history="1">
             <w:r>
               <w:rPr>
                 <w:rStyle w:val="af1"/>
@@ -554,7 +553,7 @@
                 <w:noProof/>
                 <w:webHidden/>
               </w:rPr>
-              <w:instrText xml:space="preserve"> PAGEREF _Toc224127461 \h </w:instrText>
+              <w:instrText xml:space="preserve"> PAGEREF _Toc224664648 \h </w:instrText>
             </w:r>
             <w:r>
               <w:rPr>
@@ -599,7 +598,7 @@
               <w:lang w:eastAsia="ru-RU"/>
             </w:rPr>
           </w:pPr>
-          <w:hyperlink w:anchor="_Toc224127462" w:history="1">
+          <w:hyperlink w:anchor="_Toc224664649" w:history="1">
             <w:r>
               <w:rPr>
                 <w:rStyle w:val="af1"/>
@@ -642,7 +641,7 @@
                 <w:noProof/>
                 <w:webHidden/>
               </w:rPr>
-              <w:instrText xml:space="preserve"> PAGEREF _Toc224127462 \h </w:instrText>
+              <w:instrText xml:space="preserve"> PAGEREF _Toc224664649 \h </w:instrText>
             </w:r>
             <w:r>
               <w:rPr>
@@ -687,7 +686,7 @@
               <w:lang w:eastAsia="ru-RU"/>
             </w:rPr>
           </w:pPr>
-          <w:hyperlink w:anchor="_Toc224127463" w:history="1">
+          <w:hyperlink w:anchor="_Toc224664650" w:history="1">
             <w:r>
               <w:rPr>
                 <w:rStyle w:val="af1"/>
@@ -760,7 +759,7 @@
                 <w:noProof/>
                 <w:webHidden/>
               </w:rPr>
-              <w:instrText xml:space="preserve"> PAGEREF _Toc224127463 \h </w:instrText>
+              <w:instrText xml:space="preserve"> PAGEREF _Toc224664650 \h </w:instrText>
             </w:r>
             <w:r>
               <w:rPr>
@@ -805,7 +804,7 @@
               <w:lang w:eastAsia="ru-RU"/>
             </w:rPr>
           </w:pPr>
-          <w:hyperlink w:anchor="_Toc224127464" w:history="1">
+          <w:hyperlink w:anchor="_Toc224664651" w:history="1">
             <w:r>
               <w:rPr>
                 <w:rStyle w:val="af1"/>
@@ -848,7 +847,7 @@
                 <w:noProof/>
                 <w:webHidden/>
               </w:rPr>
-              <w:instrText xml:space="preserve"> PAGEREF _Toc224127464 \h </w:instrText>
+              <w:instrText xml:space="preserve"> PAGEREF _Toc224664651 \h </w:instrText>
             </w:r>
             <w:r>
               <w:rPr>
@@ -893,7 +892,7 @@
               <w:lang w:eastAsia="ru-RU"/>
             </w:rPr>
           </w:pPr>
-          <w:hyperlink w:anchor="_Toc224127465" w:history="1">
+          <w:hyperlink w:anchor="_Toc224664652" w:history="1">
             <w:r>
               <w:rPr>
                 <w:rStyle w:val="af1"/>
@@ -936,7 +935,7 @@
                 <w:noProof/>
                 <w:webHidden/>
               </w:rPr>
-              <w:instrText xml:space="preserve"> PAGEREF _Toc224127465 \h </w:instrText>
+              <w:instrText xml:space="preserve"> PAGEREF _Toc224664652 \h </w:instrText>
             </w:r>
             <w:r>
               <w:rPr>
@@ -981,7 +980,7 @@
               <w:lang w:eastAsia="ru-RU"/>
             </w:rPr>
           </w:pPr>
-          <w:hyperlink w:anchor="_Toc224127466" w:history="1">
+          <w:hyperlink w:anchor="_Toc224664653" w:history="1">
             <w:r>
               <w:rPr>
                 <w:rStyle w:val="af1"/>
@@ -1024,7 +1023,7 @@
                 <w:noProof/>
                 <w:webHidden/>
               </w:rPr>
-              <w:instrText xml:space="preserve"> PAGEREF _Toc224127466 \h </w:instrText>
+              <w:instrText xml:space="preserve"> PAGEREF _Toc224664653 \h </w:instrText>
             </w:r>
             <w:r>
               <w:rPr>
@@ -1069,7 +1068,7 @@
               <w:lang w:eastAsia="ru-RU"/>
             </w:rPr>
           </w:pPr>
-          <w:hyperlink w:anchor="_Toc224127467" w:history="1">
+          <w:hyperlink w:anchor="_Toc224664654" w:history="1">
             <w:r>
               <w:rPr>
                 <w:rStyle w:val="af1"/>
@@ -1112,7 +1111,7 @@
                 <w:noProof/>
                 <w:webHidden/>
               </w:rPr>
-              <w:instrText xml:space="preserve"> PAGEREF _Toc224127467 \h </w:instrText>
+              <w:instrText xml:space="preserve"> PAGEREF _Toc224664654 \h </w:instrText>
             </w:r>
             <w:r>
               <w:rPr>
@@ -1157,7 +1156,7 @@
               <w:lang w:eastAsia="ru-RU"/>
             </w:rPr>
           </w:pPr>
-          <w:hyperlink w:anchor="_Toc224127468" w:history="1">
+          <w:hyperlink w:anchor="_Toc224664655" w:history="1">
             <w:r>
               <w:rPr>
                 <w:rStyle w:val="af1"/>
@@ -1216,7 +1215,7 @@
                 <w:noProof/>
                 <w:webHidden/>
               </w:rPr>
-              <w:instrText xml:space="preserve"> PAGEREF _Toc224127468 \h </w:instrText>
+              <w:instrText xml:space="preserve"> PAGEREF _Toc224664655 \h </w:instrText>
             </w:r>
             <w:r>
               <w:rPr>
@@ -1261,7 +1260,7 @@
               <w:lang w:eastAsia="ru-RU"/>
             </w:rPr>
           </w:pPr>
-          <w:hyperlink w:anchor="_Toc224127469" w:history="1">
+          <w:hyperlink w:anchor="_Toc224664656" w:history="1">
             <w:r>
               <w:rPr>
                 <w:rStyle w:val="af1"/>
@@ -1320,7 +1319,7 @@
                 <w:noProof/>
                 <w:webHidden/>
               </w:rPr>
-              <w:instrText xml:space="preserve"> PAGEREF _Toc224127469 \h </w:instrText>
+              <w:instrText xml:space="preserve"> PAGEREF _Toc224664656 \h </w:instrText>
             </w:r>
             <w:r>
               <w:rPr>
@@ -1365,7 +1364,7 @@
               <w:lang w:eastAsia="ru-RU"/>
             </w:rPr>
           </w:pPr>
-          <w:hyperlink w:anchor="_Toc224127470" w:history="1">
+          <w:hyperlink w:anchor="_Toc224664657" w:history="1">
             <w:r>
               <w:rPr>
                 <w:rStyle w:val="af1"/>
@@ -1408,7 +1407,7 @@
                 <w:noProof/>
                 <w:webHidden/>
               </w:rPr>
-              <w:instrText xml:space="preserve"> PAGEREF _Toc224127470 \h </w:instrText>
+              <w:instrText xml:space="preserve"> PAGEREF _Toc224664657 \h </w:instrText>
             </w:r>
             <w:r>
               <w:rPr>
@@ -1453,7 +1452,7 @@
               <w:lang w:eastAsia="ru-RU"/>
             </w:rPr>
           </w:pPr>
-          <w:hyperlink w:anchor="_Toc224127471" w:history="1">
+          <w:hyperlink w:anchor="_Toc224664658" w:history="1">
             <w:r>
               <w:rPr>
                 <w:rStyle w:val="af1"/>
@@ -1496,7 +1495,7 @@
                 <w:noProof/>
                 <w:webHidden/>
               </w:rPr>
-              <w:instrText xml:space="preserve"> PAGEREF _Toc224127471 \h </w:instrText>
+              <w:instrText xml:space="preserve"> PAGEREF _Toc224664658 \h </w:instrText>
             </w:r>
             <w:r>
               <w:rPr>
@@ -1541,7 +1540,7 @@
               <w:lang w:eastAsia="ru-RU"/>
             </w:rPr>
           </w:pPr>
-          <w:hyperlink w:anchor="_Toc224127472" w:history="1">
+          <w:hyperlink w:anchor="_Toc224664659" w:history="1">
             <w:r>
               <w:rPr>
                 <w:rStyle w:val="af1"/>
@@ -1584,7 +1583,7 @@
                 <w:noProof/>
                 <w:webHidden/>
               </w:rPr>
-              <w:instrText xml:space="preserve"> PAGEREF _Toc224127472 \h </w:instrText>
+              <w:instrText xml:space="preserve"> PAGEREF _Toc224664659 \h </w:instrText>
             </w:r>
             <w:r>
               <w:rPr>
@@ -1629,7 +1628,7 @@
               <w:lang w:eastAsia="ru-RU"/>
             </w:rPr>
           </w:pPr>
-          <w:hyperlink w:anchor="_Toc224127473" w:history="1">
+          <w:hyperlink w:anchor="_Toc224664660" w:history="1">
             <w:r>
               <w:rPr>
                 <w:rStyle w:val="af1"/>
@@ -1673,7 +1672,7 @@
                 <w:noProof/>
                 <w:webHidden/>
               </w:rPr>
-              <w:instrText xml:space="preserve"> PAGEREF _Toc224127473 \h </w:instrText>
+              <w:instrText xml:space="preserve"> PAGEREF _Toc224664660 \h </w:instrText>
             </w:r>
             <w:r>
               <w:rPr>
@@ -1718,7 +1717,7 @@
               <w:lang w:eastAsia="ru-RU"/>
             </w:rPr>
           </w:pPr>
-          <w:hyperlink w:anchor="_Toc224127474" w:history="1">
+          <w:hyperlink w:anchor="_Toc224664661" w:history="1">
             <w:r>
               <w:rPr>
                 <w:rStyle w:val="af1"/>
@@ -1761,7 +1760,7 @@
                 <w:noProof/>
                 <w:webHidden/>
               </w:rPr>
-              <w:instrText xml:space="preserve"> PAGEREF _Toc224127474 \h </w:instrText>
+              <w:instrText xml:space="preserve"> PAGEREF _Toc224664661 \h </w:instrText>
             </w:r>
             <w:r>
               <w:rPr>
@@ -1806,7 +1805,7 @@
               <w:lang w:eastAsia="ru-RU"/>
             </w:rPr>
           </w:pPr>
-          <w:hyperlink w:anchor="_Toc224127475" w:history="1">
+          <w:hyperlink w:anchor="_Toc224664662" w:history="1">
             <w:r>
               <w:rPr>
                 <w:rStyle w:val="af1"/>
@@ -1849,7 +1848,7 @@
                 <w:noProof/>
                 <w:webHidden/>
               </w:rPr>
-              <w:instrText xml:space="preserve"> PAGEREF _Toc224127475 \h </w:instrText>
+              <w:instrText xml:space="preserve"> PAGEREF _Toc224664662 \h </w:instrText>
             </w:r>
             <w:r>
               <w:rPr>
@@ -1894,7 +1893,7 @@
               <w:lang w:eastAsia="ru-RU"/>
             </w:rPr>
           </w:pPr>
-          <w:hyperlink w:anchor="_Toc224127480" w:history="1">
+          <w:hyperlink w:anchor="_Toc224664667" w:history="1">
             <w:r>
               <w:rPr>
                 <w:rStyle w:val="af1"/>
@@ -1937,7 +1936,7 @@
                 <w:noProof/>
                 <w:webHidden/>
               </w:rPr>
-              <w:instrText xml:space="preserve"> PAGEREF _Toc224127480 \h </w:instrText>
+              <w:instrText xml:space="preserve"> PAGEREF _Toc224664667 \h </w:instrText>
             </w:r>
             <w:r>
               <w:rPr>
@@ -1982,7 +1981,7 @@
               <w:lang w:eastAsia="ru-RU"/>
             </w:rPr>
           </w:pPr>
-          <w:hyperlink w:anchor="_Toc224127481" w:history="1">
+          <w:hyperlink w:anchor="_Toc224664668" w:history="1">
             <w:r>
               <w:rPr>
                 <w:rStyle w:val="af1"/>
@@ -2025,7 +2024,7 @@
                 <w:noProof/>
                 <w:webHidden/>
               </w:rPr>
-              <w:instrText xml:space="preserve"> PAGEREF _Toc224127481 \h </w:instrText>
+              <w:instrText xml:space="preserve"> PAGEREF _Toc224664668 \h </w:instrText>
             </w:r>
             <w:r>
               <w:rPr>
@@ -2046,6 +2045,77 @@
                 <w:webHidden/>
               </w:rPr>
               <w:t>20</w:t>
+            </w:r>
+            <w:r>
+              <w:rPr>
+                <w:noProof/>
+                <w:webHidden/>
+              </w:rPr>
+              <w:fldChar w:fldCharType="end"/>
+            </w:r>
+          </w:hyperlink>
+        </w:p>
+        <w:p>
+          <w:pPr>
+            <w:pStyle w:val="11"/>
+            <w:tabs>
+              <w:tab w:val="right" w:leader="dot" w:pos="9345"/>
+            </w:tabs>
+            <w:rPr>
+              <w:rFonts w:asciiTheme="minorHAnsi" w:eastAsiaTheme="minorEastAsia" w:hAnsiTheme="minorHAnsi"/>
+              <w:noProof/>
+              <w:sz w:val="24"/>
+              <w:lang w:eastAsia="ru-RU"/>
+            </w:rPr>
+          </w:pPr>
+          <w:hyperlink w:anchor="_Toc224664669" w:history="1">
+            <w:r>
+              <w:rPr>
+                <w:rStyle w:val="af1"/>
+                <w:noProof/>
+              </w:rPr>
+              <w:t>Приложение 1</w:t>
+            </w:r>
+            <w:r>
+              <w:rPr>
+                <w:noProof/>
+                <w:webHidden/>
+              </w:rPr>
+              <w:tab/>
+            </w:r>
+            <w:r>
+              <w:rPr>
+                <w:noProof/>
+                <w:webHidden/>
+              </w:rPr>
+              <w:fldChar w:fldCharType="begin"/>
+            </w:r>
+            <w:r>
+              <w:rPr>
+                <w:noProof/>
+                <w:webHidden/>
+              </w:rPr>
+              <w:instrText xml:space="preserve"> PAGEREF _Toc224664669 \h </w:instrText>
+            </w:r>
+            <w:r>
+              <w:rPr>
+                <w:noProof/>
+                <w:webHidden/>
+              </w:rPr>
+            </w:r>
+            <w:r>
+              <w:rPr>
+                <w:noProof/>
+                <w:webHidden/>
+              </w:rPr>
+              <w:fldChar w:fldCharType="separate"/>
+            </w:r>
+            <w:r>
+              <w:rPr>
+                <w:noProof/>
+                <w:webHidden/>
+              </w:rPr>
+              <w:t>21</w:t>
             </w:r>
             <w:r>
               <w:rPr>
@@ -2102,10 +2172,9 @@
         <w:rPr>
           <w:rFonts w:cs="Times New Roman"/>
           <w:szCs w:val="28"/>
-          <w:lang w:val="en-US"/>
         </w:rPr>
       </w:pPr>
-      <w:bookmarkStart w:id="1" w:name="_Toc224127456"/>
+      <w:bookmarkStart w:id="1" w:name="_Toc224664643"/>
       <w:r>
         <w:rPr>
           <w:rFonts w:cs="Times New Roman"/>
@@ -2171,7 +2240,15 @@
         <w:t xml:space="preserve">Возникает потребность </w:t>
       </w:r>
       <w:r>
-        <w:t>в специализированной системе, которая, с одной стороны, автоматизирует ключевые складские операции (приём, хранение, отпуск материалов), а с другой остаётся гибкой, понятной и доступной для сотрудников склада, бухгалтерии и руководства. Именно такой системой призвана стать разрабатываемая программа «MaterialHouse»</w:t>
+        <w:t>в специализированной системе, которая, с одной стороны, автоматизирует ключевые складские операции (приём, хранение, отпуск материалов), а с другой остаётся гибкой, понятной и доступной для сотрудников склада, бухгалтерии и руководства. Именно такой системой призвана стать разрабатываемая программа «</w:t>
+      </w:r>
+      <w:proofErr w:type="spellStart"/>
+      <w:r>
+        <w:t>MaterialHouse</w:t>
+      </w:r>
+      <w:proofErr w:type="spellEnd"/>
+      <w:r>
+        <w:t>»</w:t>
       </w:r>
       <w:r>
         <w:t>,</w:t>
@@ -2206,7 +2283,15 @@
         <w:t xml:space="preserve">Цель работы – разработка </w:t>
       </w:r>
       <w:r>
-        <w:t>автоматизированной системы учёта материалов на складе «MaterialHouse», обеспечивающей прозрачность движения товарно</w:t>
+        <w:t>автоматизированной системы учёта материалов на складе «</w:t>
+      </w:r>
+      <w:proofErr w:type="spellStart"/>
+      <w:r>
+        <w:t>MaterialHouse</w:t>
+      </w:r>
+      <w:proofErr w:type="spellEnd"/>
+      <w:r>
+        <w:t>», обеспечивающей прозрачность движения товарно</w:t>
       </w:r>
       <w:r>
         <w:t>-</w:t>
@@ -2250,7 +2335,23 @@
         </w:numPr>
       </w:pPr>
       <w:r>
-        <w:t>Обосновать выбор технологического стека для реализации веб-приложения (React, TypeScript,</w:t>
+        <w:t>Обосновать выбор технологического стека для реализации веб-приложения (</w:t>
+      </w:r>
+      <w:proofErr w:type="spellStart"/>
+      <w:r>
+        <w:t>React</w:t>
+      </w:r>
+      <w:proofErr w:type="spellEnd"/>
+      <w:r>
+        <w:t xml:space="preserve">, </w:t>
+      </w:r>
+      <w:proofErr w:type="spellStart"/>
+      <w:r>
+        <w:t>TypeScript</w:t>
+      </w:r>
+      <w:proofErr w:type="spellEnd"/>
+      <w:r>
+        <w:t>,</w:t>
       </w:r>
       <w:r>
         <w:t xml:space="preserve"> </w:t>
@@ -2265,7 +2366,15 @@
         <w:t>,</w:t>
       </w:r>
       <w:r>
-        <w:t xml:space="preserve"> PostgreSQL)</w:t>
+        <w:t xml:space="preserve"> </w:t>
+      </w:r>
+      <w:proofErr w:type="spellStart"/>
+      <w:r>
+        <w:t>PostgreSQL</w:t>
+      </w:r>
+      <w:proofErr w:type="spellEnd"/>
+      <w:r>
+        <w:t>)</w:t>
       </w:r>
     </w:p>
     <w:p>
@@ -2313,7 +2422,15 @@
         </w:numPr>
       </w:pPr>
       <w:r>
-        <w:t>Создать клиентскую часть на React с интуитивно понятным интерфейсом, адаптированным для</w:t>
+        <w:t xml:space="preserve">Создать клиентскую часть на </w:t>
+      </w:r>
+      <w:proofErr w:type="spellStart"/>
+      <w:r>
+        <w:t>React</w:t>
+      </w:r>
+      <w:proofErr w:type="spellEnd"/>
+      <w:r>
+        <w:t xml:space="preserve"> с интуитивно понятным интерфейсом, адаптированным для</w:t>
       </w:r>
       <w:r>
         <w:t xml:space="preserve"> настольных</w:t>
@@ -2387,8 +2504,13 @@
         <w:t xml:space="preserve">Предмет исследования – методы </w:t>
       </w:r>
       <w:r>
-        <w:t>и средства автоматизации учётных операций, реализованные в виде веб-приложения «MaterialHouse</w:t>
-      </w:r>
+        <w:t>и средства автоматизации учётных операций, реализованные в виде веб-приложения «</w:t>
+      </w:r>
+      <w:proofErr w:type="spellStart"/>
+      <w:r>
+        <w:t>MaterialHouse</w:t>
+      </w:r>
+      <w:proofErr w:type="spellEnd"/>
       <w:r>
         <w:t>».</w:t>
       </w:r>
@@ -2428,7 +2550,7 @@
           <w:numId w:val="4"/>
         </w:numPr>
       </w:pPr>
-      <w:bookmarkStart w:id="2" w:name="_Toc224127457"/>
+      <w:bookmarkStart w:id="2" w:name="_Toc224664644"/>
       <w:r>
         <w:lastRenderedPageBreak/>
         <w:t>Основание для разработки и анализ предметной области</w:t>
@@ -2444,7 +2566,7 @@
         </w:numPr>
         <w:ind w:hanging="513"/>
       </w:pPr>
-      <w:bookmarkStart w:id="3" w:name="_Toc224127458"/>
+      <w:bookmarkStart w:id="3" w:name="_Toc224664645"/>
       <w:r>
         <w:t>Анализ объекта исследования</w:t>
       </w:r>
@@ -2528,10 +2650,7 @@
         <w:t xml:space="preserve"> фактическое движение </w:t>
       </w:r>
       <w:r>
-        <w:t>–</w:t>
-      </w:r>
-      <w:r>
-        <w:t xml:space="preserve"> </w:t>
+        <w:t xml:space="preserve">– </w:t>
       </w:r>
       <w:r>
         <w:t>«в тетради». Согласование данных требует ручной сверки.</w:t>
@@ -2580,7 +2699,23 @@
         <w:t xml:space="preserve">Анализ готовых </w:t>
       </w:r>
       <w:r>
-        <w:t>решений (1С, «МойСклад», «Клеверенс») показывает: комплексные системы часто избыточны и дороги для среднего бизнеса, а простые не закрывают специфических потребностей предприятия. Коммерческие системы закрыты для доработки</w:t>
+        <w:t>решений (1С, «</w:t>
+      </w:r>
+      <w:proofErr w:type="spellStart"/>
+      <w:r>
+        <w:t>МойСклад</w:t>
+      </w:r>
+      <w:proofErr w:type="spellEnd"/>
+      <w:r>
+        <w:t>», «</w:t>
+      </w:r>
+      <w:proofErr w:type="spellStart"/>
+      <w:r>
+        <w:t>Клеверенс</w:t>
+      </w:r>
+      <w:proofErr w:type="spellEnd"/>
+      <w:r>
+        <w:t>») показывает: комплексные системы часто избыточны и дороги для среднего бизнеса, а простые не закрывают специфических потребностей предприятия. Коммерческие системы закрыты для доработки</w:t>
       </w:r>
       <w:r>
         <w:t>.</w:t>
@@ -2591,7 +2726,15 @@
         <w:t xml:space="preserve">Таким образом, </w:t>
       </w:r>
       <w:r>
-        <w:t>существует потребность в специализированной системе, автоматизирующей учёт и остающейся гибкой для адаптации. Разработка «MaterialHouse» направлена на её удовлетворени</w:t>
+        <w:t>существует потребность в специализированной системе, автоматизирующей учёт и остающейся гибкой для адаптации. Разработка «</w:t>
+      </w:r>
+      <w:proofErr w:type="spellStart"/>
+      <w:r>
+        <w:t>MaterialHouse</w:t>
+      </w:r>
+      <w:proofErr w:type="spellEnd"/>
+      <w:r>
+        <w:t>» направлена на её удовлетворени</w:t>
       </w:r>
       <w:r>
         <w:t>е.</w:t>
@@ -2612,7 +2755,7 @@
       <w:r>
         <w:t xml:space="preserve"> </w:t>
       </w:r>
-      <w:bookmarkStart w:id="4" w:name="_Toc224127459"/>
+      <w:bookmarkStart w:id="4" w:name="_Toc224664646"/>
       <w:r>
         <w:t>Анализ</w:t>
       </w:r>
@@ -2732,7 +2875,7 @@
         </w:numPr>
         <w:ind w:left="1077" w:hanging="510"/>
       </w:pPr>
-      <w:bookmarkStart w:id="5" w:name="_Toc224127460"/>
+      <w:bookmarkStart w:id="5" w:name="_Toc224664647"/>
       <w:r>
         <w:t>Постановка задачи</w:t>
       </w:r>
@@ -2751,7 +2894,15 @@
         <w:t xml:space="preserve">Для </w:t>
       </w:r>
       <w:r>
-        <w:t>их решения ставится задача разработать систему «MaterialHouse», которая обеспечит:</w:t>
+        <w:t>их решения ставится задача разработать систему «</w:t>
+      </w:r>
+      <w:proofErr w:type="spellStart"/>
+      <w:r>
+        <w:t>MaterialHouse</w:t>
+      </w:r>
+      <w:proofErr w:type="spellEnd"/>
+      <w:r>
+        <w:t>», которая обеспечит:</w:t>
       </w:r>
     </w:p>
     <w:p>
@@ -2883,7 +3034,7 @@
         </w:numPr>
         <w:ind w:left="0" w:firstLine="142"/>
       </w:pPr>
-      <w:bookmarkStart w:id="6" w:name="_Toc224127461"/>
+      <w:bookmarkStart w:id="6" w:name="_Toc224664648"/>
       <w:r>
         <w:lastRenderedPageBreak/>
         <w:t>Требования к веб</w:t>
@@ -2904,7 +3055,7 @@
           <w:numId w:val="4"/>
         </w:numPr>
       </w:pPr>
-      <w:bookmarkStart w:id="7" w:name="_Toc224127462"/>
+      <w:bookmarkStart w:id="7" w:name="_Toc224664649"/>
       <w:r>
         <w:t>Функциональные требования</w:t>
       </w:r>
@@ -3039,7 +3190,7 @@
         <w:t>Аналитика и отчётность:</w:t>
       </w:r>
       <w:r>
-        <w:t xml:space="preserve"> отчёты по остаткам, движению, расхождениям; экспорт в Excel, PDF.</w:t>
+        <w:t xml:space="preserve"> отчёты по остаткам, расхождениям; экспорт в Excel, PDF.</w:t>
       </w:r>
     </w:p>
     <w:p>
@@ -3069,7 +3220,7 @@
           <w:numId w:val="4"/>
         </w:numPr>
       </w:pPr>
-      <w:bookmarkStart w:id="8" w:name="_Toc224127463"/>
+      <w:bookmarkStart w:id="8" w:name="_Toc224664650"/>
       <w:r>
         <w:t>Требования к интерфейсу (</w:t>
       </w:r>
@@ -3138,10 +3289,7 @@
         </w:numPr>
       </w:pPr>
       <w:r>
-        <w:t>Наглядное представление остатков с сортировкой, поиском</w:t>
-      </w:r>
-      <w:r>
-        <w:t>.</w:t>
+        <w:t>Наглядное представление остатков с сортировкой, поиском.</w:t>
       </w:r>
     </w:p>
     <w:p>
@@ -3176,7 +3324,7 @@
           <w:numId w:val="4"/>
         </w:numPr>
       </w:pPr>
-      <w:bookmarkStart w:id="9" w:name="_Toc224127464"/>
+      <w:bookmarkStart w:id="9" w:name="_Toc224664651"/>
       <w:r>
         <w:t>Требования к безопасности</w:t>
       </w:r>
@@ -3251,7 +3399,7 @@
           <w:numId w:val="4"/>
         </w:numPr>
       </w:pPr>
-      <w:bookmarkStart w:id="10" w:name="_Toc224127465"/>
+      <w:bookmarkStart w:id="10" w:name="_Toc224664652"/>
       <w:r>
         <w:t>Технические требования</w:t>
       </w:r>
@@ -3278,7 +3426,15 @@
         </w:numPr>
       </w:pPr>
       <w:r>
-        <w:t>Клиент: современные браузеры (Chrome, Firefox, Safari, Edge).</w:t>
+        <w:t>Клиент: современные браузеры (</w:t>
+      </w:r>
+      <w:proofErr w:type="spellStart"/>
+      <w:r>
+        <w:t>Chrome</w:t>
+      </w:r>
+      <w:proofErr w:type="spellEnd"/>
+      <w:r>
+        <w:t>, Firefox, Safari, Edge).</w:t>
       </w:r>
     </w:p>
     <w:p>
@@ -3290,7 +3446,23 @@
         </w:numPr>
       </w:pPr>
       <w:r>
-        <w:t>Мобильные устройства: iOS, Android (через браузер).</w:t>
+        <w:t xml:space="preserve">Мобильные устройства: </w:t>
+      </w:r>
+      <w:proofErr w:type="spellStart"/>
+      <w:r>
+        <w:t>iOS</w:t>
+      </w:r>
+      <w:proofErr w:type="spellEnd"/>
+      <w:r>
+        <w:t xml:space="preserve">, </w:t>
+      </w:r>
+      <w:proofErr w:type="spellStart"/>
+      <w:r>
+        <w:t>Android</w:t>
+      </w:r>
+      <w:proofErr w:type="spellEnd"/>
+      <w:r>
+        <w:t xml:space="preserve"> (через браузер).</w:t>
       </w:r>
     </w:p>
     <w:p>
@@ -3313,7 +3485,7 @@
           <w:numId w:val="4"/>
         </w:numPr>
       </w:pPr>
-      <w:bookmarkStart w:id="11" w:name="_Toc224127466"/>
+      <w:bookmarkStart w:id="11" w:name="_Toc224664653"/>
       <w:r>
         <w:t>Выбор парадигмы программирования</w:t>
       </w:r>
@@ -3408,7 +3580,23 @@
         <w:t>–</w:t>
       </w:r>
       <w:r>
-        <w:t xml:space="preserve"> для UI на React (переиспользуемые компоненты).</w:t>
+        <w:t xml:space="preserve"> для UI на </w:t>
+      </w:r>
+      <w:proofErr w:type="spellStart"/>
+      <w:r>
+        <w:t>React</w:t>
+      </w:r>
+      <w:proofErr w:type="spellEnd"/>
+      <w:r>
+        <w:t xml:space="preserve"> (</w:t>
+      </w:r>
+      <w:proofErr w:type="spellStart"/>
+      <w:r>
+        <w:t>переиспользуемые</w:t>
+      </w:r>
+      <w:proofErr w:type="spellEnd"/>
+      <w:r>
+        <w:t xml:space="preserve"> компоненты).</w:t>
       </w:r>
     </w:p>
     <w:p>
@@ -3427,7 +3615,15 @@
         <w:t>Декларативный стиль</w:t>
       </w:r>
       <w:r>
-        <w:t xml:space="preserve"> React </w:t>
+        <w:t xml:space="preserve"> </w:t>
+      </w:r>
+      <w:proofErr w:type="spellStart"/>
+      <w:r>
+        <w:t>React</w:t>
+      </w:r>
+      <w:proofErr w:type="spellEnd"/>
+      <w:r>
+        <w:t xml:space="preserve"> </w:t>
       </w:r>
       <w:r>
         <w:t>–</w:t>
@@ -3462,7 +3658,7 @@
         </w:numPr>
         <w:ind w:hanging="513"/>
       </w:pPr>
-      <w:bookmarkStart w:id="12" w:name="_Toc224127467"/>
+      <w:bookmarkStart w:id="12" w:name="_Toc224664654"/>
       <w:r>
         <w:t>Выбор языка программирования и технологий</w:t>
       </w:r>
@@ -3479,7 +3675,7 @@
           <w:lang w:val="en-US"/>
         </w:rPr>
       </w:pPr>
-      <w:bookmarkStart w:id="13" w:name="_Toc224127468"/>
+      <w:bookmarkStart w:id="13" w:name="_Toc224664655"/>
       <w:r>
         <w:t>Серверная часть (</w:t>
       </w:r>
@@ -3495,11 +3691,6 @@
       <w:bookmarkEnd w:id="13"/>
     </w:p>
     <w:p>
-      <w:pPr>
-        <w:rPr>
-          <w:lang w:val="en-US"/>
-        </w:rPr>
-      </w:pPr>
       <w:r>
         <w:t>Для реализации серверной части выбран JavaScript в среде Node.js</w:t>
       </w:r>
@@ -3520,11 +3711,27 @@
         <w:t>Единый язык с клиентской частью.</w:t>
       </w:r>
       <w:r>
-        <w:t xml:space="preserve"> Использование JavaScript и на фронтенде, и на бэкенде позволяет унифицировать процесс разработки, </w:t>
+        <w:t xml:space="preserve"> Использование JavaScript и на </w:t>
+      </w:r>
+      <w:proofErr w:type="spellStart"/>
+      <w:r>
+        <w:t>фронтенде</w:t>
+      </w:r>
+      <w:proofErr w:type="spellEnd"/>
+      <w:r>
+        <w:t xml:space="preserve">, и на бэкенде позволяет унифицировать процесс разработки, </w:t>
       </w:r>
       <w:r>
         <w:lastRenderedPageBreak/>
-        <w:t>упрощает понимание кодовой базы и даёт возможность при необходимости переиспользовать некоторые модули или функции.</w:t>
+        <w:t xml:space="preserve">упрощает понимание кодовой базы и даёт возможность при необходимости </w:t>
+      </w:r>
+      <w:proofErr w:type="spellStart"/>
+      <w:r>
+        <w:t>переиспользовать</w:t>
+      </w:r>
+      <w:proofErr w:type="spellEnd"/>
+      <w:r>
+        <w:t xml:space="preserve"> некоторые модули или функции.</w:t>
       </w:r>
     </w:p>
     <w:p>
@@ -3568,7 +3775,15 @@
         <w:t>Богатая экосистема.</w:t>
       </w:r>
       <w:r>
-        <w:t xml:space="preserve"> npm предоставляет доступ к огромному количеству готовых библиотек и инструментов, что ускоряет разработку и позволяет не писать типовой код с нуля.</w:t>
+        <w:t xml:space="preserve"> </w:t>
+      </w:r>
+      <w:proofErr w:type="spellStart"/>
+      <w:r>
+        <w:t>npm</w:t>
+      </w:r>
+      <w:proofErr w:type="spellEnd"/>
+      <w:r>
+        <w:t xml:space="preserve"> предоставляет доступ к огромному количеству готовых библиотек и инструментов, что ускоряет разработку и позволяет не писать типовой код с нуля.</w:t>
       </w:r>
     </w:p>
     <w:p>
@@ -3620,7 +3835,15 @@
         <w:t>–</w:t>
       </w:r>
       <w:r>
-        <w:t xml:space="preserve"> минималистичный, гибкий и хорошо документированный фреймворк, предоставляющий удобные средства для маршрутизации, обработки middleware и работы с HTTP-запросами. Express не навязывает жёсткую структуру проекта, оставляя пространство для организации кода оптимальным под конкретную задачу способом</w:t>
+        <w:t xml:space="preserve"> минималистичный, гибкий и хорошо документированный фреймворк, предоставляющий удобные средства для маршрутизации, обработки </w:t>
+      </w:r>
+      <w:proofErr w:type="spellStart"/>
+      <w:r>
+        <w:t>middleware</w:t>
+      </w:r>
+      <w:proofErr w:type="spellEnd"/>
+      <w:r>
+        <w:t xml:space="preserve"> и работы с HTTP-запросами. Express не навязывает жёсткую структуру проекта, оставляя пространство для организации кода оптимальным под конкретную задачу способом</w:t>
       </w:r>
       <w:r>
         <w:t>.</w:t>
@@ -3637,7 +3860,7 @@
           <w:lang w:val="en-US"/>
         </w:rPr>
       </w:pPr>
-      <w:bookmarkStart w:id="14" w:name="_Toc224127469"/>
+      <w:bookmarkStart w:id="14" w:name="_Toc224664656"/>
       <w:r>
         <w:t>Клиентская часть (</w:t>
       </w:r>
@@ -3657,8 +3880,21 @@
         <w:t>Д</w:t>
       </w:r>
       <w:r>
-        <w:t>ля разработки клиентской части выбран React в сочетании с TypeScrip</w:t>
-      </w:r>
+        <w:t xml:space="preserve">ля разработки клиентской части выбран </w:t>
+      </w:r>
+      <w:proofErr w:type="spellStart"/>
+      <w:r>
+        <w:t>React</w:t>
+      </w:r>
+      <w:proofErr w:type="spellEnd"/>
+      <w:r>
+        <w:t xml:space="preserve"> в сочетании с </w:t>
+      </w:r>
+      <w:proofErr w:type="spellStart"/>
+      <w:r>
+        <w:t>TypeScrip</w:t>
+      </w:r>
+      <w:proofErr w:type="spellEnd"/>
       <w:r>
         <w:rPr>
           <w:lang w:val="en-US"/>
@@ -3685,7 +3921,23 @@
         <w:t>Компонентный подход.</w:t>
       </w:r>
       <w:r>
-        <w:t xml:space="preserve"> React позволяет строить интерфейс из изолированных переиспользуемых компонентов. Для складской системы это особенно ценно: таблицы материалов, строки документов, карточки товаров, формы ввода многократно повторяются на разных экранах.</w:t>
+        <w:t xml:space="preserve"> </w:t>
+      </w:r>
+      <w:proofErr w:type="spellStart"/>
+      <w:r>
+        <w:t>React</w:t>
+      </w:r>
+      <w:proofErr w:type="spellEnd"/>
+      <w:r>
+        <w:t xml:space="preserve"> позволяет строить интерфейс из изолированных </w:t>
+      </w:r>
+      <w:proofErr w:type="spellStart"/>
+      <w:r>
+        <w:t>переиспользуемых</w:t>
+      </w:r>
+      <w:proofErr w:type="spellEnd"/>
+      <w:r>
+        <w:t xml:space="preserve"> компонентов. Для складской системы это особенно ценно: таблицы материалов, строки документов, карточки товаров, формы ввода многократно повторяются на разных экранах.</w:t>
       </w:r>
     </w:p>
     <w:p>
@@ -3705,7 +3957,15 @@
         <w:t>Высокая производительность.</w:t>
       </w:r>
       <w:r>
-        <w:t xml:space="preserve"> Виртуальный DOM React обеспечивает эффективное обновление интерфейса при изменении данных, что важно при работе с большими списками материалов.</w:t>
+        <w:t xml:space="preserve"> Виртуальный DOM </w:t>
+      </w:r>
+      <w:proofErr w:type="spellStart"/>
+      <w:r>
+        <w:t>React</w:t>
+      </w:r>
+      <w:proofErr w:type="spellEnd"/>
+      <w:r>
+        <w:t xml:space="preserve"> обеспечивает эффективное обновление интерфейса при изменении данных, что важно при работе с большими списками материалов.</w:t>
       </w:r>
     </w:p>
     <w:p>
@@ -3716,15 +3976,32 @@
           <w:numId w:val="26"/>
         </w:numPr>
       </w:pPr>
+      <w:proofErr w:type="spellStart"/>
       <w:r>
         <w:rPr>
           <w:b/>
           <w:bCs/>
         </w:rPr>
-        <w:t>TypeScript для типизации.</w:t>
-      </w:r>
-      <w:r>
-        <w:t xml:space="preserve"> Добавление строгой типизации в клиентскую часть повышает надёжность кода, упрощает отладку и делает разработку более комфортной. Типизация пропсов компонентов, состояния и событий позволяет выявлять ошибки на этапе написания кода, а не в рантайме.</w:t>
+        <w:t>TypeScript</w:t>
+      </w:r>
+      <w:proofErr w:type="spellEnd"/>
+      <w:r>
+        <w:rPr>
+          <w:b/>
+          <w:bCs/>
+        </w:rPr>
+        <w:t xml:space="preserve"> для типизации.</w:t>
+      </w:r>
+      <w:r>
+        <w:t xml:space="preserve"> Добавление строгой типизации в клиентскую часть повышает надёжность кода, упрощает отладку и делает разработку более комфортной. Типизация пропсов компонентов, состояния и событий позволяет выявлять ошибки на этапе написания кода, а не в </w:t>
+      </w:r>
+      <w:proofErr w:type="spellStart"/>
+      <w:r>
+        <w:t>рантайме</w:t>
+      </w:r>
+      <w:proofErr w:type="spellEnd"/>
+      <w:r>
+        <w:t>.</w:t>
       </w:r>
     </w:p>
     <w:p>
@@ -3743,7 +4020,55 @@
         <w:t>Большое сообщество и экосистема.</w:t>
       </w:r>
       <w:r>
-        <w:t xml:space="preserve"> React имеет огромное количество готовых библиотек компонентов, инструментов для управления состоянием (Redux, MobX, Zustand), маршрутизации (React Router) </w:t>
+        <w:t xml:space="preserve"> </w:t>
+      </w:r>
+      <w:proofErr w:type="spellStart"/>
+      <w:r>
+        <w:t>React</w:t>
+      </w:r>
+      <w:proofErr w:type="spellEnd"/>
+      <w:r>
+        <w:t xml:space="preserve"> имеет огромное количество готовых библиотек компонентов, инструментов для управления состоянием (</w:t>
+      </w:r>
+      <w:proofErr w:type="spellStart"/>
+      <w:r>
+        <w:t>Redux</w:t>
+      </w:r>
+      <w:proofErr w:type="spellEnd"/>
+      <w:r>
+        <w:t xml:space="preserve">, </w:t>
+      </w:r>
+      <w:proofErr w:type="spellStart"/>
+      <w:r>
+        <w:t>MobX</w:t>
+      </w:r>
+      <w:proofErr w:type="spellEnd"/>
+      <w:r>
+        <w:t xml:space="preserve">, </w:t>
+      </w:r>
+      <w:proofErr w:type="spellStart"/>
+      <w:r>
+        <w:t>Zustand</w:t>
+      </w:r>
+      <w:proofErr w:type="spellEnd"/>
+      <w:r>
+        <w:t>), маршрутизации (</w:t>
+      </w:r>
+      <w:proofErr w:type="spellStart"/>
+      <w:r>
+        <w:t>React</w:t>
+      </w:r>
+      <w:proofErr w:type="spellEnd"/>
+      <w:r>
+        <w:t xml:space="preserve"> </w:t>
+      </w:r>
+      <w:proofErr w:type="spellStart"/>
+      <w:r>
+        <w:t>Router</w:t>
+      </w:r>
+      <w:proofErr w:type="spellEnd"/>
+      <w:r>
+        <w:t xml:space="preserve">) </w:t>
       </w:r>
       <w:r>
         <w:t>–</w:t>
@@ -3768,12 +4093,28 @@
         <w:t>Адаптивность.</w:t>
       </w:r>
       <w:r>
-        <w:t xml:space="preserve"> React-приложения легко адаптировать под разные экраны с помощью CSS-фреймворков или медиа-запросов, что соответствует требованию поддержки планшетов.</w:t>
-      </w:r>
-    </w:p>
-    <w:p>
-      <w:r>
-        <w:t>Для стилизации планируется использовать CSS-модули, обеспечивающие изоляцию стилей на уровне компонентов и предотвращающие конфликты имён классов. Для ускорения разработки интерфейса возможно применение библиотеки готовых компонентов, например Material-UI, с последующей кастомизацией</w:t>
+        <w:t xml:space="preserve"> </w:t>
+      </w:r>
+      <w:proofErr w:type="spellStart"/>
+      <w:r>
+        <w:t>React</w:t>
+      </w:r>
+      <w:proofErr w:type="spellEnd"/>
+      <w:r>
+        <w:t>-приложения легко адаптировать под разные экраны с помощью CSS-фреймворков или медиа-запросов, что соответствует требованию поддержки планшетов.</w:t>
+      </w:r>
+    </w:p>
+    <w:p>
+      <w:r>
+        <w:t xml:space="preserve">Для стилизации планируется использовать CSS-модули, обеспечивающие изоляцию стилей на уровне компонентов и предотвращающие конфликты имён классов. Для ускорения разработки интерфейса возможно применение библиотеки готовых компонентов, например </w:t>
+      </w:r>
+      <w:proofErr w:type="spellStart"/>
+      <w:r>
+        <w:t>Material</w:t>
+      </w:r>
+      <w:proofErr w:type="spellEnd"/>
+      <w:r>
+        <w:t>-UI, с последующей кастомизацией</w:t>
       </w:r>
       <w:r>
         <w:t>.</w:t>
@@ -3787,7 +4128,7 @@
           <w:numId w:val="4"/>
         </w:numPr>
       </w:pPr>
-      <w:bookmarkStart w:id="15" w:name="_Toc224127470"/>
+      <w:bookmarkStart w:id="15" w:name="_Toc224664657"/>
       <w:r>
         <w:t>База данных</w:t>
       </w:r>
@@ -3795,8 +4136,13 @@
     </w:p>
     <w:p>
       <w:r>
-        <w:t>В качестве системы управления базами данных выбрана PostgreSQL</w:t>
-      </w:r>
+        <w:t xml:space="preserve">В качестве системы управления базами данных выбрана </w:t>
+      </w:r>
+      <w:proofErr w:type="spellStart"/>
+      <w:r>
+        <w:t>PostgreSQL</w:t>
+      </w:r>
+      <w:proofErr w:type="spellEnd"/>
       <w:r>
         <w:t>.</w:t>
       </w:r>
@@ -3817,7 +4163,15 @@
         <w:t>Надёжность и целостность данных.</w:t>
       </w:r>
       <w:r>
-        <w:t xml:space="preserve"> PostgreSQL </w:t>
+        <w:t xml:space="preserve"> </w:t>
+      </w:r>
+      <w:proofErr w:type="spellStart"/>
+      <w:r>
+        <w:t>PostgreSQL</w:t>
+      </w:r>
+      <w:proofErr w:type="spellEnd"/>
+      <w:r>
+        <w:t xml:space="preserve"> </w:t>
       </w:r>
       <w:r>
         <w:t>–</w:t>
@@ -3842,7 +4196,15 @@
         <w:t>Поддержка сложных запросов.</w:t>
       </w:r>
       <w:r>
-        <w:t xml:space="preserve"> PostgreSQL обладает мощным языком запросов, поддерживает оконные функции, общие табличные выражения </w:t>
+        <w:t xml:space="preserve"> </w:t>
+      </w:r>
+      <w:proofErr w:type="spellStart"/>
+      <w:r>
+        <w:t>PostgreSQL</w:t>
+      </w:r>
+      <w:proofErr w:type="spellEnd"/>
+      <w:r>
+        <w:t xml:space="preserve"> обладает мощным языком запросов, поддерживает оконные функции, общие табличные выражения </w:t>
       </w:r>
       <w:r>
         <w:lastRenderedPageBreak/>
@@ -3891,6 +4253,7 @@
       <w:r>
         <w:t xml:space="preserve">Для взаимодействия с базой данных на серверной части используется библиотека </w:t>
       </w:r>
+      <w:proofErr w:type="spellStart"/>
       <w:r>
         <w:rPr>
           <w:b/>
@@ -3898,14 +4261,31 @@
         </w:rPr>
         <w:t>pg</w:t>
       </w:r>
-      <w:r>
-        <w:t xml:space="preserve"> (node-postgres) </w:t>
+      <w:proofErr w:type="spellEnd"/>
+      <w:r>
+        <w:t xml:space="preserve"> (</w:t>
+      </w:r>
+      <w:proofErr w:type="spellStart"/>
+      <w:r>
+        <w:t>node-postgres</w:t>
+      </w:r>
+      <w:proofErr w:type="spellEnd"/>
+      <w:r>
+        <w:t xml:space="preserve">) </w:t>
       </w:r>
       <w:r>
         <w:t>–</w:t>
       </w:r>
       <w:r>
-        <w:t xml:space="preserve"> нативный клиент для PostgreSQL из Node.js. Это лёгкое и производительное решение, позволяющее выполнять параметризованные запросы и эффективно работать с пулом соединений. Применение параметризованных запросов обеспечивает защиту от SQL-инъекций</w:t>
+        <w:t xml:space="preserve"> нативный клиент для </w:t>
+      </w:r>
+      <w:proofErr w:type="spellStart"/>
+      <w:r>
+        <w:t>PostgreSQL</w:t>
+      </w:r>
+      <w:proofErr w:type="spellEnd"/>
+      <w:r>
+        <w:t xml:space="preserve"> из Node.js. Это лёгкое и производительное решение, позволяющее выполнять параметризованные запросы и эффективно работать с пулом соединений. Применение параметризованных запросов обеспечивает защиту от SQL-инъекций</w:t>
       </w:r>
       <w:r>
         <w:t>.</w:t>
@@ -3919,7 +4299,7 @@
           <w:numId w:val="4"/>
         </w:numPr>
       </w:pPr>
-      <w:bookmarkStart w:id="16" w:name="_Toc224127471"/>
+      <w:bookmarkStart w:id="16" w:name="_Toc224664658"/>
       <w:r>
         <w:t>Обоснование целостности стека</w:t>
       </w:r>
@@ -3930,7 +4310,63 @@
         <w:t>В</w:t>
       </w:r>
       <w:r>
-        <w:t xml:space="preserve">ыбранный стек (JavaScript + React + TypeScript + Node.js + PostgreSQL) представляет собой сбалансированное решение для разработки современного веб-приложения среднего класса. JavaScript как основной язык на сервере и клиенте (с усилением в виде TypeScript на фронтенде) упрощает разработку и поддержку. React обеспечивает удобство создания интерфейсов, PostgreSQL </w:t>
+        <w:t xml:space="preserve">ыбранный стек (JavaScript + </w:t>
+      </w:r>
+      <w:proofErr w:type="spellStart"/>
+      <w:r>
+        <w:t>React</w:t>
+      </w:r>
+      <w:proofErr w:type="spellEnd"/>
+      <w:r>
+        <w:t xml:space="preserve"> + </w:t>
+      </w:r>
+      <w:proofErr w:type="spellStart"/>
+      <w:r>
+        <w:t>TypeScript</w:t>
+      </w:r>
+      <w:proofErr w:type="spellEnd"/>
+      <w:r>
+        <w:t xml:space="preserve"> + Node.js + </w:t>
+      </w:r>
+      <w:proofErr w:type="spellStart"/>
+      <w:r>
+        <w:t>PostgreSQL</w:t>
+      </w:r>
+      <w:proofErr w:type="spellEnd"/>
+      <w:r>
+        <w:t xml:space="preserve">) представляет собой сбалансированное решение для разработки современного веб-приложения среднего класса. JavaScript как основной язык на сервере и клиенте (с усилением в виде </w:t>
+      </w:r>
+      <w:proofErr w:type="spellStart"/>
+      <w:r>
+        <w:t>TypeScript</w:t>
+      </w:r>
+      <w:proofErr w:type="spellEnd"/>
+      <w:r>
+        <w:t xml:space="preserve"> на </w:t>
+      </w:r>
+      <w:proofErr w:type="spellStart"/>
+      <w:r>
+        <w:t>фронтенде</w:t>
+      </w:r>
+      <w:proofErr w:type="spellEnd"/>
+      <w:r>
+        <w:t xml:space="preserve">) упрощает разработку и поддержку. </w:t>
+      </w:r>
+      <w:proofErr w:type="spellStart"/>
+      <w:r>
+        <w:t>React</w:t>
+      </w:r>
+      <w:proofErr w:type="spellEnd"/>
+      <w:r>
+        <w:t xml:space="preserve"> обеспечивает удобство создания интерфейсов, </w:t>
+      </w:r>
+      <w:proofErr w:type="spellStart"/>
+      <w:r>
+        <w:t>PostgreSQL</w:t>
+      </w:r>
+      <w:proofErr w:type="spellEnd"/>
+      <w:r>
+        <w:t xml:space="preserve"> </w:t>
       </w:r>
       <w:r>
         <w:t>–</w:t>
@@ -3948,7 +4384,7 @@
         </w:numPr>
         <w:ind w:hanging="513"/>
       </w:pPr>
-      <w:bookmarkStart w:id="17" w:name="_Toc224127472"/>
+      <w:bookmarkStart w:id="17" w:name="_Toc224664659"/>
       <w:r>
         <w:t>Выбор инструментария</w:t>
       </w:r>
@@ -3987,7 +4423,31 @@
         <w:t>Visual Studio Code.</w:t>
       </w:r>
       <w:r>
-        <w:t xml:space="preserve"> Основная среда разработки для клиентской и серверной части. VS Code лёгок, быстр, имеет расширения для работы с JavaScript, React, TypeScript, Node.js, Git, а также встроенный терминал и отладчик.</w:t>
+        <w:t xml:space="preserve"> Основная среда разработки для клиентской и серверной части. VS Code лёгок, быстр, имеет расширения для работы с JavaScript, </w:t>
+      </w:r>
+      <w:proofErr w:type="spellStart"/>
+      <w:r>
+        <w:t>React</w:t>
+      </w:r>
+      <w:proofErr w:type="spellEnd"/>
+      <w:r>
+        <w:t xml:space="preserve">, </w:t>
+      </w:r>
+      <w:proofErr w:type="spellStart"/>
+      <w:r>
+        <w:t>TypeScript</w:t>
+      </w:r>
+      <w:proofErr w:type="spellEnd"/>
+      <w:r>
+        <w:t xml:space="preserve">, Node.js, </w:t>
+      </w:r>
+      <w:proofErr w:type="spellStart"/>
+      <w:r>
+        <w:t>Git</w:t>
+      </w:r>
+      <w:proofErr w:type="spellEnd"/>
+      <w:r>
+        <w:t>, а также встроенный терминал и отладчик.</w:t>
       </w:r>
     </w:p>
     <w:p>
@@ -4011,8 +4471,13 @@
           <w:numId w:val="28"/>
         </w:numPr>
       </w:pPr>
-      <w:r>
-        <w:t>Git. Распределённая система управления версиями, стандарт для современной разработки.</w:t>
+      <w:proofErr w:type="spellStart"/>
+      <w:r>
+        <w:t>Git</w:t>
+      </w:r>
+      <w:proofErr w:type="spellEnd"/>
+      <w:r>
+        <w:t>. Распределённая система управления версиями, стандарт для современной разработки.</w:t>
       </w:r>
     </w:p>
     <w:p>
@@ -4030,10 +4495,7 @@
         <w:t>GitHub</w:t>
       </w:r>
       <w:r>
-        <w:t xml:space="preserve">. </w:t>
-      </w:r>
-      <w:r>
-        <w:t>Удалённый репозиторий для хранения кода и резервного копирования.</w:t>
+        <w:t>. Удалённый репозиторий для хранения кода и резервного копирования.</w:t>
       </w:r>
     </w:p>
     <w:p>
@@ -4056,12 +4518,14 @@
           <w:numId w:val="28"/>
         </w:numPr>
       </w:pPr>
+      <w:proofErr w:type="spellStart"/>
       <w:r>
         <w:rPr>
           <w:lang w:val="en-US"/>
         </w:rPr>
         <w:t>pgAdmin</w:t>
       </w:r>
+      <w:proofErr w:type="spellEnd"/>
       <w:r>
         <w:t xml:space="preserve"> – </w:t>
       </w:r>
@@ -4069,7 +4533,15 @@
         <w:t xml:space="preserve">графический </w:t>
       </w:r>
       <w:r>
-        <w:t>клиент для администрирования PostgreSQL, позволяющий выполнять запросы, просматривать и редактировать данные, управлять структурой БД</w:t>
+        <w:t xml:space="preserve">клиент для администрирования </w:t>
+      </w:r>
+      <w:proofErr w:type="spellStart"/>
+      <w:r>
+        <w:t>PostgreSQL</w:t>
+      </w:r>
+      <w:proofErr w:type="spellEnd"/>
+      <w:r>
+        <w:t>, позволяющий выполнять запросы, просматривать и редактировать данные, управлять структурой БД</w:t>
       </w:r>
       <w:r>
         <w:t>.</w:t>
@@ -4104,8 +4576,13 @@
           <w:numId w:val="28"/>
         </w:numPr>
       </w:pPr>
-      <w:r>
-        <w:t xml:space="preserve">npm </w:t>
+      <w:proofErr w:type="spellStart"/>
+      <w:r>
+        <w:t>npm</w:t>
+      </w:r>
+      <w:proofErr w:type="spellEnd"/>
+      <w:r>
+        <w:t xml:space="preserve"> </w:t>
       </w:r>
       <w:r>
         <w:t>–</w:t>
@@ -4122,14 +4599,27 @@
           <w:numId w:val="28"/>
         </w:numPr>
       </w:pPr>
-      <w:r>
-        <w:t xml:space="preserve">Vite </w:t>
+      <w:proofErr w:type="spellStart"/>
+      <w:r>
+        <w:t>Vite</w:t>
+      </w:r>
+      <w:proofErr w:type="spellEnd"/>
+      <w:r>
+        <w:t xml:space="preserve"> </w:t>
       </w:r>
       <w:r>
         <w:t>–</w:t>
       </w:r>
       <w:r>
-        <w:t xml:space="preserve"> инструмент сборки проекта и запуска dev-сервера с горячей заменой модулей.</w:t>
+        <w:t xml:space="preserve"> инструмент сборки проекта и запуска </w:t>
+      </w:r>
+      <w:proofErr w:type="spellStart"/>
+      <w:r>
+        <w:t>dev</w:t>
+      </w:r>
+      <w:proofErr w:type="spellEnd"/>
+      <w:r>
+        <w:t>-сервера с горячей заменой модулей.</w:t>
       </w:r>
     </w:p>
     <w:p>
@@ -4172,7 +4662,7 @@
           <w:lang w:val="en-US"/>
         </w:rPr>
       </w:pPr>
-      <w:bookmarkStart w:id="18" w:name="_Toc224127473"/>
+      <w:bookmarkStart w:id="18" w:name="_Toc224664660"/>
       <w:r>
         <w:lastRenderedPageBreak/>
         <w:t>Анализ требований и определение спецификаций</w:t>
@@ -4188,7 +4678,7 @@
         </w:numPr>
         <w:ind w:hanging="513"/>
       </w:pPr>
-      <w:bookmarkStart w:id="19" w:name="_Toc224127474"/>
+      <w:bookmarkStart w:id="19" w:name="_Toc224664661"/>
       <w:r>
         <w:t>Диаграмма прецедентов</w:t>
       </w:r>
@@ -4207,7 +4697,15 @@
     </w:p>
     <w:p>
       <w:r>
-        <w:t>В контексте веб-приложения «MaterialHouse» для автоматизированного учета материалов на складе основными акторами являются</w:t>
+        <w:t>В контексте веб-приложения «</w:t>
+      </w:r>
+      <w:proofErr w:type="spellStart"/>
+      <w:r>
+        <w:t>MaterialHouse</w:t>
+      </w:r>
+      <w:proofErr w:type="spellEnd"/>
+      <w:r>
+        <w:t>» для автоматизированного учета материалов на складе основными акторами являются</w:t>
       </w:r>
       <w:r>
         <w:t>:</w:t>
@@ -5128,7 +5626,15 @@
               <w:jc w:val="left"/>
             </w:pPr>
             <w:r>
-              <w:t>Изменение персональных данных (имя, фамилия, email, телефон, дата рождения)</w:t>
+              <w:t xml:space="preserve">Изменение персональных данных (имя, фамилия, </w:t>
+            </w:r>
+            <w:proofErr w:type="spellStart"/>
+            <w:r>
+              <w:t>email</w:t>
+            </w:r>
+            <w:proofErr w:type="spellEnd"/>
+            <w:r>
+              <w:t>, телефон, дата рождения)</w:t>
             </w:r>
           </w:p>
         </w:tc>
@@ -5220,6 +5726,9 @@
         <w:keepNext/>
       </w:pPr>
       <w:r>
+        <w:rPr>
+          <w:noProof/>
+        </w:rPr>
         <w:lastRenderedPageBreak/>
         <w:drawing>
           <wp:inline distT="0" distB="0" distL="0" distR="0" wp14:anchorId="3CE8FEF6" wp14:editId="59887739">
@@ -5307,7 +5816,7 @@
         </w:numPr>
         <w:ind w:left="1077" w:hanging="510"/>
       </w:pPr>
-      <w:bookmarkStart w:id="20" w:name="_Toc224127475"/>
+      <w:bookmarkStart w:id="20" w:name="_Toc224664662"/>
       <w:r>
         <w:t>Описательная спецификация прецедентов</w:t>
       </w:r>
@@ -5359,8 +5868,12 @@
       </w:pPr>
       <w:bookmarkStart w:id="21" w:name="_Toc224127450"/>
       <w:bookmarkStart w:id="22" w:name="_Toc224127476"/>
+      <w:bookmarkStart w:id="23" w:name="_Toc224663827"/>
+      <w:bookmarkStart w:id="24" w:name="_Toc224664663"/>
       <w:bookmarkEnd w:id="21"/>
       <w:bookmarkEnd w:id="22"/>
+      <w:bookmarkEnd w:id="23"/>
+      <w:bookmarkEnd w:id="24"/>
     </w:p>
     <w:p>
       <w:pPr>
@@ -5381,10 +5894,14 @@
           <w:szCs w:val="32"/>
         </w:rPr>
       </w:pPr>
-      <w:bookmarkStart w:id="23" w:name="_Toc224127451"/>
-      <w:bookmarkStart w:id="24" w:name="_Toc224127477"/>
-      <w:bookmarkEnd w:id="23"/>
-      <w:bookmarkEnd w:id="24"/>
+      <w:bookmarkStart w:id="25" w:name="_Toc224127451"/>
+      <w:bookmarkStart w:id="26" w:name="_Toc224127477"/>
+      <w:bookmarkStart w:id="27" w:name="_Toc224663828"/>
+      <w:bookmarkStart w:id="28" w:name="_Toc224664664"/>
+      <w:bookmarkEnd w:id="25"/>
+      <w:bookmarkEnd w:id="26"/>
+      <w:bookmarkEnd w:id="27"/>
+      <w:bookmarkEnd w:id="28"/>
     </w:p>
     <w:p>
       <w:pPr>
@@ -5405,10 +5922,14 @@
           <w:szCs w:val="32"/>
         </w:rPr>
       </w:pPr>
-      <w:bookmarkStart w:id="25" w:name="_Toc224127452"/>
-      <w:bookmarkStart w:id="26" w:name="_Toc224127478"/>
-      <w:bookmarkEnd w:id="25"/>
-      <w:bookmarkEnd w:id="26"/>
+      <w:bookmarkStart w:id="29" w:name="_Toc224127452"/>
+      <w:bookmarkStart w:id="30" w:name="_Toc224127478"/>
+      <w:bookmarkStart w:id="31" w:name="_Toc224663829"/>
+      <w:bookmarkStart w:id="32" w:name="_Toc224664665"/>
+      <w:bookmarkEnd w:id="29"/>
+      <w:bookmarkEnd w:id="30"/>
+      <w:bookmarkEnd w:id="31"/>
+      <w:bookmarkEnd w:id="32"/>
     </w:p>
     <w:p>
       <w:pPr>
@@ -5429,10 +5950,14 @@
           <w:szCs w:val="32"/>
         </w:rPr>
       </w:pPr>
-      <w:bookmarkStart w:id="27" w:name="_Toc224127453"/>
-      <w:bookmarkStart w:id="28" w:name="_Toc224127479"/>
-      <w:bookmarkEnd w:id="27"/>
-      <w:bookmarkEnd w:id="28"/>
+      <w:bookmarkStart w:id="33" w:name="_Toc224127453"/>
+      <w:bookmarkStart w:id="34" w:name="_Toc224127479"/>
+      <w:bookmarkStart w:id="35" w:name="_Toc224663830"/>
+      <w:bookmarkStart w:id="36" w:name="_Toc224664666"/>
+      <w:bookmarkEnd w:id="33"/>
+      <w:bookmarkEnd w:id="34"/>
+      <w:bookmarkEnd w:id="35"/>
+      <w:bookmarkEnd w:id="36"/>
     </w:p>
     <w:p>
       <w:pPr>
@@ -5443,11 +5968,11 @@
         </w:numPr>
         <w:ind w:left="1429" w:hanging="578"/>
       </w:pPr>
-      <w:bookmarkStart w:id="29" w:name="_Toc224127480"/>
+      <w:bookmarkStart w:id="37" w:name="_Toc224664667"/>
       <w:r>
         <w:t>Диаграмма деятельности</w:t>
       </w:r>
-      <w:bookmarkEnd w:id="29"/>
+      <w:bookmarkEnd w:id="37"/>
     </w:p>
     <w:p>
       <w:r>
@@ -5463,7 +5988,15 @@
     </w:p>
     <w:p>
       <w:r>
-        <w:t>В контексте веб-приложения «MaterialHouse» разработаны диаграммы деятельности для следующих ключевых бизнес-процессов:</w:t>
+        <w:t>В контексте веб-приложения «</w:t>
+      </w:r>
+      <w:proofErr w:type="spellStart"/>
+      <w:r>
+        <w:t>MaterialHouse</w:t>
+      </w:r>
+      <w:proofErr w:type="spellEnd"/>
+      <w:r>
+        <w:t>» разработаны диаграммы деятельности для следующих ключевых бизнес-процессов:</w:t>
       </w:r>
     </w:p>
     <w:p>
@@ -5620,7 +6153,15 @@
         </w:numPr>
       </w:pPr>
       <w:r>
-        <w:t>Система выполняет операцию: увеличивает или уменьшает количество материала в таблице materials.</w:t>
+        <w:t xml:space="preserve">Система выполняет операцию: увеличивает или уменьшает количество материала в таблице </w:t>
+      </w:r>
+      <w:proofErr w:type="spellStart"/>
+      <w:r>
+        <w:t>materials</w:t>
+      </w:r>
+      <w:proofErr w:type="spellEnd"/>
+      <w:r>
+        <w:t>.</w:t>
       </w:r>
     </w:p>
     <w:p>
@@ -5831,7 +6372,15 @@
     </w:p>
     <w:p>
       <w:r>
-        <w:t>Моделирует действия администратора при создании бэкапа, включая выполнение внешней утилиты pg_dump.</w:t>
+        <w:t xml:space="preserve">Моделирует действия администратора при создании бэкапа, включая выполнение внешней утилиты </w:t>
+      </w:r>
+      <w:proofErr w:type="spellStart"/>
+      <w:r>
+        <w:t>pg_dump</w:t>
+      </w:r>
+      <w:proofErr w:type="spellEnd"/>
+      <w:r>
+        <w:t>.</w:t>
       </w:r>
     </w:p>
     <w:p>
@@ -5897,7 +6446,15 @@
         </w:numPr>
       </w:pPr>
       <w:r>
-        <w:t>Сервер проверяет доступность утилиты pg_dump.</w:t>
+        <w:t xml:space="preserve">Сервер проверяет доступность утилиты </w:t>
+      </w:r>
+      <w:proofErr w:type="spellStart"/>
+      <w:r>
+        <w:t>pg_dump</w:t>
+      </w:r>
+      <w:proofErr w:type="spellEnd"/>
+      <w:r>
+        <w:t>.</w:t>
       </w:r>
     </w:p>
     <w:p>
@@ -5933,7 +6490,15 @@
         </w:numPr>
       </w:pPr>
       <w:r>
-        <w:t>Сервер создаёт запись в таблице backups.</w:t>
+        <w:t xml:space="preserve">Сервер создаёт запись в таблице </w:t>
+      </w:r>
+      <w:proofErr w:type="spellStart"/>
+      <w:r>
+        <w:t>backups</w:t>
+      </w:r>
+      <w:proofErr w:type="spellEnd"/>
+      <w:r>
+        <w:t>.</w:t>
       </w:r>
     </w:p>
     <w:p>
@@ -5981,11 +6546,11 @@
         </w:numPr>
         <w:ind w:hanging="513"/>
       </w:pPr>
-      <w:bookmarkStart w:id="30" w:name="_Toc224127481"/>
+      <w:bookmarkStart w:id="38" w:name="_Toc224664668"/>
       <w:r>
         <w:t>Диаграмма классов</w:t>
       </w:r>
-      <w:bookmarkEnd w:id="30"/>
+      <w:bookmarkEnd w:id="38"/>
     </w:p>
     <w:p>
       <w:r>
@@ -5998,6 +6563,1261 @@
       </w:r>
       <w:r>
         <w:t>:</w:t>
+      </w:r>
+    </w:p>
+    <w:p>
+      <w:pPr>
+        <w:spacing w:before="0" w:after="160" w:line="278" w:lineRule="auto"/>
+        <w:ind w:firstLine="0"/>
+        <w:jc w:val="left"/>
+      </w:pPr>
+      <w:r>
+        <w:br w:type="page"/>
+      </w:r>
+    </w:p>
+    <w:p>
+      <w:pPr>
+        <w:pStyle w:val="1"/>
+        <w:jc w:val="right"/>
+      </w:pPr>
+      <w:bookmarkStart w:id="39" w:name="_Toc224664669"/>
+      <w:r>
+        <w:lastRenderedPageBreak/>
+        <w:t>Приложение 1</w:t>
+      </w:r>
+      <w:bookmarkEnd w:id="39"/>
+    </w:p>
+    <w:p>
+      <w:pPr>
+        <w:ind w:firstLine="0"/>
+        <w:jc w:val="center"/>
+        <w:rPr>
+          <w:b/>
+          <w:bCs/>
+        </w:rPr>
+      </w:pPr>
+      <w:r>
+        <w:rPr>
+          <w:b/>
+          <w:bCs/>
+        </w:rPr>
+        <w:t>Детальная описательная спецификация прецедентов</w:t>
+      </w:r>
+    </w:p>
+    <w:p>
+      <w:pPr>
+        <w:pStyle w:val="a7"/>
+        <w:numPr>
+          <w:ilvl w:val="0"/>
+          <w:numId w:val="57"/>
+        </w:numPr>
+      </w:pPr>
+      <w:r>
+        <w:t>Прецедент: Аутентификация в системе</w:t>
+      </w:r>
+    </w:p>
+    <w:p>
+      <w:r>
+        <w:t>Краткое описание: п</w:t>
+      </w:r>
+      <w:r>
+        <w:t>редоставляет пользователю возможность войти в систему, подтвердив свою личность с помощью учётных данных, и получить доступ к функционалу, соответствующему его роли</w:t>
+      </w:r>
+      <w:r>
+        <w:t>.</w:t>
+      </w:r>
+    </w:p>
+    <w:p>
+      <w:r>
+        <w:t>Акторы: кладовщик, бухгалтер, администратор</w:t>
+      </w:r>
+    </w:p>
+    <w:p>
+      <w:r>
+        <w:t>Предусловия:</w:t>
+      </w:r>
+    </w:p>
+    <w:p>
+      <w:pPr>
+        <w:pStyle w:val="a7"/>
+        <w:numPr>
+          <w:ilvl w:val="0"/>
+          <w:numId w:val="60"/>
+        </w:numPr>
+      </w:pPr>
+      <w:r>
+        <w:t>Система запущена и доступна.</w:t>
+      </w:r>
+    </w:p>
+    <w:p>
+      <w:pPr>
+        <w:pStyle w:val="a7"/>
+        <w:numPr>
+          <w:ilvl w:val="0"/>
+          <w:numId w:val="60"/>
+        </w:numPr>
+      </w:pPr>
+      <w:r>
+        <w:t>Пользователь имеет действующие учётные данные (логин и пароль)</w:t>
+      </w:r>
+      <w:r>
+        <w:t>.</w:t>
+      </w:r>
+    </w:p>
+    <w:p>
+      <w:r>
+        <w:t>Основной поток событий:</w:t>
+      </w:r>
+    </w:p>
+    <w:p>
+      <w:pPr>
+        <w:pStyle w:val="a7"/>
+        <w:numPr>
+          <w:ilvl w:val="0"/>
+          <w:numId w:val="61"/>
+        </w:numPr>
+      </w:pPr>
+      <w:r>
+        <w:t>Пользователь открывает страницу входа в систему.</w:t>
+      </w:r>
+    </w:p>
+    <w:p>
+      <w:pPr>
+        <w:pStyle w:val="a7"/>
+        <w:numPr>
+          <w:ilvl w:val="0"/>
+          <w:numId w:val="61"/>
+        </w:numPr>
+      </w:pPr>
+      <w:r>
+        <w:t>Система отображает форму ввода логина и пароля.</w:t>
+      </w:r>
+    </w:p>
+    <w:p>
+      <w:pPr>
+        <w:pStyle w:val="a7"/>
+        <w:numPr>
+          <w:ilvl w:val="0"/>
+          <w:numId w:val="61"/>
+        </w:numPr>
+      </w:pPr>
+      <w:r>
+        <w:t>Пользователь вводит логин и пароль.</w:t>
+      </w:r>
+    </w:p>
+    <w:p>
+      <w:pPr>
+        <w:pStyle w:val="a7"/>
+        <w:numPr>
+          <w:ilvl w:val="0"/>
+          <w:numId w:val="61"/>
+        </w:numPr>
+      </w:pPr>
+      <w:r>
+        <w:t>Пользователь нажимает кнопку «Войти».</w:t>
+      </w:r>
+    </w:p>
+    <w:p>
+      <w:pPr>
+        <w:pStyle w:val="a7"/>
+        <w:numPr>
+          <w:ilvl w:val="0"/>
+          <w:numId w:val="61"/>
+        </w:numPr>
+      </w:pPr>
+      <w:r>
+        <w:t>Система отправляет учётные данные на сервер для проверки.</w:t>
+      </w:r>
+    </w:p>
+    <w:p>
+      <w:pPr>
+        <w:pStyle w:val="a7"/>
+        <w:numPr>
+          <w:ilvl w:val="0"/>
+          <w:numId w:val="61"/>
+        </w:numPr>
+      </w:pPr>
+      <w:r>
+        <w:t xml:space="preserve">Сервер выполняет запрос к таблице </w:t>
+      </w:r>
+      <w:proofErr w:type="spellStart"/>
+      <w:r>
+        <w:t>users</w:t>
+      </w:r>
+      <w:proofErr w:type="spellEnd"/>
+      <w:r>
+        <w:t xml:space="preserve"> для поиска пользователя по логину.</w:t>
+      </w:r>
+    </w:p>
+    <w:p>
+      <w:pPr>
+        <w:pStyle w:val="a7"/>
+        <w:numPr>
+          <w:ilvl w:val="0"/>
+          <w:numId w:val="61"/>
+        </w:numPr>
+      </w:pPr>
+      <w:r>
+        <w:t xml:space="preserve">Если пользователь найден, сервер сравнивает введённый пароль с </w:t>
+      </w:r>
+      <w:proofErr w:type="spellStart"/>
+      <w:r>
+        <w:t>хешем</w:t>
+      </w:r>
+      <w:proofErr w:type="spellEnd"/>
+      <w:r>
+        <w:t>, хранящимся в базе данных.</w:t>
+      </w:r>
+    </w:p>
+    <w:p>
+      <w:pPr>
+        <w:pStyle w:val="a7"/>
+        <w:numPr>
+          <w:ilvl w:val="0"/>
+          <w:numId w:val="61"/>
+        </w:numPr>
+      </w:pPr>
+      <w:r>
+        <w:t>При совпадении сервер генерирует JWT-токен, содержащий идентификатор пользователя, имя пользователя и роль.</w:t>
+      </w:r>
+    </w:p>
+    <w:p>
+      <w:pPr>
+        <w:pStyle w:val="a7"/>
+        <w:numPr>
+          <w:ilvl w:val="0"/>
+          <w:numId w:val="61"/>
+        </w:numPr>
+      </w:pPr>
+      <w:r>
+        <w:t xml:space="preserve">Сервер создаёт запись в таблице </w:t>
+      </w:r>
+      <w:proofErr w:type="spellStart"/>
+      <w:r>
+        <w:t>notifications</w:t>
+      </w:r>
+      <w:proofErr w:type="spellEnd"/>
+      <w:r>
+        <w:t xml:space="preserve"> о входе пользователя в систему.</w:t>
+      </w:r>
+    </w:p>
+    <w:p>
+      <w:pPr>
+        <w:pStyle w:val="a7"/>
+        <w:numPr>
+          <w:ilvl w:val="0"/>
+          <w:numId w:val="61"/>
+        </w:numPr>
+      </w:pPr>
+      <w:r>
+        <w:t>Сервер возвращает токен и данные пользователя клиенту.</w:t>
+      </w:r>
+    </w:p>
+    <w:p>
+      <w:pPr>
+        <w:pStyle w:val="a7"/>
+        <w:numPr>
+          <w:ilvl w:val="0"/>
+          <w:numId w:val="61"/>
+        </w:numPr>
+      </w:pPr>
+      <w:r>
+        <w:lastRenderedPageBreak/>
+        <w:t>Клиентская часть сохраняет токен и данные пользователя в локальное хранилище.</w:t>
+      </w:r>
+    </w:p>
+    <w:p>
+      <w:pPr>
+        <w:pStyle w:val="a7"/>
+        <w:numPr>
+          <w:ilvl w:val="0"/>
+          <w:numId w:val="61"/>
+        </w:numPr>
+      </w:pPr>
+      <w:r>
+        <w:t>Система перенаправляет пользователя на главную страницу.</w:t>
+      </w:r>
+    </w:p>
+    <w:p>
+      <w:r>
+        <w:t>Альтернативные потоки:</w:t>
+      </w:r>
+    </w:p>
+    <w:p>
+      <w:pPr>
+        <w:pStyle w:val="a7"/>
+        <w:numPr>
+          <w:ilvl w:val="0"/>
+          <w:numId w:val="62"/>
+        </w:numPr>
+      </w:pPr>
+      <w:r>
+        <w:t>2а. Первый вход в систему:</w:t>
+      </w:r>
+    </w:p>
+    <w:p>
+      <w:pPr>
+        <w:pStyle w:val="a7"/>
+        <w:numPr>
+          <w:ilvl w:val="0"/>
+          <w:numId w:val="64"/>
+        </w:numPr>
+      </w:pPr>
+      <w:r>
+        <w:t xml:space="preserve">Система определяет, что в таблице </w:t>
+      </w:r>
+      <w:proofErr w:type="spellStart"/>
+      <w:r>
+        <w:t>users</w:t>
+      </w:r>
+      <w:proofErr w:type="spellEnd"/>
+      <w:r>
+        <w:t xml:space="preserve"> нет ни одной записи</w:t>
+      </w:r>
+      <w:r>
+        <w:t>.</w:t>
+      </w:r>
+    </w:p>
+    <w:p>
+      <w:pPr>
+        <w:pStyle w:val="a7"/>
+        <w:numPr>
+          <w:ilvl w:val="0"/>
+          <w:numId w:val="64"/>
+        </w:numPr>
+      </w:pPr>
+      <w:r>
+        <w:t>Вместо формы входа отображается форма регистрации первого пользователя</w:t>
+      </w:r>
+      <w:r>
+        <w:t>.</w:t>
+      </w:r>
+    </w:p>
+    <w:p>
+      <w:pPr>
+        <w:pStyle w:val="a7"/>
+        <w:numPr>
+          <w:ilvl w:val="0"/>
+          <w:numId w:val="64"/>
+        </w:numPr>
+      </w:pPr>
+      <w:r>
+        <w:t>Пользователь вводит логин, пароль и подтверждение пароля</w:t>
+      </w:r>
+      <w:r>
+        <w:t>.</w:t>
+      </w:r>
+    </w:p>
+    <w:p>
+      <w:pPr>
+        <w:pStyle w:val="a7"/>
+        <w:numPr>
+          <w:ilvl w:val="0"/>
+          <w:numId w:val="64"/>
+        </w:numPr>
+      </w:pPr>
+      <w:r>
+        <w:t>Пользователь нажимает кнопку «Создать».</w:t>
+      </w:r>
+    </w:p>
+    <w:p>
+      <w:pPr>
+        <w:pStyle w:val="a7"/>
+        <w:numPr>
+          <w:ilvl w:val="0"/>
+          <w:numId w:val="64"/>
+        </w:numPr>
+      </w:pPr>
+      <w:r>
+        <w:t>Сервер проверяет, что пароль не менее 6 символов и совпадает с подтверждением.</w:t>
+      </w:r>
+    </w:p>
+    <w:p>
+      <w:pPr>
+        <w:pStyle w:val="a7"/>
+        <w:numPr>
+          <w:ilvl w:val="0"/>
+          <w:numId w:val="64"/>
+        </w:numPr>
+      </w:pPr>
+      <w:r>
+        <w:t xml:space="preserve">Сервер создаёт пользователя с ролью </w:t>
+      </w:r>
+      <w:proofErr w:type="spellStart"/>
+      <w:r>
+        <w:t>admin</w:t>
+      </w:r>
+      <w:proofErr w:type="spellEnd"/>
+      <w:r>
+        <w:t>.</w:t>
+      </w:r>
+    </w:p>
+    <w:p>
+      <w:pPr>
+        <w:pStyle w:val="a7"/>
+        <w:numPr>
+          <w:ilvl w:val="0"/>
+          <w:numId w:val="64"/>
+        </w:numPr>
+      </w:pPr>
+      <w:r>
+        <w:t>Д</w:t>
+      </w:r>
+      <w:r>
+        <w:t>алее выполняется основной поток, начиная с шага 8.</w:t>
+      </w:r>
+    </w:p>
+    <w:p>
+      <w:pPr>
+        <w:pStyle w:val="a7"/>
+        <w:numPr>
+          <w:ilvl w:val="0"/>
+          <w:numId w:val="62"/>
+        </w:numPr>
+      </w:pPr>
+      <w:r>
+        <w:t>7а. Пользователь не найден:</w:t>
+      </w:r>
+    </w:p>
+    <w:p>
+      <w:pPr>
+        <w:pStyle w:val="a7"/>
+        <w:numPr>
+          <w:ilvl w:val="0"/>
+          <w:numId w:val="66"/>
+        </w:numPr>
+      </w:pPr>
+      <w:r>
+        <w:t>Сервер не обнаруживает пользователя с указанным логином</w:t>
+      </w:r>
+      <w:r>
+        <w:t>.</w:t>
+      </w:r>
+    </w:p>
+    <w:p>
+      <w:pPr>
+        <w:pStyle w:val="a7"/>
+        <w:numPr>
+          <w:ilvl w:val="0"/>
+          <w:numId w:val="66"/>
+        </w:numPr>
+      </w:pPr>
+      <w:r>
+        <w:t>Сервер возвращает ошибку аутентификации.</w:t>
+      </w:r>
+    </w:p>
+    <w:p>
+      <w:pPr>
+        <w:pStyle w:val="a7"/>
+        <w:numPr>
+          <w:ilvl w:val="0"/>
+          <w:numId w:val="66"/>
+        </w:numPr>
+      </w:pPr>
+      <w:r>
+        <w:t>Система отображает сообщение «Неверные данные».</w:t>
+      </w:r>
+    </w:p>
+    <w:p>
+      <w:pPr>
+        <w:pStyle w:val="a7"/>
+        <w:numPr>
+          <w:ilvl w:val="0"/>
+          <w:numId w:val="66"/>
+        </w:numPr>
+      </w:pPr>
+      <w:r>
+        <w:t>Пользователь может повторить ввод.</w:t>
+      </w:r>
+    </w:p>
+    <w:p>
+      <w:pPr>
+        <w:pStyle w:val="a7"/>
+        <w:numPr>
+          <w:ilvl w:val="0"/>
+          <w:numId w:val="62"/>
+        </w:numPr>
+      </w:pPr>
+      <w:r>
+        <w:t>8а. Неверный пароль:</w:t>
+      </w:r>
+    </w:p>
+    <w:p>
+      <w:pPr>
+        <w:pStyle w:val="a7"/>
+        <w:numPr>
+          <w:ilvl w:val="0"/>
+          <w:numId w:val="67"/>
+        </w:numPr>
+      </w:pPr>
+      <w:r>
+        <w:t xml:space="preserve">Сервер обнаруживает, что введённый пароль не совпадает с </w:t>
+      </w:r>
+      <w:proofErr w:type="spellStart"/>
+      <w:r>
+        <w:t>хешем</w:t>
+      </w:r>
+      <w:proofErr w:type="spellEnd"/>
+      <w:r>
+        <w:t>.</w:t>
+      </w:r>
+    </w:p>
+    <w:p>
+      <w:pPr>
+        <w:pStyle w:val="a7"/>
+        <w:numPr>
+          <w:ilvl w:val="0"/>
+          <w:numId w:val="67"/>
+        </w:numPr>
+      </w:pPr>
+      <w:r>
+        <w:t>Сервер возвращает ошибку аутентификации.</w:t>
+      </w:r>
+    </w:p>
+    <w:p>
+      <w:pPr>
+        <w:pStyle w:val="a7"/>
+        <w:numPr>
+          <w:ilvl w:val="0"/>
+          <w:numId w:val="67"/>
+        </w:numPr>
+      </w:pPr>
+      <w:r>
+        <w:t>Система отображает сообщение «Неверные данные».</w:t>
+      </w:r>
+    </w:p>
+    <w:p>
+      <w:pPr>
+        <w:pStyle w:val="a7"/>
+        <w:numPr>
+          <w:ilvl w:val="0"/>
+          <w:numId w:val="67"/>
+        </w:numPr>
+      </w:pPr>
+      <w:r>
+        <w:t>Пользователь может повторить ввод.</w:t>
+      </w:r>
+    </w:p>
+    <w:p>
+      <w:r>
+        <w:t>Постусловия:</w:t>
+      </w:r>
+    </w:p>
+    <w:p>
+      <w:pPr>
+        <w:pStyle w:val="a7"/>
+        <w:numPr>
+          <w:ilvl w:val="0"/>
+          <w:numId w:val="62"/>
+        </w:numPr>
+      </w:pPr>
+      <w:r>
+        <w:t>При успешной аутентификации пользователь получает доступ к системе в соответствии со своей ролью.</w:t>
+      </w:r>
+    </w:p>
+    <w:p>
+      <w:pPr>
+        <w:pStyle w:val="a7"/>
+        <w:numPr>
+          <w:ilvl w:val="0"/>
+          <w:numId w:val="62"/>
+        </w:numPr>
+      </w:pPr>
+      <w:r>
+        <w:t xml:space="preserve">В таблицу </w:t>
+      </w:r>
+      <w:proofErr w:type="spellStart"/>
+      <w:r>
+        <w:t>notifications</w:t>
+      </w:r>
+      <w:proofErr w:type="spellEnd"/>
+      <w:r>
+        <w:t xml:space="preserve"> добавлена запись о входе пользователя.</w:t>
+      </w:r>
+    </w:p>
+    <w:p>
+      <w:pPr>
+        <w:pStyle w:val="a7"/>
+        <w:numPr>
+          <w:ilvl w:val="0"/>
+          <w:numId w:val="62"/>
+        </w:numPr>
+        <w:ind w:left="714" w:hanging="357"/>
+        <w:contextualSpacing w:val="0"/>
+      </w:pPr>
+      <w:r>
+        <w:lastRenderedPageBreak/>
+        <w:t>При неуспешной аутентификации состояние системы не изменяется.</w:t>
+      </w:r>
+    </w:p>
+    <w:p>
+      <w:pPr>
+        <w:pStyle w:val="a7"/>
+        <w:numPr>
+          <w:ilvl w:val="0"/>
+          <w:numId w:val="57"/>
+        </w:numPr>
+        <w:ind w:left="714" w:hanging="357"/>
+        <w:contextualSpacing w:val="0"/>
+      </w:pPr>
+      <w:r>
+        <w:t>Прецедент: Управление материалами</w:t>
+      </w:r>
+    </w:p>
+    <w:p>
+      <w:r>
+        <w:t>Краткое описание: п</w:t>
+      </w:r>
+      <w:r>
+        <w:t>озволяет администратору добавлять новые материалы в справочник, редактировать существующие и удалять их (при условии нулевого остатка).</w:t>
+      </w:r>
+    </w:p>
+    <w:p>
+      <w:r>
+        <w:t>Акторы: администратор.</w:t>
+      </w:r>
+    </w:p>
+    <w:p>
+      <w:r>
+        <w:t>Предусловия:</w:t>
+      </w:r>
+    </w:p>
+    <w:p>
+      <w:pPr>
+        <w:pStyle w:val="a7"/>
+        <w:numPr>
+          <w:ilvl w:val="0"/>
+          <w:numId w:val="68"/>
+        </w:numPr>
+      </w:pPr>
+      <w:r>
+        <w:t xml:space="preserve">Администратор успешно </w:t>
+      </w:r>
+      <w:r>
+        <w:t>аутентифицирован в системе.</w:t>
+      </w:r>
+    </w:p>
+    <w:p>
+      <w:r>
+        <w:t>Основной поток событий:</w:t>
+      </w:r>
+    </w:p>
+    <w:p>
+      <w:r>
+        <w:t>Добавление материала:</w:t>
+      </w:r>
+    </w:p>
+    <w:p>
+      <w:pPr>
+        <w:pStyle w:val="a7"/>
+        <w:numPr>
+          <w:ilvl w:val="0"/>
+          <w:numId w:val="69"/>
+        </w:numPr>
+      </w:pPr>
+      <w:r>
+        <w:t>Администратор переходит на страницу «Материалы».</w:t>
+      </w:r>
+    </w:p>
+    <w:p>
+      <w:pPr>
+        <w:pStyle w:val="a7"/>
+        <w:numPr>
+          <w:ilvl w:val="0"/>
+          <w:numId w:val="69"/>
+        </w:numPr>
+      </w:pPr>
+      <w:r>
+        <w:t>Администратор нажимает кнопку «Добавить материал».</w:t>
+      </w:r>
+    </w:p>
+    <w:p>
+      <w:pPr>
+        <w:pStyle w:val="a7"/>
+        <w:numPr>
+          <w:ilvl w:val="0"/>
+          <w:numId w:val="69"/>
+        </w:numPr>
+      </w:pPr>
+      <w:r>
+        <w:t>Система открывает диалоговое окно с формой для ввода данных.</w:t>
+      </w:r>
+    </w:p>
+    <w:p>
+      <w:pPr>
+        <w:pStyle w:val="a7"/>
+        <w:numPr>
+          <w:ilvl w:val="0"/>
+          <w:numId w:val="69"/>
+        </w:numPr>
+      </w:pPr>
+      <w:r>
+        <w:t>Администратор заполняет поля:</w:t>
+      </w:r>
+    </w:p>
+    <w:p>
+      <w:pPr>
+        <w:pStyle w:val="a7"/>
+        <w:numPr>
+          <w:ilvl w:val="1"/>
+          <w:numId w:val="68"/>
+        </w:numPr>
+      </w:pPr>
+      <w:r>
+        <w:t>Наименование материала (обязательно)</w:t>
+      </w:r>
+    </w:p>
+    <w:p>
+      <w:pPr>
+        <w:pStyle w:val="a7"/>
+        <w:numPr>
+          <w:ilvl w:val="1"/>
+          <w:numId w:val="68"/>
+        </w:numPr>
+      </w:pPr>
+      <w:r>
+        <w:t>Код материала (обязательно, уникальный)</w:t>
+      </w:r>
+    </w:p>
+    <w:p>
+      <w:pPr>
+        <w:pStyle w:val="a7"/>
+        <w:numPr>
+          <w:ilvl w:val="1"/>
+          <w:numId w:val="68"/>
+        </w:numPr>
+      </w:pPr>
+      <w:r>
+        <w:t>Единица измерения (обязательно, выбирается из списка)</w:t>
+      </w:r>
+    </w:p>
+    <w:p>
+      <w:pPr>
+        <w:pStyle w:val="a7"/>
+        <w:numPr>
+          <w:ilvl w:val="1"/>
+          <w:numId w:val="68"/>
+        </w:numPr>
+      </w:pPr>
+      <w:r>
+        <w:t>Категория (опционально, выбирается из справочника)</w:t>
+      </w:r>
+    </w:p>
+    <w:p>
+      <w:pPr>
+        <w:pStyle w:val="a7"/>
+        <w:numPr>
+          <w:ilvl w:val="1"/>
+          <w:numId w:val="68"/>
+        </w:numPr>
+      </w:pPr>
+      <w:r>
+        <w:t>Описание (опционально)</w:t>
+      </w:r>
+    </w:p>
+    <w:p>
+      <w:pPr>
+        <w:pStyle w:val="a7"/>
+        <w:numPr>
+          <w:ilvl w:val="1"/>
+          <w:numId w:val="68"/>
+        </w:numPr>
+      </w:pPr>
+      <w:r>
+        <w:t>Начальное количество (опционально, по умолчанию 0)</w:t>
+      </w:r>
+    </w:p>
+    <w:p>
+      <w:pPr>
+        <w:pStyle w:val="a7"/>
+        <w:numPr>
+          <w:ilvl w:val="0"/>
+          <w:numId w:val="69"/>
+        </w:numPr>
+      </w:pPr>
+      <w:r>
+        <w:t>Администратор нажимает кнопку «Создать».</w:t>
+      </w:r>
+    </w:p>
+    <w:p>
+      <w:pPr>
+        <w:pStyle w:val="a7"/>
+        <w:numPr>
+          <w:ilvl w:val="0"/>
+          <w:numId w:val="69"/>
+        </w:numPr>
+      </w:pPr>
+      <w:r>
+        <w:t>Система проверяет заполнение обязательных полей и уникальность кода.</w:t>
+      </w:r>
+    </w:p>
+    <w:p>
+      <w:pPr>
+        <w:pStyle w:val="a7"/>
+        <w:numPr>
+          <w:ilvl w:val="0"/>
+          <w:numId w:val="69"/>
+        </w:numPr>
+      </w:pPr>
+      <w:r>
+        <w:t xml:space="preserve">Система создаёт запись в таблице </w:t>
+      </w:r>
+      <w:proofErr w:type="spellStart"/>
+      <w:r>
+        <w:t>materials</w:t>
+      </w:r>
+      <w:proofErr w:type="spellEnd"/>
+      <w:r>
+        <w:t>.</w:t>
+      </w:r>
+    </w:p>
+    <w:p>
+      <w:pPr>
+        <w:pStyle w:val="a7"/>
+        <w:numPr>
+          <w:ilvl w:val="0"/>
+          <w:numId w:val="69"/>
+        </w:numPr>
+      </w:pPr>
+      <w:r>
+        <w:t xml:space="preserve">Система добавляет запись в таблицу </w:t>
+      </w:r>
+      <w:proofErr w:type="spellStart"/>
+      <w:r>
+        <w:t>notifications</w:t>
+      </w:r>
+      <w:proofErr w:type="spellEnd"/>
+      <w:r>
+        <w:t xml:space="preserve"> о создании материала.</w:t>
+      </w:r>
+    </w:p>
+    <w:p>
+      <w:pPr>
+        <w:pStyle w:val="a7"/>
+        <w:numPr>
+          <w:ilvl w:val="0"/>
+          <w:numId w:val="69"/>
+        </w:numPr>
+      </w:pPr>
+      <w:r>
+        <w:t>Система закрывает диалог и обновляет список материалов.</w:t>
+      </w:r>
+    </w:p>
+    <w:p>
+      <w:pPr>
+        <w:ind w:left="360" w:firstLine="0"/>
+      </w:pPr>
+      <w:r>
+        <w:t>Редактирование материала:</w:t>
+      </w:r>
+    </w:p>
+    <w:p>
+      <w:pPr>
+        <w:pStyle w:val="a7"/>
+        <w:numPr>
+          <w:ilvl w:val="0"/>
+          <w:numId w:val="70"/>
+        </w:numPr>
+      </w:pPr>
+      <w:r>
+        <w:lastRenderedPageBreak/>
+        <w:t>Администратор в таблице материалов нажимает иконку редактирования для выбранного материала.</w:t>
+      </w:r>
+    </w:p>
+    <w:p>
+      <w:pPr>
+        <w:pStyle w:val="a7"/>
+        <w:numPr>
+          <w:ilvl w:val="0"/>
+          <w:numId w:val="70"/>
+        </w:numPr>
+      </w:pPr>
+      <w:r>
+        <w:t>Система открывает диалоговое окно с текущими данными материала.</w:t>
+      </w:r>
+    </w:p>
+    <w:p>
+      <w:pPr>
+        <w:pStyle w:val="a7"/>
+        <w:numPr>
+          <w:ilvl w:val="0"/>
+          <w:numId w:val="70"/>
+        </w:numPr>
+      </w:pPr>
+      <w:r>
+        <w:t>Администратор вносит изменения.</w:t>
+      </w:r>
+    </w:p>
+    <w:p>
+      <w:pPr>
+        <w:pStyle w:val="a7"/>
+        <w:numPr>
+          <w:ilvl w:val="0"/>
+          <w:numId w:val="70"/>
+        </w:numPr>
+      </w:pPr>
+      <w:r>
+        <w:t>Администратор нажимает кнопку «Сохранить».</w:t>
+      </w:r>
+    </w:p>
+    <w:p>
+      <w:pPr>
+        <w:pStyle w:val="a7"/>
+        <w:numPr>
+          <w:ilvl w:val="0"/>
+          <w:numId w:val="70"/>
+        </w:numPr>
+      </w:pPr>
+      <w:r>
+        <w:t>Система проверяет уникальность кода (если он изменён).</w:t>
+      </w:r>
+    </w:p>
+    <w:p>
+      <w:pPr>
+        <w:pStyle w:val="a7"/>
+        <w:numPr>
+          <w:ilvl w:val="0"/>
+          <w:numId w:val="70"/>
+        </w:numPr>
+      </w:pPr>
+      <w:r>
+        <w:t xml:space="preserve">Система обновляет запись в таблице </w:t>
+      </w:r>
+      <w:proofErr w:type="spellStart"/>
+      <w:r>
+        <w:t>materials</w:t>
+      </w:r>
+      <w:proofErr w:type="spellEnd"/>
+      <w:r>
+        <w:t>.</w:t>
+      </w:r>
+    </w:p>
+    <w:p>
+      <w:pPr>
+        <w:pStyle w:val="a7"/>
+        <w:numPr>
+          <w:ilvl w:val="0"/>
+          <w:numId w:val="70"/>
+        </w:numPr>
+      </w:pPr>
+      <w:r>
+        <w:t xml:space="preserve">Система добавляет запись в таблицу </w:t>
+      </w:r>
+      <w:proofErr w:type="spellStart"/>
+      <w:r>
+        <w:t>notifications</w:t>
+      </w:r>
+      <w:proofErr w:type="spellEnd"/>
+      <w:r>
+        <w:t xml:space="preserve"> об изменении материала.</w:t>
+      </w:r>
+    </w:p>
+    <w:p>
+      <w:pPr>
+        <w:pStyle w:val="a7"/>
+        <w:numPr>
+          <w:ilvl w:val="0"/>
+          <w:numId w:val="70"/>
+        </w:numPr>
+      </w:pPr>
+      <w:r>
+        <w:t>Система закрывает диалог и обновляет список материалов.</w:t>
+      </w:r>
+    </w:p>
+    <w:p>
+      <w:pPr>
+        <w:ind w:left="360" w:firstLine="0"/>
+      </w:pPr>
+      <w:r>
+        <w:t>Удаление материала:</w:t>
+      </w:r>
+    </w:p>
+    <w:p>
+      <w:pPr>
+        <w:pStyle w:val="a7"/>
+        <w:numPr>
+          <w:ilvl w:val="0"/>
+          <w:numId w:val="71"/>
+        </w:numPr>
+      </w:pPr>
+      <w:r>
+        <w:t>Администратор в таблице материалов нажимает иконку удаления для выбранного материала.</w:t>
+      </w:r>
+    </w:p>
+    <w:p>
+      <w:pPr>
+        <w:pStyle w:val="a7"/>
+        <w:numPr>
+          <w:ilvl w:val="0"/>
+          <w:numId w:val="71"/>
+        </w:numPr>
+      </w:pPr>
+      <w:r>
+        <w:t>Система запрашивает подтверждение удаления.</w:t>
+      </w:r>
+    </w:p>
+    <w:p>
+      <w:pPr>
+        <w:pStyle w:val="a7"/>
+        <w:numPr>
+          <w:ilvl w:val="0"/>
+          <w:numId w:val="71"/>
+        </w:numPr>
+      </w:pPr>
+      <w:r>
+        <w:t>Администратор подтверждает удаление.</w:t>
+      </w:r>
+    </w:p>
+    <w:p>
+      <w:pPr>
+        <w:pStyle w:val="a7"/>
+        <w:numPr>
+          <w:ilvl w:val="0"/>
+          <w:numId w:val="71"/>
+        </w:numPr>
+      </w:pPr>
+      <w:r>
+        <w:t>Система проверяет, что количество материала равно нулю.</w:t>
+      </w:r>
+    </w:p>
+    <w:p>
+      <w:pPr>
+        <w:pStyle w:val="a7"/>
+        <w:numPr>
+          <w:ilvl w:val="0"/>
+          <w:numId w:val="71"/>
+        </w:numPr>
+      </w:pPr>
+      <w:r>
+        <w:t xml:space="preserve">Система удаляет запись из таблицы </w:t>
+      </w:r>
+      <w:proofErr w:type="spellStart"/>
+      <w:r>
+        <w:t>materials</w:t>
+      </w:r>
+      <w:proofErr w:type="spellEnd"/>
+      <w:r>
+        <w:t>.</w:t>
+      </w:r>
+    </w:p>
+    <w:p>
+      <w:pPr>
+        <w:pStyle w:val="a7"/>
+        <w:numPr>
+          <w:ilvl w:val="0"/>
+          <w:numId w:val="71"/>
+        </w:numPr>
+      </w:pPr>
+      <w:r>
+        <w:t xml:space="preserve">Система добавляет запись в таблицу </w:t>
+      </w:r>
+      <w:proofErr w:type="spellStart"/>
+      <w:r>
+        <w:t>notifications</w:t>
+      </w:r>
+      <w:proofErr w:type="spellEnd"/>
+      <w:r>
+        <w:t xml:space="preserve"> об удалении материала.</w:t>
+      </w:r>
+    </w:p>
+    <w:p>
+      <w:pPr>
+        <w:pStyle w:val="a7"/>
+        <w:numPr>
+          <w:ilvl w:val="0"/>
+          <w:numId w:val="71"/>
+        </w:numPr>
+      </w:pPr>
+      <w:r>
+        <w:t>Список материалов обновляется</w:t>
+      </w:r>
+      <w:r>
+        <w:t>.</w:t>
+      </w:r>
+    </w:p>
+    <w:p>
+      <w:pPr>
+        <w:ind w:left="360" w:firstLine="0"/>
+      </w:pPr>
+      <w:r>
+        <w:t>Альтернативные потоки:</w:t>
+      </w:r>
+    </w:p>
+    <w:p>
+      <w:pPr>
+        <w:pStyle w:val="a7"/>
+        <w:numPr>
+          <w:ilvl w:val="0"/>
+          <w:numId w:val="62"/>
+        </w:numPr>
+      </w:pPr>
+      <w:r>
+        <w:t>6</w:t>
+      </w:r>
+      <w:r>
+        <w:t>а.</w:t>
+      </w:r>
+      <w:r>
+        <w:t xml:space="preserve"> Код уже существует</w:t>
+      </w:r>
+      <w:r>
+        <w:t>:</w:t>
+      </w:r>
+    </w:p>
+    <w:p>
+      <w:pPr>
+        <w:pStyle w:val="a7"/>
+        <w:numPr>
+          <w:ilvl w:val="0"/>
+          <w:numId w:val="73"/>
+        </w:numPr>
+      </w:pPr>
+      <w:r>
+        <w:t>Система обнаруживает, что введённый код уже используется другим материалом</w:t>
+      </w:r>
+      <w:r>
+        <w:t>.</w:t>
+      </w:r>
+    </w:p>
+    <w:p>
+      <w:pPr>
+        <w:pStyle w:val="a7"/>
+        <w:numPr>
+          <w:ilvl w:val="0"/>
+          <w:numId w:val="73"/>
+        </w:numPr>
+      </w:pPr>
+      <w:r>
+        <w:t>Система отображает сообщение «Материал с таким кодом уже существует».</w:t>
+      </w:r>
+    </w:p>
+    <w:p>
+      <w:pPr>
+        <w:pStyle w:val="a7"/>
+        <w:numPr>
+          <w:ilvl w:val="0"/>
+          <w:numId w:val="73"/>
+        </w:numPr>
+      </w:pPr>
+      <w:r>
+        <w:t>Администратор может изменить код или отменить операцию.</w:t>
+      </w:r>
+    </w:p>
+    <w:p>
+      <w:pPr>
+        <w:pStyle w:val="a7"/>
+        <w:numPr>
+          <w:ilvl w:val="0"/>
+          <w:numId w:val="62"/>
+        </w:numPr>
+      </w:pPr>
+      <w:r>
+        <w:t>4а. Ненулевой остаток при удалении:</w:t>
+      </w:r>
+    </w:p>
+    <w:p>
+      <w:pPr>
+        <w:pStyle w:val="a7"/>
+        <w:numPr>
+          <w:ilvl w:val="1"/>
+          <w:numId w:val="62"/>
+        </w:numPr>
+      </w:pPr>
+      <w:r>
+        <w:t>Система обнаруживает, что количество материала больше нуля.</w:t>
+      </w:r>
+    </w:p>
+    <w:p>
+      <w:pPr>
+        <w:pStyle w:val="a7"/>
+        <w:numPr>
+          <w:ilvl w:val="1"/>
+          <w:numId w:val="62"/>
+        </w:numPr>
+      </w:pPr>
+      <w:r>
+        <w:lastRenderedPageBreak/>
+        <w:t>Система отображает сообщение «Невозможно удалить материал: на складе осталось N ед.».</w:t>
+      </w:r>
+    </w:p>
+    <w:p>
+      <w:pPr>
+        <w:pStyle w:val="a7"/>
+        <w:numPr>
+          <w:ilvl w:val="1"/>
+          <w:numId w:val="62"/>
+        </w:numPr>
+      </w:pPr>
+      <w:r>
+        <w:t>Удаление блокируется.</w:t>
+      </w:r>
+    </w:p>
+    <w:p>
+      <w:pPr>
+        <w:pStyle w:val="a7"/>
+        <w:numPr>
+          <w:ilvl w:val="0"/>
+          <w:numId w:val="62"/>
+        </w:numPr>
+      </w:pPr>
+      <w:r>
+        <w:t>Отмена операции:</w:t>
+      </w:r>
+    </w:p>
+    <w:p>
+      <w:pPr>
+        <w:pStyle w:val="a7"/>
+        <w:numPr>
+          <w:ilvl w:val="1"/>
+          <w:numId w:val="62"/>
+        </w:numPr>
+      </w:pPr>
+      <w:r>
+        <w:t>Администратор нажимает кнопку «Отмена» или закрывает диалог.</w:t>
+      </w:r>
+    </w:p>
+    <w:p>
+      <w:pPr>
+        <w:pStyle w:val="a7"/>
+        <w:numPr>
+          <w:ilvl w:val="1"/>
+          <w:numId w:val="62"/>
+        </w:numPr>
+      </w:pPr>
+      <w:r>
+        <w:t>Система закрывает диалог без сохранения изменений.</w:t>
+      </w:r>
+    </w:p>
+    <w:p>
+      <w:pPr>
+        <w:ind w:left="709" w:firstLine="0"/>
+      </w:pPr>
+      <w:r>
+        <w:t>Постусловия:</w:t>
+      </w:r>
+    </w:p>
+    <w:p>
+      <w:pPr>
+        <w:pStyle w:val="a7"/>
+        <w:numPr>
+          <w:ilvl w:val="0"/>
+          <w:numId w:val="74"/>
+        </w:numPr>
+      </w:pPr>
+      <w:r>
+        <w:t>При успешном выполнении операции данные в справочнике материалов изменены.</w:t>
+      </w:r>
+    </w:p>
+    <w:p>
+      <w:pPr>
+        <w:pStyle w:val="a7"/>
+        <w:numPr>
+          <w:ilvl w:val="0"/>
+          <w:numId w:val="74"/>
+        </w:numPr>
+      </w:pPr>
+      <w:r>
+        <w:t>Все изменения зафиксированы в журнале логов.</w:t>
       </w:r>
     </w:p>
     <w:sectPr>
@@ -6108,6 +7928,116 @@
 <file path=word/numbering.xml><?xml version="1.0" encoding="utf-8"?>
 <w:numbering xmlns:wpc="http://schemas.microsoft.com/office/word/2010/wordprocessingCanvas" xmlns:cx="http://schemas.microsoft.com/office/drawing/2014/chartex" xmlns:cx1="http://schemas.microsoft.com/office/drawing/2015/9/8/chartex" xmlns:cx2="http://schemas.microsoft.com/office/drawing/2015/10/21/chartex" xmlns:cx3="http://schemas.microsoft.com/office/drawing/2016/5/9/chartex" xmlns:cx4="http://schemas.microsoft.com/office/drawing/2016/5/10/chartex" xmlns:cx5="http://schemas.microsoft.com/office/drawing/2016/5/11/chartex" xmlns:cx6="http://schemas.microsoft.com/office/drawing/2016/5/12/chartex" xmlns:cx7="http://schemas.microsoft.com/office/drawing/2016/5/13/chartex" xmlns:cx8="http://schemas.microsoft.com/office/drawing/2016/5/14/chartex" xmlns:mc="http://schemas.openxmlformats.org/markup-compatibility/2006" xmlns:aink="http://schemas.microsoft.com/office/drawing/2016/ink" xmlns:am3d="http://schemas.microsoft.com/office/drawing/2017/model3d" xmlns:o="urn:schemas-microsoft-com:office:office" xmlns:oel="http://schemas.microsoft.com/office/2019/extlst" xmlns:r="http://schemas.openxmlformats.org/officeDocument/2006/relationships" xmlns:m="http://schemas.openxmlformats.org/officeDocument/2006/math" xmlns:v="urn:schemas-microsoft-com:vml" xmlns:wp14="http://schemas.microsoft.com/office/word/2010/wordprocessingDrawing" xmlns:wp="http://schemas.openxmlformats.org/drawingml/2006/wordprocessingDrawing" xmlns:w10="urn:schemas-microsoft-com:office:word" xmlns:w="http://schemas.openxmlformats.org/wordprocessingml/2006/main" xmlns:w14="http://schemas.microsoft.com/office/word/2010/wordml" xmlns:w15="http://schemas.microsoft.com/office/word/2012/wordml" xmlns:w16cex="http://schemas.microsoft.com/office/word/2018/wordml/cex" xmlns:w16cid="http://schemas.microsoft.com/office/word/2016/wordml/cid" xmlns:w16="http://schemas.microsoft.com/office/word/2018/wordml" xmlns:w16sdtdh="http://schemas.microsoft.com/office/word/2020/wordml/sdtdatahash" xmlns:w16se="http://schemas.microsoft.com/office/word/2015/wordml/symex" xmlns:wpg="http://schemas.microsoft.com/office/word/2010/wordprocessingGroup" xmlns:wpi="http://schemas.microsoft.com/office/word/2010/wordprocessingInk" xmlns:wne="http://schemas.microsoft.com/office/word/2006/wordml" xmlns:wps="http://schemas.microsoft.com/office/word/2010/wordprocessingShape" mc:Ignorable="w14 w15 w16se w16cid w16 w16cex w16sdtdh wp14">
   <w:abstractNum w:abstractNumId="0" w15:restartNumberingAfterBreak="0">
+    <w:nsid w:val="00421890"/>
+    <w:multiLevelType w:val="hybridMultilevel"/>
+    <w:tmpl w:val="0FA81F42"/>
+    <w:lvl w:ilvl="0" w:tplc="04190001">
+      <w:start w:val="1"/>
+      <w:numFmt w:val="bullet"/>
+      <w:lvlText w:val=""/>
+      <w:lvlJc w:val="left"/>
+      <w:pPr>
+        <w:ind w:left="720" w:hanging="360"/>
+      </w:pPr>
+      <w:rPr>
+        <w:rFonts w:ascii="Symbol" w:hAnsi="Symbol" w:hint="default"/>
+      </w:rPr>
+    </w:lvl>
+    <w:lvl w:ilvl="1" w:tplc="0419000F">
+      <w:start w:val="1"/>
+      <w:numFmt w:val="decimal"/>
+      <w:lvlText w:val="%2."/>
+      <w:lvlJc w:val="left"/>
+      <w:pPr>
+        <w:ind w:left="720" w:hanging="360"/>
+      </w:pPr>
+    </w:lvl>
+    <w:lvl w:ilvl="2" w:tplc="04190005">
+      <w:start w:val="1"/>
+      <w:numFmt w:val="bullet"/>
+      <w:lvlText w:val=""/>
+      <w:lvlJc w:val="left"/>
+      <w:pPr>
+        <w:ind w:left="2160" w:hanging="360"/>
+      </w:pPr>
+      <w:rPr>
+        <w:rFonts w:ascii="Wingdings" w:hAnsi="Wingdings" w:hint="default"/>
+      </w:rPr>
+    </w:lvl>
+    <w:lvl w:ilvl="3" w:tplc="04190001">
+      <w:start w:val="1"/>
+      <w:numFmt w:val="bullet"/>
+      <w:lvlText w:val=""/>
+      <w:lvlJc w:val="left"/>
+      <w:pPr>
+        <w:ind w:left="2880" w:hanging="360"/>
+      </w:pPr>
+      <w:rPr>
+        <w:rFonts w:ascii="Symbol" w:hAnsi="Symbol" w:hint="default"/>
+      </w:rPr>
+    </w:lvl>
+    <w:lvl w:ilvl="4" w:tplc="04190003">
+      <w:start w:val="1"/>
+      <w:numFmt w:val="bullet"/>
+      <w:lvlText w:val="o"/>
+      <w:lvlJc w:val="left"/>
+      <w:pPr>
+        <w:ind w:left="3600" w:hanging="360"/>
+      </w:pPr>
+      <w:rPr>
+        <w:rFonts w:ascii="Courier New" w:hAnsi="Courier New" w:cs="Courier New" w:hint="default"/>
+      </w:rPr>
+    </w:lvl>
+    <w:lvl w:ilvl="5" w:tplc="04190005">
+      <w:start w:val="1"/>
+      <w:numFmt w:val="bullet"/>
+      <w:lvlText w:val=""/>
+      <w:lvlJc w:val="left"/>
+      <w:pPr>
+        <w:ind w:left="4320" w:hanging="360"/>
+      </w:pPr>
+      <w:rPr>
+        <w:rFonts w:ascii="Wingdings" w:hAnsi="Wingdings" w:hint="default"/>
+      </w:rPr>
+    </w:lvl>
+    <w:lvl w:ilvl="6" w:tplc="04190001" w:tentative="1">
+      <w:start w:val="1"/>
+      <w:numFmt w:val="bullet"/>
+      <w:lvlText w:val=""/>
+      <w:lvlJc w:val="left"/>
+      <w:pPr>
+        <w:ind w:left="5040" w:hanging="360"/>
+      </w:pPr>
+      <w:rPr>
+        <w:rFonts w:ascii="Symbol" w:hAnsi="Symbol" w:hint="default"/>
+      </w:rPr>
+    </w:lvl>
+    <w:lvl w:ilvl="7" w:tplc="04190003" w:tentative="1">
+      <w:start w:val="1"/>
+      <w:numFmt w:val="bullet"/>
+      <w:lvlText w:val="o"/>
+      <w:lvlJc w:val="left"/>
+      <w:pPr>
+        <w:ind w:left="5760" w:hanging="360"/>
+      </w:pPr>
+      <w:rPr>
+        <w:rFonts w:ascii="Courier New" w:hAnsi="Courier New" w:cs="Courier New" w:hint="default"/>
+      </w:rPr>
+    </w:lvl>
+    <w:lvl w:ilvl="8" w:tplc="04190005" w:tentative="1">
+      <w:start w:val="1"/>
+      <w:numFmt w:val="bullet"/>
+      <w:lvlText w:val=""/>
+      <w:lvlJc w:val="left"/>
+      <w:pPr>
+        <w:ind w:left="6480" w:hanging="360"/>
+      </w:pPr>
+      <w:rPr>
+        <w:rFonts w:ascii="Wingdings" w:hAnsi="Wingdings" w:hint="default"/>
+      </w:rPr>
+    </w:lvl>
+  </w:abstractNum>
+  <w:abstractNum w:abstractNumId="1" w15:restartNumberingAfterBreak="0">
     <w:nsid w:val="03DF426D"/>
     <w:multiLevelType w:val="hybridMultilevel"/>
     <w:tmpl w:val="0F101BD0"/>
@@ -6220,7 +8150,7 @@
       </w:rPr>
     </w:lvl>
   </w:abstractNum>
-  <w:abstractNum w:abstractNumId="1" w15:restartNumberingAfterBreak="0">
+  <w:abstractNum w:abstractNumId="2" w15:restartNumberingAfterBreak="0">
     <w:nsid w:val="04C65ED1"/>
     <w:multiLevelType w:val="hybridMultilevel"/>
     <w:tmpl w:val="9B9EAA2A"/>
@@ -6306,7 +8236,7 @@
       </w:pPr>
     </w:lvl>
   </w:abstractNum>
-  <w:abstractNum w:abstractNumId="2" w15:restartNumberingAfterBreak="0">
+  <w:abstractNum w:abstractNumId="3" w15:restartNumberingAfterBreak="0">
     <w:nsid w:val="065643F1"/>
     <w:multiLevelType w:val="hybridMultilevel"/>
     <w:tmpl w:val="662ACFDC"/>
@@ -6419,7 +8349,96 @@
       </w:rPr>
     </w:lvl>
   </w:abstractNum>
-  <w:abstractNum w:abstractNumId="3" w15:restartNumberingAfterBreak="0">
+  <w:abstractNum w:abstractNumId="4" w15:restartNumberingAfterBreak="0">
+    <w:nsid w:val="07EF0FE1"/>
+    <w:multiLevelType w:val="hybridMultilevel"/>
+    <w:tmpl w:val="7F067492"/>
+    <w:lvl w:ilvl="0" w:tplc="0419000F">
+      <w:start w:val="1"/>
+      <w:numFmt w:val="decimal"/>
+      <w:lvlText w:val="%1."/>
+      <w:lvlJc w:val="left"/>
+      <w:pPr>
+        <w:ind w:left="720" w:hanging="360"/>
+      </w:pPr>
+      <w:rPr>
+        <w:rFonts w:hint="default"/>
+      </w:rPr>
+    </w:lvl>
+    <w:lvl w:ilvl="1" w:tplc="04190019" w:tentative="1">
+      <w:start w:val="1"/>
+      <w:numFmt w:val="lowerLetter"/>
+      <w:lvlText w:val="%2."/>
+      <w:lvlJc w:val="left"/>
+      <w:pPr>
+        <w:ind w:left="1440" w:hanging="360"/>
+      </w:pPr>
+    </w:lvl>
+    <w:lvl w:ilvl="2" w:tplc="0419001B" w:tentative="1">
+      <w:start w:val="1"/>
+      <w:numFmt w:val="lowerRoman"/>
+      <w:lvlText w:val="%3."/>
+      <w:lvlJc w:val="right"/>
+      <w:pPr>
+        <w:ind w:left="2160" w:hanging="180"/>
+      </w:pPr>
+    </w:lvl>
+    <w:lvl w:ilvl="3" w:tplc="0419000F" w:tentative="1">
+      <w:start w:val="1"/>
+      <w:numFmt w:val="decimal"/>
+      <w:lvlText w:val="%4."/>
+      <w:lvlJc w:val="left"/>
+      <w:pPr>
+        <w:ind w:left="2880" w:hanging="360"/>
+      </w:pPr>
+    </w:lvl>
+    <w:lvl w:ilvl="4" w:tplc="04190019" w:tentative="1">
+      <w:start w:val="1"/>
+      <w:numFmt w:val="lowerLetter"/>
+      <w:lvlText w:val="%5."/>
+      <w:lvlJc w:val="left"/>
+      <w:pPr>
+        <w:ind w:left="3600" w:hanging="360"/>
+      </w:pPr>
+    </w:lvl>
+    <w:lvl w:ilvl="5" w:tplc="0419001B" w:tentative="1">
+      <w:start w:val="1"/>
+      <w:numFmt w:val="lowerRoman"/>
+      <w:lvlText w:val="%6."/>
+      <w:lvlJc w:val="right"/>
+      <w:pPr>
+        <w:ind w:left="4320" w:hanging="180"/>
+      </w:pPr>
+    </w:lvl>
+    <w:lvl w:ilvl="6" w:tplc="0419000F" w:tentative="1">
+      <w:start w:val="1"/>
+      <w:numFmt w:val="decimal"/>
+      <w:lvlText w:val="%7."/>
+      <w:lvlJc w:val="left"/>
+      <w:pPr>
+        <w:ind w:left="5040" w:hanging="360"/>
+      </w:pPr>
+    </w:lvl>
+    <w:lvl w:ilvl="7" w:tplc="04190019" w:tentative="1">
+      <w:start w:val="1"/>
+      <w:numFmt w:val="lowerLetter"/>
+      <w:lvlText w:val="%8."/>
+      <w:lvlJc w:val="left"/>
+      <w:pPr>
+        <w:ind w:left="5760" w:hanging="360"/>
+      </w:pPr>
+    </w:lvl>
+    <w:lvl w:ilvl="8" w:tplc="0419001B" w:tentative="1">
+      <w:start w:val="1"/>
+      <w:numFmt w:val="lowerRoman"/>
+      <w:lvlText w:val="%9."/>
+      <w:lvlJc w:val="right"/>
+      <w:pPr>
+        <w:ind w:left="6480" w:hanging="180"/>
+      </w:pPr>
+    </w:lvl>
+  </w:abstractNum>
+  <w:abstractNum w:abstractNumId="5" w15:restartNumberingAfterBreak="0">
     <w:nsid w:val="0E3D7E69"/>
     <w:multiLevelType w:val="hybridMultilevel"/>
     <w:tmpl w:val="8982ACDE"/>
@@ -6508,7 +8527,7 @@
       </w:pPr>
     </w:lvl>
   </w:abstractNum>
-  <w:abstractNum w:abstractNumId="4" w15:restartNumberingAfterBreak="0">
+  <w:abstractNum w:abstractNumId="6" w15:restartNumberingAfterBreak="0">
     <w:nsid w:val="0E5D330D"/>
     <w:multiLevelType w:val="hybridMultilevel"/>
     <w:tmpl w:val="73748FE2"/>
@@ -6621,7 +8640,7 @@
       </w:rPr>
     </w:lvl>
   </w:abstractNum>
-  <w:abstractNum w:abstractNumId="5" w15:restartNumberingAfterBreak="0">
+  <w:abstractNum w:abstractNumId="7" w15:restartNumberingAfterBreak="0">
     <w:nsid w:val="0E6F668D"/>
     <w:multiLevelType w:val="multilevel"/>
     <w:tmpl w:val="2E7E0D54"/>
@@ -6739,7 +8758,7 @@
       </w:rPr>
     </w:lvl>
   </w:abstractNum>
-  <w:abstractNum w:abstractNumId="6" w15:restartNumberingAfterBreak="0">
+  <w:abstractNum w:abstractNumId="8" w15:restartNumberingAfterBreak="0">
     <w:nsid w:val="101F1DCD"/>
     <w:multiLevelType w:val="hybridMultilevel"/>
     <w:tmpl w:val="D2E6648C"/>
@@ -6852,7 +8871,120 @@
       </w:rPr>
     </w:lvl>
   </w:abstractNum>
-  <w:abstractNum w:abstractNumId="7" w15:restartNumberingAfterBreak="0">
+  <w:abstractNum w:abstractNumId="9" w15:restartNumberingAfterBreak="0">
+    <w:nsid w:val="11F93169"/>
+    <w:multiLevelType w:val="hybridMultilevel"/>
+    <w:tmpl w:val="67520D2C"/>
+    <w:lvl w:ilvl="0" w:tplc="04190001">
+      <w:start w:val="1"/>
+      <w:numFmt w:val="bullet"/>
+      <w:lvlText w:val=""/>
+      <w:lvlJc w:val="left"/>
+      <w:pPr>
+        <w:ind w:left="1429" w:hanging="360"/>
+      </w:pPr>
+      <w:rPr>
+        <w:rFonts w:ascii="Symbol" w:hAnsi="Symbol" w:hint="default"/>
+      </w:rPr>
+    </w:lvl>
+    <w:lvl w:ilvl="1" w:tplc="04190003" w:tentative="1">
+      <w:start w:val="1"/>
+      <w:numFmt w:val="bullet"/>
+      <w:lvlText w:val="o"/>
+      <w:lvlJc w:val="left"/>
+      <w:pPr>
+        <w:ind w:left="2149" w:hanging="360"/>
+      </w:pPr>
+      <w:rPr>
+        <w:rFonts w:ascii="Courier New" w:hAnsi="Courier New" w:cs="Courier New" w:hint="default"/>
+      </w:rPr>
+    </w:lvl>
+    <w:lvl w:ilvl="2" w:tplc="04190005" w:tentative="1">
+      <w:start w:val="1"/>
+      <w:numFmt w:val="bullet"/>
+      <w:lvlText w:val=""/>
+      <w:lvlJc w:val="left"/>
+      <w:pPr>
+        <w:ind w:left="2869" w:hanging="360"/>
+      </w:pPr>
+      <w:rPr>
+        <w:rFonts w:ascii="Wingdings" w:hAnsi="Wingdings" w:hint="default"/>
+      </w:rPr>
+    </w:lvl>
+    <w:lvl w:ilvl="3" w:tplc="04190001" w:tentative="1">
+      <w:start w:val="1"/>
+      <w:numFmt w:val="bullet"/>
+      <w:lvlText w:val=""/>
+      <w:lvlJc w:val="left"/>
+      <w:pPr>
+        <w:ind w:left="3589" w:hanging="360"/>
+      </w:pPr>
+      <w:rPr>
+        <w:rFonts w:ascii="Symbol" w:hAnsi="Symbol" w:hint="default"/>
+      </w:rPr>
+    </w:lvl>
+    <w:lvl w:ilvl="4" w:tplc="04190003" w:tentative="1">
+      <w:start w:val="1"/>
+      <w:numFmt w:val="bullet"/>
+      <w:lvlText w:val="o"/>
+      <w:lvlJc w:val="left"/>
+      <w:pPr>
+        <w:ind w:left="4309" w:hanging="360"/>
+      </w:pPr>
+      <w:rPr>
+        <w:rFonts w:ascii="Courier New" w:hAnsi="Courier New" w:cs="Courier New" w:hint="default"/>
+      </w:rPr>
+    </w:lvl>
+    <w:lvl w:ilvl="5" w:tplc="04190005" w:tentative="1">
+      <w:start w:val="1"/>
+      <w:numFmt w:val="bullet"/>
+      <w:lvlText w:val=""/>
+      <w:lvlJc w:val="left"/>
+      <w:pPr>
+        <w:ind w:left="5029" w:hanging="360"/>
+      </w:pPr>
+      <w:rPr>
+        <w:rFonts w:ascii="Wingdings" w:hAnsi="Wingdings" w:hint="default"/>
+      </w:rPr>
+    </w:lvl>
+    <w:lvl w:ilvl="6" w:tplc="04190001" w:tentative="1">
+      <w:start w:val="1"/>
+      <w:numFmt w:val="bullet"/>
+      <w:lvlText w:val=""/>
+      <w:lvlJc w:val="left"/>
+      <w:pPr>
+        <w:ind w:left="5749" w:hanging="360"/>
+      </w:pPr>
+      <w:rPr>
+        <w:rFonts w:ascii="Symbol" w:hAnsi="Symbol" w:hint="default"/>
+      </w:rPr>
+    </w:lvl>
+    <w:lvl w:ilvl="7" w:tplc="04190003" w:tentative="1">
+      <w:start w:val="1"/>
+      <w:numFmt w:val="bullet"/>
+      <w:lvlText w:val="o"/>
+      <w:lvlJc w:val="left"/>
+      <w:pPr>
+        <w:ind w:left="6469" w:hanging="360"/>
+      </w:pPr>
+      <w:rPr>
+        <w:rFonts w:ascii="Courier New" w:hAnsi="Courier New" w:cs="Courier New" w:hint="default"/>
+      </w:rPr>
+    </w:lvl>
+    <w:lvl w:ilvl="8" w:tplc="04190005" w:tentative="1">
+      <w:start w:val="1"/>
+      <w:numFmt w:val="bullet"/>
+      <w:lvlText w:val=""/>
+      <w:lvlJc w:val="left"/>
+      <w:pPr>
+        <w:ind w:left="7189" w:hanging="360"/>
+      </w:pPr>
+      <w:rPr>
+        <w:rFonts w:ascii="Wingdings" w:hAnsi="Wingdings" w:hint="default"/>
+      </w:rPr>
+    </w:lvl>
+  </w:abstractNum>
+  <w:abstractNum w:abstractNumId="10" w15:restartNumberingAfterBreak="0">
     <w:nsid w:val="17747480"/>
     <w:multiLevelType w:val="hybridMultilevel"/>
     <w:tmpl w:val="70D2A2DE"/>
@@ -6941,7 +9073,7 @@
       </w:pPr>
     </w:lvl>
   </w:abstractNum>
-  <w:abstractNum w:abstractNumId="8" w15:restartNumberingAfterBreak="0">
+  <w:abstractNum w:abstractNumId="11" w15:restartNumberingAfterBreak="0">
     <w:nsid w:val="18326623"/>
     <w:multiLevelType w:val="hybridMultilevel"/>
     <w:tmpl w:val="103048FC"/>
@@ -7054,7 +9186,7 @@
       </w:rPr>
     </w:lvl>
   </w:abstractNum>
-  <w:abstractNum w:abstractNumId="9" w15:restartNumberingAfterBreak="0">
+  <w:abstractNum w:abstractNumId="12" w15:restartNumberingAfterBreak="0">
     <w:nsid w:val="188609FF"/>
     <w:multiLevelType w:val="multilevel"/>
     <w:tmpl w:val="2E7E0D54"/>
@@ -7172,7 +9304,7 @@
       </w:rPr>
     </w:lvl>
   </w:abstractNum>
-  <w:abstractNum w:abstractNumId="10" w15:restartNumberingAfterBreak="0">
+  <w:abstractNum w:abstractNumId="13" w15:restartNumberingAfterBreak="0">
     <w:nsid w:val="18FC3CB6"/>
     <w:multiLevelType w:val="multilevel"/>
     <w:tmpl w:val="D24E8ED2"/>
@@ -7292,7 +9424,185 @@
       </w:rPr>
     </w:lvl>
   </w:abstractNum>
-  <w:abstractNum w:abstractNumId="11" w15:restartNumberingAfterBreak="0">
+  <w:abstractNum w:abstractNumId="14" w15:restartNumberingAfterBreak="0">
+    <w:nsid w:val="1A7B1FCA"/>
+    <w:multiLevelType w:val="hybridMultilevel"/>
+    <w:tmpl w:val="E744A7B8"/>
+    <w:lvl w:ilvl="0" w:tplc="0419000F">
+      <w:start w:val="1"/>
+      <w:numFmt w:val="decimal"/>
+      <w:lvlText w:val="%1."/>
+      <w:lvlJc w:val="left"/>
+      <w:pPr>
+        <w:ind w:left="720" w:hanging="360"/>
+      </w:pPr>
+      <w:rPr>
+        <w:rFonts w:hint="default"/>
+      </w:rPr>
+    </w:lvl>
+    <w:lvl w:ilvl="1" w:tplc="04190019">
+      <w:start w:val="1"/>
+      <w:numFmt w:val="lowerLetter"/>
+      <w:lvlText w:val="%2."/>
+      <w:lvlJc w:val="left"/>
+      <w:pPr>
+        <w:ind w:left="1440" w:hanging="360"/>
+      </w:pPr>
+    </w:lvl>
+    <w:lvl w:ilvl="2" w:tplc="0419001B">
+      <w:start w:val="1"/>
+      <w:numFmt w:val="lowerRoman"/>
+      <w:lvlText w:val="%3."/>
+      <w:lvlJc w:val="right"/>
+      <w:pPr>
+        <w:ind w:left="2160" w:hanging="180"/>
+      </w:pPr>
+    </w:lvl>
+    <w:lvl w:ilvl="3" w:tplc="0419000F" w:tentative="1">
+      <w:start w:val="1"/>
+      <w:numFmt w:val="decimal"/>
+      <w:lvlText w:val="%4."/>
+      <w:lvlJc w:val="left"/>
+      <w:pPr>
+        <w:ind w:left="2880" w:hanging="360"/>
+      </w:pPr>
+    </w:lvl>
+    <w:lvl w:ilvl="4" w:tplc="04190019" w:tentative="1">
+      <w:start w:val="1"/>
+      <w:numFmt w:val="lowerLetter"/>
+      <w:lvlText w:val="%5."/>
+      <w:lvlJc w:val="left"/>
+      <w:pPr>
+        <w:ind w:left="3600" w:hanging="360"/>
+      </w:pPr>
+    </w:lvl>
+    <w:lvl w:ilvl="5" w:tplc="0419001B" w:tentative="1">
+      <w:start w:val="1"/>
+      <w:numFmt w:val="lowerRoman"/>
+      <w:lvlText w:val="%6."/>
+      <w:lvlJc w:val="right"/>
+      <w:pPr>
+        <w:ind w:left="4320" w:hanging="180"/>
+      </w:pPr>
+    </w:lvl>
+    <w:lvl w:ilvl="6" w:tplc="0419000F" w:tentative="1">
+      <w:start w:val="1"/>
+      <w:numFmt w:val="decimal"/>
+      <w:lvlText w:val="%7."/>
+      <w:lvlJc w:val="left"/>
+      <w:pPr>
+        <w:ind w:left="5040" w:hanging="360"/>
+      </w:pPr>
+    </w:lvl>
+    <w:lvl w:ilvl="7" w:tplc="04190019" w:tentative="1">
+      <w:start w:val="1"/>
+      <w:numFmt w:val="lowerLetter"/>
+      <w:lvlText w:val="%8."/>
+      <w:lvlJc w:val="left"/>
+      <w:pPr>
+        <w:ind w:left="5760" w:hanging="360"/>
+      </w:pPr>
+    </w:lvl>
+    <w:lvl w:ilvl="8" w:tplc="0419001B" w:tentative="1">
+      <w:start w:val="1"/>
+      <w:numFmt w:val="lowerRoman"/>
+      <w:lvlText w:val="%9."/>
+      <w:lvlJc w:val="right"/>
+      <w:pPr>
+        <w:ind w:left="6480" w:hanging="180"/>
+      </w:pPr>
+    </w:lvl>
+  </w:abstractNum>
+  <w:abstractNum w:abstractNumId="15" w15:restartNumberingAfterBreak="0">
+    <w:nsid w:val="1D9516E3"/>
+    <w:multiLevelType w:val="hybridMultilevel"/>
+    <w:tmpl w:val="76C60B38"/>
+    <w:lvl w:ilvl="0" w:tplc="0419000F">
+      <w:start w:val="1"/>
+      <w:numFmt w:val="decimal"/>
+      <w:lvlText w:val="%1."/>
+      <w:lvlJc w:val="left"/>
+      <w:pPr>
+        <w:ind w:left="720" w:hanging="360"/>
+      </w:pPr>
+      <w:rPr>
+        <w:rFonts w:hint="default"/>
+      </w:rPr>
+    </w:lvl>
+    <w:lvl w:ilvl="1" w:tplc="04190019" w:tentative="1">
+      <w:start w:val="1"/>
+      <w:numFmt w:val="lowerLetter"/>
+      <w:lvlText w:val="%2."/>
+      <w:lvlJc w:val="left"/>
+      <w:pPr>
+        <w:ind w:left="1440" w:hanging="360"/>
+      </w:pPr>
+    </w:lvl>
+    <w:lvl w:ilvl="2" w:tplc="0419001B" w:tentative="1">
+      <w:start w:val="1"/>
+      <w:numFmt w:val="lowerRoman"/>
+      <w:lvlText w:val="%3."/>
+      <w:lvlJc w:val="right"/>
+      <w:pPr>
+        <w:ind w:left="2160" w:hanging="180"/>
+      </w:pPr>
+    </w:lvl>
+    <w:lvl w:ilvl="3" w:tplc="0419000F" w:tentative="1">
+      <w:start w:val="1"/>
+      <w:numFmt w:val="decimal"/>
+      <w:lvlText w:val="%4."/>
+      <w:lvlJc w:val="left"/>
+      <w:pPr>
+        <w:ind w:left="2880" w:hanging="360"/>
+      </w:pPr>
+    </w:lvl>
+    <w:lvl w:ilvl="4" w:tplc="04190019" w:tentative="1">
+      <w:start w:val="1"/>
+      <w:numFmt w:val="lowerLetter"/>
+      <w:lvlText w:val="%5."/>
+      <w:lvlJc w:val="left"/>
+      <w:pPr>
+        <w:ind w:left="3600" w:hanging="360"/>
+      </w:pPr>
+    </w:lvl>
+    <w:lvl w:ilvl="5" w:tplc="0419001B" w:tentative="1">
+      <w:start w:val="1"/>
+      <w:numFmt w:val="lowerRoman"/>
+      <w:lvlText w:val="%6."/>
+      <w:lvlJc w:val="right"/>
+      <w:pPr>
+        <w:ind w:left="4320" w:hanging="180"/>
+      </w:pPr>
+    </w:lvl>
+    <w:lvl w:ilvl="6" w:tplc="0419000F" w:tentative="1">
+      <w:start w:val="1"/>
+      <w:numFmt w:val="decimal"/>
+      <w:lvlText w:val="%7."/>
+      <w:lvlJc w:val="left"/>
+      <w:pPr>
+        <w:ind w:left="5040" w:hanging="360"/>
+      </w:pPr>
+    </w:lvl>
+    <w:lvl w:ilvl="7" w:tplc="04190019" w:tentative="1">
+      <w:start w:val="1"/>
+      <w:numFmt w:val="lowerLetter"/>
+      <w:lvlText w:val="%8."/>
+      <w:lvlJc w:val="left"/>
+      <w:pPr>
+        <w:ind w:left="5760" w:hanging="360"/>
+      </w:pPr>
+    </w:lvl>
+    <w:lvl w:ilvl="8" w:tplc="0419001B" w:tentative="1">
+      <w:start w:val="1"/>
+      <w:numFmt w:val="lowerRoman"/>
+      <w:lvlText w:val="%9."/>
+      <w:lvlJc w:val="right"/>
+      <w:pPr>
+        <w:ind w:left="6480" w:hanging="180"/>
+      </w:pPr>
+    </w:lvl>
+  </w:abstractNum>
+  <w:abstractNum w:abstractNumId="16" w15:restartNumberingAfterBreak="0">
     <w:nsid w:val="1F455FB8"/>
     <w:multiLevelType w:val="hybridMultilevel"/>
     <w:tmpl w:val="9822F504"/>
@@ -7381,7 +9691,7 @@
       </w:pPr>
     </w:lvl>
   </w:abstractNum>
-  <w:abstractNum w:abstractNumId="12" w15:restartNumberingAfterBreak="0">
+  <w:abstractNum w:abstractNumId="17" w15:restartNumberingAfterBreak="0">
     <w:nsid w:val="20632094"/>
     <w:multiLevelType w:val="hybridMultilevel"/>
     <w:tmpl w:val="21B0A21E"/>
@@ -7494,7 +9804,7 @@
       </w:rPr>
     </w:lvl>
   </w:abstractNum>
-  <w:abstractNum w:abstractNumId="13" w15:restartNumberingAfterBreak="0">
+  <w:abstractNum w:abstractNumId="18" w15:restartNumberingAfterBreak="0">
     <w:nsid w:val="22902E24"/>
     <w:multiLevelType w:val="multilevel"/>
     <w:tmpl w:val="2E7E0D54"/>
@@ -7612,7 +9922,96 @@
       </w:rPr>
     </w:lvl>
   </w:abstractNum>
-  <w:abstractNum w:abstractNumId="14" w15:restartNumberingAfterBreak="0">
+  <w:abstractNum w:abstractNumId="19" w15:restartNumberingAfterBreak="0">
+    <w:nsid w:val="22B40436"/>
+    <w:multiLevelType w:val="hybridMultilevel"/>
+    <w:tmpl w:val="AD9E0882"/>
+    <w:lvl w:ilvl="0" w:tplc="68D4F922">
+      <w:start w:val="1"/>
+      <w:numFmt w:val="decimal"/>
+      <w:lvlText w:val="%1."/>
+      <w:lvlJc w:val="left"/>
+      <w:pPr>
+        <w:ind w:left="1069" w:hanging="360"/>
+      </w:pPr>
+      <w:rPr>
+        <w:rFonts w:hint="default"/>
+      </w:rPr>
+    </w:lvl>
+    <w:lvl w:ilvl="1" w:tplc="04190019" w:tentative="1">
+      <w:start w:val="1"/>
+      <w:numFmt w:val="lowerLetter"/>
+      <w:lvlText w:val="%2."/>
+      <w:lvlJc w:val="left"/>
+      <w:pPr>
+        <w:ind w:left="1789" w:hanging="360"/>
+      </w:pPr>
+    </w:lvl>
+    <w:lvl w:ilvl="2" w:tplc="0419001B" w:tentative="1">
+      <w:start w:val="1"/>
+      <w:numFmt w:val="lowerRoman"/>
+      <w:lvlText w:val="%3."/>
+      <w:lvlJc w:val="right"/>
+      <w:pPr>
+        <w:ind w:left="2509" w:hanging="180"/>
+      </w:pPr>
+    </w:lvl>
+    <w:lvl w:ilvl="3" w:tplc="0419000F" w:tentative="1">
+      <w:start w:val="1"/>
+      <w:numFmt w:val="decimal"/>
+      <w:lvlText w:val="%4."/>
+      <w:lvlJc w:val="left"/>
+      <w:pPr>
+        <w:ind w:left="3229" w:hanging="360"/>
+      </w:pPr>
+    </w:lvl>
+    <w:lvl w:ilvl="4" w:tplc="04190019" w:tentative="1">
+      <w:start w:val="1"/>
+      <w:numFmt w:val="lowerLetter"/>
+      <w:lvlText w:val="%5."/>
+      <w:lvlJc w:val="left"/>
+      <w:pPr>
+        <w:ind w:left="3949" w:hanging="360"/>
+      </w:pPr>
+    </w:lvl>
+    <w:lvl w:ilvl="5" w:tplc="0419001B" w:tentative="1">
+      <w:start w:val="1"/>
+      <w:numFmt w:val="lowerRoman"/>
+      <w:lvlText w:val="%6."/>
+      <w:lvlJc w:val="right"/>
+      <w:pPr>
+        <w:ind w:left="4669" w:hanging="180"/>
+      </w:pPr>
+    </w:lvl>
+    <w:lvl w:ilvl="6" w:tplc="0419000F" w:tentative="1">
+      <w:start w:val="1"/>
+      <w:numFmt w:val="decimal"/>
+      <w:lvlText w:val="%7."/>
+      <w:lvlJc w:val="left"/>
+      <w:pPr>
+        <w:ind w:left="5389" w:hanging="360"/>
+      </w:pPr>
+    </w:lvl>
+    <w:lvl w:ilvl="7" w:tplc="04190019" w:tentative="1">
+      <w:start w:val="1"/>
+      <w:numFmt w:val="lowerLetter"/>
+      <w:lvlText w:val="%8."/>
+      <w:lvlJc w:val="left"/>
+      <w:pPr>
+        <w:ind w:left="6109" w:hanging="360"/>
+      </w:pPr>
+    </w:lvl>
+    <w:lvl w:ilvl="8" w:tplc="0419001B" w:tentative="1">
+      <w:start w:val="1"/>
+      <w:numFmt w:val="lowerRoman"/>
+      <w:lvlText w:val="%9."/>
+      <w:lvlJc w:val="right"/>
+      <w:pPr>
+        <w:ind w:left="6829" w:hanging="180"/>
+      </w:pPr>
+    </w:lvl>
+  </w:abstractNum>
+  <w:abstractNum w:abstractNumId="20" w15:restartNumberingAfterBreak="0">
     <w:nsid w:val="22FC6278"/>
     <w:multiLevelType w:val="hybridMultilevel"/>
     <w:tmpl w:val="8ACE9842"/>
@@ -7701,7 +10100,7 @@
       </w:pPr>
     </w:lvl>
   </w:abstractNum>
-  <w:abstractNum w:abstractNumId="15" w15:restartNumberingAfterBreak="0">
+  <w:abstractNum w:abstractNumId="21" w15:restartNumberingAfterBreak="0">
     <w:nsid w:val="25020685"/>
     <w:multiLevelType w:val="hybridMultilevel"/>
     <w:tmpl w:val="3BA6B962"/>
@@ -7811,7 +10210,7 @@
       </w:rPr>
     </w:lvl>
   </w:abstractNum>
-  <w:abstractNum w:abstractNumId="16" w15:restartNumberingAfterBreak="0">
+  <w:abstractNum w:abstractNumId="22" w15:restartNumberingAfterBreak="0">
     <w:nsid w:val="25450492"/>
     <w:multiLevelType w:val="hybridMultilevel"/>
     <w:tmpl w:val="C1B6D8E4"/>
@@ -7900,7 +10299,7 @@
       </w:pPr>
     </w:lvl>
   </w:abstractNum>
-  <w:abstractNum w:abstractNumId="17" w15:restartNumberingAfterBreak="0">
+  <w:abstractNum w:abstractNumId="23" w15:restartNumberingAfterBreak="0">
     <w:nsid w:val="2D123DD2"/>
     <w:multiLevelType w:val="hybridMultilevel"/>
     <w:tmpl w:val="D02CB658"/>
@@ -8013,7 +10412,93 @@
       </w:rPr>
     </w:lvl>
   </w:abstractNum>
-  <w:abstractNum w:abstractNumId="18" w15:restartNumberingAfterBreak="0">
+  <w:abstractNum w:abstractNumId="24" w15:restartNumberingAfterBreak="0">
+    <w:nsid w:val="2E8B5871"/>
+    <w:multiLevelType w:val="hybridMultilevel"/>
+    <w:tmpl w:val="79926A78"/>
+    <w:lvl w:ilvl="0" w:tplc="0419000F">
+      <w:start w:val="1"/>
+      <w:numFmt w:val="decimal"/>
+      <w:lvlText w:val="%1."/>
+      <w:lvlJc w:val="left"/>
+      <w:pPr>
+        <w:ind w:left="1429" w:hanging="360"/>
+      </w:pPr>
+    </w:lvl>
+    <w:lvl w:ilvl="1" w:tplc="04190019" w:tentative="1">
+      <w:start w:val="1"/>
+      <w:numFmt w:val="lowerLetter"/>
+      <w:lvlText w:val="%2."/>
+      <w:lvlJc w:val="left"/>
+      <w:pPr>
+        <w:ind w:left="2149" w:hanging="360"/>
+      </w:pPr>
+    </w:lvl>
+    <w:lvl w:ilvl="2" w:tplc="0419001B" w:tentative="1">
+      <w:start w:val="1"/>
+      <w:numFmt w:val="lowerRoman"/>
+      <w:lvlText w:val="%3."/>
+      <w:lvlJc w:val="right"/>
+      <w:pPr>
+        <w:ind w:left="2869" w:hanging="180"/>
+      </w:pPr>
+    </w:lvl>
+    <w:lvl w:ilvl="3" w:tplc="0419000F" w:tentative="1">
+      <w:start w:val="1"/>
+      <w:numFmt w:val="decimal"/>
+      <w:lvlText w:val="%4."/>
+      <w:lvlJc w:val="left"/>
+      <w:pPr>
+        <w:ind w:left="3589" w:hanging="360"/>
+      </w:pPr>
+    </w:lvl>
+    <w:lvl w:ilvl="4" w:tplc="04190019" w:tentative="1">
+      <w:start w:val="1"/>
+      <w:numFmt w:val="lowerLetter"/>
+      <w:lvlText w:val="%5."/>
+      <w:lvlJc w:val="left"/>
+      <w:pPr>
+        <w:ind w:left="4309" w:hanging="360"/>
+      </w:pPr>
+    </w:lvl>
+    <w:lvl w:ilvl="5" w:tplc="0419001B" w:tentative="1">
+      <w:start w:val="1"/>
+      <w:numFmt w:val="lowerRoman"/>
+      <w:lvlText w:val="%6."/>
+      <w:lvlJc w:val="right"/>
+      <w:pPr>
+        <w:ind w:left="5029" w:hanging="180"/>
+      </w:pPr>
+    </w:lvl>
+    <w:lvl w:ilvl="6" w:tplc="0419000F" w:tentative="1">
+      <w:start w:val="1"/>
+      <w:numFmt w:val="decimal"/>
+      <w:lvlText w:val="%7."/>
+      <w:lvlJc w:val="left"/>
+      <w:pPr>
+        <w:ind w:left="5749" w:hanging="360"/>
+      </w:pPr>
+    </w:lvl>
+    <w:lvl w:ilvl="7" w:tplc="04190019" w:tentative="1">
+      <w:start w:val="1"/>
+      <w:numFmt w:val="lowerLetter"/>
+      <w:lvlText w:val="%8."/>
+      <w:lvlJc w:val="left"/>
+      <w:pPr>
+        <w:ind w:left="6469" w:hanging="360"/>
+      </w:pPr>
+    </w:lvl>
+    <w:lvl w:ilvl="8" w:tplc="0419001B" w:tentative="1">
+      <w:start w:val="1"/>
+      <w:numFmt w:val="lowerRoman"/>
+      <w:lvlText w:val="%9."/>
+      <w:lvlJc w:val="right"/>
+      <w:pPr>
+        <w:ind w:left="7189" w:hanging="180"/>
+      </w:pPr>
+    </w:lvl>
+  </w:abstractNum>
+  <w:abstractNum w:abstractNumId="25" w15:restartNumberingAfterBreak="0">
     <w:nsid w:val="2E983BB7"/>
     <w:multiLevelType w:val="multilevel"/>
     <w:tmpl w:val="2E7E0D54"/>
@@ -8131,7 +10616,7 @@
       </w:rPr>
     </w:lvl>
   </w:abstractNum>
-  <w:abstractNum w:abstractNumId="19" w15:restartNumberingAfterBreak="0">
+  <w:abstractNum w:abstractNumId="26" w15:restartNumberingAfterBreak="0">
     <w:nsid w:val="36C25DCA"/>
     <w:multiLevelType w:val="hybridMultilevel"/>
     <w:tmpl w:val="8B98E88E"/>
@@ -8220,7 +10705,7 @@
       </w:pPr>
     </w:lvl>
   </w:abstractNum>
-  <w:abstractNum w:abstractNumId="20" w15:restartNumberingAfterBreak="0">
+  <w:abstractNum w:abstractNumId="27" w15:restartNumberingAfterBreak="0">
     <w:nsid w:val="370613FC"/>
     <w:multiLevelType w:val="hybridMultilevel"/>
     <w:tmpl w:val="4656A04C"/>
@@ -8309,7 +10794,120 @@
       </w:pPr>
     </w:lvl>
   </w:abstractNum>
-  <w:abstractNum w:abstractNumId="21" w15:restartNumberingAfterBreak="0">
+  <w:abstractNum w:abstractNumId="28" w15:restartNumberingAfterBreak="0">
+    <w:nsid w:val="38BF3D3C"/>
+    <w:multiLevelType w:val="hybridMultilevel"/>
+    <w:tmpl w:val="ED24FC6A"/>
+    <w:lvl w:ilvl="0" w:tplc="04190001">
+      <w:start w:val="1"/>
+      <w:numFmt w:val="bullet"/>
+      <w:lvlText w:val=""/>
+      <w:lvlJc w:val="left"/>
+      <w:pPr>
+        <w:ind w:left="720" w:hanging="360"/>
+      </w:pPr>
+      <w:rPr>
+        <w:rFonts w:ascii="Symbol" w:hAnsi="Symbol" w:hint="default"/>
+      </w:rPr>
+    </w:lvl>
+    <w:lvl w:ilvl="1" w:tplc="FFFFFFFF">
+      <w:start w:val="1"/>
+      <w:numFmt w:val="decimal"/>
+      <w:lvlText w:val="%2."/>
+      <w:lvlJc w:val="left"/>
+      <w:pPr>
+        <w:ind w:left="1069" w:hanging="360"/>
+      </w:pPr>
+      <w:rPr>
+        <w:rFonts w:hint="default"/>
+      </w:rPr>
+    </w:lvl>
+    <w:lvl w:ilvl="2" w:tplc="04190005" w:tentative="1">
+      <w:start w:val="1"/>
+      <w:numFmt w:val="bullet"/>
+      <w:lvlText w:val=""/>
+      <w:lvlJc w:val="left"/>
+      <w:pPr>
+        <w:ind w:left="2160" w:hanging="360"/>
+      </w:pPr>
+      <w:rPr>
+        <w:rFonts w:ascii="Wingdings" w:hAnsi="Wingdings" w:hint="default"/>
+      </w:rPr>
+    </w:lvl>
+    <w:lvl w:ilvl="3" w:tplc="04190001" w:tentative="1">
+      <w:start w:val="1"/>
+      <w:numFmt w:val="bullet"/>
+      <w:lvlText w:val=""/>
+      <w:lvlJc w:val="left"/>
+      <w:pPr>
+        <w:ind w:left="2880" w:hanging="360"/>
+      </w:pPr>
+      <w:rPr>
+        <w:rFonts w:ascii="Symbol" w:hAnsi="Symbol" w:hint="default"/>
+      </w:rPr>
+    </w:lvl>
+    <w:lvl w:ilvl="4" w:tplc="04190003" w:tentative="1">
+      <w:start w:val="1"/>
+      <w:numFmt w:val="bullet"/>
+      <w:lvlText w:val="o"/>
+      <w:lvlJc w:val="left"/>
+      <w:pPr>
+        <w:ind w:left="3600" w:hanging="360"/>
+      </w:pPr>
+      <w:rPr>
+        <w:rFonts w:ascii="Courier New" w:hAnsi="Courier New" w:cs="Courier New" w:hint="default"/>
+      </w:rPr>
+    </w:lvl>
+    <w:lvl w:ilvl="5" w:tplc="04190005" w:tentative="1">
+      <w:start w:val="1"/>
+      <w:numFmt w:val="bullet"/>
+      <w:lvlText w:val=""/>
+      <w:lvlJc w:val="left"/>
+      <w:pPr>
+        <w:ind w:left="4320" w:hanging="360"/>
+      </w:pPr>
+      <w:rPr>
+        <w:rFonts w:ascii="Wingdings" w:hAnsi="Wingdings" w:hint="default"/>
+      </w:rPr>
+    </w:lvl>
+    <w:lvl w:ilvl="6" w:tplc="04190001" w:tentative="1">
+      <w:start w:val="1"/>
+      <w:numFmt w:val="bullet"/>
+      <w:lvlText w:val=""/>
+      <w:lvlJc w:val="left"/>
+      <w:pPr>
+        <w:ind w:left="5040" w:hanging="360"/>
+      </w:pPr>
+      <w:rPr>
+        <w:rFonts w:ascii="Symbol" w:hAnsi="Symbol" w:hint="default"/>
+      </w:rPr>
+    </w:lvl>
+    <w:lvl w:ilvl="7" w:tplc="04190003" w:tentative="1">
+      <w:start w:val="1"/>
+      <w:numFmt w:val="bullet"/>
+      <w:lvlText w:val="o"/>
+      <w:lvlJc w:val="left"/>
+      <w:pPr>
+        <w:ind w:left="5760" w:hanging="360"/>
+      </w:pPr>
+      <w:rPr>
+        <w:rFonts w:ascii="Courier New" w:hAnsi="Courier New" w:cs="Courier New" w:hint="default"/>
+      </w:rPr>
+    </w:lvl>
+    <w:lvl w:ilvl="8" w:tplc="04190005" w:tentative="1">
+      <w:start w:val="1"/>
+      <w:numFmt w:val="bullet"/>
+      <w:lvlText w:val=""/>
+      <w:lvlJc w:val="left"/>
+      <w:pPr>
+        <w:ind w:left="6480" w:hanging="360"/>
+      </w:pPr>
+      <w:rPr>
+        <w:rFonts w:ascii="Wingdings" w:hAnsi="Wingdings" w:hint="default"/>
+      </w:rPr>
+    </w:lvl>
+  </w:abstractNum>
+  <w:abstractNum w:abstractNumId="29" w15:restartNumberingAfterBreak="0">
     <w:nsid w:val="39965D81"/>
     <w:multiLevelType w:val="hybridMultilevel"/>
     <w:tmpl w:val="8A209068"/>
@@ -8398,7 +10996,7 @@
       </w:pPr>
     </w:lvl>
   </w:abstractNum>
-  <w:abstractNum w:abstractNumId="22" w15:restartNumberingAfterBreak="0">
+  <w:abstractNum w:abstractNumId="30" w15:restartNumberingAfterBreak="0">
     <w:nsid w:val="3A5D46E6"/>
     <w:multiLevelType w:val="multilevel"/>
     <w:tmpl w:val="0636C624"/>
@@ -8519,7 +11117,7 @@
       </w:rPr>
     </w:lvl>
   </w:abstractNum>
-  <w:abstractNum w:abstractNumId="23" w15:restartNumberingAfterBreak="0">
+  <w:abstractNum w:abstractNumId="31" w15:restartNumberingAfterBreak="0">
     <w:nsid w:val="3AD77B64"/>
     <w:multiLevelType w:val="hybridMultilevel"/>
     <w:tmpl w:val="1148680A"/>
@@ -8605,7 +11203,7 @@
       </w:pPr>
     </w:lvl>
   </w:abstractNum>
-  <w:abstractNum w:abstractNumId="24" w15:restartNumberingAfterBreak="0">
+  <w:abstractNum w:abstractNumId="32" w15:restartNumberingAfterBreak="0">
     <w:nsid w:val="3CAC5CA6"/>
     <w:multiLevelType w:val="hybridMultilevel"/>
     <w:tmpl w:val="0D1C62D6"/>
@@ -8718,7 +11316,7 @@
       </w:rPr>
     </w:lvl>
   </w:abstractNum>
-  <w:abstractNum w:abstractNumId="25" w15:restartNumberingAfterBreak="0">
+  <w:abstractNum w:abstractNumId="33" w15:restartNumberingAfterBreak="0">
     <w:nsid w:val="3E557605"/>
     <w:multiLevelType w:val="multilevel"/>
     <w:tmpl w:val="2E7E0D54"/>
@@ -8836,7 +11434,7 @@
       </w:rPr>
     </w:lvl>
   </w:abstractNum>
-  <w:abstractNum w:abstractNumId="26" w15:restartNumberingAfterBreak="0">
+  <w:abstractNum w:abstractNumId="34" w15:restartNumberingAfterBreak="0">
     <w:nsid w:val="40E255EE"/>
     <w:multiLevelType w:val="hybridMultilevel"/>
     <w:tmpl w:val="C2086548"/>
@@ -8949,7 +11547,7 @@
       </w:rPr>
     </w:lvl>
   </w:abstractNum>
-  <w:abstractNum w:abstractNumId="27" w15:restartNumberingAfterBreak="0">
+  <w:abstractNum w:abstractNumId="35" w15:restartNumberingAfterBreak="0">
     <w:nsid w:val="45EB195B"/>
     <w:multiLevelType w:val="hybridMultilevel"/>
     <w:tmpl w:val="F112F146"/>
@@ -9062,7 +11660,7 @@
       </w:rPr>
     </w:lvl>
   </w:abstractNum>
-  <w:abstractNum w:abstractNumId="28" w15:restartNumberingAfterBreak="0">
+  <w:abstractNum w:abstractNumId="36" w15:restartNumberingAfterBreak="0">
     <w:nsid w:val="48633A9C"/>
     <w:multiLevelType w:val="hybridMultilevel"/>
     <w:tmpl w:val="D78CC27C"/>
@@ -9151,7 +11749,7 @@
       </w:pPr>
     </w:lvl>
   </w:abstractNum>
-  <w:abstractNum w:abstractNumId="29" w15:restartNumberingAfterBreak="0">
+  <w:abstractNum w:abstractNumId="37" w15:restartNumberingAfterBreak="0">
     <w:nsid w:val="49FB606C"/>
     <w:multiLevelType w:val="hybridMultilevel"/>
     <w:tmpl w:val="8E5CEF6E"/>
@@ -9264,7 +11862,209 @@
       </w:rPr>
     </w:lvl>
   </w:abstractNum>
-  <w:abstractNum w:abstractNumId="30" w15:restartNumberingAfterBreak="0">
+  <w:abstractNum w:abstractNumId="38" w15:restartNumberingAfterBreak="0">
+    <w:nsid w:val="4B2107E5"/>
+    <w:multiLevelType w:val="hybridMultilevel"/>
+    <w:tmpl w:val="343E9D92"/>
+    <w:lvl w:ilvl="0" w:tplc="04190001">
+      <w:start w:val="1"/>
+      <w:numFmt w:val="bullet"/>
+      <w:lvlText w:val=""/>
+      <w:lvlJc w:val="left"/>
+      <w:pPr>
+        <w:ind w:left="720" w:hanging="360"/>
+      </w:pPr>
+      <w:rPr>
+        <w:rFonts w:ascii="Symbol" w:hAnsi="Symbol" w:hint="default"/>
+      </w:rPr>
+    </w:lvl>
+    <w:lvl w:ilvl="1" w:tplc="04190003" w:tentative="1">
+      <w:start w:val="1"/>
+      <w:numFmt w:val="bullet"/>
+      <w:lvlText w:val="o"/>
+      <w:lvlJc w:val="left"/>
+      <w:pPr>
+        <w:ind w:left="1440" w:hanging="360"/>
+      </w:pPr>
+      <w:rPr>
+        <w:rFonts w:ascii="Courier New" w:hAnsi="Courier New" w:cs="Courier New" w:hint="default"/>
+      </w:rPr>
+    </w:lvl>
+    <w:lvl w:ilvl="2" w:tplc="04190005" w:tentative="1">
+      <w:start w:val="1"/>
+      <w:numFmt w:val="bullet"/>
+      <w:lvlText w:val=""/>
+      <w:lvlJc w:val="left"/>
+      <w:pPr>
+        <w:ind w:left="2160" w:hanging="360"/>
+      </w:pPr>
+      <w:rPr>
+        <w:rFonts w:ascii="Wingdings" w:hAnsi="Wingdings" w:hint="default"/>
+      </w:rPr>
+    </w:lvl>
+    <w:lvl w:ilvl="3" w:tplc="04190001" w:tentative="1">
+      <w:start w:val="1"/>
+      <w:numFmt w:val="bullet"/>
+      <w:lvlText w:val=""/>
+      <w:lvlJc w:val="left"/>
+      <w:pPr>
+        <w:ind w:left="2880" w:hanging="360"/>
+      </w:pPr>
+      <w:rPr>
+        <w:rFonts w:ascii="Symbol" w:hAnsi="Symbol" w:hint="default"/>
+      </w:rPr>
+    </w:lvl>
+    <w:lvl w:ilvl="4" w:tplc="04190003" w:tentative="1">
+      <w:start w:val="1"/>
+      <w:numFmt w:val="bullet"/>
+      <w:lvlText w:val="o"/>
+      <w:lvlJc w:val="left"/>
+      <w:pPr>
+        <w:ind w:left="3600" w:hanging="360"/>
+      </w:pPr>
+      <w:rPr>
+        <w:rFonts w:ascii="Courier New" w:hAnsi="Courier New" w:cs="Courier New" w:hint="default"/>
+      </w:rPr>
+    </w:lvl>
+    <w:lvl w:ilvl="5" w:tplc="04190005" w:tentative="1">
+      <w:start w:val="1"/>
+      <w:numFmt w:val="bullet"/>
+      <w:lvlText w:val=""/>
+      <w:lvlJc w:val="left"/>
+      <w:pPr>
+        <w:ind w:left="4320" w:hanging="360"/>
+      </w:pPr>
+      <w:rPr>
+        <w:rFonts w:ascii="Wingdings" w:hAnsi="Wingdings" w:hint="default"/>
+      </w:rPr>
+    </w:lvl>
+    <w:lvl w:ilvl="6" w:tplc="04190001" w:tentative="1">
+      <w:start w:val="1"/>
+      <w:numFmt w:val="bullet"/>
+      <w:lvlText w:val=""/>
+      <w:lvlJc w:val="left"/>
+      <w:pPr>
+        <w:ind w:left="5040" w:hanging="360"/>
+      </w:pPr>
+      <w:rPr>
+        <w:rFonts w:ascii="Symbol" w:hAnsi="Symbol" w:hint="default"/>
+      </w:rPr>
+    </w:lvl>
+    <w:lvl w:ilvl="7" w:tplc="04190003" w:tentative="1">
+      <w:start w:val="1"/>
+      <w:numFmt w:val="bullet"/>
+      <w:lvlText w:val="o"/>
+      <w:lvlJc w:val="left"/>
+      <w:pPr>
+        <w:ind w:left="5760" w:hanging="360"/>
+      </w:pPr>
+      <w:rPr>
+        <w:rFonts w:ascii="Courier New" w:hAnsi="Courier New" w:cs="Courier New" w:hint="default"/>
+      </w:rPr>
+    </w:lvl>
+    <w:lvl w:ilvl="8" w:tplc="04190005" w:tentative="1">
+      <w:start w:val="1"/>
+      <w:numFmt w:val="bullet"/>
+      <w:lvlText w:val=""/>
+      <w:lvlJc w:val="left"/>
+      <w:pPr>
+        <w:ind w:left="6480" w:hanging="360"/>
+      </w:pPr>
+      <w:rPr>
+        <w:rFonts w:ascii="Wingdings" w:hAnsi="Wingdings" w:hint="default"/>
+      </w:rPr>
+    </w:lvl>
+  </w:abstractNum>
+  <w:abstractNum w:abstractNumId="39" w15:restartNumberingAfterBreak="0">
+    <w:nsid w:val="4D310D29"/>
+    <w:multiLevelType w:val="hybridMultilevel"/>
+    <w:tmpl w:val="EF32E75A"/>
+    <w:lvl w:ilvl="0" w:tplc="0419000F">
+      <w:start w:val="1"/>
+      <w:numFmt w:val="decimal"/>
+      <w:lvlText w:val="%1."/>
+      <w:lvlJc w:val="left"/>
+      <w:pPr>
+        <w:ind w:left="720" w:hanging="360"/>
+      </w:pPr>
+      <w:rPr>
+        <w:rFonts w:hint="default"/>
+      </w:rPr>
+    </w:lvl>
+    <w:lvl w:ilvl="1" w:tplc="04190019" w:tentative="1">
+      <w:start w:val="1"/>
+      <w:numFmt w:val="lowerLetter"/>
+      <w:lvlText w:val="%2."/>
+      <w:lvlJc w:val="left"/>
+      <w:pPr>
+        <w:ind w:left="1440" w:hanging="360"/>
+      </w:pPr>
+    </w:lvl>
+    <w:lvl w:ilvl="2" w:tplc="0419001B" w:tentative="1">
+      <w:start w:val="1"/>
+      <w:numFmt w:val="lowerRoman"/>
+      <w:lvlText w:val="%3."/>
+      <w:lvlJc w:val="right"/>
+      <w:pPr>
+        <w:ind w:left="2160" w:hanging="180"/>
+      </w:pPr>
+    </w:lvl>
+    <w:lvl w:ilvl="3" w:tplc="0419000F" w:tentative="1">
+      <w:start w:val="1"/>
+      <w:numFmt w:val="decimal"/>
+      <w:lvlText w:val="%4."/>
+      <w:lvlJc w:val="left"/>
+      <w:pPr>
+        <w:ind w:left="2880" w:hanging="360"/>
+      </w:pPr>
+    </w:lvl>
+    <w:lvl w:ilvl="4" w:tplc="04190019" w:tentative="1">
+      <w:start w:val="1"/>
+      <w:numFmt w:val="lowerLetter"/>
+      <w:lvlText w:val="%5."/>
+      <w:lvlJc w:val="left"/>
+      <w:pPr>
+        <w:ind w:left="3600" w:hanging="360"/>
+      </w:pPr>
+    </w:lvl>
+    <w:lvl w:ilvl="5" w:tplc="0419001B" w:tentative="1">
+      <w:start w:val="1"/>
+      <w:numFmt w:val="lowerRoman"/>
+      <w:lvlText w:val="%6."/>
+      <w:lvlJc w:val="right"/>
+      <w:pPr>
+        <w:ind w:left="4320" w:hanging="180"/>
+      </w:pPr>
+    </w:lvl>
+    <w:lvl w:ilvl="6" w:tplc="0419000F" w:tentative="1">
+      <w:start w:val="1"/>
+      <w:numFmt w:val="decimal"/>
+      <w:lvlText w:val="%7."/>
+      <w:lvlJc w:val="left"/>
+      <w:pPr>
+        <w:ind w:left="5040" w:hanging="360"/>
+      </w:pPr>
+    </w:lvl>
+    <w:lvl w:ilvl="7" w:tplc="04190019" w:tentative="1">
+      <w:start w:val="1"/>
+      <w:numFmt w:val="lowerLetter"/>
+      <w:lvlText w:val="%8."/>
+      <w:lvlJc w:val="left"/>
+      <w:pPr>
+        <w:ind w:left="5760" w:hanging="360"/>
+      </w:pPr>
+    </w:lvl>
+    <w:lvl w:ilvl="8" w:tplc="0419001B" w:tentative="1">
+      <w:start w:val="1"/>
+      <w:numFmt w:val="lowerRoman"/>
+      <w:lvlText w:val="%9."/>
+      <w:lvlJc w:val="right"/>
+      <w:pPr>
+        <w:ind w:left="6480" w:hanging="180"/>
+      </w:pPr>
+    </w:lvl>
+  </w:abstractNum>
+  <w:abstractNum w:abstractNumId="40" w15:restartNumberingAfterBreak="0">
     <w:nsid w:val="4DA15479"/>
     <w:multiLevelType w:val="multilevel"/>
     <w:tmpl w:val="2E7E0D54"/>
@@ -9382,7 +12182,7 @@
       </w:rPr>
     </w:lvl>
   </w:abstractNum>
-  <w:abstractNum w:abstractNumId="31" w15:restartNumberingAfterBreak="0">
+  <w:abstractNum w:abstractNumId="41" w15:restartNumberingAfterBreak="0">
     <w:nsid w:val="4F1B070A"/>
     <w:multiLevelType w:val="hybridMultilevel"/>
     <w:tmpl w:val="64847D08"/>
@@ -9495,7 +12295,120 @@
       </w:rPr>
     </w:lvl>
   </w:abstractNum>
-  <w:abstractNum w:abstractNumId="32" w15:restartNumberingAfterBreak="0">
+  <w:abstractNum w:abstractNumId="42" w15:restartNumberingAfterBreak="0">
+    <w:nsid w:val="51881DE5"/>
+    <w:multiLevelType w:val="hybridMultilevel"/>
+    <w:tmpl w:val="FB3CBA8E"/>
+    <w:lvl w:ilvl="0" w:tplc="0419000F">
+      <w:start w:val="1"/>
+      <w:numFmt w:val="decimal"/>
+      <w:lvlText w:val="%1."/>
+      <w:lvlJc w:val="left"/>
+      <w:pPr>
+        <w:ind w:left="720" w:hanging="360"/>
+      </w:pPr>
+      <w:rPr>
+        <w:rFonts w:hint="default"/>
+      </w:rPr>
+    </w:lvl>
+    <w:lvl w:ilvl="1" w:tplc="04190003">
+      <w:start w:val="1"/>
+      <w:numFmt w:val="bullet"/>
+      <w:lvlText w:val="o"/>
+      <w:lvlJc w:val="left"/>
+      <w:pPr>
+        <w:ind w:left="1440" w:hanging="360"/>
+      </w:pPr>
+      <w:rPr>
+        <w:rFonts w:ascii="Courier New" w:hAnsi="Courier New" w:cs="Courier New" w:hint="default"/>
+      </w:rPr>
+    </w:lvl>
+    <w:lvl w:ilvl="2" w:tplc="04190005" w:tentative="1">
+      <w:start w:val="1"/>
+      <w:numFmt w:val="bullet"/>
+      <w:lvlText w:val=""/>
+      <w:lvlJc w:val="left"/>
+      <w:pPr>
+        <w:ind w:left="2160" w:hanging="360"/>
+      </w:pPr>
+      <w:rPr>
+        <w:rFonts w:ascii="Wingdings" w:hAnsi="Wingdings" w:hint="default"/>
+      </w:rPr>
+    </w:lvl>
+    <w:lvl w:ilvl="3" w:tplc="04190001" w:tentative="1">
+      <w:start w:val="1"/>
+      <w:numFmt w:val="bullet"/>
+      <w:lvlText w:val=""/>
+      <w:lvlJc w:val="left"/>
+      <w:pPr>
+        <w:ind w:left="2880" w:hanging="360"/>
+      </w:pPr>
+      <w:rPr>
+        <w:rFonts w:ascii="Symbol" w:hAnsi="Symbol" w:hint="default"/>
+      </w:rPr>
+    </w:lvl>
+    <w:lvl w:ilvl="4" w:tplc="04190003" w:tentative="1">
+      <w:start w:val="1"/>
+      <w:numFmt w:val="bullet"/>
+      <w:lvlText w:val="o"/>
+      <w:lvlJc w:val="left"/>
+      <w:pPr>
+        <w:ind w:left="3600" w:hanging="360"/>
+      </w:pPr>
+      <w:rPr>
+        <w:rFonts w:ascii="Courier New" w:hAnsi="Courier New" w:cs="Courier New" w:hint="default"/>
+      </w:rPr>
+    </w:lvl>
+    <w:lvl w:ilvl="5" w:tplc="04190005" w:tentative="1">
+      <w:start w:val="1"/>
+      <w:numFmt w:val="bullet"/>
+      <w:lvlText w:val=""/>
+      <w:lvlJc w:val="left"/>
+      <w:pPr>
+        <w:ind w:left="4320" w:hanging="360"/>
+      </w:pPr>
+      <w:rPr>
+        <w:rFonts w:ascii="Wingdings" w:hAnsi="Wingdings" w:hint="default"/>
+      </w:rPr>
+    </w:lvl>
+    <w:lvl w:ilvl="6" w:tplc="04190001" w:tentative="1">
+      <w:start w:val="1"/>
+      <w:numFmt w:val="bullet"/>
+      <w:lvlText w:val=""/>
+      <w:lvlJc w:val="left"/>
+      <w:pPr>
+        <w:ind w:left="5040" w:hanging="360"/>
+      </w:pPr>
+      <w:rPr>
+        <w:rFonts w:ascii="Symbol" w:hAnsi="Symbol" w:hint="default"/>
+      </w:rPr>
+    </w:lvl>
+    <w:lvl w:ilvl="7" w:tplc="04190003" w:tentative="1">
+      <w:start w:val="1"/>
+      <w:numFmt w:val="bullet"/>
+      <w:lvlText w:val="o"/>
+      <w:lvlJc w:val="left"/>
+      <w:pPr>
+        <w:ind w:left="5760" w:hanging="360"/>
+      </w:pPr>
+      <w:rPr>
+        <w:rFonts w:ascii="Courier New" w:hAnsi="Courier New" w:cs="Courier New" w:hint="default"/>
+      </w:rPr>
+    </w:lvl>
+    <w:lvl w:ilvl="8" w:tplc="04190005" w:tentative="1">
+      <w:start w:val="1"/>
+      <w:numFmt w:val="bullet"/>
+      <w:lvlText w:val=""/>
+      <w:lvlJc w:val="left"/>
+      <w:pPr>
+        <w:ind w:left="6480" w:hanging="360"/>
+      </w:pPr>
+      <w:rPr>
+        <w:rFonts w:ascii="Wingdings" w:hAnsi="Wingdings" w:hint="default"/>
+      </w:rPr>
+    </w:lvl>
+  </w:abstractNum>
+  <w:abstractNum w:abstractNumId="43" w15:restartNumberingAfterBreak="0">
     <w:nsid w:val="57646884"/>
     <w:multiLevelType w:val="multilevel"/>
     <w:tmpl w:val="0636C624"/>
@@ -9616,7 +12529,7 @@
       </w:rPr>
     </w:lvl>
   </w:abstractNum>
-  <w:abstractNum w:abstractNumId="33" w15:restartNumberingAfterBreak="0">
+  <w:abstractNum w:abstractNumId="44" w15:restartNumberingAfterBreak="0">
     <w:nsid w:val="58381FCA"/>
     <w:multiLevelType w:val="hybridMultilevel"/>
     <w:tmpl w:val="C4A0D176"/>
@@ -9729,7 +12642,120 @@
       </w:rPr>
     </w:lvl>
   </w:abstractNum>
-  <w:abstractNum w:abstractNumId="34" w15:restartNumberingAfterBreak="0">
+  <w:abstractNum w:abstractNumId="45" w15:restartNumberingAfterBreak="0">
+    <w:nsid w:val="586B3BE9"/>
+    <w:multiLevelType w:val="hybridMultilevel"/>
+    <w:tmpl w:val="3CE457CC"/>
+    <w:lvl w:ilvl="0" w:tplc="04190001">
+      <w:start w:val="1"/>
+      <w:numFmt w:val="bullet"/>
+      <w:lvlText w:val=""/>
+      <w:lvlJc w:val="left"/>
+      <w:pPr>
+        <w:ind w:left="720" w:hanging="360"/>
+      </w:pPr>
+      <w:rPr>
+        <w:rFonts w:ascii="Symbol" w:hAnsi="Symbol" w:hint="default"/>
+      </w:rPr>
+    </w:lvl>
+    <w:lvl w:ilvl="1" w:tplc="04190003" w:tentative="1">
+      <w:start w:val="1"/>
+      <w:numFmt w:val="bullet"/>
+      <w:lvlText w:val="o"/>
+      <w:lvlJc w:val="left"/>
+      <w:pPr>
+        <w:ind w:left="1440" w:hanging="360"/>
+      </w:pPr>
+      <w:rPr>
+        <w:rFonts w:ascii="Courier New" w:hAnsi="Courier New" w:cs="Courier New" w:hint="default"/>
+      </w:rPr>
+    </w:lvl>
+    <w:lvl w:ilvl="2" w:tplc="04190005" w:tentative="1">
+      <w:start w:val="1"/>
+      <w:numFmt w:val="bullet"/>
+      <w:lvlText w:val=""/>
+      <w:lvlJc w:val="left"/>
+      <w:pPr>
+        <w:ind w:left="2160" w:hanging="360"/>
+      </w:pPr>
+      <w:rPr>
+        <w:rFonts w:ascii="Wingdings" w:hAnsi="Wingdings" w:hint="default"/>
+      </w:rPr>
+    </w:lvl>
+    <w:lvl w:ilvl="3" w:tplc="04190001" w:tentative="1">
+      <w:start w:val="1"/>
+      <w:numFmt w:val="bullet"/>
+      <w:lvlText w:val=""/>
+      <w:lvlJc w:val="left"/>
+      <w:pPr>
+        <w:ind w:left="2880" w:hanging="360"/>
+      </w:pPr>
+      <w:rPr>
+        <w:rFonts w:ascii="Symbol" w:hAnsi="Symbol" w:hint="default"/>
+      </w:rPr>
+    </w:lvl>
+    <w:lvl w:ilvl="4" w:tplc="04190003" w:tentative="1">
+      <w:start w:val="1"/>
+      <w:numFmt w:val="bullet"/>
+      <w:lvlText w:val="o"/>
+      <w:lvlJc w:val="left"/>
+      <w:pPr>
+        <w:ind w:left="3600" w:hanging="360"/>
+      </w:pPr>
+      <w:rPr>
+        <w:rFonts w:ascii="Courier New" w:hAnsi="Courier New" w:cs="Courier New" w:hint="default"/>
+      </w:rPr>
+    </w:lvl>
+    <w:lvl w:ilvl="5" w:tplc="04190005" w:tentative="1">
+      <w:start w:val="1"/>
+      <w:numFmt w:val="bullet"/>
+      <w:lvlText w:val=""/>
+      <w:lvlJc w:val="left"/>
+      <w:pPr>
+        <w:ind w:left="4320" w:hanging="360"/>
+      </w:pPr>
+      <w:rPr>
+        <w:rFonts w:ascii="Wingdings" w:hAnsi="Wingdings" w:hint="default"/>
+      </w:rPr>
+    </w:lvl>
+    <w:lvl w:ilvl="6" w:tplc="04190001" w:tentative="1">
+      <w:start w:val="1"/>
+      <w:numFmt w:val="bullet"/>
+      <w:lvlText w:val=""/>
+      <w:lvlJc w:val="left"/>
+      <w:pPr>
+        <w:ind w:left="5040" w:hanging="360"/>
+      </w:pPr>
+      <w:rPr>
+        <w:rFonts w:ascii="Symbol" w:hAnsi="Symbol" w:hint="default"/>
+      </w:rPr>
+    </w:lvl>
+    <w:lvl w:ilvl="7" w:tplc="04190003" w:tentative="1">
+      <w:start w:val="1"/>
+      <w:numFmt w:val="bullet"/>
+      <w:lvlText w:val="o"/>
+      <w:lvlJc w:val="left"/>
+      <w:pPr>
+        <w:ind w:left="5760" w:hanging="360"/>
+      </w:pPr>
+      <w:rPr>
+        <w:rFonts w:ascii="Courier New" w:hAnsi="Courier New" w:cs="Courier New" w:hint="default"/>
+      </w:rPr>
+    </w:lvl>
+    <w:lvl w:ilvl="8" w:tplc="04190005" w:tentative="1">
+      <w:start w:val="1"/>
+      <w:numFmt w:val="bullet"/>
+      <w:lvlText w:val=""/>
+      <w:lvlJc w:val="left"/>
+      <w:pPr>
+        <w:ind w:left="6480" w:hanging="360"/>
+      </w:pPr>
+      <w:rPr>
+        <w:rFonts w:ascii="Wingdings" w:hAnsi="Wingdings" w:hint="default"/>
+      </w:rPr>
+    </w:lvl>
+  </w:abstractNum>
+  <w:abstractNum w:abstractNumId="46" w15:restartNumberingAfterBreak="0">
     <w:nsid w:val="5957382C"/>
     <w:multiLevelType w:val="hybridMultilevel"/>
     <w:tmpl w:val="811C8876"/>
@@ -9842,7 +12868,96 @@
       </w:rPr>
     </w:lvl>
   </w:abstractNum>
-  <w:abstractNum w:abstractNumId="35" w15:restartNumberingAfterBreak="0">
+  <w:abstractNum w:abstractNumId="47" w15:restartNumberingAfterBreak="0">
+    <w:nsid w:val="5A0E0FBC"/>
+    <w:multiLevelType w:val="hybridMultilevel"/>
+    <w:tmpl w:val="570261DE"/>
+    <w:lvl w:ilvl="0" w:tplc="FFFFFFFF">
+      <w:start w:val="1"/>
+      <w:numFmt w:val="decimal"/>
+      <w:lvlText w:val="%1."/>
+      <w:lvlJc w:val="left"/>
+      <w:pPr>
+        <w:ind w:left="1069" w:hanging="360"/>
+      </w:pPr>
+      <w:rPr>
+        <w:rFonts w:hint="default"/>
+      </w:rPr>
+    </w:lvl>
+    <w:lvl w:ilvl="1" w:tplc="FFFFFFFF" w:tentative="1">
+      <w:start w:val="1"/>
+      <w:numFmt w:val="lowerLetter"/>
+      <w:lvlText w:val="%2."/>
+      <w:lvlJc w:val="left"/>
+      <w:pPr>
+        <w:ind w:left="1789" w:hanging="360"/>
+      </w:pPr>
+    </w:lvl>
+    <w:lvl w:ilvl="2" w:tplc="FFFFFFFF" w:tentative="1">
+      <w:start w:val="1"/>
+      <w:numFmt w:val="lowerRoman"/>
+      <w:lvlText w:val="%3."/>
+      <w:lvlJc w:val="right"/>
+      <w:pPr>
+        <w:ind w:left="2509" w:hanging="180"/>
+      </w:pPr>
+    </w:lvl>
+    <w:lvl w:ilvl="3" w:tplc="FFFFFFFF" w:tentative="1">
+      <w:start w:val="1"/>
+      <w:numFmt w:val="decimal"/>
+      <w:lvlText w:val="%4."/>
+      <w:lvlJc w:val="left"/>
+      <w:pPr>
+        <w:ind w:left="3229" w:hanging="360"/>
+      </w:pPr>
+    </w:lvl>
+    <w:lvl w:ilvl="4" w:tplc="FFFFFFFF" w:tentative="1">
+      <w:start w:val="1"/>
+      <w:numFmt w:val="lowerLetter"/>
+      <w:lvlText w:val="%5."/>
+      <w:lvlJc w:val="left"/>
+      <w:pPr>
+        <w:ind w:left="3949" w:hanging="360"/>
+      </w:pPr>
+    </w:lvl>
+    <w:lvl w:ilvl="5" w:tplc="FFFFFFFF" w:tentative="1">
+      <w:start w:val="1"/>
+      <w:numFmt w:val="lowerRoman"/>
+      <w:lvlText w:val="%6."/>
+      <w:lvlJc w:val="right"/>
+      <w:pPr>
+        <w:ind w:left="4669" w:hanging="180"/>
+      </w:pPr>
+    </w:lvl>
+    <w:lvl w:ilvl="6" w:tplc="FFFFFFFF" w:tentative="1">
+      <w:start w:val="1"/>
+      <w:numFmt w:val="decimal"/>
+      <w:lvlText w:val="%7."/>
+      <w:lvlJc w:val="left"/>
+      <w:pPr>
+        <w:ind w:left="5389" w:hanging="360"/>
+      </w:pPr>
+    </w:lvl>
+    <w:lvl w:ilvl="7" w:tplc="FFFFFFFF" w:tentative="1">
+      <w:start w:val="1"/>
+      <w:numFmt w:val="lowerLetter"/>
+      <w:lvlText w:val="%8."/>
+      <w:lvlJc w:val="left"/>
+      <w:pPr>
+        <w:ind w:left="6109" w:hanging="360"/>
+      </w:pPr>
+    </w:lvl>
+    <w:lvl w:ilvl="8" w:tplc="FFFFFFFF" w:tentative="1">
+      <w:start w:val="1"/>
+      <w:numFmt w:val="lowerRoman"/>
+      <w:lvlText w:val="%9."/>
+      <w:lvlJc w:val="right"/>
+      <w:pPr>
+        <w:ind w:left="6829" w:hanging="180"/>
+      </w:pPr>
+    </w:lvl>
+  </w:abstractNum>
+  <w:abstractNum w:abstractNumId="48" w15:restartNumberingAfterBreak="0">
     <w:nsid w:val="5CE21733"/>
     <w:multiLevelType w:val="hybridMultilevel"/>
     <w:tmpl w:val="1E7A9A3E"/>
@@ -9931,7 +13046,7 @@
       </w:pPr>
     </w:lvl>
   </w:abstractNum>
-  <w:abstractNum w:abstractNumId="36" w15:restartNumberingAfterBreak="0">
+  <w:abstractNum w:abstractNumId="49" w15:restartNumberingAfterBreak="0">
     <w:nsid w:val="5D5143EB"/>
     <w:multiLevelType w:val="hybridMultilevel"/>
     <w:tmpl w:val="99225CBE"/>
@@ -10044,7 +13159,99 @@
       </w:rPr>
     </w:lvl>
   </w:abstractNum>
-  <w:abstractNum w:abstractNumId="37" w15:restartNumberingAfterBreak="0">
+  <w:abstractNum w:abstractNumId="50" w15:restartNumberingAfterBreak="0">
+    <w:nsid w:val="5E0120A4"/>
+    <w:multiLevelType w:val="hybridMultilevel"/>
+    <w:tmpl w:val="4D0AD86A"/>
+    <w:lvl w:ilvl="0" w:tplc="0419000F">
+      <w:start w:val="1"/>
+      <w:numFmt w:val="decimal"/>
+      <w:lvlText w:val="%1."/>
+      <w:lvlJc w:val="left"/>
+      <w:pPr>
+        <w:ind w:left="720" w:hanging="360"/>
+      </w:pPr>
+      <w:rPr>
+        <w:rFonts w:hint="default"/>
+      </w:rPr>
+    </w:lvl>
+    <w:lvl w:ilvl="1" w:tplc="04190001">
+      <w:start w:val="1"/>
+      <w:numFmt w:val="bullet"/>
+      <w:lvlText w:val=""/>
+      <w:lvlJc w:val="left"/>
+      <w:pPr>
+        <w:ind w:left="720" w:hanging="360"/>
+      </w:pPr>
+      <w:rPr>
+        <w:rFonts w:ascii="Symbol" w:hAnsi="Symbol" w:hint="default"/>
+      </w:rPr>
+    </w:lvl>
+    <w:lvl w:ilvl="2" w:tplc="0419001B" w:tentative="1">
+      <w:start w:val="1"/>
+      <w:numFmt w:val="lowerRoman"/>
+      <w:lvlText w:val="%3."/>
+      <w:lvlJc w:val="right"/>
+      <w:pPr>
+        <w:ind w:left="2160" w:hanging="180"/>
+      </w:pPr>
+    </w:lvl>
+    <w:lvl w:ilvl="3" w:tplc="0419000F" w:tentative="1">
+      <w:start w:val="1"/>
+      <w:numFmt w:val="decimal"/>
+      <w:lvlText w:val="%4."/>
+      <w:lvlJc w:val="left"/>
+      <w:pPr>
+        <w:ind w:left="2880" w:hanging="360"/>
+      </w:pPr>
+    </w:lvl>
+    <w:lvl w:ilvl="4" w:tplc="04190019" w:tentative="1">
+      <w:start w:val="1"/>
+      <w:numFmt w:val="lowerLetter"/>
+      <w:lvlText w:val="%5."/>
+      <w:lvlJc w:val="left"/>
+      <w:pPr>
+        <w:ind w:left="3600" w:hanging="360"/>
+      </w:pPr>
+    </w:lvl>
+    <w:lvl w:ilvl="5" w:tplc="0419001B" w:tentative="1">
+      <w:start w:val="1"/>
+      <w:numFmt w:val="lowerRoman"/>
+      <w:lvlText w:val="%6."/>
+      <w:lvlJc w:val="right"/>
+      <w:pPr>
+        <w:ind w:left="4320" w:hanging="180"/>
+      </w:pPr>
+    </w:lvl>
+    <w:lvl w:ilvl="6" w:tplc="0419000F" w:tentative="1">
+      <w:start w:val="1"/>
+      <w:numFmt w:val="decimal"/>
+      <w:lvlText w:val="%7."/>
+      <w:lvlJc w:val="left"/>
+      <w:pPr>
+        <w:ind w:left="5040" w:hanging="360"/>
+      </w:pPr>
+    </w:lvl>
+    <w:lvl w:ilvl="7" w:tplc="04190019" w:tentative="1">
+      <w:start w:val="1"/>
+      <w:numFmt w:val="lowerLetter"/>
+      <w:lvlText w:val="%8."/>
+      <w:lvlJc w:val="left"/>
+      <w:pPr>
+        <w:ind w:left="5760" w:hanging="360"/>
+      </w:pPr>
+    </w:lvl>
+    <w:lvl w:ilvl="8" w:tplc="0419001B" w:tentative="1">
+      <w:start w:val="1"/>
+      <w:numFmt w:val="lowerRoman"/>
+      <w:lvlText w:val="%9."/>
+      <w:lvlJc w:val="right"/>
+      <w:pPr>
+        <w:ind w:left="6480" w:hanging="180"/>
+      </w:pPr>
+    </w:lvl>
+  </w:abstractNum>
+  <w:abstractNum w:abstractNumId="51" w15:restartNumberingAfterBreak="0">
     <w:nsid w:val="6001470D"/>
     <w:multiLevelType w:val="hybridMultilevel"/>
     <w:tmpl w:val="F5684944"/>
@@ -10157,7 +13364,185 @@
       </w:rPr>
     </w:lvl>
   </w:abstractNum>
-  <w:abstractNum w:abstractNumId="38" w15:restartNumberingAfterBreak="0">
+  <w:abstractNum w:abstractNumId="52" w15:restartNumberingAfterBreak="0">
+    <w:nsid w:val="619E416B"/>
+    <w:multiLevelType w:val="hybridMultilevel"/>
+    <w:tmpl w:val="696CF2DA"/>
+    <w:lvl w:ilvl="0" w:tplc="68D4F922">
+      <w:start w:val="1"/>
+      <w:numFmt w:val="decimal"/>
+      <w:lvlText w:val="%1."/>
+      <w:lvlJc w:val="left"/>
+      <w:pPr>
+        <w:ind w:left="1069" w:hanging="360"/>
+      </w:pPr>
+      <w:rPr>
+        <w:rFonts w:hint="default"/>
+      </w:rPr>
+    </w:lvl>
+    <w:lvl w:ilvl="1" w:tplc="04190019" w:tentative="1">
+      <w:start w:val="1"/>
+      <w:numFmt w:val="lowerLetter"/>
+      <w:lvlText w:val="%2."/>
+      <w:lvlJc w:val="left"/>
+      <w:pPr>
+        <w:ind w:left="1789" w:hanging="360"/>
+      </w:pPr>
+    </w:lvl>
+    <w:lvl w:ilvl="2" w:tplc="0419001B" w:tentative="1">
+      <w:start w:val="1"/>
+      <w:numFmt w:val="lowerRoman"/>
+      <w:lvlText w:val="%3."/>
+      <w:lvlJc w:val="right"/>
+      <w:pPr>
+        <w:ind w:left="2509" w:hanging="180"/>
+      </w:pPr>
+    </w:lvl>
+    <w:lvl w:ilvl="3" w:tplc="0419000F" w:tentative="1">
+      <w:start w:val="1"/>
+      <w:numFmt w:val="decimal"/>
+      <w:lvlText w:val="%4."/>
+      <w:lvlJc w:val="left"/>
+      <w:pPr>
+        <w:ind w:left="3229" w:hanging="360"/>
+      </w:pPr>
+    </w:lvl>
+    <w:lvl w:ilvl="4" w:tplc="04190019" w:tentative="1">
+      <w:start w:val="1"/>
+      <w:numFmt w:val="lowerLetter"/>
+      <w:lvlText w:val="%5."/>
+      <w:lvlJc w:val="left"/>
+      <w:pPr>
+        <w:ind w:left="3949" w:hanging="360"/>
+      </w:pPr>
+    </w:lvl>
+    <w:lvl w:ilvl="5" w:tplc="0419001B" w:tentative="1">
+      <w:start w:val="1"/>
+      <w:numFmt w:val="lowerRoman"/>
+      <w:lvlText w:val="%6."/>
+      <w:lvlJc w:val="right"/>
+      <w:pPr>
+        <w:ind w:left="4669" w:hanging="180"/>
+      </w:pPr>
+    </w:lvl>
+    <w:lvl w:ilvl="6" w:tplc="0419000F" w:tentative="1">
+      <w:start w:val="1"/>
+      <w:numFmt w:val="decimal"/>
+      <w:lvlText w:val="%7."/>
+      <w:lvlJc w:val="left"/>
+      <w:pPr>
+        <w:ind w:left="5389" w:hanging="360"/>
+      </w:pPr>
+    </w:lvl>
+    <w:lvl w:ilvl="7" w:tplc="04190019" w:tentative="1">
+      <w:start w:val="1"/>
+      <w:numFmt w:val="lowerLetter"/>
+      <w:lvlText w:val="%8."/>
+      <w:lvlJc w:val="left"/>
+      <w:pPr>
+        <w:ind w:left="6109" w:hanging="360"/>
+      </w:pPr>
+    </w:lvl>
+    <w:lvl w:ilvl="8" w:tplc="0419001B" w:tentative="1">
+      <w:start w:val="1"/>
+      <w:numFmt w:val="lowerRoman"/>
+      <w:lvlText w:val="%9."/>
+      <w:lvlJc w:val="right"/>
+      <w:pPr>
+        <w:ind w:left="6829" w:hanging="180"/>
+      </w:pPr>
+    </w:lvl>
+  </w:abstractNum>
+  <w:abstractNum w:abstractNumId="53" w15:restartNumberingAfterBreak="0">
+    <w:nsid w:val="63532060"/>
+    <w:multiLevelType w:val="hybridMultilevel"/>
+    <w:tmpl w:val="570261DE"/>
+    <w:lvl w:ilvl="0" w:tplc="68D4F922">
+      <w:start w:val="1"/>
+      <w:numFmt w:val="decimal"/>
+      <w:lvlText w:val="%1."/>
+      <w:lvlJc w:val="left"/>
+      <w:pPr>
+        <w:ind w:left="1069" w:hanging="360"/>
+      </w:pPr>
+      <w:rPr>
+        <w:rFonts w:hint="default"/>
+      </w:rPr>
+    </w:lvl>
+    <w:lvl w:ilvl="1" w:tplc="04190019" w:tentative="1">
+      <w:start w:val="1"/>
+      <w:numFmt w:val="lowerLetter"/>
+      <w:lvlText w:val="%2."/>
+      <w:lvlJc w:val="left"/>
+      <w:pPr>
+        <w:ind w:left="1789" w:hanging="360"/>
+      </w:pPr>
+    </w:lvl>
+    <w:lvl w:ilvl="2" w:tplc="0419001B" w:tentative="1">
+      <w:start w:val="1"/>
+      <w:numFmt w:val="lowerRoman"/>
+      <w:lvlText w:val="%3."/>
+      <w:lvlJc w:val="right"/>
+      <w:pPr>
+        <w:ind w:left="2509" w:hanging="180"/>
+      </w:pPr>
+    </w:lvl>
+    <w:lvl w:ilvl="3" w:tplc="0419000F" w:tentative="1">
+      <w:start w:val="1"/>
+      <w:numFmt w:val="decimal"/>
+      <w:lvlText w:val="%4."/>
+      <w:lvlJc w:val="left"/>
+      <w:pPr>
+        <w:ind w:left="3229" w:hanging="360"/>
+      </w:pPr>
+    </w:lvl>
+    <w:lvl w:ilvl="4" w:tplc="04190019" w:tentative="1">
+      <w:start w:val="1"/>
+      <w:numFmt w:val="lowerLetter"/>
+      <w:lvlText w:val="%5."/>
+      <w:lvlJc w:val="left"/>
+      <w:pPr>
+        <w:ind w:left="3949" w:hanging="360"/>
+      </w:pPr>
+    </w:lvl>
+    <w:lvl w:ilvl="5" w:tplc="0419001B" w:tentative="1">
+      <w:start w:val="1"/>
+      <w:numFmt w:val="lowerRoman"/>
+      <w:lvlText w:val="%6."/>
+      <w:lvlJc w:val="right"/>
+      <w:pPr>
+        <w:ind w:left="4669" w:hanging="180"/>
+      </w:pPr>
+    </w:lvl>
+    <w:lvl w:ilvl="6" w:tplc="0419000F" w:tentative="1">
+      <w:start w:val="1"/>
+      <w:numFmt w:val="decimal"/>
+      <w:lvlText w:val="%7."/>
+      <w:lvlJc w:val="left"/>
+      <w:pPr>
+        <w:ind w:left="5389" w:hanging="360"/>
+      </w:pPr>
+    </w:lvl>
+    <w:lvl w:ilvl="7" w:tplc="04190019" w:tentative="1">
+      <w:start w:val="1"/>
+      <w:numFmt w:val="lowerLetter"/>
+      <w:lvlText w:val="%8."/>
+      <w:lvlJc w:val="left"/>
+      <w:pPr>
+        <w:ind w:left="6109" w:hanging="360"/>
+      </w:pPr>
+    </w:lvl>
+    <w:lvl w:ilvl="8" w:tplc="0419001B" w:tentative="1">
+      <w:start w:val="1"/>
+      <w:numFmt w:val="lowerRoman"/>
+      <w:lvlText w:val="%9."/>
+      <w:lvlJc w:val="right"/>
+      <w:pPr>
+        <w:ind w:left="6829" w:hanging="180"/>
+      </w:pPr>
+    </w:lvl>
+  </w:abstractNum>
+  <w:abstractNum w:abstractNumId="54" w15:restartNumberingAfterBreak="0">
     <w:nsid w:val="64364A72"/>
     <w:multiLevelType w:val="hybridMultilevel"/>
     <w:tmpl w:val="7FC2DACC"/>
@@ -10270,7 +13655,7 @@
       </w:rPr>
     </w:lvl>
   </w:abstractNum>
-  <w:abstractNum w:abstractNumId="39" w15:restartNumberingAfterBreak="0">
+  <w:abstractNum w:abstractNumId="55" w15:restartNumberingAfterBreak="0">
     <w:nsid w:val="64C231B1"/>
     <w:multiLevelType w:val="hybridMultilevel"/>
     <w:tmpl w:val="34B2E278"/>
@@ -10383,7 +13768,7 @@
       </w:rPr>
     </w:lvl>
   </w:abstractNum>
-  <w:abstractNum w:abstractNumId="40" w15:restartNumberingAfterBreak="0">
+  <w:abstractNum w:abstractNumId="56" w15:restartNumberingAfterBreak="0">
     <w:nsid w:val="65292A7B"/>
     <w:multiLevelType w:val="multilevel"/>
     <w:tmpl w:val="2E7E0D54"/>
@@ -10501,7 +13886,7 @@
       </w:rPr>
     </w:lvl>
   </w:abstractNum>
-  <w:abstractNum w:abstractNumId="41" w15:restartNumberingAfterBreak="0">
+  <w:abstractNum w:abstractNumId="57" w15:restartNumberingAfterBreak="0">
     <w:nsid w:val="660D5283"/>
     <w:multiLevelType w:val="hybridMultilevel"/>
     <w:tmpl w:val="0E704068"/>
@@ -10590,7 +13975,96 @@
       </w:pPr>
     </w:lvl>
   </w:abstractNum>
-  <w:abstractNum w:abstractNumId="42" w15:restartNumberingAfterBreak="0">
+  <w:abstractNum w:abstractNumId="58" w15:restartNumberingAfterBreak="0">
+    <w:nsid w:val="67CB1B6B"/>
+    <w:multiLevelType w:val="hybridMultilevel"/>
+    <w:tmpl w:val="5BCE5910"/>
+    <w:lvl w:ilvl="0" w:tplc="0419000F">
+      <w:start w:val="1"/>
+      <w:numFmt w:val="decimal"/>
+      <w:lvlText w:val="%1."/>
+      <w:lvlJc w:val="left"/>
+      <w:pPr>
+        <w:ind w:left="720" w:hanging="360"/>
+      </w:pPr>
+      <w:rPr>
+        <w:rFonts w:hint="default"/>
+      </w:rPr>
+    </w:lvl>
+    <w:lvl w:ilvl="1" w:tplc="04190019" w:tentative="1">
+      <w:start w:val="1"/>
+      <w:numFmt w:val="lowerLetter"/>
+      <w:lvlText w:val="%2."/>
+      <w:lvlJc w:val="left"/>
+      <w:pPr>
+        <w:ind w:left="1440" w:hanging="360"/>
+      </w:pPr>
+    </w:lvl>
+    <w:lvl w:ilvl="2" w:tplc="0419001B" w:tentative="1">
+      <w:start w:val="1"/>
+      <w:numFmt w:val="lowerRoman"/>
+      <w:lvlText w:val="%3."/>
+      <w:lvlJc w:val="right"/>
+      <w:pPr>
+        <w:ind w:left="2160" w:hanging="180"/>
+      </w:pPr>
+    </w:lvl>
+    <w:lvl w:ilvl="3" w:tplc="0419000F" w:tentative="1">
+      <w:start w:val="1"/>
+      <w:numFmt w:val="decimal"/>
+      <w:lvlText w:val="%4."/>
+      <w:lvlJc w:val="left"/>
+      <w:pPr>
+        <w:ind w:left="2880" w:hanging="360"/>
+      </w:pPr>
+    </w:lvl>
+    <w:lvl w:ilvl="4" w:tplc="04190019" w:tentative="1">
+      <w:start w:val="1"/>
+      <w:numFmt w:val="lowerLetter"/>
+      <w:lvlText w:val="%5."/>
+      <w:lvlJc w:val="left"/>
+      <w:pPr>
+        <w:ind w:left="3600" w:hanging="360"/>
+      </w:pPr>
+    </w:lvl>
+    <w:lvl w:ilvl="5" w:tplc="0419001B" w:tentative="1">
+      <w:start w:val="1"/>
+      <w:numFmt w:val="lowerRoman"/>
+      <w:lvlText w:val="%6."/>
+      <w:lvlJc w:val="right"/>
+      <w:pPr>
+        <w:ind w:left="4320" w:hanging="180"/>
+      </w:pPr>
+    </w:lvl>
+    <w:lvl w:ilvl="6" w:tplc="0419000F" w:tentative="1">
+      <w:start w:val="1"/>
+      <w:numFmt w:val="decimal"/>
+      <w:lvlText w:val="%7."/>
+      <w:lvlJc w:val="left"/>
+      <w:pPr>
+        <w:ind w:left="5040" w:hanging="360"/>
+      </w:pPr>
+    </w:lvl>
+    <w:lvl w:ilvl="7" w:tplc="04190019" w:tentative="1">
+      <w:start w:val="1"/>
+      <w:numFmt w:val="lowerLetter"/>
+      <w:lvlText w:val="%8."/>
+      <w:lvlJc w:val="left"/>
+      <w:pPr>
+        <w:ind w:left="5760" w:hanging="360"/>
+      </w:pPr>
+    </w:lvl>
+    <w:lvl w:ilvl="8" w:tplc="0419001B" w:tentative="1">
+      <w:start w:val="1"/>
+      <w:numFmt w:val="lowerRoman"/>
+      <w:lvlText w:val="%9."/>
+      <w:lvlJc w:val="right"/>
+      <w:pPr>
+        <w:ind w:left="6480" w:hanging="180"/>
+      </w:pPr>
+    </w:lvl>
+  </w:abstractNum>
+  <w:abstractNum w:abstractNumId="59" w15:restartNumberingAfterBreak="0">
     <w:nsid w:val="6AB73706"/>
     <w:multiLevelType w:val="hybridMultilevel"/>
     <w:tmpl w:val="1A3002CA"/>
@@ -10703,7 +14177,96 @@
       </w:rPr>
     </w:lvl>
   </w:abstractNum>
-  <w:abstractNum w:abstractNumId="43" w15:restartNumberingAfterBreak="0">
+  <w:abstractNum w:abstractNumId="60" w15:restartNumberingAfterBreak="0">
+    <w:nsid w:val="6ABB442A"/>
+    <w:multiLevelType w:val="hybridMultilevel"/>
+    <w:tmpl w:val="202EDC38"/>
+    <w:lvl w:ilvl="0" w:tplc="DCE61B56">
+      <w:start w:val="1"/>
+      <w:numFmt w:val="decimal"/>
+      <w:lvlText w:val="%1."/>
+      <w:lvlJc w:val="left"/>
+      <w:pPr>
+        <w:ind w:left="1069" w:hanging="360"/>
+      </w:pPr>
+      <w:rPr>
+        <w:rFonts w:hint="default"/>
+      </w:rPr>
+    </w:lvl>
+    <w:lvl w:ilvl="1" w:tplc="04190019" w:tentative="1">
+      <w:start w:val="1"/>
+      <w:numFmt w:val="lowerLetter"/>
+      <w:lvlText w:val="%2."/>
+      <w:lvlJc w:val="left"/>
+      <w:pPr>
+        <w:ind w:left="1789" w:hanging="360"/>
+      </w:pPr>
+    </w:lvl>
+    <w:lvl w:ilvl="2" w:tplc="0419001B" w:tentative="1">
+      <w:start w:val="1"/>
+      <w:numFmt w:val="lowerRoman"/>
+      <w:lvlText w:val="%3."/>
+      <w:lvlJc w:val="right"/>
+      <w:pPr>
+        <w:ind w:left="2509" w:hanging="180"/>
+      </w:pPr>
+    </w:lvl>
+    <w:lvl w:ilvl="3" w:tplc="0419000F" w:tentative="1">
+      <w:start w:val="1"/>
+      <w:numFmt w:val="decimal"/>
+      <w:lvlText w:val="%4."/>
+      <w:lvlJc w:val="left"/>
+      <w:pPr>
+        <w:ind w:left="3229" w:hanging="360"/>
+      </w:pPr>
+    </w:lvl>
+    <w:lvl w:ilvl="4" w:tplc="04190019" w:tentative="1">
+      <w:start w:val="1"/>
+      <w:numFmt w:val="lowerLetter"/>
+      <w:lvlText w:val="%5."/>
+      <w:lvlJc w:val="left"/>
+      <w:pPr>
+        <w:ind w:left="3949" w:hanging="360"/>
+      </w:pPr>
+    </w:lvl>
+    <w:lvl w:ilvl="5" w:tplc="0419001B" w:tentative="1">
+      <w:start w:val="1"/>
+      <w:numFmt w:val="lowerRoman"/>
+      <w:lvlText w:val="%6."/>
+      <w:lvlJc w:val="right"/>
+      <w:pPr>
+        <w:ind w:left="4669" w:hanging="180"/>
+      </w:pPr>
+    </w:lvl>
+    <w:lvl w:ilvl="6" w:tplc="0419000F" w:tentative="1">
+      <w:start w:val="1"/>
+      <w:numFmt w:val="decimal"/>
+      <w:lvlText w:val="%7."/>
+      <w:lvlJc w:val="left"/>
+      <w:pPr>
+        <w:ind w:left="5389" w:hanging="360"/>
+      </w:pPr>
+    </w:lvl>
+    <w:lvl w:ilvl="7" w:tplc="04190019" w:tentative="1">
+      <w:start w:val="1"/>
+      <w:numFmt w:val="lowerLetter"/>
+      <w:lvlText w:val="%8."/>
+      <w:lvlJc w:val="left"/>
+      <w:pPr>
+        <w:ind w:left="6109" w:hanging="360"/>
+      </w:pPr>
+    </w:lvl>
+    <w:lvl w:ilvl="8" w:tplc="0419001B" w:tentative="1">
+      <w:start w:val="1"/>
+      <w:numFmt w:val="lowerRoman"/>
+      <w:lvlText w:val="%9."/>
+      <w:lvlJc w:val="right"/>
+      <w:pPr>
+        <w:ind w:left="6829" w:hanging="180"/>
+      </w:pPr>
+    </w:lvl>
+  </w:abstractNum>
+  <w:abstractNum w:abstractNumId="61" w15:restartNumberingAfterBreak="0">
     <w:nsid w:val="6C013583"/>
     <w:multiLevelType w:val="hybridMultilevel"/>
     <w:tmpl w:val="3E66585A"/>
@@ -10816,7 +14379,7 @@
       </w:rPr>
     </w:lvl>
   </w:abstractNum>
-  <w:abstractNum w:abstractNumId="44" w15:restartNumberingAfterBreak="0">
+  <w:abstractNum w:abstractNumId="62" w15:restartNumberingAfterBreak="0">
     <w:nsid w:val="6CA54D86"/>
     <w:multiLevelType w:val="hybridMultilevel"/>
     <w:tmpl w:val="5D341BA6"/>
@@ -10905,7 +14468,7 @@
       </w:pPr>
     </w:lvl>
   </w:abstractNum>
-  <w:abstractNum w:abstractNumId="45" w15:restartNumberingAfterBreak="0">
+  <w:abstractNum w:abstractNumId="63" w15:restartNumberingAfterBreak="0">
     <w:nsid w:val="6D9663D4"/>
     <w:multiLevelType w:val="hybridMultilevel"/>
     <w:tmpl w:val="FE1AAF2E"/>
@@ -11018,7 +14581,7 @@
       </w:rPr>
     </w:lvl>
   </w:abstractNum>
-  <w:abstractNum w:abstractNumId="46" w15:restartNumberingAfterBreak="0">
+  <w:abstractNum w:abstractNumId="64" w15:restartNumberingAfterBreak="0">
     <w:nsid w:val="6F20655B"/>
     <w:multiLevelType w:val="hybridMultilevel"/>
     <w:tmpl w:val="298C53A0"/>
@@ -11131,7 +14694,7 @@
       </w:rPr>
     </w:lvl>
   </w:abstractNum>
-  <w:abstractNum w:abstractNumId="47" w15:restartNumberingAfterBreak="0">
+  <w:abstractNum w:abstractNumId="65" w15:restartNumberingAfterBreak="0">
     <w:nsid w:val="70DE3AE2"/>
     <w:multiLevelType w:val="hybridMultilevel"/>
     <w:tmpl w:val="74741B8A"/>
@@ -11244,7 +14807,7 @@
       </w:rPr>
     </w:lvl>
   </w:abstractNum>
-  <w:abstractNum w:abstractNumId="48" w15:restartNumberingAfterBreak="0">
+  <w:abstractNum w:abstractNumId="66" w15:restartNumberingAfterBreak="0">
     <w:nsid w:val="716D24B7"/>
     <w:multiLevelType w:val="hybridMultilevel"/>
     <w:tmpl w:val="C4A0D176"/>
@@ -11357,7 +14920,7 @@
       </w:rPr>
     </w:lvl>
   </w:abstractNum>
-  <w:abstractNum w:abstractNumId="49" w15:restartNumberingAfterBreak="0">
+  <w:abstractNum w:abstractNumId="67" w15:restartNumberingAfterBreak="0">
     <w:nsid w:val="73961FA7"/>
     <w:multiLevelType w:val="hybridMultilevel"/>
     <w:tmpl w:val="EA6855D0"/>
@@ -11470,7 +15033,209 @@
       </w:rPr>
     </w:lvl>
   </w:abstractNum>
-  <w:abstractNum w:abstractNumId="50" w15:restartNumberingAfterBreak="0">
+  <w:abstractNum w:abstractNumId="68" w15:restartNumberingAfterBreak="0">
+    <w:nsid w:val="743734B5"/>
+    <w:multiLevelType w:val="hybridMultilevel"/>
+    <w:tmpl w:val="DA16FF9C"/>
+    <w:lvl w:ilvl="0" w:tplc="0419000F">
+      <w:start w:val="1"/>
+      <w:numFmt w:val="decimal"/>
+      <w:lvlText w:val="%1."/>
+      <w:lvlJc w:val="left"/>
+      <w:pPr>
+        <w:ind w:left="720" w:hanging="360"/>
+      </w:pPr>
+      <w:rPr>
+        <w:rFonts w:hint="default"/>
+      </w:rPr>
+    </w:lvl>
+    <w:lvl w:ilvl="1" w:tplc="04190019" w:tentative="1">
+      <w:start w:val="1"/>
+      <w:numFmt w:val="lowerLetter"/>
+      <w:lvlText w:val="%2."/>
+      <w:lvlJc w:val="left"/>
+      <w:pPr>
+        <w:ind w:left="1440" w:hanging="360"/>
+      </w:pPr>
+    </w:lvl>
+    <w:lvl w:ilvl="2" w:tplc="0419001B" w:tentative="1">
+      <w:start w:val="1"/>
+      <w:numFmt w:val="lowerRoman"/>
+      <w:lvlText w:val="%3."/>
+      <w:lvlJc w:val="right"/>
+      <w:pPr>
+        <w:ind w:left="2160" w:hanging="180"/>
+      </w:pPr>
+    </w:lvl>
+    <w:lvl w:ilvl="3" w:tplc="0419000F" w:tentative="1">
+      <w:start w:val="1"/>
+      <w:numFmt w:val="decimal"/>
+      <w:lvlText w:val="%4."/>
+      <w:lvlJc w:val="left"/>
+      <w:pPr>
+        <w:ind w:left="2880" w:hanging="360"/>
+      </w:pPr>
+    </w:lvl>
+    <w:lvl w:ilvl="4" w:tplc="04190019" w:tentative="1">
+      <w:start w:val="1"/>
+      <w:numFmt w:val="lowerLetter"/>
+      <w:lvlText w:val="%5."/>
+      <w:lvlJc w:val="left"/>
+      <w:pPr>
+        <w:ind w:left="3600" w:hanging="360"/>
+      </w:pPr>
+    </w:lvl>
+    <w:lvl w:ilvl="5" w:tplc="0419001B" w:tentative="1">
+      <w:start w:val="1"/>
+      <w:numFmt w:val="lowerRoman"/>
+      <w:lvlText w:val="%6."/>
+      <w:lvlJc w:val="right"/>
+      <w:pPr>
+        <w:ind w:left="4320" w:hanging="180"/>
+      </w:pPr>
+    </w:lvl>
+    <w:lvl w:ilvl="6" w:tplc="0419000F" w:tentative="1">
+      <w:start w:val="1"/>
+      <w:numFmt w:val="decimal"/>
+      <w:lvlText w:val="%7."/>
+      <w:lvlJc w:val="left"/>
+      <w:pPr>
+        <w:ind w:left="5040" w:hanging="360"/>
+      </w:pPr>
+    </w:lvl>
+    <w:lvl w:ilvl="7" w:tplc="04190019" w:tentative="1">
+      <w:start w:val="1"/>
+      <w:numFmt w:val="lowerLetter"/>
+      <w:lvlText w:val="%8."/>
+      <w:lvlJc w:val="left"/>
+      <w:pPr>
+        <w:ind w:left="5760" w:hanging="360"/>
+      </w:pPr>
+    </w:lvl>
+    <w:lvl w:ilvl="8" w:tplc="0419001B" w:tentative="1">
+      <w:start w:val="1"/>
+      <w:numFmt w:val="lowerRoman"/>
+      <w:lvlText w:val="%9."/>
+      <w:lvlJc w:val="right"/>
+      <w:pPr>
+        <w:ind w:left="6480" w:hanging="180"/>
+      </w:pPr>
+    </w:lvl>
+  </w:abstractNum>
+  <w:abstractNum w:abstractNumId="69" w15:restartNumberingAfterBreak="0">
+    <w:nsid w:val="747A4846"/>
+    <w:multiLevelType w:val="hybridMultilevel"/>
+    <w:tmpl w:val="B6C2B294"/>
+    <w:lvl w:ilvl="0" w:tplc="04190001">
+      <w:start w:val="1"/>
+      <w:numFmt w:val="bullet"/>
+      <w:lvlText w:val=""/>
+      <w:lvlJc w:val="left"/>
+      <w:pPr>
+        <w:ind w:left="720" w:hanging="360"/>
+      </w:pPr>
+      <w:rPr>
+        <w:rFonts w:ascii="Symbol" w:hAnsi="Symbol" w:hint="default"/>
+      </w:rPr>
+    </w:lvl>
+    <w:lvl w:ilvl="1" w:tplc="04190003" w:tentative="1">
+      <w:start w:val="1"/>
+      <w:numFmt w:val="bullet"/>
+      <w:lvlText w:val="o"/>
+      <w:lvlJc w:val="left"/>
+      <w:pPr>
+        <w:ind w:left="1440" w:hanging="360"/>
+      </w:pPr>
+      <w:rPr>
+        <w:rFonts w:ascii="Courier New" w:hAnsi="Courier New" w:cs="Courier New" w:hint="default"/>
+      </w:rPr>
+    </w:lvl>
+    <w:lvl w:ilvl="2" w:tplc="04190005" w:tentative="1">
+      <w:start w:val="1"/>
+      <w:numFmt w:val="bullet"/>
+      <w:lvlText w:val=""/>
+      <w:lvlJc w:val="left"/>
+      <w:pPr>
+        <w:ind w:left="2160" w:hanging="360"/>
+      </w:pPr>
+      <w:rPr>
+        <w:rFonts w:ascii="Wingdings" w:hAnsi="Wingdings" w:hint="default"/>
+      </w:rPr>
+    </w:lvl>
+    <w:lvl w:ilvl="3" w:tplc="04190001" w:tentative="1">
+      <w:start w:val="1"/>
+      <w:numFmt w:val="bullet"/>
+      <w:lvlText w:val=""/>
+      <w:lvlJc w:val="left"/>
+      <w:pPr>
+        <w:ind w:left="2880" w:hanging="360"/>
+      </w:pPr>
+      <w:rPr>
+        <w:rFonts w:ascii="Symbol" w:hAnsi="Symbol" w:hint="default"/>
+      </w:rPr>
+    </w:lvl>
+    <w:lvl w:ilvl="4" w:tplc="04190003" w:tentative="1">
+      <w:start w:val="1"/>
+      <w:numFmt w:val="bullet"/>
+      <w:lvlText w:val="o"/>
+      <w:lvlJc w:val="left"/>
+      <w:pPr>
+        <w:ind w:left="3600" w:hanging="360"/>
+      </w:pPr>
+      <w:rPr>
+        <w:rFonts w:ascii="Courier New" w:hAnsi="Courier New" w:cs="Courier New" w:hint="default"/>
+      </w:rPr>
+    </w:lvl>
+    <w:lvl w:ilvl="5" w:tplc="04190005" w:tentative="1">
+      <w:start w:val="1"/>
+      <w:numFmt w:val="bullet"/>
+      <w:lvlText w:val=""/>
+      <w:lvlJc w:val="left"/>
+      <w:pPr>
+        <w:ind w:left="4320" w:hanging="360"/>
+      </w:pPr>
+      <w:rPr>
+        <w:rFonts w:ascii="Wingdings" w:hAnsi="Wingdings" w:hint="default"/>
+      </w:rPr>
+    </w:lvl>
+    <w:lvl w:ilvl="6" w:tplc="04190001" w:tentative="1">
+      <w:start w:val="1"/>
+      <w:numFmt w:val="bullet"/>
+      <w:lvlText w:val=""/>
+      <w:lvlJc w:val="left"/>
+      <w:pPr>
+        <w:ind w:left="5040" w:hanging="360"/>
+      </w:pPr>
+      <w:rPr>
+        <w:rFonts w:ascii="Symbol" w:hAnsi="Symbol" w:hint="default"/>
+      </w:rPr>
+    </w:lvl>
+    <w:lvl w:ilvl="7" w:tplc="04190003" w:tentative="1">
+      <w:start w:val="1"/>
+      <w:numFmt w:val="bullet"/>
+      <w:lvlText w:val="o"/>
+      <w:lvlJc w:val="left"/>
+      <w:pPr>
+        <w:ind w:left="5760" w:hanging="360"/>
+      </w:pPr>
+      <w:rPr>
+        <w:rFonts w:ascii="Courier New" w:hAnsi="Courier New" w:cs="Courier New" w:hint="default"/>
+      </w:rPr>
+    </w:lvl>
+    <w:lvl w:ilvl="8" w:tplc="04190005" w:tentative="1">
+      <w:start w:val="1"/>
+      <w:numFmt w:val="bullet"/>
+      <w:lvlText w:val=""/>
+      <w:lvlJc w:val="left"/>
+      <w:pPr>
+        <w:ind w:left="6480" w:hanging="360"/>
+      </w:pPr>
+      <w:rPr>
+        <w:rFonts w:ascii="Wingdings" w:hAnsi="Wingdings" w:hint="default"/>
+      </w:rPr>
+    </w:lvl>
+  </w:abstractNum>
+  <w:abstractNum w:abstractNumId="70" w15:restartNumberingAfterBreak="0">
     <w:nsid w:val="780F1CF6"/>
     <w:multiLevelType w:val="hybridMultilevel"/>
     <w:tmpl w:val="7D326952"/>
@@ -11583,7 +15348,7 @@
       </w:rPr>
     </w:lvl>
   </w:abstractNum>
-  <w:abstractNum w:abstractNumId="51" w15:restartNumberingAfterBreak="0">
+  <w:abstractNum w:abstractNumId="71" w15:restartNumberingAfterBreak="0">
     <w:nsid w:val="79A86AD2"/>
     <w:multiLevelType w:val="multilevel"/>
     <w:tmpl w:val="2E7E0D54"/>
@@ -11701,7 +15466,7 @@
       </w:rPr>
     </w:lvl>
   </w:abstractNum>
-  <w:abstractNum w:abstractNumId="52" w15:restartNumberingAfterBreak="0">
+  <w:abstractNum w:abstractNumId="72" w15:restartNumberingAfterBreak="0">
     <w:nsid w:val="7C0357F4"/>
     <w:multiLevelType w:val="hybridMultilevel"/>
     <w:tmpl w:val="C67AC6DA"/>
@@ -11814,7 +15579,7 @@
       </w:rPr>
     </w:lvl>
   </w:abstractNum>
-  <w:abstractNum w:abstractNumId="53" w15:restartNumberingAfterBreak="0">
+  <w:abstractNum w:abstractNumId="73" w15:restartNumberingAfterBreak="0">
     <w:nsid w:val="7EDF0C4A"/>
     <w:multiLevelType w:val="hybridMultilevel"/>
     <w:tmpl w:val="23E680D8"/>
@@ -11901,166 +15666,226 @@
     </w:lvl>
   </w:abstractNum>
   <w:num w:numId="1" w16cid:durableId="380832953">
+    <w:abstractNumId w:val="20"/>
+  </w:num>
+  <w:num w:numId="2" w16cid:durableId="129908079">
+    <w:abstractNumId w:val="7"/>
+  </w:num>
+  <w:num w:numId="3" w16cid:durableId="1266578547">
+    <w:abstractNumId w:val="31"/>
+  </w:num>
+  <w:num w:numId="4" w16cid:durableId="1928493086">
+    <w:abstractNumId w:val="40"/>
+  </w:num>
+  <w:num w:numId="5" w16cid:durableId="423459450">
+    <w:abstractNumId w:val="55"/>
+  </w:num>
+  <w:num w:numId="6" w16cid:durableId="1486706314">
+    <w:abstractNumId w:val="33"/>
+  </w:num>
+  <w:num w:numId="7" w16cid:durableId="1288463607">
+    <w:abstractNumId w:val="23"/>
+  </w:num>
+  <w:num w:numId="8" w16cid:durableId="1963416227">
+    <w:abstractNumId w:val="70"/>
+  </w:num>
+  <w:num w:numId="9" w16cid:durableId="1998992082">
+    <w:abstractNumId w:val="54"/>
+  </w:num>
+  <w:num w:numId="10" w16cid:durableId="602766267">
+    <w:abstractNumId w:val="3"/>
+  </w:num>
+  <w:num w:numId="11" w16cid:durableId="241180140">
+    <w:abstractNumId w:val="6"/>
+  </w:num>
+  <w:num w:numId="12" w16cid:durableId="876283874">
+    <w:abstractNumId w:val="17"/>
+  </w:num>
+  <w:num w:numId="13" w16cid:durableId="1314286782">
+    <w:abstractNumId w:val="8"/>
+  </w:num>
+  <w:num w:numId="14" w16cid:durableId="1027870523">
+    <w:abstractNumId w:val="73"/>
+  </w:num>
+  <w:num w:numId="15" w16cid:durableId="835535731">
+    <w:abstractNumId w:val="51"/>
+  </w:num>
+  <w:num w:numId="16" w16cid:durableId="1021978965">
+    <w:abstractNumId w:val="49"/>
+  </w:num>
+  <w:num w:numId="17" w16cid:durableId="4989495">
+    <w:abstractNumId w:val="46"/>
+  </w:num>
+  <w:num w:numId="18" w16cid:durableId="2043506036">
+    <w:abstractNumId w:val="35"/>
+  </w:num>
+  <w:num w:numId="19" w16cid:durableId="1104691956">
+    <w:abstractNumId w:val="41"/>
+  </w:num>
+  <w:num w:numId="20" w16cid:durableId="840003751">
+    <w:abstractNumId w:val="1"/>
+  </w:num>
+  <w:num w:numId="21" w16cid:durableId="251549154">
+    <w:abstractNumId w:val="12"/>
+  </w:num>
+  <w:num w:numId="22" w16cid:durableId="1858536949">
+    <w:abstractNumId w:val="25"/>
+  </w:num>
+  <w:num w:numId="23" w16cid:durableId="406660164">
+    <w:abstractNumId w:val="71"/>
+  </w:num>
+  <w:num w:numId="24" w16cid:durableId="748767746">
+    <w:abstractNumId w:val="56"/>
+  </w:num>
+  <w:num w:numId="25" w16cid:durableId="2038239126">
+    <w:abstractNumId w:val="18"/>
+  </w:num>
+  <w:num w:numId="26" w16cid:durableId="1537426724">
+    <w:abstractNumId w:val="34"/>
+  </w:num>
+  <w:num w:numId="27" w16cid:durableId="975379297">
+    <w:abstractNumId w:val="11"/>
+  </w:num>
+  <w:num w:numId="28" w16cid:durableId="1740711163">
+    <w:abstractNumId w:val="63"/>
+  </w:num>
+  <w:num w:numId="29" w16cid:durableId="1751585794">
+    <w:abstractNumId w:val="32"/>
+  </w:num>
+  <w:num w:numId="30" w16cid:durableId="1796824074">
+    <w:abstractNumId w:val="43"/>
+  </w:num>
+  <w:num w:numId="31" w16cid:durableId="1147740484">
+    <w:abstractNumId w:val="67"/>
+  </w:num>
+  <w:num w:numId="32" w16cid:durableId="546264423">
+    <w:abstractNumId w:val="30"/>
+  </w:num>
+  <w:num w:numId="33" w16cid:durableId="1954051374">
+    <w:abstractNumId w:val="21"/>
+  </w:num>
+  <w:num w:numId="34" w16cid:durableId="815224470">
+    <w:abstractNumId w:val="22"/>
+  </w:num>
+  <w:num w:numId="35" w16cid:durableId="1614633266">
+    <w:abstractNumId w:val="26"/>
+  </w:num>
+  <w:num w:numId="36" w16cid:durableId="1505784448">
+    <w:abstractNumId w:val="72"/>
+  </w:num>
+  <w:num w:numId="37" w16cid:durableId="533348985">
+    <w:abstractNumId w:val="65"/>
+  </w:num>
+  <w:num w:numId="38" w16cid:durableId="1515413922">
+    <w:abstractNumId w:val="37"/>
+  </w:num>
+  <w:num w:numId="39" w16cid:durableId="1103647375">
+    <w:abstractNumId w:val="66"/>
+  </w:num>
+  <w:num w:numId="40" w16cid:durableId="1461024300">
+    <w:abstractNumId w:val="13"/>
+  </w:num>
+  <w:num w:numId="41" w16cid:durableId="43335917">
+    <w:abstractNumId w:val="2"/>
+  </w:num>
+  <w:num w:numId="42" w16cid:durableId="1381397215">
+    <w:abstractNumId w:val="44"/>
+  </w:num>
+  <w:num w:numId="43" w16cid:durableId="425347843">
+    <w:abstractNumId w:val="61"/>
+  </w:num>
+  <w:num w:numId="44" w16cid:durableId="360395677">
+    <w:abstractNumId w:val="29"/>
+  </w:num>
+  <w:num w:numId="45" w16cid:durableId="1893150730">
+    <w:abstractNumId w:val="27"/>
+  </w:num>
+  <w:num w:numId="46" w16cid:durableId="545532874">
+    <w:abstractNumId w:val="16"/>
+  </w:num>
+  <w:num w:numId="47" w16cid:durableId="1094589334">
+    <w:abstractNumId w:val="10"/>
+  </w:num>
+  <w:num w:numId="48" w16cid:durableId="909004767">
+    <w:abstractNumId w:val="59"/>
+  </w:num>
+  <w:num w:numId="49" w16cid:durableId="1343357600">
+    <w:abstractNumId w:val="64"/>
+  </w:num>
+  <w:num w:numId="50" w16cid:durableId="716705073">
+    <w:abstractNumId w:val="48"/>
+  </w:num>
+  <w:num w:numId="51" w16cid:durableId="1790930582">
+    <w:abstractNumId w:val="5"/>
+  </w:num>
+  <w:num w:numId="52" w16cid:durableId="670253432">
+    <w:abstractNumId w:val="36"/>
+  </w:num>
+  <w:num w:numId="53" w16cid:durableId="1546520848">
+    <w:abstractNumId w:val="62"/>
+  </w:num>
+  <w:num w:numId="54" w16cid:durableId="781265397">
+    <w:abstractNumId w:val="57"/>
+  </w:num>
+  <w:num w:numId="55" w16cid:durableId="542905496">
+    <w:abstractNumId w:val="15"/>
+  </w:num>
+  <w:num w:numId="56" w16cid:durableId="2132088438">
+    <w:abstractNumId w:val="60"/>
+  </w:num>
+  <w:num w:numId="57" w16cid:durableId="1900706510">
     <w:abstractNumId w:val="14"/>
   </w:num>
-  <w:num w:numId="2" w16cid:durableId="129908079">
-    <w:abstractNumId w:val="5"/>
+  <w:num w:numId="58" w16cid:durableId="1603876757">
+    <w:abstractNumId w:val="9"/>
   </w:num>
-  <w:num w:numId="3" w16cid:durableId="1266578547">
-    <w:abstractNumId w:val="23"/>
+  <w:num w:numId="59" w16cid:durableId="230849023">
+    <w:abstractNumId w:val="69"/>
   </w:num>
-  <w:num w:numId="4" w16cid:durableId="1928493086">
-    <w:abstractNumId w:val="30"/>
+  <w:num w:numId="60" w16cid:durableId="128518573">
+    <w:abstractNumId w:val="45"/>
   </w:num>
-  <w:num w:numId="5" w16cid:durableId="423459450">
+  <w:num w:numId="61" w16cid:durableId="1367558782">
     <w:abstractNumId w:val="39"/>
   </w:num>
-  <w:num w:numId="6" w16cid:durableId="1486706314">
-    <w:abstractNumId w:val="25"/>
+  <w:num w:numId="62" w16cid:durableId="80609931">
+    <w:abstractNumId w:val="28"/>
   </w:num>
-  <w:num w:numId="7" w16cid:durableId="1288463607">
-    <w:abstractNumId w:val="17"/>
+  <w:num w:numId="63" w16cid:durableId="1345285328">
+    <w:abstractNumId w:val="24"/>
   </w:num>
-  <w:num w:numId="8" w16cid:durableId="1963416227">
+  <w:num w:numId="64" w16cid:durableId="1937323549">
+    <w:abstractNumId w:val="53"/>
+  </w:num>
+  <w:num w:numId="65" w16cid:durableId="1442217793">
+    <w:abstractNumId w:val="4"/>
+  </w:num>
+  <w:num w:numId="66" w16cid:durableId="149249778">
+    <w:abstractNumId w:val="52"/>
+  </w:num>
+  <w:num w:numId="67" w16cid:durableId="595017146">
+    <w:abstractNumId w:val="19"/>
+  </w:num>
+  <w:num w:numId="68" w16cid:durableId="1410729101">
+    <w:abstractNumId w:val="42"/>
+  </w:num>
+  <w:num w:numId="69" w16cid:durableId="1355034836">
     <w:abstractNumId w:val="50"/>
   </w:num>
-  <w:num w:numId="9" w16cid:durableId="1998992082">
-    <w:abstractNumId w:val="38"/>
+  <w:num w:numId="70" w16cid:durableId="870806878">
+    <w:abstractNumId w:val="68"/>
   </w:num>
-  <w:num w:numId="10" w16cid:durableId="602766267">
-    <w:abstractNumId w:val="2"/>
+  <w:num w:numId="71" w16cid:durableId="1419789480">
+    <w:abstractNumId w:val="58"/>
   </w:num>
-  <w:num w:numId="11" w16cid:durableId="241180140">
-    <w:abstractNumId w:val="4"/>
-  </w:num>
-  <w:num w:numId="12" w16cid:durableId="876283874">
-    <w:abstractNumId w:val="12"/>
-  </w:num>
-  <w:num w:numId="13" w16cid:durableId="1314286782">
-    <w:abstractNumId w:val="6"/>
-  </w:num>
-  <w:num w:numId="14" w16cid:durableId="1027870523">
-    <w:abstractNumId w:val="53"/>
-  </w:num>
-  <w:num w:numId="15" w16cid:durableId="835535731">
-    <w:abstractNumId w:val="37"/>
-  </w:num>
-  <w:num w:numId="16" w16cid:durableId="1021978965">
-    <w:abstractNumId w:val="36"/>
-  </w:num>
-  <w:num w:numId="17" w16cid:durableId="4989495">
-    <w:abstractNumId w:val="34"/>
-  </w:num>
-  <w:num w:numId="18" w16cid:durableId="2043506036">
-    <w:abstractNumId w:val="27"/>
-  </w:num>
-  <w:num w:numId="19" w16cid:durableId="1104691956">
-    <w:abstractNumId w:val="31"/>
-  </w:num>
-  <w:num w:numId="20" w16cid:durableId="840003751">
+  <w:num w:numId="72" w16cid:durableId="514464425">
     <w:abstractNumId w:val="0"/>
   </w:num>
-  <w:num w:numId="21" w16cid:durableId="251549154">
-    <w:abstractNumId w:val="9"/>
-  </w:num>
-  <w:num w:numId="22" w16cid:durableId="1858536949">
-    <w:abstractNumId w:val="18"/>
-  </w:num>
-  <w:num w:numId="23" w16cid:durableId="406660164">
-    <w:abstractNumId w:val="51"/>
-  </w:num>
-  <w:num w:numId="24" w16cid:durableId="748767746">
-    <w:abstractNumId w:val="40"/>
-  </w:num>
-  <w:num w:numId="25" w16cid:durableId="2038239126">
-    <w:abstractNumId w:val="13"/>
-  </w:num>
-  <w:num w:numId="26" w16cid:durableId="1537426724">
-    <w:abstractNumId w:val="26"/>
-  </w:num>
-  <w:num w:numId="27" w16cid:durableId="975379297">
-    <w:abstractNumId w:val="8"/>
-  </w:num>
-  <w:num w:numId="28" w16cid:durableId="1740711163">
-    <w:abstractNumId w:val="45"/>
-  </w:num>
-  <w:num w:numId="29" w16cid:durableId="1751585794">
-    <w:abstractNumId w:val="24"/>
-  </w:num>
-  <w:num w:numId="30" w16cid:durableId="1796824074">
-    <w:abstractNumId w:val="32"/>
-  </w:num>
-  <w:num w:numId="31" w16cid:durableId="1147740484">
-    <w:abstractNumId w:val="49"/>
-  </w:num>
-  <w:num w:numId="32" w16cid:durableId="546264423">
-    <w:abstractNumId w:val="22"/>
-  </w:num>
-  <w:num w:numId="33" w16cid:durableId="1954051374">
-    <w:abstractNumId w:val="15"/>
-  </w:num>
-  <w:num w:numId="34" w16cid:durableId="815224470">
-    <w:abstractNumId w:val="16"/>
-  </w:num>
-  <w:num w:numId="35" w16cid:durableId="1614633266">
-    <w:abstractNumId w:val="19"/>
-  </w:num>
-  <w:num w:numId="36" w16cid:durableId="1505784448">
-    <w:abstractNumId w:val="52"/>
-  </w:num>
-  <w:num w:numId="37" w16cid:durableId="533348985">
+  <w:num w:numId="73" w16cid:durableId="1317876249">
     <w:abstractNumId w:val="47"/>
   </w:num>
-  <w:num w:numId="38" w16cid:durableId="1515413922">
-    <w:abstractNumId w:val="29"/>
-  </w:num>
-  <w:num w:numId="39" w16cid:durableId="1103647375">
-    <w:abstractNumId w:val="48"/>
-  </w:num>
-  <w:num w:numId="40" w16cid:durableId="1461024300">
-    <w:abstractNumId w:val="10"/>
-  </w:num>
-  <w:num w:numId="41" w16cid:durableId="43335917">
-    <w:abstractNumId w:val="1"/>
-  </w:num>
-  <w:num w:numId="42" w16cid:durableId="1381397215">
-    <w:abstractNumId w:val="33"/>
-  </w:num>
-  <w:num w:numId="43" w16cid:durableId="425347843">
-    <w:abstractNumId w:val="43"/>
-  </w:num>
-  <w:num w:numId="44" w16cid:durableId="360395677">
-    <w:abstractNumId w:val="21"/>
-  </w:num>
-  <w:num w:numId="45" w16cid:durableId="1893150730">
-    <w:abstractNumId w:val="20"/>
-  </w:num>
-  <w:num w:numId="46" w16cid:durableId="545532874">
-    <w:abstractNumId w:val="11"/>
-  </w:num>
-  <w:num w:numId="47" w16cid:durableId="1094589334">
-    <w:abstractNumId w:val="7"/>
-  </w:num>
-  <w:num w:numId="48" w16cid:durableId="909004767">
-    <w:abstractNumId w:val="42"/>
-  </w:num>
-  <w:num w:numId="49" w16cid:durableId="1343357600">
-    <w:abstractNumId w:val="46"/>
-  </w:num>
-  <w:num w:numId="50" w16cid:durableId="716705073">
-    <w:abstractNumId w:val="35"/>
-  </w:num>
-  <w:num w:numId="51" w16cid:durableId="1790930582">
-    <w:abstractNumId w:val="3"/>
-  </w:num>
-  <w:num w:numId="52" w16cid:durableId="670253432">
-    <w:abstractNumId w:val="28"/>
-  </w:num>
-  <w:num w:numId="53" w16cid:durableId="1546520848">
-    <w:abstractNumId w:val="44"/>
-  </w:num>
-  <w:num w:numId="54" w16cid:durableId="781265397">
-    <w:abstractNumId w:val="41"/>
+  <w:num w:numId="74" w16cid:durableId="724372708">
+    <w:abstractNumId w:val="38"/>
   </w:num>
 </w:numbering>
 </file>
@@ -12466,7 +16291,7 @@
     <w:name w:val="Normal"/>
     <w:aliases w:val="ТЕКСТ"/>
     <w:qFormat/>
-    <w:rsid w:val="005D14B4"/>
+    <w:rsid w:val="008D7CFA"/>
     <w:pPr>
       <w:spacing w:before="200" w:after="120" w:line="360" w:lineRule="auto"/>
       <w:ind w:firstLine="709"/>
@@ -12869,6 +16694,7 @@
       <w:numPr>
         <w:ilvl w:val="1"/>
       </w:numPr>
+      <w:ind w:firstLine="709"/>
     </w:pPr>
     <w:rPr>
       <w:rFonts w:eastAsiaTheme="majorEastAsia" w:cstheme="majorBidi"/>

--- a/Диплом.docx
+++ b/Диплом.docx
@@ -85,7 +85,7 @@
             </w:rPr>
             <w:fldChar w:fldCharType="separate"/>
           </w:r>
-          <w:hyperlink w:anchor="_Toc224786210" w:history="1">
+          <w:hyperlink w:anchor="_Toc225315157" w:history="1">
             <w:r>
               <w:rPr>
                 <w:rStyle w:val="af1"/>
@@ -113,7 +113,7 @@
                 <w:noProof/>
                 <w:webHidden/>
               </w:rPr>
-              <w:instrText xml:space="preserve"> PAGEREF _Toc224786210 \h </w:instrText>
+              <w:instrText xml:space="preserve"> PAGEREF _Toc225315157 \h </w:instrText>
             </w:r>
             <w:r>
               <w:rPr>
@@ -158,7 +158,7 @@
               <w:lang w:eastAsia="ru-RU"/>
             </w:rPr>
           </w:pPr>
-          <w:hyperlink w:anchor="_Toc224786211" w:history="1">
+          <w:hyperlink w:anchor="_Toc225315158" w:history="1">
             <w:r>
               <w:rPr>
                 <w:rStyle w:val="af1"/>
@@ -201,7 +201,7 @@
                 <w:noProof/>
                 <w:webHidden/>
               </w:rPr>
-              <w:instrText xml:space="preserve"> PAGEREF _Toc224786211 \h </w:instrText>
+              <w:instrText xml:space="preserve"> PAGEREF _Toc225315158 \h </w:instrText>
             </w:r>
             <w:r>
               <w:rPr>
@@ -246,7 +246,7 @@
               <w:lang w:eastAsia="ru-RU"/>
             </w:rPr>
           </w:pPr>
-          <w:hyperlink w:anchor="_Toc224786212" w:history="1">
+          <w:hyperlink w:anchor="_Toc225315159" w:history="1">
             <w:r>
               <w:rPr>
                 <w:rStyle w:val="af1"/>
@@ -268,21 +268,7 @@
                 <w:rStyle w:val="af1"/>
                 <w:noProof/>
               </w:rPr>
-              <w:t>Анализ объект</w:t>
-            </w:r>
-            <w:r>
-              <w:rPr>
-                <w:rStyle w:val="af1"/>
-                <w:noProof/>
-              </w:rPr>
-              <w:t>а</w:t>
-            </w:r>
-            <w:r>
-              <w:rPr>
-                <w:rStyle w:val="af1"/>
-                <w:noProof/>
-              </w:rPr>
-              <w:t xml:space="preserve"> исследования</w:t>
+              <w:t>Анализ объекта исследования</w:t>
             </w:r>
             <w:r>
               <w:rPr>
@@ -303,7 +289,7 @@
                 <w:noProof/>
                 <w:webHidden/>
               </w:rPr>
-              <w:instrText xml:space="preserve"> PAGEREF _Toc224786212 \h </w:instrText>
+              <w:instrText xml:space="preserve"> PAGEREF _Toc225315159 \h </w:instrText>
             </w:r>
             <w:r>
               <w:rPr>
@@ -348,7 +334,7 @@
               <w:lang w:eastAsia="ru-RU"/>
             </w:rPr>
           </w:pPr>
-          <w:hyperlink w:anchor="_Toc224786213" w:history="1">
+          <w:hyperlink w:anchor="_Toc225315160" w:history="1">
             <w:r>
               <w:rPr>
                 <w:rStyle w:val="af1"/>
@@ -391,7 +377,7 @@
                 <w:noProof/>
                 <w:webHidden/>
               </w:rPr>
-              <w:instrText xml:space="preserve"> PAGEREF _Toc224786213 \h </w:instrText>
+              <w:instrText xml:space="preserve"> PAGEREF _Toc225315160 \h </w:instrText>
             </w:r>
             <w:r>
               <w:rPr>
@@ -411,7 +397,7 @@
                 <w:noProof/>
                 <w:webHidden/>
               </w:rPr>
-              <w:t>6</w:t>
+              <w:t>7</w:t>
             </w:r>
             <w:r>
               <w:rPr>
@@ -436,7 +422,7 @@
               <w:lang w:eastAsia="ru-RU"/>
             </w:rPr>
           </w:pPr>
-          <w:hyperlink w:anchor="_Toc224786214" w:history="1">
+          <w:hyperlink w:anchor="_Toc225315161" w:history="1">
             <w:r>
               <w:rPr>
                 <w:rStyle w:val="af1"/>
@@ -479,7 +465,7 @@
                 <w:noProof/>
                 <w:webHidden/>
               </w:rPr>
-              <w:instrText xml:space="preserve"> PAGEREF _Toc224786214 \h </w:instrText>
+              <w:instrText xml:space="preserve"> PAGEREF _Toc225315161 \h </w:instrText>
             </w:r>
             <w:r>
               <w:rPr>
@@ -524,7 +510,7 @@
               <w:lang w:eastAsia="ru-RU"/>
             </w:rPr>
           </w:pPr>
-          <w:hyperlink w:anchor="_Toc224786215" w:history="1">
+          <w:hyperlink w:anchor="_Toc225315162" w:history="1">
             <w:r>
               <w:rPr>
                 <w:rStyle w:val="af1"/>
@@ -567,7 +553,7 @@
                 <w:noProof/>
                 <w:webHidden/>
               </w:rPr>
-              <w:instrText xml:space="preserve"> PAGEREF _Toc224786215 \h </w:instrText>
+              <w:instrText xml:space="preserve"> PAGEREF _Toc225315162 \h </w:instrText>
             </w:r>
             <w:r>
               <w:rPr>
@@ -612,7 +598,7 @@
               <w:lang w:eastAsia="ru-RU"/>
             </w:rPr>
           </w:pPr>
-          <w:hyperlink w:anchor="_Toc224786216" w:history="1">
+          <w:hyperlink w:anchor="_Toc225315163" w:history="1">
             <w:r>
               <w:rPr>
                 <w:rStyle w:val="af1"/>
@@ -655,7 +641,7 @@
                 <w:noProof/>
                 <w:webHidden/>
               </w:rPr>
-              <w:instrText xml:space="preserve"> PAGEREF _Toc224786216 \h </w:instrText>
+              <w:instrText xml:space="preserve"> PAGEREF _Toc225315163 \h </w:instrText>
             </w:r>
             <w:r>
               <w:rPr>
@@ -700,7 +686,7 @@
               <w:lang w:eastAsia="ru-RU"/>
             </w:rPr>
           </w:pPr>
-          <w:hyperlink w:anchor="_Toc224786217" w:history="1">
+          <w:hyperlink w:anchor="_Toc225315164" w:history="1">
             <w:r>
               <w:rPr>
                 <w:rStyle w:val="af1"/>
@@ -773,7 +759,7 @@
                 <w:noProof/>
                 <w:webHidden/>
               </w:rPr>
-              <w:instrText xml:space="preserve"> PAGEREF _Toc224786217 \h </w:instrText>
+              <w:instrText xml:space="preserve"> PAGEREF _Toc225315164 \h </w:instrText>
             </w:r>
             <w:r>
               <w:rPr>
@@ -818,7 +804,7 @@
               <w:lang w:eastAsia="ru-RU"/>
             </w:rPr>
           </w:pPr>
-          <w:hyperlink w:anchor="_Toc224786218" w:history="1">
+          <w:hyperlink w:anchor="_Toc225315165" w:history="1">
             <w:r>
               <w:rPr>
                 <w:rStyle w:val="af1"/>
@@ -861,7 +847,7 @@
                 <w:noProof/>
                 <w:webHidden/>
               </w:rPr>
-              <w:instrText xml:space="preserve"> PAGEREF _Toc224786218 \h </w:instrText>
+              <w:instrText xml:space="preserve"> PAGEREF _Toc225315165 \h </w:instrText>
             </w:r>
             <w:r>
               <w:rPr>
@@ -881,7 +867,7 @@
                 <w:noProof/>
                 <w:webHidden/>
               </w:rPr>
-              <w:t>8</w:t>
+              <w:t>9</w:t>
             </w:r>
             <w:r>
               <w:rPr>
@@ -906,7 +892,7 @@
               <w:lang w:eastAsia="ru-RU"/>
             </w:rPr>
           </w:pPr>
-          <w:hyperlink w:anchor="_Toc224786219" w:history="1">
+          <w:hyperlink w:anchor="_Toc225315166" w:history="1">
             <w:r>
               <w:rPr>
                 <w:rStyle w:val="af1"/>
@@ -949,7 +935,7 @@
                 <w:noProof/>
                 <w:webHidden/>
               </w:rPr>
-              <w:instrText xml:space="preserve"> PAGEREF _Toc224786219 \h </w:instrText>
+              <w:instrText xml:space="preserve"> PAGEREF _Toc225315166 \h </w:instrText>
             </w:r>
             <w:r>
               <w:rPr>
@@ -994,7 +980,7 @@
               <w:lang w:eastAsia="ru-RU"/>
             </w:rPr>
           </w:pPr>
-          <w:hyperlink w:anchor="_Toc224786220" w:history="1">
+          <w:hyperlink w:anchor="_Toc225315167" w:history="1">
             <w:r>
               <w:rPr>
                 <w:rStyle w:val="af1"/>
@@ -1037,7 +1023,7 @@
                 <w:noProof/>
                 <w:webHidden/>
               </w:rPr>
-              <w:instrText xml:space="preserve"> PAGEREF _Toc224786220 \h </w:instrText>
+              <w:instrText xml:space="preserve"> PAGEREF _Toc225315167 \h </w:instrText>
             </w:r>
             <w:r>
               <w:rPr>
@@ -1082,7 +1068,7 @@
               <w:lang w:eastAsia="ru-RU"/>
             </w:rPr>
           </w:pPr>
-          <w:hyperlink w:anchor="_Toc224786221" w:history="1">
+          <w:hyperlink w:anchor="_Toc225315168" w:history="1">
             <w:r>
               <w:rPr>
                 <w:rStyle w:val="af1"/>
@@ -1125,7 +1111,7 @@
                 <w:noProof/>
                 <w:webHidden/>
               </w:rPr>
-              <w:instrText xml:space="preserve"> PAGEREF _Toc224786221 \h </w:instrText>
+              <w:instrText xml:space="preserve"> PAGEREF _Toc225315168 \h </w:instrText>
             </w:r>
             <w:r>
               <w:rPr>
@@ -1170,7 +1156,7 @@
               <w:lang w:eastAsia="ru-RU"/>
             </w:rPr>
           </w:pPr>
-          <w:hyperlink w:anchor="_Toc224786222" w:history="1">
+          <w:hyperlink w:anchor="_Toc225315169" w:history="1">
             <w:r>
               <w:rPr>
                 <w:rStyle w:val="af1"/>
@@ -1229,7 +1215,7 @@
                 <w:noProof/>
                 <w:webHidden/>
               </w:rPr>
-              <w:instrText xml:space="preserve"> PAGEREF _Toc224786222 \h </w:instrText>
+              <w:instrText xml:space="preserve"> PAGEREF _Toc225315169 \h </w:instrText>
             </w:r>
             <w:r>
               <w:rPr>
@@ -1274,7 +1260,7 @@
               <w:lang w:eastAsia="ru-RU"/>
             </w:rPr>
           </w:pPr>
-          <w:hyperlink w:anchor="_Toc224786223" w:history="1">
+          <w:hyperlink w:anchor="_Toc225315170" w:history="1">
             <w:r>
               <w:rPr>
                 <w:rStyle w:val="af1"/>
@@ -1333,7 +1319,7 @@
                 <w:noProof/>
                 <w:webHidden/>
               </w:rPr>
-              <w:instrText xml:space="preserve"> PAGEREF _Toc224786223 \h </w:instrText>
+              <w:instrText xml:space="preserve"> PAGEREF _Toc225315170 \h </w:instrText>
             </w:r>
             <w:r>
               <w:rPr>
@@ -1378,7 +1364,7 @@
               <w:lang w:eastAsia="ru-RU"/>
             </w:rPr>
           </w:pPr>
-          <w:hyperlink w:anchor="_Toc224786224" w:history="1">
+          <w:hyperlink w:anchor="_Toc225315171" w:history="1">
             <w:r>
               <w:rPr>
                 <w:rStyle w:val="af1"/>
@@ -1421,7 +1407,7 @@
                 <w:noProof/>
                 <w:webHidden/>
               </w:rPr>
-              <w:instrText xml:space="preserve"> PAGEREF _Toc224786224 \h </w:instrText>
+              <w:instrText xml:space="preserve"> PAGEREF _Toc225315171 \h </w:instrText>
             </w:r>
             <w:r>
               <w:rPr>
@@ -1466,7 +1452,7 @@
               <w:lang w:eastAsia="ru-RU"/>
             </w:rPr>
           </w:pPr>
-          <w:hyperlink w:anchor="_Toc224786225" w:history="1">
+          <w:hyperlink w:anchor="_Toc225315172" w:history="1">
             <w:r>
               <w:rPr>
                 <w:rStyle w:val="af1"/>
@@ -1509,7 +1495,7 @@
                 <w:noProof/>
                 <w:webHidden/>
               </w:rPr>
-              <w:instrText xml:space="preserve"> PAGEREF _Toc224786225 \h </w:instrText>
+              <w:instrText xml:space="preserve"> PAGEREF _Toc225315172 \h </w:instrText>
             </w:r>
             <w:r>
               <w:rPr>
@@ -1554,7 +1540,7 @@
               <w:lang w:eastAsia="ru-RU"/>
             </w:rPr>
           </w:pPr>
-          <w:hyperlink w:anchor="_Toc224786226" w:history="1">
+          <w:hyperlink w:anchor="_Toc225315173" w:history="1">
             <w:r>
               <w:rPr>
                 <w:rStyle w:val="af1"/>
@@ -1597,7 +1583,7 @@
                 <w:noProof/>
                 <w:webHidden/>
               </w:rPr>
-              <w:instrText xml:space="preserve"> PAGEREF _Toc224786226 \h </w:instrText>
+              <w:instrText xml:space="preserve"> PAGEREF _Toc225315173 \h </w:instrText>
             </w:r>
             <w:r>
               <w:rPr>
@@ -1642,7 +1628,7 @@
               <w:lang w:eastAsia="ru-RU"/>
             </w:rPr>
           </w:pPr>
-          <w:hyperlink w:anchor="_Toc224786227" w:history="1">
+          <w:hyperlink w:anchor="_Toc225315174" w:history="1">
             <w:r>
               <w:rPr>
                 <w:rStyle w:val="af1"/>
@@ -1686,7 +1672,7 @@
                 <w:noProof/>
                 <w:webHidden/>
               </w:rPr>
-              <w:instrText xml:space="preserve"> PAGEREF _Toc224786227 \h </w:instrText>
+              <w:instrText xml:space="preserve"> PAGEREF _Toc225315174 \h </w:instrText>
             </w:r>
             <w:r>
               <w:rPr>
@@ -1731,7 +1717,7 @@
               <w:lang w:eastAsia="ru-RU"/>
             </w:rPr>
           </w:pPr>
-          <w:hyperlink w:anchor="_Toc224786228" w:history="1">
+          <w:hyperlink w:anchor="_Toc225315175" w:history="1">
             <w:r>
               <w:rPr>
                 <w:rStyle w:val="af1"/>
@@ -1753,21 +1739,7 @@
                 <w:rStyle w:val="af1"/>
                 <w:noProof/>
               </w:rPr>
-              <w:t>Диаграмма п</w:t>
-            </w:r>
-            <w:r>
-              <w:rPr>
-                <w:rStyle w:val="af1"/>
-                <w:noProof/>
-              </w:rPr>
-              <w:t>р</w:t>
-            </w:r>
-            <w:r>
-              <w:rPr>
-                <w:rStyle w:val="af1"/>
-                <w:noProof/>
-              </w:rPr>
-              <w:t>ецедентов</w:t>
+              <w:t>Диаграмма прецедентов</w:t>
             </w:r>
             <w:r>
               <w:rPr>
@@ -1788,7 +1760,7 @@
                 <w:noProof/>
                 <w:webHidden/>
               </w:rPr>
-              <w:instrText xml:space="preserve"> PAGEREF _Toc224786228 \h </w:instrText>
+              <w:instrText xml:space="preserve"> PAGEREF _Toc225315175 \h </w:instrText>
             </w:r>
             <w:r>
               <w:rPr>
@@ -1833,7 +1805,7 @@
               <w:lang w:eastAsia="ru-RU"/>
             </w:rPr>
           </w:pPr>
-          <w:hyperlink w:anchor="_Toc224786229" w:history="1">
+          <w:hyperlink w:anchor="_Toc225315176" w:history="1">
             <w:r>
               <w:rPr>
                 <w:rStyle w:val="af1"/>
@@ -1876,7 +1848,7 @@
                 <w:noProof/>
                 <w:webHidden/>
               </w:rPr>
-              <w:instrText xml:space="preserve"> PAGEREF _Toc224786229 \h </w:instrText>
+              <w:instrText xml:space="preserve"> PAGEREF _Toc225315176 \h </w:instrText>
             </w:r>
             <w:r>
               <w:rPr>
@@ -1921,7 +1893,7 @@
               <w:lang w:eastAsia="ru-RU"/>
             </w:rPr>
           </w:pPr>
-          <w:hyperlink w:anchor="_Toc224786234" w:history="1">
+          <w:hyperlink w:anchor="_Toc225315181" w:history="1">
             <w:r>
               <w:rPr>
                 <w:rStyle w:val="af1"/>
@@ -1964,7 +1936,7 @@
                 <w:noProof/>
                 <w:webHidden/>
               </w:rPr>
-              <w:instrText xml:space="preserve"> PAGEREF _Toc224786234 \h </w:instrText>
+              <w:instrText xml:space="preserve"> PAGEREF _Toc225315181 \h </w:instrText>
             </w:r>
             <w:r>
               <w:rPr>
@@ -2009,7 +1981,7 @@
               <w:lang w:eastAsia="ru-RU"/>
             </w:rPr>
           </w:pPr>
-          <w:hyperlink w:anchor="_Toc224786235" w:history="1">
+          <w:hyperlink w:anchor="_Toc225315182" w:history="1">
             <w:r>
               <w:rPr>
                 <w:rStyle w:val="af1"/>
@@ -2052,7 +2024,7 @@
                 <w:noProof/>
                 <w:webHidden/>
               </w:rPr>
-              <w:instrText xml:space="preserve"> PAGEREF _Toc224786235 \h </w:instrText>
+              <w:instrText xml:space="preserve"> PAGEREF _Toc225315182 \h </w:instrText>
             </w:r>
             <w:r>
               <w:rPr>
@@ -2072,7 +2044,653 @@
                 <w:noProof/>
                 <w:webHidden/>
               </w:rPr>
-              <w:t>20</w:t>
+              <w:t>22</w:t>
+            </w:r>
+            <w:r>
+              <w:rPr>
+                <w:noProof/>
+                <w:webHidden/>
+              </w:rPr>
+              <w:fldChar w:fldCharType="end"/>
+            </w:r>
+          </w:hyperlink>
+        </w:p>
+        <w:p>
+          <w:pPr>
+            <w:pStyle w:val="23"/>
+            <w:tabs>
+              <w:tab w:val="left" w:pos="1680"/>
+              <w:tab w:val="right" w:leader="dot" w:pos="9345"/>
+            </w:tabs>
+            <w:rPr>
+              <w:rFonts w:asciiTheme="minorHAnsi" w:eastAsiaTheme="minorEastAsia" w:hAnsiTheme="minorHAnsi"/>
+              <w:noProof/>
+              <w:sz w:val="24"/>
+              <w:lang w:eastAsia="ru-RU"/>
+            </w:rPr>
+          </w:pPr>
+          <w:hyperlink w:anchor="_Toc225315183" w:history="1">
+            <w:r>
+              <w:rPr>
+                <w:rStyle w:val="af1"/>
+                <w:noProof/>
+              </w:rPr>
+              <w:t>2.5.</w:t>
+            </w:r>
+            <w:r>
+              <w:rPr>
+                <w:rFonts w:asciiTheme="minorHAnsi" w:eastAsiaTheme="minorEastAsia" w:hAnsiTheme="minorHAnsi"/>
+                <w:noProof/>
+                <w:sz w:val="24"/>
+                <w:lang w:eastAsia="ru-RU"/>
+              </w:rPr>
+              <w:tab/>
+            </w:r>
+            <w:r>
+              <w:rPr>
+                <w:rStyle w:val="af1"/>
+                <w:noProof/>
+              </w:rPr>
+              <w:t>Диаграмма последовательности</w:t>
+            </w:r>
+            <w:r>
+              <w:rPr>
+                <w:noProof/>
+                <w:webHidden/>
+              </w:rPr>
+              <w:tab/>
+            </w:r>
+            <w:r>
+              <w:rPr>
+                <w:noProof/>
+                <w:webHidden/>
+              </w:rPr>
+              <w:fldChar w:fldCharType="begin"/>
+            </w:r>
+            <w:r>
+              <w:rPr>
+                <w:noProof/>
+                <w:webHidden/>
+              </w:rPr>
+              <w:instrText xml:space="preserve"> PAGEREF _Toc225315183 \h </w:instrText>
+            </w:r>
+            <w:r>
+              <w:rPr>
+                <w:noProof/>
+                <w:webHidden/>
+              </w:rPr>
+            </w:r>
+            <w:r>
+              <w:rPr>
+                <w:noProof/>
+                <w:webHidden/>
+              </w:rPr>
+              <w:fldChar w:fldCharType="separate"/>
+            </w:r>
+            <w:r>
+              <w:rPr>
+                <w:noProof/>
+                <w:webHidden/>
+              </w:rPr>
+              <w:t>24</w:t>
+            </w:r>
+            <w:r>
+              <w:rPr>
+                <w:noProof/>
+                <w:webHidden/>
+              </w:rPr>
+              <w:fldChar w:fldCharType="end"/>
+            </w:r>
+          </w:hyperlink>
+        </w:p>
+        <w:p>
+          <w:pPr>
+            <w:pStyle w:val="23"/>
+            <w:tabs>
+              <w:tab w:val="left" w:pos="1680"/>
+              <w:tab w:val="right" w:leader="dot" w:pos="9345"/>
+            </w:tabs>
+            <w:rPr>
+              <w:rFonts w:asciiTheme="minorHAnsi" w:eastAsiaTheme="minorEastAsia" w:hAnsiTheme="minorHAnsi"/>
+              <w:noProof/>
+              <w:sz w:val="24"/>
+              <w:lang w:eastAsia="ru-RU"/>
+            </w:rPr>
+          </w:pPr>
+          <w:hyperlink w:anchor="_Toc225315184" w:history="1">
+            <w:r>
+              <w:rPr>
+                <w:rStyle w:val="af1"/>
+                <w:noProof/>
+              </w:rPr>
+              <w:t>2.6.</w:t>
+            </w:r>
+            <w:r>
+              <w:rPr>
+                <w:rFonts w:asciiTheme="minorHAnsi" w:eastAsiaTheme="minorEastAsia" w:hAnsiTheme="minorHAnsi"/>
+                <w:noProof/>
+                <w:sz w:val="24"/>
+                <w:lang w:eastAsia="ru-RU"/>
+              </w:rPr>
+              <w:tab/>
+            </w:r>
+            <w:r>
+              <w:rPr>
+                <w:rStyle w:val="af1"/>
+                <w:noProof/>
+              </w:rPr>
+              <w:t>Диаграмма состояний</w:t>
+            </w:r>
+            <w:r>
+              <w:rPr>
+                <w:noProof/>
+                <w:webHidden/>
+              </w:rPr>
+              <w:tab/>
+            </w:r>
+            <w:r>
+              <w:rPr>
+                <w:noProof/>
+                <w:webHidden/>
+              </w:rPr>
+              <w:fldChar w:fldCharType="begin"/>
+            </w:r>
+            <w:r>
+              <w:rPr>
+                <w:noProof/>
+                <w:webHidden/>
+              </w:rPr>
+              <w:instrText xml:space="preserve"> PAGEREF _Toc225315184 \h </w:instrText>
+            </w:r>
+            <w:r>
+              <w:rPr>
+                <w:noProof/>
+                <w:webHidden/>
+              </w:rPr>
+            </w:r>
+            <w:r>
+              <w:rPr>
+                <w:noProof/>
+                <w:webHidden/>
+              </w:rPr>
+              <w:fldChar w:fldCharType="separate"/>
+            </w:r>
+            <w:r>
+              <w:rPr>
+                <w:noProof/>
+                <w:webHidden/>
+              </w:rPr>
+              <w:t>27</w:t>
+            </w:r>
+            <w:r>
+              <w:rPr>
+                <w:noProof/>
+                <w:webHidden/>
+              </w:rPr>
+              <w:fldChar w:fldCharType="end"/>
+            </w:r>
+          </w:hyperlink>
+        </w:p>
+        <w:p>
+          <w:pPr>
+            <w:pStyle w:val="11"/>
+            <w:tabs>
+              <w:tab w:val="left" w:pos="1200"/>
+              <w:tab w:val="right" w:leader="dot" w:pos="9345"/>
+            </w:tabs>
+            <w:rPr>
+              <w:rFonts w:asciiTheme="minorHAnsi" w:eastAsiaTheme="minorEastAsia" w:hAnsiTheme="minorHAnsi"/>
+              <w:noProof/>
+              <w:sz w:val="24"/>
+              <w:lang w:eastAsia="ru-RU"/>
+            </w:rPr>
+          </w:pPr>
+          <w:hyperlink w:anchor="_Toc225315185" w:history="1">
+            <w:r>
+              <w:rPr>
+                <w:rStyle w:val="af1"/>
+                <w:noProof/>
+              </w:rPr>
+              <w:t>3.</w:t>
+            </w:r>
+            <w:r>
+              <w:rPr>
+                <w:rFonts w:asciiTheme="minorHAnsi" w:eastAsiaTheme="minorEastAsia" w:hAnsiTheme="minorHAnsi"/>
+                <w:noProof/>
+                <w:sz w:val="24"/>
+                <w:lang w:eastAsia="ru-RU"/>
+              </w:rPr>
+              <w:tab/>
+            </w:r>
+            <w:r>
+              <w:rPr>
+                <w:rStyle w:val="af1"/>
+                <w:noProof/>
+              </w:rPr>
+              <w:t>Проектирование программного продукта</w:t>
+            </w:r>
+            <w:r>
+              <w:rPr>
+                <w:noProof/>
+                <w:webHidden/>
+              </w:rPr>
+              <w:tab/>
+            </w:r>
+            <w:r>
+              <w:rPr>
+                <w:noProof/>
+                <w:webHidden/>
+              </w:rPr>
+              <w:fldChar w:fldCharType="begin"/>
+            </w:r>
+            <w:r>
+              <w:rPr>
+                <w:noProof/>
+                <w:webHidden/>
+              </w:rPr>
+              <w:instrText xml:space="preserve"> PAGEREF _Toc225315185 \h </w:instrText>
+            </w:r>
+            <w:r>
+              <w:rPr>
+                <w:noProof/>
+                <w:webHidden/>
+              </w:rPr>
+            </w:r>
+            <w:r>
+              <w:rPr>
+                <w:noProof/>
+                <w:webHidden/>
+              </w:rPr>
+              <w:fldChar w:fldCharType="separate"/>
+            </w:r>
+            <w:r>
+              <w:rPr>
+                <w:noProof/>
+                <w:webHidden/>
+              </w:rPr>
+              <w:t>30</w:t>
+            </w:r>
+            <w:r>
+              <w:rPr>
+                <w:noProof/>
+                <w:webHidden/>
+              </w:rPr>
+              <w:fldChar w:fldCharType="end"/>
+            </w:r>
+          </w:hyperlink>
+        </w:p>
+        <w:p>
+          <w:pPr>
+            <w:pStyle w:val="23"/>
+            <w:tabs>
+              <w:tab w:val="left" w:pos="1680"/>
+              <w:tab w:val="right" w:leader="dot" w:pos="9345"/>
+            </w:tabs>
+            <w:rPr>
+              <w:rFonts w:asciiTheme="minorHAnsi" w:eastAsiaTheme="minorEastAsia" w:hAnsiTheme="minorHAnsi"/>
+              <w:noProof/>
+              <w:sz w:val="24"/>
+              <w:lang w:eastAsia="ru-RU"/>
+            </w:rPr>
+          </w:pPr>
+          <w:hyperlink w:anchor="_Toc225315186" w:history="1">
+            <w:r>
+              <w:rPr>
+                <w:rStyle w:val="af1"/>
+                <w:noProof/>
+              </w:rPr>
+              <w:t>3.1.</w:t>
+            </w:r>
+            <w:r>
+              <w:rPr>
+                <w:rFonts w:asciiTheme="minorHAnsi" w:eastAsiaTheme="minorEastAsia" w:hAnsiTheme="minorHAnsi"/>
+                <w:noProof/>
+                <w:sz w:val="24"/>
+                <w:lang w:eastAsia="ru-RU"/>
+              </w:rPr>
+              <w:tab/>
+            </w:r>
+            <w:r>
+              <w:rPr>
+                <w:rStyle w:val="af1"/>
+                <w:noProof/>
+              </w:rPr>
+              <w:t>Архитектура веб-приложения</w:t>
+            </w:r>
+            <w:r>
+              <w:rPr>
+                <w:noProof/>
+                <w:webHidden/>
+              </w:rPr>
+              <w:tab/>
+            </w:r>
+            <w:r>
+              <w:rPr>
+                <w:noProof/>
+                <w:webHidden/>
+              </w:rPr>
+              <w:fldChar w:fldCharType="begin"/>
+            </w:r>
+            <w:r>
+              <w:rPr>
+                <w:noProof/>
+                <w:webHidden/>
+              </w:rPr>
+              <w:instrText xml:space="preserve"> PAGEREF _Toc225315186 \h </w:instrText>
+            </w:r>
+            <w:r>
+              <w:rPr>
+                <w:noProof/>
+                <w:webHidden/>
+              </w:rPr>
+            </w:r>
+            <w:r>
+              <w:rPr>
+                <w:noProof/>
+                <w:webHidden/>
+              </w:rPr>
+              <w:fldChar w:fldCharType="separate"/>
+            </w:r>
+            <w:r>
+              <w:rPr>
+                <w:noProof/>
+                <w:webHidden/>
+              </w:rPr>
+              <w:t>30</w:t>
+            </w:r>
+            <w:r>
+              <w:rPr>
+                <w:noProof/>
+                <w:webHidden/>
+              </w:rPr>
+              <w:fldChar w:fldCharType="end"/>
+            </w:r>
+          </w:hyperlink>
+        </w:p>
+        <w:p>
+          <w:pPr>
+            <w:pStyle w:val="23"/>
+            <w:tabs>
+              <w:tab w:val="left" w:pos="1680"/>
+              <w:tab w:val="right" w:leader="dot" w:pos="9345"/>
+            </w:tabs>
+            <w:rPr>
+              <w:rFonts w:asciiTheme="minorHAnsi" w:eastAsiaTheme="minorEastAsia" w:hAnsiTheme="minorHAnsi"/>
+              <w:noProof/>
+              <w:sz w:val="24"/>
+              <w:lang w:eastAsia="ru-RU"/>
+            </w:rPr>
+          </w:pPr>
+          <w:hyperlink w:anchor="_Toc225315187" w:history="1">
+            <w:r>
+              <w:rPr>
+                <w:rStyle w:val="af1"/>
+                <w:noProof/>
+              </w:rPr>
+              <w:t>3.2.</w:t>
+            </w:r>
+            <w:r>
+              <w:rPr>
+                <w:rFonts w:asciiTheme="minorHAnsi" w:eastAsiaTheme="minorEastAsia" w:hAnsiTheme="minorHAnsi"/>
+                <w:noProof/>
+                <w:sz w:val="24"/>
+                <w:lang w:eastAsia="ru-RU"/>
+              </w:rPr>
+              <w:tab/>
+            </w:r>
+            <w:r>
+              <w:rPr>
+                <w:rStyle w:val="af1"/>
+                <w:noProof/>
+              </w:rPr>
+              <w:t>Диаграмма пакетов</w:t>
+            </w:r>
+            <w:r>
+              <w:rPr>
+                <w:noProof/>
+                <w:webHidden/>
+              </w:rPr>
+              <w:tab/>
+            </w:r>
+            <w:r>
+              <w:rPr>
+                <w:noProof/>
+                <w:webHidden/>
+              </w:rPr>
+              <w:fldChar w:fldCharType="begin"/>
+            </w:r>
+            <w:r>
+              <w:rPr>
+                <w:noProof/>
+                <w:webHidden/>
+              </w:rPr>
+              <w:instrText xml:space="preserve"> PAGEREF _Toc225315187 \h </w:instrText>
+            </w:r>
+            <w:r>
+              <w:rPr>
+                <w:noProof/>
+                <w:webHidden/>
+              </w:rPr>
+            </w:r>
+            <w:r>
+              <w:rPr>
+                <w:noProof/>
+                <w:webHidden/>
+              </w:rPr>
+              <w:fldChar w:fldCharType="separate"/>
+            </w:r>
+            <w:r>
+              <w:rPr>
+                <w:noProof/>
+                <w:webHidden/>
+              </w:rPr>
+              <w:t>31</w:t>
+            </w:r>
+            <w:r>
+              <w:rPr>
+                <w:noProof/>
+                <w:webHidden/>
+              </w:rPr>
+              <w:fldChar w:fldCharType="end"/>
+            </w:r>
+          </w:hyperlink>
+        </w:p>
+        <w:p>
+          <w:pPr>
+            <w:pStyle w:val="23"/>
+            <w:tabs>
+              <w:tab w:val="left" w:pos="1680"/>
+              <w:tab w:val="right" w:leader="dot" w:pos="9345"/>
+            </w:tabs>
+            <w:rPr>
+              <w:rFonts w:asciiTheme="minorHAnsi" w:eastAsiaTheme="minorEastAsia" w:hAnsiTheme="minorHAnsi"/>
+              <w:noProof/>
+              <w:sz w:val="24"/>
+              <w:lang w:eastAsia="ru-RU"/>
+            </w:rPr>
+          </w:pPr>
+          <w:hyperlink w:anchor="_Toc225315188" w:history="1">
+            <w:r>
+              <w:rPr>
+                <w:rStyle w:val="af1"/>
+                <w:noProof/>
+              </w:rPr>
+              <w:t>3.3.</w:t>
+            </w:r>
+            <w:r>
+              <w:rPr>
+                <w:rFonts w:asciiTheme="minorHAnsi" w:eastAsiaTheme="minorEastAsia" w:hAnsiTheme="minorHAnsi"/>
+                <w:noProof/>
+                <w:sz w:val="24"/>
+                <w:lang w:eastAsia="ru-RU"/>
+              </w:rPr>
+              <w:tab/>
+            </w:r>
+            <w:r>
+              <w:rPr>
+                <w:rStyle w:val="af1"/>
+                <w:noProof/>
+              </w:rPr>
+              <w:t>Диаграмма размещения</w:t>
+            </w:r>
+            <w:r>
+              <w:rPr>
+                <w:noProof/>
+                <w:webHidden/>
+              </w:rPr>
+              <w:tab/>
+            </w:r>
+            <w:r>
+              <w:rPr>
+                <w:noProof/>
+                <w:webHidden/>
+              </w:rPr>
+              <w:fldChar w:fldCharType="begin"/>
+            </w:r>
+            <w:r>
+              <w:rPr>
+                <w:noProof/>
+                <w:webHidden/>
+              </w:rPr>
+              <w:instrText xml:space="preserve"> PAGEREF _Toc225315188 \h </w:instrText>
+            </w:r>
+            <w:r>
+              <w:rPr>
+                <w:noProof/>
+                <w:webHidden/>
+              </w:rPr>
+            </w:r>
+            <w:r>
+              <w:rPr>
+                <w:noProof/>
+                <w:webHidden/>
+              </w:rPr>
+              <w:fldChar w:fldCharType="separate"/>
+            </w:r>
+            <w:r>
+              <w:rPr>
+                <w:noProof/>
+                <w:webHidden/>
+              </w:rPr>
+              <w:t>32</w:t>
+            </w:r>
+            <w:r>
+              <w:rPr>
+                <w:noProof/>
+                <w:webHidden/>
+              </w:rPr>
+              <w:fldChar w:fldCharType="end"/>
+            </w:r>
+          </w:hyperlink>
+        </w:p>
+        <w:p>
+          <w:pPr>
+            <w:pStyle w:val="23"/>
+            <w:tabs>
+              <w:tab w:val="left" w:pos="1680"/>
+              <w:tab w:val="right" w:leader="dot" w:pos="9345"/>
+            </w:tabs>
+            <w:rPr>
+              <w:rFonts w:asciiTheme="minorHAnsi" w:eastAsiaTheme="minorEastAsia" w:hAnsiTheme="minorHAnsi"/>
+              <w:noProof/>
+              <w:sz w:val="24"/>
+              <w:lang w:eastAsia="ru-RU"/>
+            </w:rPr>
+          </w:pPr>
+          <w:hyperlink w:anchor="_Toc225315189" w:history="1">
+            <w:r>
+              <w:rPr>
+                <w:rStyle w:val="af1"/>
+                <w:noProof/>
+              </w:rPr>
+              <w:t>3.4.</w:t>
+            </w:r>
+            <w:r>
+              <w:rPr>
+                <w:rFonts w:asciiTheme="minorHAnsi" w:eastAsiaTheme="minorEastAsia" w:hAnsiTheme="minorHAnsi"/>
+                <w:noProof/>
+                <w:sz w:val="24"/>
+                <w:lang w:eastAsia="ru-RU"/>
+              </w:rPr>
+              <w:tab/>
+            </w:r>
+            <w:r>
+              <w:rPr>
+                <w:rStyle w:val="af1"/>
+                <w:noProof/>
+              </w:rPr>
+              <w:t>Проектирование пользовательского интерфейса (</w:t>
+            </w:r>
+            <w:r>
+              <w:rPr>
+                <w:rStyle w:val="af1"/>
+                <w:noProof/>
+                <w:lang w:val="en-US"/>
+              </w:rPr>
+              <w:t>UI</w:t>
+            </w:r>
+            <w:r>
+              <w:rPr>
+                <w:rStyle w:val="af1"/>
+                <w:noProof/>
+              </w:rPr>
+              <w:t>/</w:t>
+            </w:r>
+            <w:r>
+              <w:rPr>
+                <w:rStyle w:val="af1"/>
+                <w:noProof/>
+                <w:lang w:val="en-US"/>
+              </w:rPr>
+              <w:t>UX</w:t>
+            </w:r>
+            <w:r>
+              <w:rPr>
+                <w:rStyle w:val="af1"/>
+                <w:noProof/>
+              </w:rPr>
+              <w:t>)</w:t>
+            </w:r>
+            <w:r>
+              <w:rPr>
+                <w:noProof/>
+                <w:webHidden/>
+              </w:rPr>
+              <w:tab/>
+            </w:r>
+            <w:r>
+              <w:rPr>
+                <w:noProof/>
+                <w:webHidden/>
+              </w:rPr>
+              <w:fldChar w:fldCharType="begin"/>
+            </w:r>
+            <w:r>
+              <w:rPr>
+                <w:noProof/>
+                <w:webHidden/>
+              </w:rPr>
+              <w:instrText xml:space="preserve"> PAGEREF _Toc225315189 \h </w:instrText>
+            </w:r>
+            <w:r>
+              <w:rPr>
+                <w:noProof/>
+                <w:webHidden/>
+              </w:rPr>
+            </w:r>
+            <w:r>
+              <w:rPr>
+                <w:noProof/>
+                <w:webHidden/>
+              </w:rPr>
+              <w:fldChar w:fldCharType="separate"/>
+            </w:r>
+            <w:r>
+              <w:rPr>
+                <w:noProof/>
+                <w:webHidden/>
+              </w:rPr>
+              <w:t>34</w:t>
             </w:r>
             <w:r>
               <w:rPr>
@@ -2096,7 +2714,7 @@
               <w:lang w:eastAsia="ru-RU"/>
             </w:rPr>
           </w:pPr>
-          <w:hyperlink w:anchor="_Toc224786236" w:history="1">
+          <w:hyperlink w:anchor="_Toc225315190" w:history="1">
             <w:r>
               <w:rPr>
                 <w:rStyle w:val="af1"/>
@@ -2123,7 +2741,7 @@
                 <w:noProof/>
                 <w:webHidden/>
               </w:rPr>
-              <w:instrText xml:space="preserve"> PAGEREF _Toc224786236 \h </w:instrText>
+              <w:instrText xml:space="preserve"> PAGEREF _Toc225315190 \h </w:instrText>
             </w:r>
             <w:r>
               <w:rPr>
@@ -2143,7 +2761,7 @@
                 <w:noProof/>
                 <w:webHidden/>
               </w:rPr>
-              <w:t>21</w:t>
+              <w:t>36</w:t>
             </w:r>
             <w:r>
               <w:rPr>
@@ -2202,7 +2820,7 @@
           <w:szCs w:val="28"/>
         </w:rPr>
       </w:pPr>
-      <w:bookmarkStart w:id="1" w:name="_Toc224786210"/>
+      <w:bookmarkStart w:id="1" w:name="_Toc225315157"/>
       <w:r>
         <w:rPr>
           <w:rFonts w:cs="Times New Roman"/>
@@ -2578,7 +3196,7 @@
           <w:numId w:val="1"/>
         </w:numPr>
       </w:pPr>
-      <w:bookmarkStart w:id="2" w:name="_Toc224786211"/>
+      <w:bookmarkStart w:id="2" w:name="_Toc225315158"/>
       <w:r>
         <w:lastRenderedPageBreak/>
         <w:t>Основание для разработки и анализ предметной области</w:t>
@@ -2594,7 +3212,7 @@
         </w:numPr>
         <w:ind w:hanging="513"/>
       </w:pPr>
-      <w:bookmarkStart w:id="3" w:name="_Toc224786212"/>
+      <w:bookmarkStart w:id="3" w:name="_Toc225315159"/>
       <w:r>
         <w:t>Анализ объекта исследования</w:t>
       </w:r>
@@ -2773,6 +3391,7 @@
         <w:pStyle w:val="2"/>
         <w:keepNext w:val="0"/>
         <w:keepLines w:val="0"/>
+        <w:pageBreakBefore/>
         <w:widowControl w:val="0"/>
         <w:numPr>
           <w:ilvl w:val="1"/>
@@ -2781,9 +3400,10 @@
         <w:ind w:left="0" w:firstLine="284"/>
       </w:pPr>
       <w:r>
+        <w:lastRenderedPageBreak/>
         <w:t xml:space="preserve"> </w:t>
       </w:r>
-      <w:bookmarkStart w:id="4" w:name="_Toc224786213"/>
+      <w:bookmarkStart w:id="4" w:name="_Toc225315160"/>
       <w:r>
         <w:t>Анализ</w:t>
       </w:r>
@@ -2794,7 +3414,6 @@
     </w:p>
     <w:p>
       <w:r>
-        <w:lastRenderedPageBreak/>
         <w:t>Выделены группы пользователей и их потребности:</w:t>
       </w:r>
     </w:p>
@@ -2903,7 +3522,7 @@
         </w:numPr>
         <w:ind w:left="1077" w:hanging="510"/>
       </w:pPr>
-      <w:bookmarkStart w:id="5" w:name="_Toc224786214"/>
+      <w:bookmarkStart w:id="5" w:name="_Toc225315161"/>
       <w:r>
         <w:t>Постановка задачи</w:t>
       </w:r>
@@ -3035,6 +3654,7 @@
         </w:numPr>
       </w:pPr>
       <w:r>
+        <w:lastRenderedPageBreak/>
         <w:t>логирование действий пользователей;</w:t>
       </w:r>
     </w:p>
@@ -3062,9 +3682,8 @@
         </w:numPr>
         <w:ind w:left="0" w:firstLine="142"/>
       </w:pPr>
-      <w:bookmarkStart w:id="6" w:name="_Toc224786215"/>
-      <w:r>
-        <w:lastRenderedPageBreak/>
+      <w:bookmarkStart w:id="6" w:name="_Toc225315162"/>
+      <w:r>
         <w:t>Требования к веб</w:t>
       </w:r>
       <w:r>
@@ -3083,7 +3702,7 @@
           <w:numId w:val="1"/>
         </w:numPr>
       </w:pPr>
-      <w:bookmarkStart w:id="7" w:name="_Toc224786216"/>
+      <w:bookmarkStart w:id="7" w:name="_Toc225315163"/>
       <w:r>
         <w:t>Функциональные требования</w:t>
       </w:r>
@@ -3248,7 +3867,7 @@
           <w:numId w:val="1"/>
         </w:numPr>
       </w:pPr>
-      <w:bookmarkStart w:id="8" w:name="_Toc224786217"/>
+      <w:bookmarkStart w:id="8" w:name="_Toc225315164"/>
       <w:r>
         <w:t>Требования к интерфейсу (</w:t>
       </w:r>
@@ -3352,8 +3971,9 @@
           <w:numId w:val="1"/>
         </w:numPr>
       </w:pPr>
-      <w:bookmarkStart w:id="9" w:name="_Toc224786218"/>
-      <w:r>
+      <w:bookmarkStart w:id="9" w:name="_Toc225315165"/>
+      <w:r>
+        <w:lastRenderedPageBreak/>
         <w:t>Требования к безопасности</w:t>
       </w:r>
       <w:bookmarkEnd w:id="9"/>
@@ -3379,7 +3999,6 @@
         </w:numPr>
       </w:pPr>
       <w:r>
-        <w:lastRenderedPageBreak/>
         <w:t>Логирование событий</w:t>
       </w:r>
       <w:r>
@@ -3427,7 +4046,7 @@
           <w:numId w:val="1"/>
         </w:numPr>
       </w:pPr>
-      <w:bookmarkStart w:id="10" w:name="_Toc224786219"/>
+      <w:bookmarkStart w:id="10" w:name="_Toc225315166"/>
       <w:r>
         <w:t>Технические требования</w:t>
       </w:r>
@@ -3513,7 +4132,7 @@
           <w:numId w:val="1"/>
         </w:numPr>
       </w:pPr>
-      <w:bookmarkStart w:id="11" w:name="_Toc224786220"/>
+      <w:bookmarkStart w:id="11" w:name="_Toc225315167"/>
       <w:r>
         <w:t>Выбор парадигмы программирования</w:t>
       </w:r>
@@ -3686,7 +4305,7 @@
         </w:numPr>
         <w:ind w:hanging="513"/>
       </w:pPr>
-      <w:bookmarkStart w:id="12" w:name="_Toc224786221"/>
+      <w:bookmarkStart w:id="12" w:name="_Toc225315168"/>
       <w:r>
         <w:t>Выбор языка программирования и технологий</w:t>
       </w:r>
@@ -3703,7 +4322,7 @@
           <w:lang w:val="en-US"/>
         </w:rPr>
       </w:pPr>
-      <w:bookmarkStart w:id="13" w:name="_Toc224786222"/>
+      <w:bookmarkStart w:id="13" w:name="_Toc225315169"/>
       <w:r>
         <w:t>Серверная часть (</w:t>
       </w:r>
@@ -3736,6 +4355,7 @@
           <w:b/>
           <w:bCs/>
         </w:rPr>
+        <w:lastRenderedPageBreak/>
         <w:t>Единый язык с клиентской частью.</w:t>
       </w:r>
       <w:r>
@@ -3747,11 +4367,7 @@
       </w:r>
       <w:proofErr w:type="spellEnd"/>
       <w:r>
-        <w:t xml:space="preserve">, и на бэкенде позволяет унифицировать процесс разработки, </w:t>
-      </w:r>
-      <w:r>
-        <w:lastRenderedPageBreak/>
-        <w:t xml:space="preserve">упрощает понимание кодовой базы и даёт возможность при необходимости </w:t>
+        <w:t xml:space="preserve">, и на бэкенде позволяет унифицировать процесс разработки, упрощает понимание кодовой базы и даёт возможность при необходимости </w:t>
       </w:r>
       <w:proofErr w:type="spellStart"/>
       <w:r>
@@ -3888,7 +4504,7 @@
           <w:lang w:val="en-US"/>
         </w:rPr>
       </w:pPr>
-      <w:bookmarkStart w:id="14" w:name="_Toc224786223"/>
+      <w:bookmarkStart w:id="14" w:name="_Toc225315170"/>
       <w:r>
         <w:t>Клиентская часть (</w:t>
       </w:r>
@@ -3965,7 +4581,11 @@
       </w:r>
       <w:proofErr w:type="spellEnd"/>
       <w:r>
-        <w:t xml:space="preserve"> компонентов. Для складской системы это особенно ценно: таблицы материалов, строки документов, карточки товаров, формы ввода многократно повторяются на разных экранах.</w:t>
+        <w:t xml:space="preserve"> компонентов. Для складской системы </w:t>
+      </w:r>
+      <w:r>
+        <w:lastRenderedPageBreak/>
+        <w:t>это особенно ценно: таблицы материалов, строки документов, карточки товаров, формы ввода многократно повторяются на разных экранах.</w:t>
       </w:r>
     </w:p>
     <w:p>
@@ -3974,6 +4594,245 @@
         <w:numPr>
           <w:ilvl w:val="0"/>
           <w:numId w:val="12"/>
+        </w:numPr>
+      </w:pPr>
+      <w:r>
+        <w:rPr>
+          <w:b/>
+          <w:bCs/>
+        </w:rPr>
+        <w:t>Высокая производительность.</w:t>
+      </w:r>
+      <w:r>
+        <w:t xml:space="preserve"> Виртуальный DOM </w:t>
+      </w:r>
+      <w:proofErr w:type="spellStart"/>
+      <w:r>
+        <w:t>React</w:t>
+      </w:r>
+      <w:proofErr w:type="spellEnd"/>
+      <w:r>
+        <w:t xml:space="preserve"> обеспечивает эффективное обновление интерфейса при изменении данных, что важно при работе с большими списками материалов.</w:t>
+      </w:r>
+    </w:p>
+    <w:p>
+      <w:pPr>
+        <w:pStyle w:val="a7"/>
+        <w:numPr>
+          <w:ilvl w:val="0"/>
+          <w:numId w:val="12"/>
+        </w:numPr>
+      </w:pPr>
+      <w:proofErr w:type="spellStart"/>
+      <w:r>
+        <w:rPr>
+          <w:b/>
+          <w:bCs/>
+        </w:rPr>
+        <w:t>TypeScript</w:t>
+      </w:r>
+      <w:proofErr w:type="spellEnd"/>
+      <w:r>
+        <w:rPr>
+          <w:b/>
+          <w:bCs/>
+        </w:rPr>
+        <w:t xml:space="preserve"> для типизации.</w:t>
+      </w:r>
+      <w:r>
+        <w:t xml:space="preserve"> Добавление строгой типизации в клиентскую часть повышает надёжность кода, упрощает отладку и делает разработку более комфортной. Типизация пропсов компонентов, состояния и событий позволяет выявлять ошибки на этапе написания кода, а не в </w:t>
+      </w:r>
+      <w:proofErr w:type="spellStart"/>
+      <w:r>
+        <w:t>рантайме</w:t>
+      </w:r>
+      <w:proofErr w:type="spellEnd"/>
+      <w:r>
+        <w:t>.</w:t>
+      </w:r>
+    </w:p>
+    <w:p>
+      <w:pPr>
+        <w:pStyle w:val="a7"/>
+        <w:numPr>
+          <w:ilvl w:val="0"/>
+          <w:numId w:val="12"/>
+        </w:numPr>
+      </w:pPr>
+      <w:r>
+        <w:rPr>
+          <w:b/>
+          <w:bCs/>
+        </w:rPr>
+        <w:t>Большое сообщество и экосистема.</w:t>
+      </w:r>
+      <w:r>
+        <w:t xml:space="preserve"> </w:t>
+      </w:r>
+      <w:proofErr w:type="spellStart"/>
+      <w:r>
+        <w:t>React</w:t>
+      </w:r>
+      <w:proofErr w:type="spellEnd"/>
+      <w:r>
+        <w:t xml:space="preserve"> имеет огромное количество готовых библиотек компонентов, инструментов для управления состоянием (</w:t>
+      </w:r>
+      <w:proofErr w:type="spellStart"/>
+      <w:r>
+        <w:t>Redux</w:t>
+      </w:r>
+      <w:proofErr w:type="spellEnd"/>
+      <w:r>
+        <w:t xml:space="preserve">, </w:t>
+      </w:r>
+      <w:proofErr w:type="spellStart"/>
+      <w:r>
+        <w:t>MobX</w:t>
+      </w:r>
+      <w:proofErr w:type="spellEnd"/>
+      <w:r>
+        <w:t xml:space="preserve">, </w:t>
+      </w:r>
+      <w:proofErr w:type="spellStart"/>
+      <w:r>
+        <w:t>Zustand</w:t>
+      </w:r>
+      <w:proofErr w:type="spellEnd"/>
+      <w:r>
+        <w:t>), маршрутизации (</w:t>
+      </w:r>
+      <w:proofErr w:type="spellStart"/>
+      <w:r>
+        <w:t>React</w:t>
+      </w:r>
+      <w:proofErr w:type="spellEnd"/>
+      <w:r>
+        <w:t xml:space="preserve"> </w:t>
+      </w:r>
+      <w:proofErr w:type="spellStart"/>
+      <w:r>
+        <w:t>Router</w:t>
+      </w:r>
+      <w:proofErr w:type="spellEnd"/>
+      <w:r>
+        <w:t xml:space="preserve">) </w:t>
+      </w:r>
+      <w:r>
+        <w:t>–</w:t>
+      </w:r>
+      <w:r>
+        <w:t xml:space="preserve"> всё это ускоряет разработку.</w:t>
+      </w:r>
+    </w:p>
+    <w:p>
+      <w:pPr>
+        <w:pStyle w:val="a7"/>
+        <w:numPr>
+          <w:ilvl w:val="0"/>
+          <w:numId w:val="12"/>
+        </w:numPr>
+      </w:pPr>
+      <w:r>
+        <w:rPr>
+          <w:b/>
+          <w:bCs/>
+        </w:rPr>
+        <w:t>Адаптивность.</w:t>
+      </w:r>
+      <w:r>
+        <w:t xml:space="preserve"> </w:t>
+      </w:r>
+      <w:proofErr w:type="spellStart"/>
+      <w:r>
+        <w:t>React</w:t>
+      </w:r>
+      <w:proofErr w:type="spellEnd"/>
+      <w:r>
+        <w:t>-приложения легко адаптировать под разные экраны с помощью CSS-фреймворков или медиа-запросов, что соответствует требованию поддержки планшетов.</w:t>
+      </w:r>
+    </w:p>
+    <w:p>
+      <w:r>
+        <w:t xml:space="preserve">Для стилизации планируется использовать CSS-модули, обеспечивающие изоляцию стилей на уровне компонентов и предотвращающие конфликты имён классов. Для ускорения разработки интерфейса возможно применение библиотеки готовых компонентов, например </w:t>
+      </w:r>
+      <w:proofErr w:type="spellStart"/>
+      <w:r>
+        <w:t>Material</w:t>
+      </w:r>
+      <w:proofErr w:type="spellEnd"/>
+      <w:r>
+        <w:t>-UI, с последующей кастомизацией</w:t>
+      </w:r>
+      <w:r>
+        <w:t>.</w:t>
+      </w:r>
+    </w:p>
+    <w:p>
+      <w:pPr>
+        <w:pStyle w:val="3"/>
+        <w:numPr>
+          <w:ilvl w:val="2"/>
+          <w:numId w:val="1"/>
+        </w:numPr>
+      </w:pPr>
+      <w:bookmarkStart w:id="15" w:name="_Toc225315171"/>
+      <w:r>
+        <w:t>База данных</w:t>
+      </w:r>
+      <w:bookmarkEnd w:id="15"/>
+    </w:p>
+    <w:p>
+      <w:r>
+        <w:t xml:space="preserve">В качестве системы управления базами данных выбрана </w:t>
+      </w:r>
+      <w:proofErr w:type="spellStart"/>
+      <w:r>
+        <w:t>PostgreSQL</w:t>
+      </w:r>
+      <w:proofErr w:type="spellEnd"/>
+      <w:r>
+        <w:t>.</w:t>
+      </w:r>
+    </w:p>
+    <w:p>
+      <w:pPr>
+        <w:pStyle w:val="a7"/>
+        <w:numPr>
+          <w:ilvl w:val="0"/>
+          <w:numId w:val="13"/>
+        </w:numPr>
+      </w:pPr>
+      <w:r>
+        <w:rPr>
+          <w:b/>
+          <w:bCs/>
+        </w:rPr>
+        <w:t>Надёжность и целостность данных.</w:t>
+      </w:r>
+      <w:r>
+        <w:t xml:space="preserve"> </w:t>
+      </w:r>
+      <w:proofErr w:type="spellStart"/>
+      <w:r>
+        <w:t>PostgreSQL</w:t>
+      </w:r>
+      <w:proofErr w:type="spellEnd"/>
+      <w:r>
+        <w:t xml:space="preserve"> </w:t>
+      </w:r>
+      <w:r>
+        <w:t>–</w:t>
+      </w:r>
+      <w:r>
+        <w:t xml:space="preserve"> зрелая реляционная СУБД с полной поддержкой ACID (атомарность, согласованность, изоляция, надёжность). Для складского учёта, где критически важна точность данных и сохранность проводок, это обязательное требование.</w:t>
+      </w:r>
+    </w:p>
+    <w:p>
+      <w:pPr>
+        <w:pStyle w:val="a7"/>
+        <w:numPr>
+          <w:ilvl w:val="0"/>
+          <w:numId w:val="13"/>
         </w:numPr>
       </w:pPr>
       <w:r>
@@ -3982,261 +4841,18 @@
           <w:bCs/>
         </w:rPr>
         <w:lastRenderedPageBreak/>
-        <w:t>Высокая производительность.</w:t>
-      </w:r>
-      <w:r>
-        <w:t xml:space="preserve"> Виртуальный DOM </w:t>
+        <w:t>Поддержка сложных запросов.</w:t>
+      </w:r>
+      <w:r>
+        <w:t xml:space="preserve"> </w:t>
       </w:r>
       <w:proofErr w:type="spellStart"/>
       <w:r>
-        <w:t>React</w:t>
+        <w:t>PostgreSQL</w:t>
       </w:r>
       <w:proofErr w:type="spellEnd"/>
       <w:r>
-        <w:t xml:space="preserve"> обеспечивает эффективное обновление интерфейса при изменении данных, что важно при работе с большими списками материалов.</w:t>
-      </w:r>
-    </w:p>
-    <w:p>
-      <w:pPr>
-        <w:pStyle w:val="a7"/>
-        <w:numPr>
-          <w:ilvl w:val="0"/>
-          <w:numId w:val="12"/>
-        </w:numPr>
-      </w:pPr>
-      <w:proofErr w:type="spellStart"/>
-      <w:r>
-        <w:rPr>
-          <w:b/>
-          <w:bCs/>
-        </w:rPr>
-        <w:t>TypeScript</w:t>
-      </w:r>
-      <w:proofErr w:type="spellEnd"/>
-      <w:r>
-        <w:rPr>
-          <w:b/>
-          <w:bCs/>
-        </w:rPr>
-        <w:t xml:space="preserve"> для типизации.</w:t>
-      </w:r>
-      <w:r>
-        <w:t xml:space="preserve"> Добавление строгой типизации в клиентскую часть повышает надёжность кода, упрощает отладку и делает разработку более комфортной. Типизация пропсов компонентов, состояния и событий позволяет выявлять ошибки на этапе написания кода, а не в </w:t>
-      </w:r>
-      <w:proofErr w:type="spellStart"/>
-      <w:r>
-        <w:t>рантайме</w:t>
-      </w:r>
-      <w:proofErr w:type="spellEnd"/>
-      <w:r>
-        <w:t>.</w:t>
-      </w:r>
-    </w:p>
-    <w:p>
-      <w:pPr>
-        <w:pStyle w:val="a7"/>
-        <w:numPr>
-          <w:ilvl w:val="0"/>
-          <w:numId w:val="12"/>
-        </w:numPr>
-      </w:pPr>
-      <w:r>
-        <w:rPr>
-          <w:b/>
-          <w:bCs/>
-        </w:rPr>
-        <w:t>Большое сообщество и экосистема.</w:t>
-      </w:r>
-      <w:r>
-        <w:t xml:space="preserve"> </w:t>
-      </w:r>
-      <w:proofErr w:type="spellStart"/>
-      <w:r>
-        <w:t>React</w:t>
-      </w:r>
-      <w:proofErr w:type="spellEnd"/>
-      <w:r>
-        <w:t xml:space="preserve"> имеет огромное количество готовых библиотек компонентов, инструментов для управления состоянием (</w:t>
-      </w:r>
-      <w:proofErr w:type="spellStart"/>
-      <w:r>
-        <w:t>Redux</w:t>
-      </w:r>
-      <w:proofErr w:type="spellEnd"/>
-      <w:r>
-        <w:t xml:space="preserve">, </w:t>
-      </w:r>
-      <w:proofErr w:type="spellStart"/>
-      <w:r>
-        <w:t>MobX</w:t>
-      </w:r>
-      <w:proofErr w:type="spellEnd"/>
-      <w:r>
-        <w:t xml:space="preserve">, </w:t>
-      </w:r>
-      <w:proofErr w:type="spellStart"/>
-      <w:r>
-        <w:t>Zustand</w:t>
-      </w:r>
-      <w:proofErr w:type="spellEnd"/>
-      <w:r>
-        <w:t>), маршрутизации (</w:t>
-      </w:r>
-      <w:proofErr w:type="spellStart"/>
-      <w:r>
-        <w:t>React</w:t>
-      </w:r>
-      <w:proofErr w:type="spellEnd"/>
-      <w:r>
-        <w:t xml:space="preserve"> </w:t>
-      </w:r>
-      <w:proofErr w:type="spellStart"/>
-      <w:r>
-        <w:t>Router</w:t>
-      </w:r>
-      <w:proofErr w:type="spellEnd"/>
-      <w:r>
-        <w:t xml:space="preserve">) </w:t>
-      </w:r>
-      <w:r>
-        <w:t>–</w:t>
-      </w:r>
-      <w:r>
-        <w:t xml:space="preserve"> всё это ускоряет разработку.</w:t>
-      </w:r>
-    </w:p>
-    <w:p>
-      <w:pPr>
-        <w:pStyle w:val="a7"/>
-        <w:numPr>
-          <w:ilvl w:val="0"/>
-          <w:numId w:val="12"/>
-        </w:numPr>
-      </w:pPr>
-      <w:r>
-        <w:rPr>
-          <w:b/>
-          <w:bCs/>
-        </w:rPr>
-        <w:t>Адаптивность.</w:t>
-      </w:r>
-      <w:r>
-        <w:t xml:space="preserve"> </w:t>
-      </w:r>
-      <w:proofErr w:type="spellStart"/>
-      <w:r>
-        <w:t>React</w:t>
-      </w:r>
-      <w:proofErr w:type="spellEnd"/>
-      <w:r>
-        <w:t>-приложения легко адаптировать под разные экраны с помощью CSS-фреймворков или медиа-запросов, что соответствует требованию поддержки планшетов.</w:t>
-      </w:r>
-    </w:p>
-    <w:p>
-      <w:r>
-        <w:t xml:space="preserve">Для стилизации планируется использовать CSS-модули, обеспечивающие изоляцию стилей на уровне компонентов и предотвращающие конфликты имён классов. Для ускорения разработки интерфейса возможно применение библиотеки готовых компонентов, например </w:t>
-      </w:r>
-      <w:proofErr w:type="spellStart"/>
-      <w:r>
-        <w:t>Material</w:t>
-      </w:r>
-      <w:proofErr w:type="spellEnd"/>
-      <w:r>
-        <w:t>-UI, с последующей кастомизацией</w:t>
-      </w:r>
-      <w:r>
-        <w:t>.</w:t>
-      </w:r>
-    </w:p>
-    <w:p>
-      <w:pPr>
-        <w:pStyle w:val="3"/>
-        <w:numPr>
-          <w:ilvl w:val="2"/>
-          <w:numId w:val="1"/>
-        </w:numPr>
-      </w:pPr>
-      <w:bookmarkStart w:id="15" w:name="_Toc224786224"/>
-      <w:r>
-        <w:t>База данных</w:t>
-      </w:r>
-      <w:bookmarkEnd w:id="15"/>
-    </w:p>
-    <w:p>
-      <w:r>
-        <w:t xml:space="preserve">В качестве системы управления базами данных выбрана </w:t>
-      </w:r>
-      <w:proofErr w:type="spellStart"/>
-      <w:r>
-        <w:t>PostgreSQL</w:t>
-      </w:r>
-      <w:proofErr w:type="spellEnd"/>
-      <w:r>
-        <w:t>.</w:t>
-      </w:r>
-    </w:p>
-    <w:p>
-      <w:pPr>
-        <w:pStyle w:val="a7"/>
-        <w:numPr>
-          <w:ilvl w:val="0"/>
-          <w:numId w:val="13"/>
-        </w:numPr>
-      </w:pPr>
-      <w:r>
-        <w:rPr>
-          <w:b/>
-          <w:bCs/>
-        </w:rPr>
-        <w:t>Надёжность и целостность данных.</w:t>
-      </w:r>
-      <w:r>
-        <w:t xml:space="preserve"> </w:t>
-      </w:r>
-      <w:proofErr w:type="spellStart"/>
-      <w:r>
-        <w:t>PostgreSQL</w:t>
-      </w:r>
-      <w:proofErr w:type="spellEnd"/>
-      <w:r>
-        <w:t xml:space="preserve"> </w:t>
-      </w:r>
-      <w:r>
-        <w:t>–</w:t>
-      </w:r>
-      <w:r>
-        <w:t xml:space="preserve"> зрелая реляционная СУБД с полной поддержкой ACID (атомарность, согласованность, изоляция, надёжность). Для складского учёта, где критически важна точность данных и сохранность проводок, это обязательное требование.</w:t>
-      </w:r>
-    </w:p>
-    <w:p>
-      <w:pPr>
-        <w:pStyle w:val="a7"/>
-        <w:numPr>
-          <w:ilvl w:val="0"/>
-          <w:numId w:val="13"/>
-        </w:numPr>
-      </w:pPr>
-      <w:r>
-        <w:rPr>
-          <w:b/>
-          <w:bCs/>
-        </w:rPr>
-        <w:t>Поддержка сложных запросов.</w:t>
-      </w:r>
-      <w:r>
-        <w:t xml:space="preserve"> </w:t>
-      </w:r>
-      <w:proofErr w:type="spellStart"/>
-      <w:r>
-        <w:t>PostgreSQL</w:t>
-      </w:r>
-      <w:proofErr w:type="spellEnd"/>
-      <w:r>
-        <w:t xml:space="preserve"> обладает мощным языком запросов, поддерживает оконные функции, общие табличные выражения </w:t>
-      </w:r>
-      <w:r>
-        <w:lastRenderedPageBreak/>
-        <w:t>(CTE), что необходимо для построения сложных аналитических отчётов по движению материалов и расчёту остатков.</w:t>
+        <w:t xml:space="preserve"> обладает мощным языком запросов, поддерживает оконные функции, общие табличные выражения (CTE), что необходимо для построения сложных аналитических отчётов по движению материалов и расчёту остатков.</w:t>
       </w:r>
     </w:p>
     <w:p>
@@ -4327,7 +4943,7 @@
           <w:numId w:val="1"/>
         </w:numPr>
       </w:pPr>
-      <w:bookmarkStart w:id="16" w:name="_Toc224786225"/>
+      <w:bookmarkStart w:id="16" w:name="_Toc225315172"/>
       <w:r>
         <w:t>Обоснование целостности стека</w:t>
       </w:r>
@@ -4412,7 +5028,7 @@
         </w:numPr>
         <w:ind w:hanging="513"/>
       </w:pPr>
-      <w:bookmarkStart w:id="17" w:name="_Toc224786226"/>
+      <w:bookmarkStart w:id="17" w:name="_Toc225315173"/>
       <w:r>
         <w:t>Выбор инструментария</w:t>
       </w:r>
@@ -4451,7 +5067,11 @@
         <w:t>Visual Studio Code.</w:t>
       </w:r>
       <w:r>
-        <w:t xml:space="preserve"> Основная среда разработки для клиентской и серверной части. VS Code лёгок, быстр, имеет расширения для работы с JavaScript, </w:t>
+        <w:t xml:space="preserve"> Основная среда разработки для клиентской и серверной части. VS Code лёгок, быстр, имеет расширения для </w:t>
+      </w:r>
+      <w:r>
+        <w:lastRenderedPageBreak/>
+        <w:t xml:space="preserve">работы с JavaScript, </w:t>
       </w:r>
       <w:proofErr w:type="spellStart"/>
       <w:r>
@@ -4487,7 +5107,6 @@
         </w:numPr>
       </w:pPr>
       <w:r>
-        <w:lastRenderedPageBreak/>
         <w:t>Система контроля версий:</w:t>
       </w:r>
     </w:p>
@@ -4690,7 +5309,7 @@
           <w:lang w:val="en-US"/>
         </w:rPr>
       </w:pPr>
-      <w:bookmarkStart w:id="18" w:name="_Toc224786227"/>
+      <w:bookmarkStart w:id="18" w:name="_Toc225315174"/>
       <w:r>
         <w:lastRenderedPageBreak/>
         <w:t>Анализ требований и определение спецификаций</w:t>
@@ -4706,7 +5325,7 @@
         </w:numPr>
         <w:ind w:hanging="513"/>
       </w:pPr>
-      <w:bookmarkStart w:id="19" w:name="_Toc224786228"/>
+      <w:bookmarkStart w:id="19" w:name="_Toc225315175"/>
       <w:r>
         <w:t>Диаграмма прецедентов</w:t>
       </w:r>
@@ -5885,9 +6504,9 @@
           <w:noProof/>
         </w:rPr>
         <w:drawing>
-          <wp:inline distT="0" distB="0" distL="0" distR="0" wp14:anchorId="3CE8FEF6" wp14:editId="59887739">
-            <wp:extent cx="5318760" cy="4290060"/>
-            <wp:effectExtent l="0" t="0" r="0" b="0"/>
+          <wp:inline distT="0" distB="0" distL="0" distR="0" wp14:anchorId="3CE8FEF6" wp14:editId="3AB251C0">
+            <wp:extent cx="5052951" cy="4075661"/>
+            <wp:effectExtent l="0" t="0" r="0" b="1270"/>
             <wp:docPr id="1" name="Рисунок 1"/>
             <wp:cNvGraphicFramePr>
               <a:graphicFrameLocks xmlns:a="http://schemas.openxmlformats.org/drawingml/2006/main" noChangeAspect="1"/>
@@ -5907,7 +6526,7 @@
                   <pic:spPr bwMode="auto">
                     <a:xfrm>
                       <a:off x="0" y="0"/>
-                      <a:ext cx="5318760" cy="4290060"/>
+                      <a:ext cx="5057040" cy="4078959"/>
                     </a:xfrm>
                     <a:prstGeom prst="rect">
                       <a:avLst/>
@@ -5931,7 +6550,6 @@
     <w:p>
       <w:pPr>
         <w:pStyle w:val="af3"/>
-        <w:spacing w:line="360" w:lineRule="auto"/>
       </w:pPr>
       <w:r>
         <w:t xml:space="preserve">Рис. </w:t>
@@ -5970,7 +6588,7 @@
         </w:numPr>
         <w:ind w:left="1077" w:hanging="510"/>
       </w:pPr>
-      <w:bookmarkStart w:id="20" w:name="_Toc224786229"/>
+      <w:bookmarkStart w:id="20" w:name="_Toc225315176"/>
       <w:r>
         <w:t>Описательная спецификация прецедентов</w:t>
       </w:r>
@@ -6027,12 +6645,22 @@
       <w:bookmarkStart w:id="24" w:name="_Toc224664663"/>
       <w:bookmarkStart w:id="25" w:name="_Toc224701672"/>
       <w:bookmarkStart w:id="26" w:name="_Toc224786230"/>
+      <w:bookmarkStart w:id="27" w:name="_Toc225281356"/>
+      <w:bookmarkStart w:id="28" w:name="_Toc225281383"/>
+      <w:bookmarkStart w:id="29" w:name="_Toc225307370"/>
+      <w:bookmarkStart w:id="30" w:name="_Toc225310138"/>
+      <w:bookmarkStart w:id="31" w:name="_Toc225315177"/>
       <w:bookmarkEnd w:id="21"/>
       <w:bookmarkEnd w:id="22"/>
       <w:bookmarkEnd w:id="23"/>
       <w:bookmarkEnd w:id="24"/>
       <w:bookmarkEnd w:id="25"/>
       <w:bookmarkEnd w:id="26"/>
+      <w:bookmarkEnd w:id="27"/>
+      <w:bookmarkEnd w:id="28"/>
+      <w:bookmarkEnd w:id="29"/>
+      <w:bookmarkEnd w:id="30"/>
+      <w:bookmarkEnd w:id="31"/>
     </w:p>
     <w:p>
       <w:pPr>
@@ -6053,18 +6681,28 @@
           <w:szCs w:val="32"/>
         </w:rPr>
       </w:pPr>
-      <w:bookmarkStart w:id="27" w:name="_Toc224127451"/>
-      <w:bookmarkStart w:id="28" w:name="_Toc224127477"/>
-      <w:bookmarkStart w:id="29" w:name="_Toc224663828"/>
-      <w:bookmarkStart w:id="30" w:name="_Toc224664664"/>
-      <w:bookmarkStart w:id="31" w:name="_Toc224701673"/>
-      <w:bookmarkStart w:id="32" w:name="_Toc224786231"/>
-      <w:bookmarkEnd w:id="27"/>
-      <w:bookmarkEnd w:id="28"/>
-      <w:bookmarkEnd w:id="29"/>
-      <w:bookmarkEnd w:id="30"/>
-      <w:bookmarkEnd w:id="31"/>
+      <w:bookmarkStart w:id="32" w:name="_Toc224127451"/>
+      <w:bookmarkStart w:id="33" w:name="_Toc224127477"/>
+      <w:bookmarkStart w:id="34" w:name="_Toc224663828"/>
+      <w:bookmarkStart w:id="35" w:name="_Toc224664664"/>
+      <w:bookmarkStart w:id="36" w:name="_Toc224701673"/>
+      <w:bookmarkStart w:id="37" w:name="_Toc224786231"/>
+      <w:bookmarkStart w:id="38" w:name="_Toc225281357"/>
+      <w:bookmarkStart w:id="39" w:name="_Toc225281384"/>
+      <w:bookmarkStart w:id="40" w:name="_Toc225307371"/>
+      <w:bookmarkStart w:id="41" w:name="_Toc225310139"/>
+      <w:bookmarkStart w:id="42" w:name="_Toc225315178"/>
       <w:bookmarkEnd w:id="32"/>
+      <w:bookmarkEnd w:id="33"/>
+      <w:bookmarkEnd w:id="34"/>
+      <w:bookmarkEnd w:id="35"/>
+      <w:bookmarkEnd w:id="36"/>
+      <w:bookmarkEnd w:id="37"/>
+      <w:bookmarkEnd w:id="38"/>
+      <w:bookmarkEnd w:id="39"/>
+      <w:bookmarkEnd w:id="40"/>
+      <w:bookmarkEnd w:id="41"/>
+      <w:bookmarkEnd w:id="42"/>
     </w:p>
     <w:p>
       <w:pPr>
@@ -6085,18 +6723,28 @@
           <w:szCs w:val="32"/>
         </w:rPr>
       </w:pPr>
-      <w:bookmarkStart w:id="33" w:name="_Toc224127452"/>
-      <w:bookmarkStart w:id="34" w:name="_Toc224127478"/>
-      <w:bookmarkStart w:id="35" w:name="_Toc224663829"/>
-      <w:bookmarkStart w:id="36" w:name="_Toc224664665"/>
-      <w:bookmarkStart w:id="37" w:name="_Toc224701674"/>
-      <w:bookmarkStart w:id="38" w:name="_Toc224786232"/>
-      <w:bookmarkEnd w:id="33"/>
-      <w:bookmarkEnd w:id="34"/>
-      <w:bookmarkEnd w:id="35"/>
-      <w:bookmarkEnd w:id="36"/>
-      <w:bookmarkEnd w:id="37"/>
-      <w:bookmarkEnd w:id="38"/>
+      <w:bookmarkStart w:id="43" w:name="_Toc224127452"/>
+      <w:bookmarkStart w:id="44" w:name="_Toc224127478"/>
+      <w:bookmarkStart w:id="45" w:name="_Toc224663829"/>
+      <w:bookmarkStart w:id="46" w:name="_Toc224664665"/>
+      <w:bookmarkStart w:id="47" w:name="_Toc224701674"/>
+      <w:bookmarkStart w:id="48" w:name="_Toc224786232"/>
+      <w:bookmarkStart w:id="49" w:name="_Toc225281358"/>
+      <w:bookmarkStart w:id="50" w:name="_Toc225281385"/>
+      <w:bookmarkStart w:id="51" w:name="_Toc225307372"/>
+      <w:bookmarkStart w:id="52" w:name="_Toc225310140"/>
+      <w:bookmarkStart w:id="53" w:name="_Toc225315179"/>
+      <w:bookmarkEnd w:id="43"/>
+      <w:bookmarkEnd w:id="44"/>
+      <w:bookmarkEnd w:id="45"/>
+      <w:bookmarkEnd w:id="46"/>
+      <w:bookmarkEnd w:id="47"/>
+      <w:bookmarkEnd w:id="48"/>
+      <w:bookmarkEnd w:id="49"/>
+      <w:bookmarkEnd w:id="50"/>
+      <w:bookmarkEnd w:id="51"/>
+      <w:bookmarkEnd w:id="52"/>
+      <w:bookmarkEnd w:id="53"/>
     </w:p>
     <w:p>
       <w:pPr>
@@ -6117,18 +6765,28 @@
           <w:szCs w:val="32"/>
         </w:rPr>
       </w:pPr>
-      <w:bookmarkStart w:id="39" w:name="_Toc224127453"/>
-      <w:bookmarkStart w:id="40" w:name="_Toc224127479"/>
-      <w:bookmarkStart w:id="41" w:name="_Toc224663830"/>
-      <w:bookmarkStart w:id="42" w:name="_Toc224664666"/>
-      <w:bookmarkStart w:id="43" w:name="_Toc224701675"/>
-      <w:bookmarkStart w:id="44" w:name="_Toc224786233"/>
-      <w:bookmarkEnd w:id="39"/>
-      <w:bookmarkEnd w:id="40"/>
-      <w:bookmarkEnd w:id="41"/>
-      <w:bookmarkEnd w:id="42"/>
-      <w:bookmarkEnd w:id="43"/>
-      <w:bookmarkEnd w:id="44"/>
+      <w:bookmarkStart w:id="54" w:name="_Toc224127453"/>
+      <w:bookmarkStart w:id="55" w:name="_Toc224127479"/>
+      <w:bookmarkStart w:id="56" w:name="_Toc224663830"/>
+      <w:bookmarkStart w:id="57" w:name="_Toc224664666"/>
+      <w:bookmarkStart w:id="58" w:name="_Toc224701675"/>
+      <w:bookmarkStart w:id="59" w:name="_Toc224786233"/>
+      <w:bookmarkStart w:id="60" w:name="_Toc225281359"/>
+      <w:bookmarkStart w:id="61" w:name="_Toc225281386"/>
+      <w:bookmarkStart w:id="62" w:name="_Toc225307373"/>
+      <w:bookmarkStart w:id="63" w:name="_Toc225310141"/>
+      <w:bookmarkStart w:id="64" w:name="_Toc225315180"/>
+      <w:bookmarkEnd w:id="54"/>
+      <w:bookmarkEnd w:id="55"/>
+      <w:bookmarkEnd w:id="56"/>
+      <w:bookmarkEnd w:id="57"/>
+      <w:bookmarkEnd w:id="58"/>
+      <w:bookmarkEnd w:id="59"/>
+      <w:bookmarkEnd w:id="60"/>
+      <w:bookmarkEnd w:id="61"/>
+      <w:bookmarkEnd w:id="62"/>
+      <w:bookmarkEnd w:id="63"/>
+      <w:bookmarkEnd w:id="64"/>
     </w:p>
     <w:p>
       <w:pPr>
@@ -6139,11 +6797,11 @@
         </w:numPr>
         <w:ind w:left="1429" w:hanging="578"/>
       </w:pPr>
-      <w:bookmarkStart w:id="45" w:name="_Toc224786234"/>
+      <w:bookmarkStart w:id="65" w:name="_Toc225315181"/>
       <w:r>
         <w:t>Диаграмма деятельности</w:t>
       </w:r>
-      <w:bookmarkEnd w:id="45"/>
+      <w:bookmarkEnd w:id="65"/>
     </w:p>
     <w:p>
       <w:r>
@@ -6171,537 +6829,337 @@
         <w:pStyle w:val="a7"/>
         <w:numPr>
           <w:ilvl w:val="0"/>
-          <w:numId w:val="17"/>
-        </w:numPr>
-      </w:pPr>
-      <w:r>
-        <w:t>Процесс создания и подтверждения заявки на операцию с материалом</w:t>
-      </w:r>
-    </w:p>
-    <w:p>
-      <w:r>
-        <w:t>Данный процесс является центральным в системе и отражает разделение ответственности: кладовщик инициирует операцию, а бухгалтер (или администратор) её контролирует и подтверждает.</w:t>
-      </w:r>
-    </w:p>
-    <w:p>
-      <w:r>
-        <w:t>Описание процесса:</w:t>
-      </w:r>
-    </w:p>
-    <w:p>
-      <w:pPr>
-        <w:pStyle w:val="a7"/>
-        <w:numPr>
-          <w:ilvl w:val="0"/>
-          <w:numId w:val="18"/>
-        </w:numPr>
-      </w:pPr>
-      <w:r>
-        <w:t>Кладовщик переходит на страницу материалов или страницу заявок.</w:t>
-      </w:r>
-    </w:p>
-    <w:p>
-      <w:pPr>
-        <w:pStyle w:val="a7"/>
-        <w:numPr>
-          <w:ilvl w:val="0"/>
-          <w:numId w:val="18"/>
-        </w:numPr>
-      </w:pPr>
-      <w:r>
-        <w:t>Кладовщик нажимает кнопку «Создать заявку на приход» или «Создать заявку на расход».</w:t>
-      </w:r>
-    </w:p>
-    <w:p>
-      <w:pPr>
-        <w:pStyle w:val="a7"/>
-        <w:numPr>
-          <w:ilvl w:val="0"/>
-          <w:numId w:val="18"/>
-        </w:numPr>
-      </w:pPr>
-      <w:r>
-        <w:t>Система открывает форму создания заявки, где можно выбрать материал и указать количество.</w:t>
-      </w:r>
-    </w:p>
-    <w:p>
-      <w:pPr>
-        <w:pStyle w:val="a7"/>
-        <w:numPr>
-          <w:ilvl w:val="0"/>
-          <w:numId w:val="18"/>
-        </w:numPr>
-      </w:pPr>
-      <w:r>
-        <w:t>Кладовщик заполняет поля и отправляет заявку.</w:t>
-      </w:r>
-    </w:p>
-    <w:p>
-      <w:pPr>
-        <w:pStyle w:val="a7"/>
-        <w:numPr>
-          <w:ilvl w:val="0"/>
-          <w:numId w:val="18"/>
-        </w:numPr>
-      </w:pPr>
-      <w:r>
-        <w:t>Система сохраняет заявку в базе данных со статусом «ожидает подтверждения».</w:t>
-      </w:r>
-    </w:p>
-    <w:p>
-      <w:pPr>
-        <w:pStyle w:val="a7"/>
-        <w:numPr>
-          <w:ilvl w:val="0"/>
-          <w:numId w:val="18"/>
-        </w:numPr>
-      </w:pPr>
-      <w:r>
-        <w:t>Система уведомляет бухгалтера о новой заявке (через интерфейс или журнал событий).</w:t>
-      </w:r>
-    </w:p>
-    <w:p>
-      <w:pPr>
-        <w:pStyle w:val="a7"/>
-        <w:numPr>
-          <w:ilvl w:val="0"/>
-          <w:numId w:val="18"/>
-        </w:numPr>
-      </w:pPr>
-      <w:r>
-        <w:t>Бухгалтер открывает список заявок, видит новую заявку.</w:t>
-      </w:r>
-    </w:p>
-    <w:p>
-      <w:pPr>
-        <w:pStyle w:val="a7"/>
-        <w:numPr>
-          <w:ilvl w:val="0"/>
-          <w:numId w:val="18"/>
-        </w:numPr>
-      </w:pPr>
-      <w:r>
-        <w:t>Бухгалтер просматривает заяв</w:t>
-      </w:r>
-      <w:r>
-        <w:t>ку.</w:t>
-      </w:r>
-    </w:p>
-    <w:p>
-      <w:pPr>
-        <w:pStyle w:val="a7"/>
-        <w:numPr>
-          <w:ilvl w:val="0"/>
-          <w:numId w:val="18"/>
-        </w:numPr>
-      </w:pPr>
-      <w:r>
-        <w:t>Если данные корректны, бухгалтер нажимает «Подтвердить».</w:t>
-      </w:r>
-    </w:p>
-    <w:p>
-      <w:pPr>
-        <w:pStyle w:val="a7"/>
-        <w:numPr>
-          <w:ilvl w:val="0"/>
-          <w:numId w:val="18"/>
+          <w:numId w:val="99"/>
+        </w:numPr>
+      </w:pPr>
+      <w:r>
+        <w:t>Процесс создания и подтверждения заявки на операцию с материалами: м</w:t>
+      </w:r>
+      <w:r>
+        <w:t>оделирует действия кладовщика при создании заявки на приход или расход материала, а также действия бухгалтера или администратора при её рассмотрении, включая проверку данных, подтверждение или отклонение с указанием причины</w:t>
+      </w:r>
+      <w:r>
+        <w:t>. (см. рис. 2)</w:t>
+      </w:r>
+    </w:p>
+    <w:p>
+      <w:pPr>
+        <w:pStyle w:val="af3"/>
+        <w:keepNext/>
+      </w:pPr>
+      <w:r>
+        <w:rPr>
+          <w:noProof/>
+        </w:rPr>
+        <w:drawing>
+          <wp:inline distT="0" distB="0" distL="0" distR="0" wp14:anchorId="35F277E9" wp14:editId="7F17CF9C">
+            <wp:extent cx="5593278" cy="3722738"/>
+            <wp:effectExtent l="0" t="0" r="7620" b="0"/>
+            <wp:docPr id="2" name="Рисунок 2"/>
+            <wp:cNvGraphicFramePr>
+              <a:graphicFrameLocks xmlns:a="http://schemas.openxmlformats.org/drawingml/2006/main" noChangeAspect="1"/>
+            </wp:cNvGraphicFramePr>
+            <a:graphic xmlns:a="http://schemas.openxmlformats.org/drawingml/2006/main">
+              <a:graphicData uri="http://schemas.openxmlformats.org/drawingml/2006/picture">
+                <pic:pic xmlns:pic="http://schemas.openxmlformats.org/drawingml/2006/picture">
+                  <pic:nvPicPr>
+                    <pic:cNvPr id="1" name=""/>
+                    <pic:cNvPicPr/>
+                  </pic:nvPicPr>
+                  <pic:blipFill rotWithShape="1">
+                    <a:blip r:embed="rId9"/>
+                    <a:srcRect l="1924" t="3264" r="268" b="8385"/>
+                    <a:stretch/>
+                  </pic:blipFill>
+                  <pic:spPr bwMode="auto">
+                    <a:xfrm>
+                      <a:off x="0" y="0"/>
+                      <a:ext cx="5612529" cy="3735551"/>
+                    </a:xfrm>
+                    <a:prstGeom prst="rect">
+                      <a:avLst/>
+                    </a:prstGeom>
+                    <a:ln>
+                      <a:noFill/>
+                    </a:ln>
+                    <a:extLst>
+                      <a:ext uri="{53640926-AAD7-44D8-BBD7-CCE9431645EC}">
+                        <a14:shadowObscured xmlns:a14="http://schemas.microsoft.com/office/drawing/2010/main"/>
+                      </a:ext>
+                    </a:extLst>
+                  </pic:spPr>
+                </pic:pic>
+              </a:graphicData>
+            </a:graphic>
+          </wp:inline>
+        </w:drawing>
+      </w:r>
+    </w:p>
+    <w:p>
+      <w:pPr>
+        <w:pStyle w:val="af4"/>
+        <w:jc w:val="center"/>
+      </w:pPr>
+      <w:r>
+        <w:t>Рис. 2</w:t>
+      </w:r>
+      <w:r>
+        <w:t>.</w:t>
+      </w:r>
+      <w:r>
+        <w:t xml:space="preserve"> Процесс создания и подтверждения заявки</w:t>
+      </w:r>
+    </w:p>
+    <w:p>
+      <w:pPr>
+        <w:pStyle w:val="a7"/>
+        <w:numPr>
+          <w:ilvl w:val="0"/>
+          <w:numId w:val="99"/>
         </w:numPr>
       </w:pPr>
       <w:r>
         <w:lastRenderedPageBreak/>
-        <w:t>Система изменяет статус заявки на «подтверждена».</w:t>
-      </w:r>
-    </w:p>
-    <w:p>
-      <w:pPr>
-        <w:pStyle w:val="a7"/>
-        <w:numPr>
-          <w:ilvl w:val="0"/>
-          <w:numId w:val="18"/>
-        </w:numPr>
-      </w:pPr>
-      <w:r>
-        <w:t xml:space="preserve">Система выполняет операцию: увеличивает или уменьшает количество материала в таблице </w:t>
+        <w:t>Процесс авторизации пользователя: м</w:t>
+      </w:r>
+      <w:r>
+        <w:t>оделирует шаги, выполняемые пользователем и системой при входе в приложение, включая ввод учетных данных, их проверку и предоставление доступа или выдачу сообщения об ошибке. Учитывает сценарий первичной регистрации администратора при первом запуске системы. (см. рис. 3)</w:t>
+      </w:r>
+    </w:p>
+    <w:p>
+      <w:pPr>
+        <w:pStyle w:val="af3"/>
+        <w:keepNext/>
+      </w:pPr>
+      <w:r>
+        <w:rPr>
+          <w:noProof/>
+        </w:rPr>
+        <w:drawing>
+          <wp:inline distT="0" distB="0" distL="0" distR="0" wp14:anchorId="0FC2D294" wp14:editId="7E30090F">
+            <wp:extent cx="5067300" cy="4905375"/>
+            <wp:effectExtent l="0" t="0" r="0" b="9525"/>
+            <wp:docPr id="3" name="Рисунок 3"/>
+            <wp:cNvGraphicFramePr>
+              <a:graphicFrameLocks xmlns:a="http://schemas.openxmlformats.org/drawingml/2006/main" noChangeAspect="1"/>
+            </wp:cNvGraphicFramePr>
+            <a:graphic xmlns:a="http://schemas.openxmlformats.org/drawingml/2006/main">
+              <a:graphicData uri="http://schemas.openxmlformats.org/drawingml/2006/picture">
+                <pic:pic xmlns:pic="http://schemas.openxmlformats.org/drawingml/2006/picture">
+                  <pic:nvPicPr>
+                    <pic:cNvPr id="1" name=""/>
+                    <pic:cNvPicPr/>
+                  </pic:nvPicPr>
+                  <pic:blipFill rotWithShape="1">
+                    <a:blip r:embed="rId10"/>
+                    <a:srcRect l="8017" t="4999" r="6681" b="3070"/>
+                    <a:stretch/>
+                  </pic:blipFill>
+                  <pic:spPr bwMode="auto">
+                    <a:xfrm>
+                      <a:off x="0" y="0"/>
+                      <a:ext cx="5067300" cy="4905375"/>
+                    </a:xfrm>
+                    <a:prstGeom prst="rect">
+                      <a:avLst/>
+                    </a:prstGeom>
+                    <a:ln>
+                      <a:noFill/>
+                    </a:ln>
+                    <a:extLst>
+                      <a:ext uri="{53640926-AAD7-44D8-BBD7-CCE9431645EC}">
+                        <a14:shadowObscured xmlns:a14="http://schemas.microsoft.com/office/drawing/2010/main"/>
+                      </a:ext>
+                    </a:extLst>
+                  </pic:spPr>
+                </pic:pic>
+              </a:graphicData>
+            </a:graphic>
+          </wp:inline>
+        </w:drawing>
+      </w:r>
+    </w:p>
+    <w:p>
+      <w:pPr>
+        <w:pStyle w:val="af4"/>
+        <w:jc w:val="center"/>
+      </w:pPr>
+      <w:r>
+        <w:t>Рис. 3. Процесс авторизации пользователя</w:t>
+      </w:r>
+    </w:p>
+    <w:p>
+      <w:pPr>
+        <w:pStyle w:val="a7"/>
+        <w:numPr>
+          <w:ilvl w:val="0"/>
+          <w:numId w:val="99"/>
+        </w:numPr>
+      </w:pPr>
+      <w:r>
+        <w:t>Процесс управления пользователями (добавление нового пользователя): м</w:t>
+      </w:r>
+      <w:r>
+        <w:t>оделирует шаги по вводу данных нового пользователя, выбору его роли, сохранению информации и возможным действиям при дублировании данных или ошибках ввода. (см. рис. 4)</w:t>
+      </w:r>
+    </w:p>
+    <w:p>
+      <w:pPr>
+        <w:pStyle w:val="af3"/>
+      </w:pPr>
+    </w:p>
+    <w:p>
+      <w:pPr>
+        <w:pStyle w:val="af3"/>
+        <w:keepNext/>
+      </w:pPr>
+      <w:r>
+        <w:rPr>
+          <w:noProof/>
+        </w:rPr>
+        <w:lastRenderedPageBreak/>
+        <w:drawing>
+          <wp:inline distT="0" distB="0" distL="0" distR="0" wp14:anchorId="4B4FBEBB" wp14:editId="25763418">
+            <wp:extent cx="5083175" cy="5000625"/>
+            <wp:effectExtent l="0" t="0" r="3175" b="9525"/>
+            <wp:docPr id="4" name="Рисунок 4"/>
+            <wp:cNvGraphicFramePr>
+              <a:graphicFrameLocks xmlns:a="http://schemas.openxmlformats.org/drawingml/2006/main" noChangeAspect="1"/>
+            </wp:cNvGraphicFramePr>
+            <a:graphic xmlns:a="http://schemas.openxmlformats.org/drawingml/2006/main">
+              <a:graphicData uri="http://schemas.openxmlformats.org/drawingml/2006/picture">
+                <pic:pic xmlns:pic="http://schemas.openxmlformats.org/drawingml/2006/picture">
+                  <pic:nvPicPr>
+                    <pic:cNvPr id="1" name=""/>
+                    <pic:cNvPicPr/>
+                  </pic:nvPicPr>
+                  <pic:blipFill rotWithShape="1">
+                    <a:blip r:embed="rId11"/>
+                    <a:srcRect l="14430" t="1051" b="7081"/>
+                    <a:stretch/>
+                  </pic:blipFill>
+                  <pic:spPr bwMode="auto">
+                    <a:xfrm>
+                      <a:off x="0" y="0"/>
+                      <a:ext cx="5083175" cy="5000625"/>
+                    </a:xfrm>
+                    <a:prstGeom prst="rect">
+                      <a:avLst/>
+                    </a:prstGeom>
+                    <a:ln>
+                      <a:noFill/>
+                    </a:ln>
+                    <a:extLst>
+                      <a:ext uri="{53640926-AAD7-44D8-BBD7-CCE9431645EC}">
+                        <a14:shadowObscured xmlns:a14="http://schemas.microsoft.com/office/drawing/2010/main"/>
+                      </a:ext>
+                    </a:extLst>
+                  </pic:spPr>
+                </pic:pic>
+              </a:graphicData>
+            </a:graphic>
+          </wp:inline>
+        </w:drawing>
+      </w:r>
+    </w:p>
+    <w:p>
+      <w:pPr>
+        <w:pStyle w:val="af4"/>
+        <w:jc w:val="center"/>
+      </w:pPr>
+      <w:r>
+        <w:t>Рис. 4. Процесс добавления нового пользователя</w:t>
+      </w:r>
+    </w:p>
+    <w:p>
+      <w:pPr>
+        <w:pStyle w:val="a7"/>
+        <w:numPr>
+          <w:ilvl w:val="0"/>
+          <w:numId w:val="99"/>
+        </w:numPr>
+      </w:pPr>
+      <w:r>
+        <w:t>Процесс создания резервной копии базы данных: о</w:t>
+      </w:r>
+      <w:r>
+        <w:t xml:space="preserve">писывает последовательность действий администратора и системы при создании бэкапа, включая проверку наличия утилиты </w:t>
       </w:r>
       <w:proofErr w:type="spellStart"/>
       <w:r>
-        <w:t>materials</w:t>
+        <w:t>pg_dump</w:t>
       </w:r>
       <w:proofErr w:type="spellEnd"/>
       <w:r>
-        <w:t>.</w:t>
-      </w:r>
-    </w:p>
-    <w:p>
-      <w:pPr>
-        <w:pStyle w:val="a7"/>
-        <w:numPr>
-          <w:ilvl w:val="0"/>
-          <w:numId w:val="18"/>
-        </w:numPr>
-      </w:pPr>
-      <w:r>
-        <w:t>Система создаёт запись в журнале операций.</w:t>
-      </w:r>
-    </w:p>
-    <w:p>
-      <w:pPr>
-        <w:pStyle w:val="a7"/>
-        <w:numPr>
-          <w:ilvl w:val="0"/>
-          <w:numId w:val="18"/>
-        </w:numPr>
-      </w:pPr>
-      <w:r>
-        <w:t>Если данные некорректны (например, недостаточный остаток для расхода), бухгалтер может отклонить заявку с указанием причины.</w:t>
-      </w:r>
-    </w:p>
-    <w:p>
-      <w:pPr>
-        <w:pStyle w:val="a7"/>
-        <w:numPr>
-          <w:ilvl w:val="0"/>
-          <w:numId w:val="18"/>
-        </w:numPr>
-      </w:pPr>
-      <w:r>
-        <w:t>Система изменяет статус заявки на «отклонена».</w:t>
-      </w:r>
-    </w:p>
-    <w:p>
-      <w:pPr>
-        <w:pStyle w:val="a7"/>
-        <w:numPr>
-          <w:ilvl w:val="0"/>
-          <w:numId w:val="18"/>
-        </w:numPr>
-      </w:pPr>
-      <w:r>
-        <w:t>Кладовщик видит статус своей заявки в интерфейсе.</w:t>
-      </w:r>
-    </w:p>
-    <w:p>
-      <w:pPr>
-        <w:pStyle w:val="a7"/>
-        <w:numPr>
-          <w:ilvl w:val="0"/>
-          <w:numId w:val="17"/>
-        </w:numPr>
-      </w:pPr>
-      <w:r>
-        <w:t>Процесс авторизации пользователя</w:t>
-      </w:r>
-    </w:p>
-    <w:p>
-      <w:r>
-        <w:t xml:space="preserve">Моделирует </w:t>
-      </w:r>
-      <w:r>
-        <w:t>шаги, выполняемые пользователем и системой при входе в приложение. Диаграмма учитывает сценарий первичной регистрации администратора при первом запуске.</w:t>
-      </w:r>
-    </w:p>
-    <w:p>
-      <w:r>
-        <w:t>Описание процесса:</w:t>
-      </w:r>
-    </w:p>
-    <w:p>
-      <w:pPr>
-        <w:pStyle w:val="a7"/>
-        <w:numPr>
-          <w:ilvl w:val="0"/>
-          <w:numId w:val="19"/>
-        </w:numPr>
-      </w:pPr>
-      <w:r>
-        <w:t>Пользователь открывает страницу входа.</w:t>
-      </w:r>
-    </w:p>
-    <w:p>
-      <w:pPr>
-        <w:pStyle w:val="a7"/>
-        <w:numPr>
-          <w:ilvl w:val="0"/>
-          <w:numId w:val="19"/>
-        </w:numPr>
-      </w:pPr>
-      <w:r>
-        <w:t>Система проверяет наличие пользователей в базе данных.</w:t>
-      </w:r>
-    </w:p>
-    <w:p>
-      <w:pPr>
-        <w:pStyle w:val="a7"/>
-        <w:numPr>
-          <w:ilvl w:val="0"/>
-          <w:numId w:val="19"/>
-        </w:numPr>
-      </w:pPr>
-      <w:r>
-        <w:t>Если пользователей нет, отображается форма создания первого администратора.</w:t>
-      </w:r>
-    </w:p>
-    <w:p>
-      <w:pPr>
-        <w:pStyle w:val="a7"/>
-        <w:numPr>
-          <w:ilvl w:val="0"/>
-          <w:numId w:val="19"/>
-        </w:numPr>
-      </w:pPr>
-      <w:r>
-        <w:t>Пользователь вводит логин и пароль (при первичной регистрации — также подтверждение пароля).</w:t>
-      </w:r>
-    </w:p>
-    <w:p>
-      <w:pPr>
-        <w:pStyle w:val="a7"/>
-        <w:numPr>
-          <w:ilvl w:val="0"/>
-          <w:numId w:val="19"/>
-        </w:numPr>
-      </w:pPr>
-      <w:r>
-        <w:t>Система проверяет корректность введённых данных.</w:t>
-      </w:r>
-    </w:p>
-    <w:p>
-      <w:pPr>
-        <w:pStyle w:val="a7"/>
-        <w:numPr>
-          <w:ilvl w:val="0"/>
-          <w:numId w:val="19"/>
-        </w:numPr>
-      </w:pPr>
-      <w:r>
-        <w:t>Данные отправляются на сервер.</w:t>
-      </w:r>
-    </w:p>
-    <w:p>
-      <w:pPr>
-        <w:pStyle w:val="a7"/>
-        <w:numPr>
-          <w:ilvl w:val="0"/>
-          <w:numId w:val="19"/>
-        </w:numPr>
-      </w:pPr>
-      <w:r>
-        <w:t>Сервер проверяет учётные данные (при входе) или создаёт нового пользователя (при регистрации).</w:t>
-      </w:r>
-    </w:p>
-    <w:p>
-      <w:pPr>
-        <w:pStyle w:val="a7"/>
-        <w:numPr>
-          <w:ilvl w:val="0"/>
-          <w:numId w:val="19"/>
-        </w:numPr>
-      </w:pPr>
-      <w:r>
-        <w:t>В случае успеха сервер возвращает JWT-токен и данные пользователя.</w:t>
-      </w:r>
-    </w:p>
-    <w:p>
-      <w:pPr>
-        <w:pStyle w:val="a7"/>
-        <w:numPr>
-          <w:ilvl w:val="0"/>
-          <w:numId w:val="19"/>
-        </w:numPr>
-      </w:pPr>
-      <w:r>
-        <w:t>Клиент сохраняет токен и перенаправляет пользователя на главную страницу.</w:t>
-      </w:r>
-    </w:p>
-    <w:p>
-      <w:pPr>
-        <w:pStyle w:val="a7"/>
-        <w:numPr>
-          <w:ilvl w:val="0"/>
-          <w:numId w:val="19"/>
-        </w:numPr>
-      </w:pPr>
-      <w:r>
-        <w:t>В случае ошибки отображается соответствующее сообщение.</w:t>
-      </w:r>
-    </w:p>
-    <w:p>
-      <w:pPr>
-        <w:pStyle w:val="a7"/>
-        <w:numPr>
-          <w:ilvl w:val="0"/>
-          <w:numId w:val="17"/>
-        </w:numPr>
-      </w:pPr>
-      <w:r>
-        <w:t>Процесс создания резервной копии базы данных</w:t>
-      </w:r>
-    </w:p>
-    <w:p>
-      <w:r>
+        <w:t>, выполнение дампа базы данных и сохранение информации о бэкапе. (см. рис. 5)</w:t>
+      </w:r>
+    </w:p>
+    <w:p>
+      <w:pPr>
+        <w:pStyle w:val="af3"/>
+        <w:keepNext/>
+      </w:pPr>
+      <w:r>
+        <w:rPr>
+          <w:noProof/>
+        </w:rPr>
         <w:lastRenderedPageBreak/>
-        <w:t xml:space="preserve">Моделирует действия администратора при создании бэкапа, включая выполнение внешней утилиты </w:t>
-      </w:r>
-      <w:proofErr w:type="spellStart"/>
-      <w:r>
-        <w:t>pg_dump</w:t>
-      </w:r>
-      <w:proofErr w:type="spellEnd"/>
-      <w:r>
-        <w:t>.</w:t>
-      </w:r>
-    </w:p>
-    <w:p>
-      <w:r>
-        <w:t>Описание процесса:</w:t>
-      </w:r>
-    </w:p>
-    <w:p>
-      <w:pPr>
-        <w:pStyle w:val="a7"/>
-        <w:numPr>
-          <w:ilvl w:val="0"/>
-          <w:numId w:val="20"/>
-        </w:numPr>
-      </w:pPr>
-      <w:r>
-        <w:t>Администратор переходит на страницу бэкапов.</w:t>
-      </w:r>
-    </w:p>
-    <w:p>
-      <w:pPr>
-        <w:pStyle w:val="a7"/>
-        <w:numPr>
-          <w:ilvl w:val="0"/>
-          <w:numId w:val="20"/>
-        </w:numPr>
-      </w:pPr>
-      <w:r>
-        <w:t>Администратор нажимает кнопку «Создать бэкап».</w:t>
-      </w:r>
-    </w:p>
-    <w:p>
-      <w:pPr>
-        <w:pStyle w:val="a7"/>
-        <w:numPr>
-          <w:ilvl w:val="0"/>
-          <w:numId w:val="20"/>
-        </w:numPr>
-      </w:pPr>
-      <w:r>
-        <w:t>Система открывает диалог с полем для ввода описания.</w:t>
-      </w:r>
-    </w:p>
-    <w:p>
-      <w:pPr>
-        <w:pStyle w:val="a7"/>
-        <w:numPr>
-          <w:ilvl w:val="0"/>
-          <w:numId w:val="20"/>
-        </w:numPr>
-      </w:pPr>
-      <w:r>
-        <w:t>Администратор вводит описание и подтверждает создание.</w:t>
-      </w:r>
-    </w:p>
-    <w:p>
-      <w:pPr>
-        <w:pStyle w:val="a7"/>
-        <w:numPr>
-          <w:ilvl w:val="0"/>
-          <w:numId w:val="20"/>
-        </w:numPr>
-      </w:pPr>
-      <w:r>
-        <w:t xml:space="preserve">Сервер проверяет доступность утилиты </w:t>
-      </w:r>
-      <w:proofErr w:type="spellStart"/>
-      <w:r>
-        <w:t>pg_dump</w:t>
-      </w:r>
-      <w:proofErr w:type="spellEnd"/>
-      <w:r>
-        <w:t>.</w:t>
-      </w:r>
-    </w:p>
-    <w:p>
-      <w:pPr>
-        <w:pStyle w:val="a7"/>
-        <w:numPr>
-          <w:ilvl w:val="0"/>
-          <w:numId w:val="20"/>
-        </w:numPr>
-      </w:pPr>
-      <w:r>
-        <w:t>Сервер формирует команду для создания дампа базы данных.</w:t>
-      </w:r>
-    </w:p>
-    <w:p>
-      <w:pPr>
-        <w:pStyle w:val="a7"/>
-        <w:numPr>
-          <w:ilvl w:val="0"/>
-          <w:numId w:val="20"/>
-        </w:numPr>
-      </w:pPr>
-      <w:r>
-        <w:t>Выполняется дамп базы данных, результат сохраняется в файл.</w:t>
-      </w:r>
-    </w:p>
-    <w:p>
-      <w:pPr>
-        <w:pStyle w:val="a7"/>
-        <w:numPr>
-          <w:ilvl w:val="0"/>
-          <w:numId w:val="20"/>
-        </w:numPr>
-      </w:pPr>
-      <w:r>
-        <w:t xml:space="preserve">Сервер создаёт запись в таблице </w:t>
-      </w:r>
-      <w:proofErr w:type="spellStart"/>
-      <w:r>
-        <w:t>backups</w:t>
-      </w:r>
-      <w:proofErr w:type="spellEnd"/>
-      <w:r>
-        <w:t>.</w:t>
-      </w:r>
-    </w:p>
-    <w:p>
-      <w:pPr>
-        <w:pStyle w:val="a7"/>
-        <w:numPr>
-          <w:ilvl w:val="0"/>
-          <w:numId w:val="20"/>
-        </w:numPr>
-      </w:pPr>
-      <w:r>
-        <w:t>Сервер создаёт запись в журнале логов.</w:t>
-      </w:r>
-    </w:p>
-    <w:p>
-      <w:pPr>
-        <w:pStyle w:val="a7"/>
-        <w:numPr>
-          <w:ilvl w:val="0"/>
-          <w:numId w:val="20"/>
-        </w:numPr>
-      </w:pPr>
-      <w:r>
-        <w:t>Клиент получает подтверждение об успешном создании бэкапа.</w:t>
-      </w:r>
-    </w:p>
-    <w:p>
-      <w:pPr>
-        <w:pStyle w:val="a7"/>
-        <w:numPr>
-          <w:ilvl w:val="0"/>
-          <w:numId w:val="20"/>
-        </w:numPr>
-      </w:pPr>
-      <w:r>
-        <w:t>В случае ошибки пользователю выводится сообщение с деталями.</w:t>
+        <w:drawing>
+          <wp:inline distT="0" distB="0" distL="0" distR="0" wp14:anchorId="68DC31F7" wp14:editId="3AD48A3A">
+            <wp:extent cx="5355353" cy="6768935"/>
+            <wp:effectExtent l="0" t="0" r="0" b="0"/>
+            <wp:docPr id="5" name="Рисунок 5"/>
+            <wp:cNvGraphicFramePr>
+              <a:graphicFrameLocks xmlns:a="http://schemas.openxmlformats.org/drawingml/2006/main" noChangeAspect="1"/>
+            </wp:cNvGraphicFramePr>
+            <a:graphic xmlns:a="http://schemas.openxmlformats.org/drawingml/2006/main">
+              <a:graphicData uri="http://schemas.openxmlformats.org/drawingml/2006/picture">
+                <pic:pic xmlns:pic="http://schemas.openxmlformats.org/drawingml/2006/picture">
+                  <pic:nvPicPr>
+                    <pic:cNvPr id="1" name=""/>
+                    <pic:cNvPicPr/>
+                  </pic:nvPicPr>
+                  <pic:blipFill rotWithShape="1">
+                    <a:blip r:embed="rId12"/>
+                    <a:srcRect l="8997" t="4645" r="841" b="783"/>
+                    <a:stretch/>
+                  </pic:blipFill>
+                  <pic:spPr bwMode="auto">
+                    <a:xfrm>
+                      <a:off x="0" y="0"/>
+                      <a:ext cx="5356033" cy="6769794"/>
+                    </a:xfrm>
+                    <a:prstGeom prst="rect">
+                      <a:avLst/>
+                    </a:prstGeom>
+                    <a:ln>
+                      <a:noFill/>
+                    </a:ln>
+                    <a:extLst>
+                      <a:ext uri="{53640926-AAD7-44D8-BBD7-CCE9431645EC}">
+                        <a14:shadowObscured xmlns:a14="http://schemas.microsoft.com/office/drawing/2010/main"/>
+                      </a:ext>
+                    </a:extLst>
+                  </pic:spPr>
+                </pic:pic>
+              </a:graphicData>
+            </a:graphic>
+          </wp:inline>
+        </w:drawing>
+      </w:r>
+    </w:p>
+    <w:p>
+      <w:pPr>
+        <w:pStyle w:val="af4"/>
+        <w:jc w:val="center"/>
+      </w:pPr>
+      <w:r>
+        <w:t>Рис. 5. Процесс создания резервной копии базы данных</w:t>
+      </w:r>
+    </w:p>
+    <w:p>
+      <w:r>
+        <w:t>Графическое представление разработанных диаграмм деятельности для описанных ключевых процессов и сценариев использования приведено на рисунках 2-5, наглядно демонстрируя динамическое поведение системы и последовательность выполняемых операций.</w:t>
       </w:r>
     </w:p>
     <w:p>
@@ -6713,11 +7171,12 @@
         </w:numPr>
         <w:ind w:hanging="513"/>
       </w:pPr>
-      <w:bookmarkStart w:id="46" w:name="_Toc224786235"/>
-      <w:r>
+      <w:bookmarkStart w:id="66" w:name="_Toc225315182"/>
+      <w:r>
+        <w:lastRenderedPageBreak/>
         <w:t>Диаграмма классов</w:t>
       </w:r>
-      <w:bookmarkEnd w:id="46"/>
+      <w:bookmarkEnd w:id="66"/>
     </w:p>
     <w:p>
       <w:r>
@@ -6725,6 +7184,69 @@
       </w:r>
     </w:p>
     <w:p>
+      <w:pPr>
+        <w:pStyle w:val="af3"/>
+        <w:keepNext/>
+      </w:pPr>
+      <w:r>
+        <w:rPr>
+          <w:noProof/>
+          <w:lang w:val="en-US"/>
+        </w:rPr>
+        <w:drawing>
+          <wp:inline distT="0" distB="0" distL="0" distR="0" wp14:anchorId="24DF7829" wp14:editId="218B6BB8">
+            <wp:extent cx="5325745" cy="3865418"/>
+            <wp:effectExtent l="0" t="0" r="8255" b="1905"/>
+            <wp:docPr id="6" name="Рисунок 6"/>
+            <wp:cNvGraphicFramePr>
+              <a:graphicFrameLocks xmlns:a="http://schemas.openxmlformats.org/drawingml/2006/main" noChangeAspect="1"/>
+            </wp:cNvGraphicFramePr>
+            <a:graphic xmlns:a="http://schemas.openxmlformats.org/drawingml/2006/main">
+              <a:graphicData uri="http://schemas.openxmlformats.org/drawingml/2006/picture">
+                <pic:pic xmlns:pic="http://schemas.openxmlformats.org/drawingml/2006/picture">
+                  <pic:nvPicPr>
+                    <pic:cNvPr id="1" name=""/>
+                    <pic:cNvPicPr/>
+                  </pic:nvPicPr>
+                  <pic:blipFill rotWithShape="1">
+                    <a:blip r:embed="rId13"/>
+                    <a:srcRect l="5997" t="2496" r="4335" b="1896"/>
+                    <a:stretch/>
+                  </pic:blipFill>
+                  <pic:spPr bwMode="auto">
+                    <a:xfrm>
+                      <a:off x="0" y="0"/>
+                      <a:ext cx="5326664" cy="3866085"/>
+                    </a:xfrm>
+                    <a:prstGeom prst="rect">
+                      <a:avLst/>
+                    </a:prstGeom>
+                    <a:ln>
+                      <a:noFill/>
+                    </a:ln>
+                    <a:extLst>
+                      <a:ext uri="{53640926-AAD7-44D8-BBD7-CCE9431645EC}">
+                        <a14:shadowObscured xmlns:a14="http://schemas.microsoft.com/office/drawing/2010/main"/>
+                      </a:ext>
+                    </a:extLst>
+                  </pic:spPr>
+                </pic:pic>
+              </a:graphicData>
+            </a:graphic>
+          </wp:inline>
+        </w:drawing>
+      </w:r>
+    </w:p>
+    <w:p>
+      <w:pPr>
+        <w:pStyle w:val="af4"/>
+        <w:jc w:val="center"/>
+      </w:pPr>
+      <w:r>
+        <w:t>Рис. 6. Диаграмма классов</w:t>
+      </w:r>
+    </w:p>
+    <w:p>
       <w:r>
         <w:t>На основе анализа предметной области и реализованной структуры базы данных выделены следующие ключевые классы</w:t>
       </w:r>
@@ -6734,10 +7256,2156 @@
     </w:p>
     <w:p>
       <w:pPr>
-        <w:spacing w:before="0" w:after="160" w:line="278" w:lineRule="auto"/>
-        <w:ind w:firstLine="0"/>
-        <w:jc w:val="left"/>
-      </w:pPr>
+        <w:pStyle w:val="a7"/>
+        <w:numPr>
+          <w:ilvl w:val="0"/>
+          <w:numId w:val="99"/>
+        </w:numPr>
+      </w:pPr>
+      <w:r>
+        <w:t>Пользователь (</w:t>
+      </w:r>
+      <w:r>
+        <w:rPr>
+          <w:lang w:val="en-US"/>
+        </w:rPr>
+        <w:t>User</w:t>
+      </w:r>
+      <w:r>
+        <w:t>) – базовый класс, содержащий общую информацию об учётной записи. Имеет атрибуты для идентификации (</w:t>
+      </w:r>
+      <w:proofErr w:type="spellStart"/>
+      <w:r>
+        <w:t>id</w:t>
+      </w:r>
+      <w:proofErr w:type="spellEnd"/>
+      <w:r>
+        <w:t xml:space="preserve">, </w:t>
+      </w:r>
+      <w:proofErr w:type="spellStart"/>
+      <w:r>
+        <w:t>username</w:t>
+      </w:r>
+      <w:proofErr w:type="spellEnd"/>
+      <w:r>
+        <w:t>), аутентификации (</w:t>
+      </w:r>
+      <w:proofErr w:type="spellStart"/>
+      <w:r>
+        <w:t>password</w:t>
+      </w:r>
+      <w:proofErr w:type="spellEnd"/>
+      <w:r>
+        <w:t>), ролевой модели (</w:t>
+      </w:r>
+      <w:proofErr w:type="spellStart"/>
+      <w:r>
+        <w:t>role</w:t>
+      </w:r>
+      <w:proofErr w:type="spellEnd"/>
+      <w:r>
+        <w:t>) и персональных данных (</w:t>
+      </w:r>
+      <w:proofErr w:type="spellStart"/>
+      <w:r>
+        <w:t>name</w:t>
+      </w:r>
+      <w:proofErr w:type="spellEnd"/>
+      <w:r>
+        <w:t xml:space="preserve">, </w:t>
+      </w:r>
+      <w:proofErr w:type="spellStart"/>
+      <w:r>
+        <w:t>secondname</w:t>
+      </w:r>
+      <w:proofErr w:type="spellEnd"/>
+      <w:r>
+        <w:t xml:space="preserve">, </w:t>
+      </w:r>
+      <w:proofErr w:type="spellStart"/>
+      <w:r>
+        <w:t>email</w:t>
+      </w:r>
+      <w:proofErr w:type="spellEnd"/>
+      <w:r>
+        <w:t xml:space="preserve">, </w:t>
+      </w:r>
+      <w:proofErr w:type="spellStart"/>
+      <w:r>
+        <w:t>phone</w:t>
+      </w:r>
+      <w:proofErr w:type="spellEnd"/>
+      <w:r>
+        <w:t xml:space="preserve">, </w:t>
+      </w:r>
+      <w:proofErr w:type="spellStart"/>
+      <w:r>
+        <w:t>birthday</w:t>
+      </w:r>
+      <w:proofErr w:type="spellEnd"/>
+      <w:r>
+        <w:t>).</w:t>
+      </w:r>
+    </w:p>
+    <w:p>
+      <w:pPr>
+        <w:pStyle w:val="a7"/>
+        <w:numPr>
+          <w:ilvl w:val="0"/>
+          <w:numId w:val="99"/>
+        </w:numPr>
+      </w:pPr>
+      <w:r>
+        <w:lastRenderedPageBreak/>
+        <w:t>Категория материалов (</w:t>
+      </w:r>
+      <w:proofErr w:type="spellStart"/>
+      <w:r>
+        <w:rPr>
+          <w:lang w:val="en-US"/>
+        </w:rPr>
+        <w:t>MaterialCategory</w:t>
+      </w:r>
+      <w:proofErr w:type="spellEnd"/>
+      <w:r>
+        <w:t>) – справочная сущность для группировки материалов по типам. Содержит название и описание категории.</w:t>
+      </w:r>
+    </w:p>
+    <w:p>
+      <w:pPr>
+        <w:pStyle w:val="a7"/>
+        <w:numPr>
+          <w:ilvl w:val="0"/>
+          <w:numId w:val="99"/>
+        </w:numPr>
+      </w:pPr>
+      <w:r>
+        <w:t>Материал (</w:t>
+      </w:r>
+      <w:r>
+        <w:rPr>
+          <w:lang w:val="en-US"/>
+        </w:rPr>
+        <w:t>Material</w:t>
+      </w:r>
+      <w:r>
+        <w:t>)</w:t>
+      </w:r>
+      <w:r>
+        <w:t xml:space="preserve"> – основная сущность складского учёта. Включает наименование, уникальный код, единицу измерения, текущее количество на складе, а также ссылку на категорию.</w:t>
+      </w:r>
+    </w:p>
+    <w:p>
+      <w:pPr>
+        <w:pStyle w:val="a7"/>
+        <w:numPr>
+          <w:ilvl w:val="0"/>
+          <w:numId w:val="99"/>
+        </w:numPr>
+      </w:pPr>
+      <w:r>
+        <w:t>Заявка (</w:t>
+      </w:r>
+      <w:proofErr w:type="spellStart"/>
+      <w:r>
+        <w:rPr>
+          <w:lang w:val="en-US"/>
+        </w:rPr>
+        <w:t>MaterialRequest</w:t>
+      </w:r>
+      <w:proofErr w:type="spellEnd"/>
+      <w:r>
+        <w:t>)</w:t>
+      </w:r>
+      <w:r>
+        <w:t xml:space="preserve"> – сущность, реализующая двухэтапный процесс операций. Кладовщик создаёт заявку со статусом «ожидает», бухгалтер или администратор подтверждает либо отклоняет её. При подтверждении заявка порождает выполненную операцию.</w:t>
+      </w:r>
+    </w:p>
+    <w:p>
+      <w:pPr>
+        <w:pStyle w:val="a7"/>
+        <w:numPr>
+          <w:ilvl w:val="0"/>
+          <w:numId w:val="99"/>
+        </w:numPr>
+      </w:pPr>
+      <w:r>
+        <w:t>Операция (</w:t>
+      </w:r>
+      <w:proofErr w:type="spellStart"/>
+      <w:r>
+        <w:rPr>
+          <w:lang w:val="en-US"/>
+        </w:rPr>
+        <w:t>MaterialOperation</w:t>
+      </w:r>
+      <w:proofErr w:type="spellEnd"/>
+      <w:r>
+        <w:t>)</w:t>
+      </w:r>
+      <w:r>
+        <w:t xml:space="preserve"> – фиксирует выполненное изменение количества материала. Создаётся только после подтверждения заявки и содержит ссылку на исходную заявку.</w:t>
+      </w:r>
+    </w:p>
+    <w:p>
+      <w:pPr>
+        <w:pStyle w:val="a7"/>
+        <w:numPr>
+          <w:ilvl w:val="0"/>
+          <w:numId w:val="99"/>
+        </w:numPr>
+      </w:pPr>
+      <w:r>
+        <w:t>Бэкап (</w:t>
+      </w:r>
+      <w:r>
+        <w:rPr>
+          <w:lang w:val="en-US"/>
+        </w:rPr>
+        <w:t>Backup</w:t>
+      </w:r>
+      <w:r>
+        <w:t>)</w:t>
+      </w:r>
+      <w:r>
+        <w:t xml:space="preserve"> – хранит информацию о созданных резервных копиях базы данных, включая имя файла, путь, размер и дату создания.</w:t>
+      </w:r>
+    </w:p>
+    <w:p>
+      <w:pPr>
+        <w:pStyle w:val="a7"/>
+        <w:numPr>
+          <w:ilvl w:val="0"/>
+          <w:numId w:val="99"/>
+        </w:numPr>
+      </w:pPr>
+      <w:r>
+        <w:t>Уведомление (</w:t>
+      </w:r>
+      <w:r>
+        <w:rPr>
+          <w:lang w:val="en-US"/>
+        </w:rPr>
+        <w:t>Notification</w:t>
+      </w:r>
+      <w:r>
+        <w:t>)</w:t>
+      </w:r>
+      <w:r>
+        <w:t xml:space="preserve"> – используется для логирования всех значимых действий в системе. Содержит тип события, заголовок, подробное сообщение и флаг прочтения.</w:t>
+      </w:r>
+    </w:p>
+    <w:p>
+      <w:r>
+        <w:t>Взаимосвязи между классами (обозначенные линиями на диаграмме) показывают, как сущности связаны в рамках предметной области. Пользователь может создавать материалы, категории, заявки, операции и бэкапы. Один материал может иметь множество заявок и операций. Заявка, после подтверждения, порождает одну выполненную операцию. Детальное понимание структуры классов и их взаимосвязей, представленное на диаграмме, является основой для проектирования структуры базы данных и определения архитектуры программных модулей.</w:t>
+      </w:r>
+    </w:p>
+    <w:p>
+      <w:pPr>
+        <w:pStyle w:val="2"/>
+        <w:numPr>
+          <w:ilvl w:val="1"/>
+          <w:numId w:val="16"/>
+        </w:numPr>
+        <w:ind w:hanging="513"/>
+      </w:pPr>
+      <w:bookmarkStart w:id="67" w:name="_Toc225315183"/>
+      <w:r>
+        <w:lastRenderedPageBreak/>
+        <w:t>Диаграмма последовательности</w:t>
+      </w:r>
+      <w:bookmarkEnd w:id="67"/>
+    </w:p>
+    <w:p>
+      <w:r>
+        <w:t>Диаграмма последовательности моделирует взаимодействие между объектами или акторами системы во времени для выполнения определенного сценария использования или операции. Она показывает порядок вызова методов и передачи сообщений, иллюстрируя динамическое поведение системы. Диаграммы последовательности полезны для понимания логики выполнения ключевых операций и выявления потенциальных проблем</w:t>
+      </w:r>
+      <w:r>
+        <w:t>.</w:t>
+      </w:r>
+    </w:p>
+    <w:p>
+      <w:r>
+        <w:t>В рамках анализа требований и проектирования построены диаграммы последовательности для следующих ключевых сценариев:</w:t>
+      </w:r>
+    </w:p>
+    <w:p>
+      <w:pPr>
+        <w:pStyle w:val="a7"/>
+        <w:numPr>
+          <w:ilvl w:val="0"/>
+          <w:numId w:val="102"/>
+        </w:numPr>
+      </w:pPr>
+      <w:r>
+        <w:t xml:space="preserve">Сценарий «Создание и подтверждение заявки на расход» – </w:t>
+      </w:r>
+      <w:r>
+        <w:t>иллюстрирует полный цикл обработки заявки: от создания кладовщиком до подтверждения бухгалтером и выполнения операции</w:t>
+      </w:r>
+      <w:r>
+        <w:t>.</w:t>
+      </w:r>
+    </w:p>
+    <w:p>
+      <w:pPr>
+        <w:pStyle w:val="af3"/>
+        <w:keepNext/>
+      </w:pPr>
+      <w:r>
+        <w:rPr>
+          <w:noProof/>
+        </w:rPr>
+        <w:drawing>
+          <wp:inline distT="0" distB="0" distL="0" distR="0" wp14:anchorId="27272A8E" wp14:editId="06B1030B">
+            <wp:extent cx="4964193" cy="4340094"/>
+            <wp:effectExtent l="0" t="0" r="8255" b="3810"/>
+            <wp:docPr id="7" name="Рисунок 7"/>
+            <wp:cNvGraphicFramePr>
+              <a:graphicFrameLocks xmlns:a="http://schemas.openxmlformats.org/drawingml/2006/main" noChangeAspect="1"/>
+            </wp:cNvGraphicFramePr>
+            <a:graphic xmlns:a="http://schemas.openxmlformats.org/drawingml/2006/main">
+              <a:graphicData uri="http://schemas.openxmlformats.org/drawingml/2006/picture">
+                <pic:pic xmlns:pic="http://schemas.openxmlformats.org/drawingml/2006/picture">
+                  <pic:nvPicPr>
+                    <pic:cNvPr id="1" name=""/>
+                    <pic:cNvPicPr/>
+                  </pic:nvPicPr>
+                  <pic:blipFill rotWithShape="1">
+                    <a:blip r:embed="rId14"/>
+                    <a:srcRect l="1999" t="4409" r="8931" b="5184"/>
+                    <a:stretch/>
+                  </pic:blipFill>
+                  <pic:spPr bwMode="auto">
+                    <a:xfrm>
+                      <a:off x="0" y="0"/>
+                      <a:ext cx="5017551" cy="4386743"/>
+                    </a:xfrm>
+                    <a:prstGeom prst="rect">
+                      <a:avLst/>
+                    </a:prstGeom>
+                    <a:ln>
+                      <a:noFill/>
+                    </a:ln>
+                    <a:extLst>
+                      <a:ext uri="{53640926-AAD7-44D8-BBD7-CCE9431645EC}">
+                        <a14:shadowObscured xmlns:a14="http://schemas.microsoft.com/office/drawing/2010/main"/>
+                      </a:ext>
+                    </a:extLst>
+                  </pic:spPr>
+                </pic:pic>
+              </a:graphicData>
+            </a:graphic>
+          </wp:inline>
+        </w:drawing>
+      </w:r>
+    </w:p>
+    <w:p>
+      <w:pPr>
+        <w:pStyle w:val="af4"/>
+        <w:jc w:val="center"/>
+      </w:pPr>
+      <w:r>
+        <w:t>Рис. 7. Создание заявки</w:t>
+      </w:r>
+    </w:p>
+    <w:p>
+      <w:pPr>
+        <w:pStyle w:val="af3"/>
+        <w:keepNext/>
+      </w:pPr>
+      <w:r>
+        <w:rPr>
+          <w:noProof/>
+        </w:rPr>
+        <w:lastRenderedPageBreak/>
+        <w:drawing>
+          <wp:inline distT="0" distB="0" distL="0" distR="0" wp14:anchorId="4A36F572" wp14:editId="712CCFB3">
+            <wp:extent cx="5632450" cy="7375584"/>
+            <wp:effectExtent l="0" t="0" r="6350" b="0"/>
+            <wp:docPr id="8" name="Рисунок 8"/>
+            <wp:cNvGraphicFramePr>
+              <a:graphicFrameLocks xmlns:a="http://schemas.openxmlformats.org/drawingml/2006/main" noChangeAspect="1"/>
+            </wp:cNvGraphicFramePr>
+            <a:graphic xmlns:a="http://schemas.openxmlformats.org/drawingml/2006/main">
+              <a:graphicData uri="http://schemas.openxmlformats.org/drawingml/2006/picture">
+                <pic:pic xmlns:pic="http://schemas.openxmlformats.org/drawingml/2006/picture">
+                  <pic:nvPicPr>
+                    <pic:cNvPr id="1" name=""/>
+                    <pic:cNvPicPr/>
+                  </pic:nvPicPr>
+                  <pic:blipFill rotWithShape="1">
+                    <a:blip r:embed="rId15"/>
+                    <a:srcRect l="3922" t="1178" r="1240" b="1184"/>
+                    <a:stretch/>
+                  </pic:blipFill>
+                  <pic:spPr bwMode="auto">
+                    <a:xfrm>
+                      <a:off x="0" y="0"/>
+                      <a:ext cx="5633791" cy="7377340"/>
+                    </a:xfrm>
+                    <a:prstGeom prst="rect">
+                      <a:avLst/>
+                    </a:prstGeom>
+                    <a:ln>
+                      <a:noFill/>
+                    </a:ln>
+                    <a:extLst>
+                      <a:ext uri="{53640926-AAD7-44D8-BBD7-CCE9431645EC}">
+                        <a14:shadowObscured xmlns:a14="http://schemas.microsoft.com/office/drawing/2010/main"/>
+                      </a:ext>
+                    </a:extLst>
+                  </pic:spPr>
+                </pic:pic>
+              </a:graphicData>
+            </a:graphic>
+          </wp:inline>
+        </w:drawing>
+      </w:r>
+    </w:p>
+    <w:p>
+      <w:pPr>
+        <w:pStyle w:val="af4"/>
+        <w:jc w:val="center"/>
+      </w:pPr>
+      <w:r>
+        <w:t>Рис. 8. Подтверждение заявки бухгалтером</w:t>
+      </w:r>
+    </w:p>
+    <w:p>
+      <w:pPr>
+        <w:pStyle w:val="a7"/>
+        <w:numPr>
+          <w:ilvl w:val="0"/>
+          <w:numId w:val="102"/>
+        </w:numPr>
+      </w:pPr>
+      <w:r>
+        <w:t xml:space="preserve">Сценарий «Авторизация пользователя» – </w:t>
+      </w:r>
+      <w:r>
+        <w:t>показывает взаимодействие между пользователем, клиентским интерфейсом, серверной частью и базой данных при входе в систему</w:t>
+      </w:r>
+      <w:r>
+        <w:t>.</w:t>
+      </w:r>
+    </w:p>
+    <w:p>
+      <w:pPr>
+        <w:pStyle w:val="af3"/>
+        <w:keepNext/>
+      </w:pPr>
+      <w:r>
+        <w:rPr>
+          <w:noProof/>
+        </w:rPr>
+        <w:lastRenderedPageBreak/>
+        <w:drawing>
+          <wp:inline distT="0" distB="0" distL="0" distR="0" wp14:anchorId="28EEE214" wp14:editId="746272E5">
+            <wp:extent cx="4454528" cy="6043618"/>
+            <wp:effectExtent l="0" t="0" r="3175" b="0"/>
+            <wp:docPr id="9" name="Рисунок 9"/>
+            <wp:cNvGraphicFramePr>
+              <a:graphicFrameLocks xmlns:a="http://schemas.openxmlformats.org/drawingml/2006/main" noChangeAspect="1"/>
+            </wp:cNvGraphicFramePr>
+            <a:graphic xmlns:a="http://schemas.openxmlformats.org/drawingml/2006/main">
+              <a:graphicData uri="http://schemas.openxmlformats.org/drawingml/2006/picture">
+                <pic:pic xmlns:pic="http://schemas.openxmlformats.org/drawingml/2006/picture">
+                  <pic:nvPicPr>
+                    <pic:cNvPr id="1" name=""/>
+                    <pic:cNvPicPr/>
+                  </pic:nvPicPr>
+                  <pic:blipFill rotWithShape="1">
+                    <a:blip r:embed="rId16"/>
+                    <a:srcRect l="2099" t="248" r="9921" b="1568"/>
+                    <a:stretch/>
+                  </pic:blipFill>
+                  <pic:spPr bwMode="auto">
+                    <a:xfrm>
+                      <a:off x="0" y="0"/>
+                      <a:ext cx="4463828" cy="6056236"/>
+                    </a:xfrm>
+                    <a:prstGeom prst="rect">
+                      <a:avLst/>
+                    </a:prstGeom>
+                    <a:ln>
+                      <a:noFill/>
+                    </a:ln>
+                    <a:extLst>
+                      <a:ext uri="{53640926-AAD7-44D8-BBD7-CCE9431645EC}">
+                        <a14:shadowObscured xmlns:a14="http://schemas.microsoft.com/office/drawing/2010/main"/>
+                      </a:ext>
+                    </a:extLst>
+                  </pic:spPr>
+                </pic:pic>
+              </a:graphicData>
+            </a:graphic>
+          </wp:inline>
+        </w:drawing>
+      </w:r>
+    </w:p>
+    <w:p>
+      <w:pPr>
+        <w:pStyle w:val="af4"/>
+        <w:jc w:val="center"/>
+      </w:pPr>
+      <w:r>
+        <w:t>Рис. 9. Авторизация пользователя</w:t>
+      </w:r>
+    </w:p>
+    <w:p>
+      <w:pPr>
+        <w:pStyle w:val="a7"/>
+        <w:numPr>
+          <w:ilvl w:val="0"/>
+          <w:numId w:val="102"/>
+        </w:numPr>
+      </w:pPr>
+      <w:r>
+        <w:t xml:space="preserve">Сценарий «Создание резервной копии» – </w:t>
+      </w:r>
+      <w:r>
+        <w:t xml:space="preserve">демонстрирует последовательность действий при создании бэкапа, включая выполнение внешней утилиты </w:t>
+      </w:r>
+      <w:proofErr w:type="spellStart"/>
+      <w:r>
+        <w:t>pg_dump</w:t>
+      </w:r>
+      <w:proofErr w:type="spellEnd"/>
+      <w:r>
+        <w:t>.</w:t>
+      </w:r>
+    </w:p>
+    <w:p>
+      <w:pPr>
+        <w:pStyle w:val="af3"/>
+        <w:keepNext/>
+      </w:pPr>
+      <w:r>
+        <w:rPr>
+          <w:noProof/>
+        </w:rPr>
+        <w:lastRenderedPageBreak/>
+        <w:drawing>
+          <wp:inline distT="0" distB="0" distL="0" distR="0" wp14:anchorId="61F57BC6" wp14:editId="330E68F7">
+            <wp:extent cx="5557197" cy="7238010"/>
+            <wp:effectExtent l="0" t="0" r="5715" b="1270"/>
+            <wp:docPr id="10" name="Рисунок 10"/>
+            <wp:cNvGraphicFramePr>
+              <a:graphicFrameLocks xmlns:a="http://schemas.openxmlformats.org/drawingml/2006/main" noChangeAspect="1"/>
+            </wp:cNvGraphicFramePr>
+            <a:graphic xmlns:a="http://schemas.openxmlformats.org/drawingml/2006/main">
+              <a:graphicData uri="http://schemas.openxmlformats.org/drawingml/2006/picture">
+                <pic:pic xmlns:pic="http://schemas.openxmlformats.org/drawingml/2006/picture">
+                  <pic:nvPicPr>
+                    <pic:cNvPr id="1" name=""/>
+                    <pic:cNvPicPr/>
+                  </pic:nvPicPr>
+                  <pic:blipFill rotWithShape="1">
+                    <a:blip r:embed="rId17"/>
+                    <a:srcRect l="700" t="2046" r="5729" b="2025"/>
+                    <a:stretch/>
+                  </pic:blipFill>
+                  <pic:spPr bwMode="auto">
+                    <a:xfrm>
+                      <a:off x="0" y="0"/>
+                      <a:ext cx="5558574" cy="7239803"/>
+                    </a:xfrm>
+                    <a:prstGeom prst="rect">
+                      <a:avLst/>
+                    </a:prstGeom>
+                    <a:ln>
+                      <a:noFill/>
+                    </a:ln>
+                    <a:extLst>
+                      <a:ext uri="{53640926-AAD7-44D8-BBD7-CCE9431645EC}">
+                        <a14:shadowObscured xmlns:a14="http://schemas.microsoft.com/office/drawing/2010/main"/>
+                      </a:ext>
+                    </a:extLst>
+                  </pic:spPr>
+                </pic:pic>
+              </a:graphicData>
+            </a:graphic>
+          </wp:inline>
+        </w:drawing>
+      </w:r>
+    </w:p>
+    <w:p>
+      <w:pPr>
+        <w:pStyle w:val="af4"/>
+        <w:jc w:val="center"/>
+      </w:pPr>
+      <w:r>
+        <w:t>Рис. 10. Создание резервной копии</w:t>
+      </w:r>
+    </w:p>
+    <w:p>
+      <w:pPr>
+        <w:pStyle w:val="2"/>
+        <w:numPr>
+          <w:ilvl w:val="1"/>
+          <w:numId w:val="16"/>
+        </w:numPr>
+        <w:ind w:hanging="513"/>
+      </w:pPr>
+      <w:bookmarkStart w:id="68" w:name="_Toc225315184"/>
+      <w:r>
+        <w:t>Диаграмма состояний</w:t>
+      </w:r>
+      <w:bookmarkEnd w:id="68"/>
+    </w:p>
+    <w:p>
+      <w:r>
+        <w:t xml:space="preserve">Диаграмма состояний (диаграмма конечного автомата) моделирует динамическое поведение отдельного объекта или системы, описывая </w:t>
+      </w:r>
+      <w:r>
+        <w:lastRenderedPageBreak/>
+        <w:t>последовательность состояний в ответ на события. Она показывает возможные состояния объекта, переходы между ними и события, вызывающие эти переходы. Диаграммы состояний полезны для объектов со сложным жизненным циклом или зависящих от текущего состояния</w:t>
+      </w:r>
+      <w:r>
+        <w:t>.</w:t>
+      </w:r>
+    </w:p>
+    <w:p>
+      <w:r>
+        <w:t>В контексте веб-приложения «</w:t>
+      </w:r>
+      <w:proofErr w:type="spellStart"/>
+      <w:r>
+        <w:t>MaterialHouse</w:t>
+      </w:r>
+      <w:proofErr w:type="spellEnd"/>
+      <w:r>
+        <w:t>» диаграммы состояний применимы для моделирования жизненного цикла ключевых сущностей, таких как:</w:t>
+      </w:r>
+    </w:p>
+    <w:p>
+      <w:pPr>
+        <w:pStyle w:val="a7"/>
+        <w:numPr>
+          <w:ilvl w:val="0"/>
+          <w:numId w:val="102"/>
+        </w:numPr>
+      </w:pPr>
+      <w:r>
+        <w:t xml:space="preserve">Объект «Заявка на операцию» – </w:t>
+      </w:r>
+      <w:r>
+        <w:t>заявка может находиться в состояниях «ожидает подтверждения», «подтверждена» или «отклонена». Переходы вызываются действиями кладовщика (создание) и бухгалтера (подтверждение или отклонение).</w:t>
+      </w:r>
+    </w:p>
+    <w:p>
+      <w:pPr>
+        <w:pStyle w:val="af3"/>
+        <w:keepNext/>
+      </w:pPr>
+      <w:r>
+        <w:rPr>
+          <w:noProof/>
+        </w:rPr>
+        <w:drawing>
+          <wp:inline distT="0" distB="0" distL="0" distR="0" wp14:anchorId="2BC22DC4" wp14:editId="25CE3666">
+            <wp:extent cx="3901044" cy="2119905"/>
+            <wp:effectExtent l="0" t="0" r="4445" b="0"/>
+            <wp:docPr id="11" name="Рисунок 11"/>
+            <wp:cNvGraphicFramePr>
+              <a:graphicFrameLocks xmlns:a="http://schemas.openxmlformats.org/drawingml/2006/main" noChangeAspect="1"/>
+            </wp:cNvGraphicFramePr>
+            <a:graphic xmlns:a="http://schemas.openxmlformats.org/drawingml/2006/main">
+              <a:graphicData uri="http://schemas.openxmlformats.org/drawingml/2006/picture">
+                <pic:pic xmlns:pic="http://schemas.openxmlformats.org/drawingml/2006/picture">
+                  <pic:nvPicPr>
+                    <pic:cNvPr id="1" name=""/>
+                    <pic:cNvPicPr/>
+                  </pic:nvPicPr>
+                  <pic:blipFill rotWithShape="1">
+                    <a:blip r:embed="rId18"/>
+                    <a:srcRect l="6098" t="5516" r="8526" b="14481"/>
+                    <a:stretch/>
+                  </pic:blipFill>
+                  <pic:spPr bwMode="auto">
+                    <a:xfrm>
+                      <a:off x="0" y="0"/>
+                      <a:ext cx="3918399" cy="2129336"/>
+                    </a:xfrm>
+                    <a:prstGeom prst="rect">
+                      <a:avLst/>
+                    </a:prstGeom>
+                    <a:ln>
+                      <a:noFill/>
+                    </a:ln>
+                    <a:extLst>
+                      <a:ext uri="{53640926-AAD7-44D8-BBD7-CCE9431645EC}">
+                        <a14:shadowObscured xmlns:a14="http://schemas.microsoft.com/office/drawing/2010/main"/>
+                      </a:ext>
+                    </a:extLst>
+                  </pic:spPr>
+                </pic:pic>
+              </a:graphicData>
+            </a:graphic>
+          </wp:inline>
+        </w:drawing>
+      </w:r>
+    </w:p>
+    <w:p>
+      <w:pPr>
+        <w:pStyle w:val="af4"/>
+        <w:jc w:val="center"/>
+      </w:pPr>
+      <w:r>
+        <w:t xml:space="preserve">Рис. 11. </w:t>
+      </w:r>
+      <w:r>
+        <w:t>Диаграмма состояния для объекта «Заявка на операцию»</w:t>
+      </w:r>
+    </w:p>
+    <w:p>
+      <w:pPr>
+        <w:pStyle w:val="a7"/>
+        <w:numPr>
+          <w:ilvl w:val="0"/>
+          <w:numId w:val="102"/>
+        </w:numPr>
+      </w:pPr>
+      <w:r>
+        <w:t xml:space="preserve">Объект «Материал» – </w:t>
+      </w:r>
+      <w:r>
+        <w:t>материал может находиться в состояниях «в наличии», «критический остаток» или «закончился». Переходы вызываются операциями прихода и расхода.</w:t>
+      </w:r>
+    </w:p>
+    <w:p>
+      <w:pPr>
+        <w:pStyle w:val="af3"/>
+        <w:keepNext/>
+      </w:pPr>
+      <w:r>
+        <w:rPr>
+          <w:noProof/>
+          <w:lang w:val="en-US"/>
+        </w:rPr>
+        <w:lastRenderedPageBreak/>
+        <w:drawing>
+          <wp:inline distT="0" distB="0" distL="0" distR="0" wp14:anchorId="44263B74" wp14:editId="79ADC178">
+            <wp:extent cx="5147954" cy="2715546"/>
+            <wp:effectExtent l="0" t="0" r="0" b="8890"/>
+            <wp:docPr id="12" name="Рисунок 12"/>
+            <wp:cNvGraphicFramePr>
+              <a:graphicFrameLocks xmlns:a="http://schemas.openxmlformats.org/drawingml/2006/main" noChangeAspect="1"/>
+            </wp:cNvGraphicFramePr>
+            <a:graphic xmlns:a="http://schemas.openxmlformats.org/drawingml/2006/main">
+              <a:graphicData uri="http://schemas.openxmlformats.org/drawingml/2006/picture">
+                <pic:pic xmlns:pic="http://schemas.openxmlformats.org/drawingml/2006/picture">
+                  <pic:nvPicPr>
+                    <pic:cNvPr id="1" name=""/>
+                    <pic:cNvPicPr/>
+                  </pic:nvPicPr>
+                  <pic:blipFill rotWithShape="1">
+                    <a:blip r:embed="rId19"/>
+                    <a:srcRect l="1999" t="3616" r="2839" b="5551"/>
+                    <a:stretch/>
+                  </pic:blipFill>
+                  <pic:spPr bwMode="auto">
+                    <a:xfrm>
+                      <a:off x="0" y="0"/>
+                      <a:ext cx="5165395" cy="2724746"/>
+                    </a:xfrm>
+                    <a:prstGeom prst="rect">
+                      <a:avLst/>
+                    </a:prstGeom>
+                    <a:ln>
+                      <a:noFill/>
+                    </a:ln>
+                    <a:extLst>
+                      <a:ext uri="{53640926-AAD7-44D8-BBD7-CCE9431645EC}">
+                        <a14:shadowObscured xmlns:a14="http://schemas.microsoft.com/office/drawing/2010/main"/>
+                      </a:ext>
+                    </a:extLst>
+                  </pic:spPr>
+                </pic:pic>
+              </a:graphicData>
+            </a:graphic>
+          </wp:inline>
+        </w:drawing>
+      </w:r>
+    </w:p>
+    <w:p>
+      <w:pPr>
+        <w:pStyle w:val="af4"/>
+        <w:jc w:val="center"/>
+      </w:pPr>
+      <w:r>
+        <w:t>Рис. 12. Диаграмма состояния для объекта «Материал»</w:t>
+      </w:r>
+    </w:p>
+    <w:p>
+      <w:pPr>
+        <w:pStyle w:val="a7"/>
+        <w:numPr>
+          <w:ilvl w:val="0"/>
+          <w:numId w:val="102"/>
+        </w:numPr>
+      </w:pPr>
+      <w:r>
+        <w:t xml:space="preserve">Объект «Учётная запись пользователя» – </w:t>
+      </w:r>
+      <w:r>
+        <w:t>учётная запись может быть создана или удалена</w:t>
+      </w:r>
+      <w:r>
+        <w:t xml:space="preserve"> </w:t>
+      </w:r>
+      <w:proofErr w:type="spellStart"/>
+      <w:r>
+        <w:t>администатором</w:t>
+      </w:r>
+      <w:proofErr w:type="spellEnd"/>
+      <w:r>
+        <w:t>.</w:t>
+      </w:r>
+    </w:p>
+    <w:p>
+      <w:pPr>
+        <w:pStyle w:val="af3"/>
+        <w:keepNext/>
+      </w:pPr>
+      <w:r>
+        <w:rPr>
+          <w:noProof/>
+        </w:rPr>
+        <w:drawing>
+          <wp:inline distT="0" distB="0" distL="0" distR="0" wp14:anchorId="3E30B63C" wp14:editId="5573CCAC">
+            <wp:extent cx="1489301" cy="2384639"/>
+            <wp:effectExtent l="0" t="0" r="0" b="0"/>
+            <wp:docPr id="15" name="Рисунок 15"/>
+            <wp:cNvGraphicFramePr>
+              <a:graphicFrameLocks xmlns:a="http://schemas.openxmlformats.org/drawingml/2006/main" noChangeAspect="1"/>
+            </wp:cNvGraphicFramePr>
+            <a:graphic xmlns:a="http://schemas.openxmlformats.org/drawingml/2006/main">
+              <a:graphicData uri="http://schemas.openxmlformats.org/drawingml/2006/picture">
+                <pic:pic xmlns:pic="http://schemas.openxmlformats.org/drawingml/2006/picture">
+                  <pic:nvPicPr>
+                    <pic:cNvPr id="1" name=""/>
+                    <pic:cNvPicPr/>
+                  </pic:nvPicPr>
+                  <pic:blipFill rotWithShape="1">
+                    <a:blip r:embed="rId20"/>
+                    <a:srcRect l="1166" t="2710" r="13564" b="6550"/>
+                    <a:stretch/>
+                  </pic:blipFill>
+                  <pic:spPr bwMode="auto">
+                    <a:xfrm>
+                      <a:off x="0" y="0"/>
+                      <a:ext cx="1506531" cy="2412227"/>
+                    </a:xfrm>
+                    <a:prstGeom prst="rect">
+                      <a:avLst/>
+                    </a:prstGeom>
+                    <a:ln>
+                      <a:noFill/>
+                    </a:ln>
+                    <a:extLst>
+                      <a:ext uri="{53640926-AAD7-44D8-BBD7-CCE9431645EC}">
+                        <a14:shadowObscured xmlns:a14="http://schemas.microsoft.com/office/drawing/2010/main"/>
+                      </a:ext>
+                    </a:extLst>
+                  </pic:spPr>
+                </pic:pic>
+              </a:graphicData>
+            </a:graphic>
+          </wp:inline>
+        </w:drawing>
+      </w:r>
+    </w:p>
+    <w:p>
+      <w:pPr>
+        <w:pStyle w:val="af4"/>
+        <w:jc w:val="center"/>
+      </w:pPr>
+      <w:r>
+        <w:t>Рис. 13. Диаграмма состояния для объекта «Учётная запись пользователя»</w:t>
+      </w:r>
+    </w:p>
+    <w:p>
+      <w:pPr>
+        <w:pStyle w:val="1"/>
+        <w:pageBreakBefore/>
+        <w:numPr>
+          <w:ilvl w:val="0"/>
+          <w:numId w:val="16"/>
+        </w:numPr>
+        <w:ind w:left="714" w:hanging="357"/>
+      </w:pPr>
+      <w:bookmarkStart w:id="69" w:name="_Toc225315185"/>
+      <w:r>
+        <w:lastRenderedPageBreak/>
+        <w:t>Проектирование программного продукта</w:t>
+      </w:r>
+      <w:bookmarkEnd w:id="69"/>
+    </w:p>
+    <w:p>
+      <w:pPr>
+        <w:pStyle w:val="2"/>
+        <w:numPr>
+          <w:ilvl w:val="1"/>
+          <w:numId w:val="16"/>
+        </w:numPr>
+        <w:ind w:hanging="513"/>
+      </w:pPr>
+      <w:bookmarkStart w:id="70" w:name="_Toc225315186"/>
+      <w:r>
+        <w:t>Архитектура веб-приложения</w:t>
+      </w:r>
+      <w:bookmarkEnd w:id="70"/>
+    </w:p>
+    <w:p>
+      <w:r>
+        <w:t>Архитектура веб-приложения «</w:t>
+      </w:r>
+      <w:proofErr w:type="spellStart"/>
+      <w:r>
+        <w:t>MaterialHouse</w:t>
+      </w:r>
+      <w:proofErr w:type="spellEnd"/>
+      <w:r>
+        <w:t xml:space="preserve">» построена на основе клиент-серверной модели и реализована как одностраничное приложение (SPA). Клиентский интерфейс динамически взаимодействует с серверной частью посредством </w:t>
+      </w:r>
+      <w:proofErr w:type="spellStart"/>
+      <w:r>
+        <w:t>RESTful</w:t>
+      </w:r>
+      <w:proofErr w:type="spellEnd"/>
+      <w:r>
+        <w:t xml:space="preserve"> API, обмениваясь данными в формате JSON. Это обеспечивает четкое разделение зон ответственности, высокую интерактивность и масштабируемость.</w:t>
+      </w:r>
+    </w:p>
+    <w:p>
+      <w:r>
+        <w:t>Приложение логически разделено на две основные подсистемы:</w:t>
+      </w:r>
+    </w:p>
+    <w:p>
+      <w:pPr>
+        <w:pStyle w:val="a7"/>
+        <w:numPr>
+          <w:ilvl w:val="0"/>
+          <w:numId w:val="102"/>
+        </w:numPr>
+      </w:pPr>
+      <w:r>
+        <w:t>Подсистема интерфейса пользователя (Клиентская часть) – отвечает за визуализацию данных и взаимодействие с пользователем.</w:t>
+      </w:r>
+    </w:p>
+    <w:p>
+      <w:pPr>
+        <w:pStyle w:val="a7"/>
+        <w:numPr>
+          <w:ilvl w:val="0"/>
+          <w:numId w:val="102"/>
+        </w:numPr>
+      </w:pPr>
+      <w:r>
+        <w:t>Основная подсистема действий с данными (Серверная часть) – отвечает за бизнес-логику, управление данными, аутентификацию и авторизацию.</w:t>
+      </w:r>
+    </w:p>
+    <w:p>
+      <w:r>
+        <w:t xml:space="preserve">В React.js применяются принципы компонентного подхода: каждый элемент интерфейса (таблица материалов, форма создания заявки, модальное окно) реализован как отдельный </w:t>
+      </w:r>
+      <w:proofErr w:type="spellStart"/>
+      <w:r>
+        <w:t>переиспользуемый</w:t>
+      </w:r>
+      <w:proofErr w:type="spellEnd"/>
+      <w:r>
+        <w:t xml:space="preserve"> компонент. Управление состоянием приложения осуществляется с помощью встроенных средств </w:t>
+      </w:r>
+      <w:proofErr w:type="spellStart"/>
+      <w:r>
+        <w:t>React</w:t>
+      </w:r>
+      <w:proofErr w:type="spellEnd"/>
+      <w:r>
+        <w:t xml:space="preserve"> (</w:t>
+      </w:r>
+      <w:proofErr w:type="spellStart"/>
+      <w:r>
+        <w:t>useState</w:t>
+      </w:r>
+      <w:proofErr w:type="spellEnd"/>
+      <w:r>
+        <w:t xml:space="preserve">, </w:t>
+      </w:r>
+      <w:proofErr w:type="spellStart"/>
+      <w:r>
+        <w:t>useEffect</w:t>
+      </w:r>
+      <w:proofErr w:type="spellEnd"/>
+      <w:r>
+        <w:t>) и пользовательских хуков (</w:t>
+      </w:r>
+      <w:proofErr w:type="spellStart"/>
+      <w:r>
+        <w:t>useUser</w:t>
+      </w:r>
+      <w:proofErr w:type="spellEnd"/>
+      <w:r>
+        <w:t>). Это обеспечивает реактивное обновление данных без перезагрузки страницы.</w:t>
+      </w:r>
+    </w:p>
+    <w:p>
+      <w:r>
+        <w:t>Серверная часть построена по принципу разделения на уровни:</w:t>
+      </w:r>
+    </w:p>
+    <w:p>
+      <w:pPr>
+        <w:pStyle w:val="a7"/>
+        <w:numPr>
+          <w:ilvl w:val="0"/>
+          <w:numId w:val="103"/>
+        </w:numPr>
+      </w:pPr>
+      <w:r>
+        <w:t>Маршрутизация (</w:t>
+      </w:r>
+      <w:r>
+        <w:rPr>
+          <w:lang w:val="en-US"/>
+        </w:rPr>
+        <w:t>routes</w:t>
+      </w:r>
+      <w:r>
+        <w:t>)</w:t>
+      </w:r>
+      <w:r>
+        <w:t xml:space="preserve"> – </w:t>
+      </w:r>
+      <w:r>
+        <w:t xml:space="preserve">обработка </w:t>
+      </w:r>
+      <w:r>
+        <w:t>входящих HTTP-запросов и направление их к соответствующим обработчикам.</w:t>
+      </w:r>
+    </w:p>
+    <w:p>
+      <w:pPr>
+        <w:pStyle w:val="a7"/>
+        <w:numPr>
+          <w:ilvl w:val="0"/>
+          <w:numId w:val="103"/>
+        </w:numPr>
+      </w:pPr>
+      <w:r>
+        <w:t>Контроллеры (</w:t>
+      </w:r>
+      <w:r>
+        <w:rPr>
+          <w:lang w:val="en-US"/>
+        </w:rPr>
+        <w:t>controllers</w:t>
+      </w:r>
+      <w:r>
+        <w:t>)</w:t>
+      </w:r>
+      <w:r>
+        <w:t xml:space="preserve"> – </w:t>
+      </w:r>
+      <w:r>
+        <w:t xml:space="preserve">содержат </w:t>
+      </w:r>
+      <w:r>
+        <w:t>логику обработки запросов, валидацию входных данных и формирование ответов</w:t>
+      </w:r>
+      <w:r>
+        <w:t>.</w:t>
+      </w:r>
+    </w:p>
+    <w:p>
+      <w:pPr>
+        <w:pStyle w:val="a7"/>
+        <w:numPr>
+          <w:ilvl w:val="0"/>
+          <w:numId w:val="103"/>
+        </w:numPr>
+      </w:pPr>
+      <w:r>
+        <w:t xml:space="preserve">Сервисный слой – реализует </w:t>
+      </w:r>
+      <w:r>
+        <w:t>бизнес-логику (работа с заявками, операциями, логами).</w:t>
+      </w:r>
+    </w:p>
+    <w:p>
+      <w:pPr>
+        <w:pStyle w:val="a7"/>
+        <w:numPr>
+          <w:ilvl w:val="0"/>
+          <w:numId w:val="103"/>
+        </w:numPr>
+      </w:pPr>
+      <w:r>
+        <w:lastRenderedPageBreak/>
+        <w:t xml:space="preserve">Слой доступа к данным – взаимодействие </w:t>
+      </w:r>
+      <w:proofErr w:type="spellStart"/>
+      <w:r>
+        <w:t>взаимодействие</w:t>
+      </w:r>
+      <w:proofErr w:type="spellEnd"/>
+      <w:r>
+        <w:t xml:space="preserve"> с базой данных </w:t>
+      </w:r>
+      <w:proofErr w:type="spellStart"/>
+      <w:r>
+        <w:t>PostgreSQL</w:t>
+      </w:r>
+      <w:proofErr w:type="spellEnd"/>
+      <w:r>
+        <w:t xml:space="preserve"> через библиотеку </w:t>
+      </w:r>
+      <w:proofErr w:type="spellStart"/>
+      <w:r>
+        <w:t>pg</w:t>
+      </w:r>
+      <w:proofErr w:type="spellEnd"/>
+      <w:r>
+        <w:t xml:space="preserve"> (</w:t>
+      </w:r>
+      <w:proofErr w:type="spellStart"/>
+      <w:r>
+        <w:t>node-postgres</w:t>
+      </w:r>
+      <w:proofErr w:type="spellEnd"/>
+      <w:r>
+        <w:t xml:space="preserve">) с </w:t>
+      </w:r>
+      <w:r>
+        <w:t>использованием параметризованных запросов.</w:t>
+      </w:r>
+    </w:p>
+    <w:p>
+      <w:pPr>
+        <w:pStyle w:val="af3"/>
+      </w:pPr>
+      <w:r>
+        <w:drawing>
+          <wp:inline distT="0" distB="0" distL="0" distR="0" wp14:anchorId="61AF723A" wp14:editId="68EE8421">
+            <wp:extent cx="4720442" cy="2845005"/>
+            <wp:effectExtent l="0" t="0" r="4445" b="0"/>
+            <wp:docPr id="13" name="Рисунок 13"/>
+            <wp:cNvGraphicFramePr>
+              <a:graphicFrameLocks xmlns:a="http://schemas.openxmlformats.org/drawingml/2006/main" noChangeAspect="1"/>
+            </wp:cNvGraphicFramePr>
+            <a:graphic xmlns:a="http://schemas.openxmlformats.org/drawingml/2006/main">
+              <a:graphicData uri="http://schemas.openxmlformats.org/drawingml/2006/picture">
+                <pic:pic xmlns:pic="http://schemas.openxmlformats.org/drawingml/2006/picture">
+                  <pic:nvPicPr>
+                    <pic:cNvPr id="1" name=""/>
+                    <pic:cNvPicPr/>
+                  </pic:nvPicPr>
+                  <pic:blipFill rotWithShape="1">
+                    <a:blip r:embed="rId21"/>
+                    <a:srcRect t="3114" r="3635" b="10711"/>
+                    <a:stretch/>
+                  </pic:blipFill>
+                  <pic:spPr bwMode="auto">
+                    <a:xfrm>
+                      <a:off x="0" y="0"/>
+                      <a:ext cx="4756260" cy="2866592"/>
+                    </a:xfrm>
+                    <a:prstGeom prst="rect">
+                      <a:avLst/>
+                    </a:prstGeom>
+                    <a:ln>
+                      <a:noFill/>
+                    </a:ln>
+                    <a:extLst>
+                      <a:ext uri="{53640926-AAD7-44D8-BBD7-CCE9431645EC}">
+                        <a14:shadowObscured xmlns:a14="http://schemas.microsoft.com/office/drawing/2010/main"/>
+                      </a:ext>
+                    </a:extLst>
+                  </pic:spPr>
+                </pic:pic>
+              </a:graphicData>
+            </a:graphic>
+          </wp:inline>
+        </w:drawing>
+      </w:r>
+    </w:p>
+    <w:p>
+      <w:pPr>
+        <w:pStyle w:val="af4"/>
+        <w:jc w:val="center"/>
+      </w:pPr>
+      <w:r>
+        <w:t>Рис. 14. Диаграмма архитектуры</w:t>
+      </w:r>
+    </w:p>
+    <w:p>
+      <w:pPr>
+        <w:pStyle w:val="2"/>
+        <w:numPr>
+          <w:ilvl w:val="1"/>
+          <w:numId w:val="16"/>
+        </w:numPr>
+        <w:ind w:hanging="513"/>
+      </w:pPr>
+      <w:bookmarkStart w:id="71" w:name="_Toc225315187"/>
+      <w:r>
+        <w:t>Диаграмма пакетов</w:t>
+      </w:r>
+      <w:bookmarkEnd w:id="71"/>
+    </w:p>
+    <w:p>
+      <w:r>
+        <w:t>Диаграмма пакетов в UML показывает организацию и иерархию модулей в программном проекте, визуализируя высокоуровневые компоненты системы и их зависимости. В данном проекте пакеты отражают логическое деление исходного кода на серверной и клиентской части.</w:t>
+      </w:r>
+    </w:p>
+    <w:p>
+      <w:r>
+        <w:t>Клиентская часть (</w:t>
+      </w:r>
+      <w:proofErr w:type="spellStart"/>
+      <w:r>
+        <w:t>frontend</w:t>
+      </w:r>
+      <w:proofErr w:type="spellEnd"/>
+      <w:r>
+        <w:t>) организована по функциональному принципу:</w:t>
+      </w:r>
+    </w:p>
+    <w:p>
+      <w:pPr>
+        <w:pStyle w:val="a7"/>
+        <w:numPr>
+          <w:ilvl w:val="0"/>
+          <w:numId w:val="104"/>
+        </w:numPr>
+      </w:pPr>
+      <w:r>
+        <w:rPr>
+          <w:lang w:val="en-US"/>
+        </w:rPr>
+        <w:t>Components</w:t>
+      </w:r>
+      <w:r>
+        <w:t xml:space="preserve"> – </w:t>
+      </w:r>
+      <w:proofErr w:type="spellStart"/>
+      <w:r>
+        <w:t>переиспользуемые</w:t>
+      </w:r>
+      <w:proofErr w:type="spellEnd"/>
+      <w:r>
+        <w:t xml:space="preserve"> UI-компоненты (кнопки, таблицы, диалоговые окна)</w:t>
+      </w:r>
+      <w:r>
+        <w:t>.</w:t>
+      </w:r>
+    </w:p>
+    <w:p>
+      <w:pPr>
+        <w:pStyle w:val="a7"/>
+        <w:numPr>
+          <w:ilvl w:val="0"/>
+          <w:numId w:val="104"/>
+        </w:numPr>
+        <w:rPr>
+          <w:lang w:val="en-US"/>
+        </w:rPr>
+      </w:pPr>
+      <w:r>
+        <w:rPr>
+          <w:lang w:val="en-US"/>
+        </w:rPr>
+        <w:t>Pages –</w:t>
+      </w:r>
+      <w:r>
+        <w:rPr>
+          <w:lang w:val="en-US"/>
+        </w:rPr>
+        <w:t xml:space="preserve"> </w:t>
+      </w:r>
+      <w:r>
+        <w:t>компоненты</w:t>
+      </w:r>
+      <w:r>
+        <w:rPr>
+          <w:lang w:val="en-US"/>
+        </w:rPr>
+        <w:t xml:space="preserve"> </w:t>
+      </w:r>
+      <w:r>
+        <w:t>страниц</w:t>
+      </w:r>
+      <w:r>
+        <w:rPr>
+          <w:lang w:val="en-US"/>
+        </w:rPr>
+        <w:t xml:space="preserve"> (Login, Materials, Categories, Profile, Notifications, Backups, </w:t>
+      </w:r>
+      <w:proofErr w:type="spellStart"/>
+      <w:r>
+        <w:rPr>
+          <w:lang w:val="en-US"/>
+        </w:rPr>
+        <w:t>AllUsers</w:t>
+      </w:r>
+      <w:proofErr w:type="spellEnd"/>
+      <w:r>
+        <w:rPr>
+          <w:lang w:val="en-US"/>
+        </w:rPr>
+        <w:t>)</w:t>
+      </w:r>
+      <w:r>
+        <w:rPr>
+          <w:lang w:val="en-US"/>
+        </w:rPr>
+        <w:t>.</w:t>
+      </w:r>
+    </w:p>
+    <w:p>
+      <w:pPr>
+        <w:pStyle w:val="a7"/>
+        <w:numPr>
+          <w:ilvl w:val="0"/>
+          <w:numId w:val="104"/>
+        </w:numPr>
+      </w:pPr>
+      <w:r>
+        <w:rPr>
+          <w:lang w:val="en-US"/>
+        </w:rPr>
+        <w:t xml:space="preserve">Hooks – </w:t>
+      </w:r>
+      <w:r>
+        <w:t>пользовательские хуки (</w:t>
+      </w:r>
+      <w:proofErr w:type="spellStart"/>
+      <w:r>
+        <w:t>useUser</w:t>
+      </w:r>
+      <w:proofErr w:type="spellEnd"/>
+      <w:r>
+        <w:t>)</w:t>
+      </w:r>
+      <w:r>
+        <w:t>.</w:t>
+      </w:r>
+    </w:p>
+    <w:p>
+      <w:pPr>
+        <w:pStyle w:val="a7"/>
+        <w:numPr>
+          <w:ilvl w:val="0"/>
+          <w:numId w:val="104"/>
+        </w:numPr>
+      </w:pPr>
+      <w:r>
+        <w:rPr>
+          <w:lang w:val="en-US"/>
+        </w:rPr>
+        <w:t xml:space="preserve">Lib – </w:t>
+      </w:r>
+      <w:r>
+        <w:t>вспомогательные функции (</w:t>
+      </w:r>
+      <w:proofErr w:type="spellStart"/>
+      <w:r>
+        <w:t>utils</w:t>
+      </w:r>
+      <w:proofErr w:type="spellEnd"/>
+      <w:r>
+        <w:t>)</w:t>
+      </w:r>
+      <w:r>
+        <w:t>.</w:t>
+      </w:r>
+    </w:p>
+    <w:p>
+      <w:pPr>
+        <w:pStyle w:val="a7"/>
+        <w:numPr>
+          <w:ilvl w:val="0"/>
+          <w:numId w:val="104"/>
+        </w:numPr>
+      </w:pPr>
+      <w:r>
+        <w:rPr>
+          <w:lang w:val="en-US"/>
+        </w:rPr>
+        <w:lastRenderedPageBreak/>
+        <w:t>Ui</w:t>
+      </w:r>
+      <w:r>
+        <w:t xml:space="preserve"> – </w:t>
+      </w:r>
+      <w:r>
+        <w:t xml:space="preserve">базовые компоненты интерфейса (на основе </w:t>
+      </w:r>
+      <w:proofErr w:type="spellStart"/>
+      <w:r>
+        <w:rPr>
+          <w:lang w:val="en-US"/>
+        </w:rPr>
+        <w:t>shadcn</w:t>
+      </w:r>
+      <w:proofErr w:type="spellEnd"/>
+      <w:r>
+        <w:t>/</w:t>
+      </w:r>
+      <w:proofErr w:type="spellStart"/>
+      <w:r>
+        <w:rPr>
+          <w:lang w:val="en-US"/>
+        </w:rPr>
+        <w:t>ui</w:t>
+      </w:r>
+      <w:proofErr w:type="spellEnd"/>
+      <w:r>
+        <w:t>)</w:t>
+      </w:r>
+      <w:r>
+        <w:t>.</w:t>
+      </w:r>
+    </w:p>
+    <w:p>
+      <w:r>
+        <w:t xml:space="preserve">Серверная часть </w:t>
+      </w:r>
+      <w:r>
+        <w:t>(</w:t>
+      </w:r>
+      <w:proofErr w:type="spellStart"/>
+      <w:r>
+        <w:t>backend</w:t>
+      </w:r>
+      <w:proofErr w:type="spellEnd"/>
+      <w:r>
+        <w:t>) организована по слоям:</w:t>
+      </w:r>
+    </w:p>
+    <w:p>
+      <w:pPr>
+        <w:pStyle w:val="a7"/>
+        <w:numPr>
+          <w:ilvl w:val="0"/>
+          <w:numId w:val="104"/>
+        </w:numPr>
+        <w:rPr>
+          <w:lang w:val="en-US"/>
+        </w:rPr>
+      </w:pPr>
+      <w:r>
+        <w:t>М</w:t>
+      </w:r>
+      <w:r>
+        <w:t>аршруты</w:t>
+      </w:r>
+      <w:r>
+        <w:rPr>
+          <w:lang w:val="en-US"/>
+        </w:rPr>
+        <w:t xml:space="preserve"> (routes) –</w:t>
+      </w:r>
+      <w:r>
+        <w:rPr>
+          <w:lang w:val="en-US"/>
+        </w:rPr>
+        <w:t xml:space="preserve"> </w:t>
+      </w:r>
+      <w:r>
+        <w:t>обработка</w:t>
+      </w:r>
+      <w:r>
+        <w:rPr>
+          <w:lang w:val="en-US"/>
+        </w:rPr>
+        <w:t xml:space="preserve"> </w:t>
+      </w:r>
+      <w:proofErr w:type="spellStart"/>
+      <w:r>
+        <w:t>эндпоинтов</w:t>
+      </w:r>
+      <w:proofErr w:type="spellEnd"/>
+      <w:r>
+        <w:rPr>
+          <w:lang w:val="en-US"/>
+        </w:rPr>
+        <w:t xml:space="preserve"> (users, materials, categories, operations, requests, backups, auth)</w:t>
+      </w:r>
+      <w:r>
+        <w:rPr>
+          <w:lang w:val="en-US"/>
+        </w:rPr>
+        <w:t>.</w:t>
+      </w:r>
+    </w:p>
+    <w:p>
+      <w:pPr>
+        <w:pStyle w:val="a7"/>
+        <w:numPr>
+          <w:ilvl w:val="0"/>
+          <w:numId w:val="104"/>
+        </w:numPr>
+      </w:pPr>
+      <w:r>
+        <w:t>К</w:t>
+      </w:r>
+      <w:r>
+        <w:t>онтроллеры –</w:t>
+      </w:r>
+      <w:r>
+        <w:t xml:space="preserve"> </w:t>
+      </w:r>
+      <w:r>
+        <w:t>логика обработки запросов (интегрированы в файл index.js)</w:t>
+      </w:r>
+      <w:r>
+        <w:t>.</w:t>
+      </w:r>
+    </w:p>
+    <w:p>
+      <w:pPr>
+        <w:pStyle w:val="a7"/>
+        <w:numPr>
+          <w:ilvl w:val="0"/>
+          <w:numId w:val="104"/>
+        </w:numPr>
+      </w:pPr>
+      <w:r>
+        <w:t>Л</w:t>
+      </w:r>
+      <w:r>
+        <w:t>оггер (</w:t>
+      </w:r>
+      <w:proofErr w:type="spellStart"/>
+      <w:r>
+        <w:t>logger</w:t>
+      </w:r>
+      <w:proofErr w:type="spellEnd"/>
+      <w:r>
+        <w:t>) –</w:t>
+      </w:r>
+      <w:r>
+        <w:t xml:space="preserve"> </w:t>
+      </w:r>
+      <w:r>
+        <w:t xml:space="preserve">модуль для записи событий в таблицу </w:t>
+      </w:r>
+      <w:proofErr w:type="spellStart"/>
+      <w:r>
+        <w:t>notifications</w:t>
+      </w:r>
+      <w:proofErr w:type="spellEnd"/>
+      <w:r>
+        <w:t>.</w:t>
+      </w:r>
+    </w:p>
+    <w:p>
+      <w:pPr>
+        <w:pStyle w:val="a7"/>
+        <w:numPr>
+          <w:ilvl w:val="0"/>
+          <w:numId w:val="104"/>
+        </w:numPr>
+      </w:pPr>
+      <w:r>
+        <w:t>У</w:t>
+      </w:r>
+      <w:r>
+        <w:t>тилиты –</w:t>
+      </w:r>
+      <w:r>
+        <w:t xml:space="preserve"> </w:t>
+      </w:r>
+      <w:r>
+        <w:t>вспомогательные функции (работа с бэкапами, проверка прав)</w:t>
+      </w:r>
+      <w:r>
+        <w:t>.</w:t>
+      </w:r>
+    </w:p>
+    <w:p>
+      <w:pPr>
+        <w:rPr>
+          <w:lang w:val="en-US"/>
+        </w:rPr>
+      </w:pPr>
+      <w:r>
+        <w:t xml:space="preserve">Взаимодействие между клиентской и серверной частью осуществляется через HTTP-запросы к </w:t>
+      </w:r>
+      <w:proofErr w:type="spellStart"/>
+      <w:r>
+        <w:t>RESTful</w:t>
+      </w:r>
+      <w:proofErr w:type="spellEnd"/>
+      <w:r>
+        <w:t xml:space="preserve"> API. База данных </w:t>
+      </w:r>
+      <w:proofErr w:type="spellStart"/>
+      <w:r>
+        <w:t>PostgreSQL</w:t>
+      </w:r>
+      <w:proofErr w:type="spellEnd"/>
+      <w:r>
+        <w:t xml:space="preserve"> выступает как внешняя система хранения данных.</w:t>
+      </w:r>
+    </w:p>
+    <w:p>
+      <w:pPr>
+        <w:pStyle w:val="af3"/>
+        <w:keepNext/>
+      </w:pPr>
+      <w:r>
+        <w:rPr>
+          <w:lang w:val="en-US"/>
+        </w:rPr>
+        <w:drawing>
+          <wp:inline distT="0" distB="0" distL="0" distR="0" wp14:anchorId="765BCB0B" wp14:editId="259CCE33">
+            <wp:extent cx="2636322" cy="2575948"/>
+            <wp:effectExtent l="0" t="0" r="0" b="0"/>
+            <wp:docPr id="14" name="Рисунок 14"/>
+            <wp:cNvGraphicFramePr>
+              <a:graphicFrameLocks xmlns:a="http://schemas.openxmlformats.org/drawingml/2006/main" noChangeAspect="1"/>
+            </wp:cNvGraphicFramePr>
+            <a:graphic xmlns:a="http://schemas.openxmlformats.org/drawingml/2006/main">
+              <a:graphicData uri="http://schemas.openxmlformats.org/drawingml/2006/picture">
+                <pic:pic xmlns:pic="http://schemas.openxmlformats.org/drawingml/2006/picture">
+                  <pic:nvPicPr>
+                    <pic:cNvPr id="1" name=""/>
+                    <pic:cNvPicPr/>
+                  </pic:nvPicPr>
+                  <pic:blipFill>
+                    <a:blip r:embed="rId22"/>
+                    <a:stretch>
+                      <a:fillRect/>
+                    </a:stretch>
+                  </pic:blipFill>
+                  <pic:spPr>
+                    <a:xfrm>
+                      <a:off x="0" y="0"/>
+                      <a:ext cx="2667943" cy="2606845"/>
+                    </a:xfrm>
+                    <a:prstGeom prst="rect">
+                      <a:avLst/>
+                    </a:prstGeom>
+                  </pic:spPr>
+                </pic:pic>
+              </a:graphicData>
+            </a:graphic>
+          </wp:inline>
+        </w:drawing>
+      </w:r>
+    </w:p>
+    <w:p>
+      <w:pPr>
+        <w:pStyle w:val="af4"/>
+        <w:jc w:val="center"/>
+      </w:pPr>
+      <w:r>
+        <w:t>Рис. 15. Диаграмма пакетов</w:t>
+      </w:r>
+    </w:p>
+    <w:p>
+      <w:pPr>
+        <w:pStyle w:val="2"/>
+        <w:numPr>
+          <w:ilvl w:val="1"/>
+          <w:numId w:val="16"/>
+        </w:numPr>
+        <w:ind w:hanging="513"/>
+      </w:pPr>
+      <w:bookmarkStart w:id="72" w:name="_Toc225315188"/>
+      <w:r>
+        <w:t>Диаграмма размещения</w:t>
+      </w:r>
+      <w:bookmarkEnd w:id="72"/>
+    </w:p>
+    <w:p>
+      <w:r>
+        <w:t>Диаграмма размещения (</w:t>
+      </w:r>
+      <w:proofErr w:type="spellStart"/>
+      <w:r>
+        <w:t>deployment</w:t>
+      </w:r>
+      <w:proofErr w:type="spellEnd"/>
+      <w:r>
+        <w:t xml:space="preserve"> </w:t>
+      </w:r>
+      <w:proofErr w:type="spellStart"/>
+      <w:r>
+        <w:t>diagram</w:t>
+      </w:r>
+      <w:proofErr w:type="spellEnd"/>
+      <w:r>
+        <w:t>) иллюстрирует физическое развертывание компонентов программной системы на различных узлах.</w:t>
+      </w:r>
+    </w:p>
+    <w:p>
+      <w:r>
+        <w:lastRenderedPageBreak/>
+        <w:t>В контексте веб-приложения «</w:t>
+      </w:r>
+      <w:proofErr w:type="spellStart"/>
+      <w:r>
+        <w:t>MaterialHouse</w:t>
+      </w:r>
+      <w:proofErr w:type="spellEnd"/>
+      <w:r>
+        <w:t>» основные узлы развертывания и их взаимодействие выглядят следующим образом:</w:t>
+      </w:r>
+    </w:p>
+    <w:p>
+      <w:pPr>
+        <w:pStyle w:val="a7"/>
+        <w:numPr>
+          <w:ilvl w:val="0"/>
+          <w:numId w:val="108"/>
+        </w:numPr>
+      </w:pPr>
+      <w:r>
+        <w:t>Клиентский ПК / Мобильное устройство — находится на стороне пользователя. На данном узле исполняется веб-браузер, который загружает и выполняет клиентскую часть приложения (</w:t>
+      </w:r>
+      <w:proofErr w:type="spellStart"/>
+      <w:r>
+        <w:t>React</w:t>
+      </w:r>
+      <w:proofErr w:type="spellEnd"/>
+      <w:r>
+        <w:t>). Пользователь взаимодействует с системой через браузер.</w:t>
+      </w:r>
+    </w:p>
+    <w:p>
+      <w:pPr>
+        <w:pStyle w:val="a7"/>
+        <w:numPr>
+          <w:ilvl w:val="0"/>
+          <w:numId w:val="108"/>
+        </w:numPr>
+      </w:pPr>
+      <w:r>
+        <w:t xml:space="preserve">Сервер веб-приложения — </w:t>
+      </w:r>
+      <w:proofErr w:type="spellStart"/>
+      <w:r>
+        <w:t>хостит</w:t>
+      </w:r>
+      <w:proofErr w:type="spellEnd"/>
+      <w:r>
+        <w:t xml:space="preserve"> клиентскую часть (статический контент: HTML, CSS, JavaScript) и серверную часть (Node.js/Express). Обрабатывает бизнес-логику, аутентификацию, валидацию данных и формирует ответы на запросы клиента.</w:t>
+      </w:r>
+    </w:p>
+    <w:p>
+      <w:pPr>
+        <w:pStyle w:val="a7"/>
+        <w:numPr>
+          <w:ilvl w:val="0"/>
+          <w:numId w:val="108"/>
+        </w:numPr>
+      </w:pPr>
+      <w:r>
+        <w:t xml:space="preserve">Сервер баз данных — </w:t>
+      </w:r>
+      <w:proofErr w:type="spellStart"/>
+      <w:r>
+        <w:t>хостит</w:t>
+      </w:r>
+      <w:proofErr w:type="spellEnd"/>
+      <w:r>
+        <w:t xml:space="preserve"> базу данных </w:t>
+      </w:r>
+      <w:proofErr w:type="spellStart"/>
+      <w:r>
+        <w:t>PostgreSQL</w:t>
+      </w:r>
+      <w:proofErr w:type="spellEnd"/>
+      <w:r>
+        <w:t>. На данном узле хранятся все данные системы: пользователи, материалы, категории, заявки, операции, бэкапы и журнал событий. Взаимодействие с сервером приложения осуществляется по протоколу TCP.</w:t>
+      </w:r>
+    </w:p>
+    <w:p>
+      <w:pPr>
+        <w:rPr>
+          <w:lang w:val="en-US"/>
+        </w:rPr>
+      </w:pPr>
+      <w:r>
+        <w:t>При разработке и тестировании все компоненты могут располагаться на одном физическом компьютере (локальная среда разработки). При промышленном внедрении рекомендуется разделение на отдельные серверы для обеспечения отказоустойчивости и производительности.</w:t>
+      </w:r>
+    </w:p>
+    <w:p>
+      <w:pPr>
+        <w:pStyle w:val="af3"/>
+        <w:keepNext/>
+      </w:pPr>
+      <w:r>
+        <w:rPr>
+          <w:lang w:val="en-US"/>
+        </w:rPr>
+        <w:drawing>
+          <wp:inline distT="0" distB="0" distL="0" distR="0" wp14:anchorId="2DB790E9" wp14:editId="667D13F2">
+            <wp:extent cx="1535579" cy="2647838"/>
+            <wp:effectExtent l="0" t="0" r="7620" b="635"/>
+            <wp:docPr id="16" name="Рисунок 16"/>
+            <wp:cNvGraphicFramePr>
+              <a:graphicFrameLocks xmlns:a="http://schemas.openxmlformats.org/drawingml/2006/main" noChangeAspect="1"/>
+            </wp:cNvGraphicFramePr>
+            <a:graphic xmlns:a="http://schemas.openxmlformats.org/drawingml/2006/main">
+              <a:graphicData uri="http://schemas.openxmlformats.org/drawingml/2006/picture">
+                <pic:pic xmlns:pic="http://schemas.openxmlformats.org/drawingml/2006/picture">
+                  <pic:nvPicPr>
+                    <pic:cNvPr id="1" name=""/>
+                    <pic:cNvPicPr/>
+                  </pic:nvPicPr>
+                  <pic:blipFill>
+                    <a:blip r:embed="rId23"/>
+                    <a:stretch>
+                      <a:fillRect/>
+                    </a:stretch>
+                  </pic:blipFill>
+                  <pic:spPr>
+                    <a:xfrm>
+                      <a:off x="0" y="0"/>
+                      <a:ext cx="1553791" cy="2679241"/>
+                    </a:xfrm>
+                    <a:prstGeom prst="rect">
+                      <a:avLst/>
+                    </a:prstGeom>
+                  </pic:spPr>
+                </pic:pic>
+              </a:graphicData>
+            </a:graphic>
+          </wp:inline>
+        </w:drawing>
+      </w:r>
+    </w:p>
+    <w:p>
+      <w:pPr>
+        <w:pStyle w:val="af4"/>
+        <w:jc w:val="center"/>
+      </w:pPr>
+      <w:r>
+        <w:t>Рис. 16. Диаграмма размещения</w:t>
+      </w:r>
+    </w:p>
+    <w:p>
+      <w:pPr>
+        <w:pStyle w:val="2"/>
+        <w:numPr>
+          <w:ilvl w:val="1"/>
+          <w:numId w:val="16"/>
+        </w:numPr>
+        <w:ind w:hanging="513"/>
+      </w:pPr>
+      <w:bookmarkStart w:id="73" w:name="_Toc225315189"/>
+      <w:r>
+        <w:lastRenderedPageBreak/>
+        <w:t>Проектирование пользовательского интерфейса (</w:t>
+      </w:r>
+      <w:r>
+        <w:rPr>
+          <w:lang w:val="en-US"/>
+        </w:rPr>
+        <w:t>UI</w:t>
+      </w:r>
+      <w:r>
+        <w:t>/</w:t>
+      </w:r>
+      <w:r>
+        <w:rPr>
+          <w:lang w:val="en-US"/>
+        </w:rPr>
+        <w:t>UX</w:t>
+      </w:r>
+      <w:r>
+        <w:t>)</w:t>
+      </w:r>
+      <w:bookmarkEnd w:id="73"/>
+    </w:p>
+    <w:p>
+      <w:pPr>
+        <w:rPr>
+          <w:lang w:val="en-US"/>
+        </w:rPr>
+      </w:pPr>
+      <w:r>
+        <w:t>Проектирование пользовательского интерфейса (UI) и пользовательского опыта (UX) является ключевым этапом, определяющим удобство и эффективность взаимодействия с приложением. Основные задачи включают создание интуитивно понятного, адаптивного и эффективного интерфейса, а также наглядное представление информации.</w:t>
+      </w:r>
+    </w:p>
+    <w:p>
+      <w:pPr>
+        <w:rPr>
+          <w:lang w:val="en-US"/>
+        </w:rPr>
+      </w:pPr>
+      <w:r>
+        <w:t>При разработке интерфейса учитывались потребности трёх категорий пользователей: кладовщика, бухгалтера и администратора. Для каждой роли интерфейс предоставляет необходимый набор функций, а недоступные действия скрываются или блокируются.</w:t>
+      </w:r>
+    </w:p>
+    <w:p>
+      <w:pPr>
+        <w:rPr>
+          <w:lang w:val="en-US"/>
+        </w:rPr>
+      </w:pPr>
+      <w:r>
+        <w:t xml:space="preserve">На этапе проектирования UI/UX разработаны </w:t>
+      </w:r>
+      <w:proofErr w:type="spellStart"/>
+      <w:r>
+        <w:t>wireframe</w:t>
+      </w:r>
+      <w:proofErr w:type="spellEnd"/>
+      <w:r>
+        <w:t xml:space="preserve">-диаграммы (каркасные схемы), которые визуализируют основные элементы и их расположение на веб-страницах без детализации стилей. </w:t>
+      </w:r>
+      <w:proofErr w:type="spellStart"/>
+      <w:r>
+        <w:t>Wireframe</w:t>
+      </w:r>
+      <w:proofErr w:type="spellEnd"/>
+      <w:r>
+        <w:t>-диаграммы разработаны для следующих ключевых страниц:</w:t>
+      </w:r>
+    </w:p>
+    <w:p>
+      <w:pPr>
+        <w:pStyle w:val="a7"/>
+        <w:numPr>
+          <w:ilvl w:val="0"/>
+          <w:numId w:val="108"/>
+        </w:numPr>
+      </w:pPr>
+      <w:r>
+        <w:t>Страница авторизации и регистрации</w:t>
+      </w:r>
+    </w:p>
+    <w:p>
+      <w:pPr>
+        <w:pStyle w:val="a7"/>
+        <w:numPr>
+          <w:ilvl w:val="0"/>
+          <w:numId w:val="108"/>
+        </w:numPr>
+      </w:pPr>
+      <w:r>
+        <w:t>Главная страница (</w:t>
+      </w:r>
+      <w:proofErr w:type="spellStart"/>
+      <w:r>
+        <w:t>дашборд</w:t>
+      </w:r>
+      <w:proofErr w:type="spellEnd"/>
+      <w:r>
+        <w:t>) с отображением ключевых показателей</w:t>
+      </w:r>
+    </w:p>
+    <w:p>
+      <w:pPr>
+        <w:pStyle w:val="a7"/>
+        <w:numPr>
+          <w:ilvl w:val="0"/>
+          <w:numId w:val="108"/>
+        </w:numPr>
+      </w:pPr>
+      <w:r>
+        <w:t>Страница материалов с таблицей и функциями поиска и фильтрации</w:t>
+      </w:r>
+    </w:p>
+    <w:p>
+      <w:pPr>
+        <w:pStyle w:val="a7"/>
+        <w:numPr>
+          <w:ilvl w:val="0"/>
+          <w:numId w:val="108"/>
+        </w:numPr>
+      </w:pPr>
+      <w:r>
+        <w:t>Страница категорий для управления справочником</w:t>
+      </w:r>
+    </w:p>
+    <w:p>
+      <w:pPr>
+        <w:pStyle w:val="a7"/>
+        <w:numPr>
+          <w:ilvl w:val="0"/>
+          <w:numId w:val="108"/>
+        </w:numPr>
+      </w:pPr>
+      <w:r>
+        <w:t>Страница заявок для просмотра и подтверждения операций</w:t>
+      </w:r>
+    </w:p>
+    <w:p>
+      <w:pPr>
+        <w:pStyle w:val="a7"/>
+        <w:numPr>
+          <w:ilvl w:val="0"/>
+          <w:numId w:val="108"/>
+        </w:numPr>
+      </w:pPr>
+      <w:r>
+        <w:t>Страница профиля пользователя с возможностью редактирования данных и смены пароля</w:t>
+      </w:r>
+    </w:p>
+    <w:p>
+      <w:pPr>
+        <w:pStyle w:val="a7"/>
+        <w:numPr>
+          <w:ilvl w:val="0"/>
+          <w:numId w:val="108"/>
+        </w:numPr>
+      </w:pPr>
+      <w:r>
+        <w:t>Страница управления пользователями (только для администратора)</w:t>
+      </w:r>
+    </w:p>
+    <w:p>
+      <w:pPr>
+        <w:pStyle w:val="a7"/>
+        <w:numPr>
+          <w:ilvl w:val="0"/>
+          <w:numId w:val="108"/>
+        </w:numPr>
+      </w:pPr>
+      <w:r>
+        <w:t>Страница журнала действий для просмотра логов системы</w:t>
+      </w:r>
+    </w:p>
+    <w:p>
+      <w:pPr>
+        <w:pStyle w:val="a7"/>
+        <w:numPr>
+          <w:ilvl w:val="0"/>
+          <w:numId w:val="108"/>
+        </w:numPr>
+      </w:pPr>
+      <w:r>
+        <w:t>Страница бэкапов для управления резервными копиями</w:t>
+      </w:r>
+    </w:p>
+    <w:p>
+      <w:r>
+        <w:t xml:space="preserve">Интерфейс реализован с использованием библиотеки компонентов </w:t>
+      </w:r>
+      <w:proofErr w:type="spellStart"/>
+      <w:r>
+        <w:t>shadcn</w:t>
+      </w:r>
+      <w:proofErr w:type="spellEnd"/>
+      <w:r>
+        <w:t>/</w:t>
+      </w:r>
+      <w:proofErr w:type="spellStart"/>
+      <w:r>
+        <w:t>ui</w:t>
+      </w:r>
+      <w:proofErr w:type="spellEnd"/>
+      <w:r>
+        <w:t xml:space="preserve">, которая предоставляет готовые элементы (кнопки, таблицы, диалоговые окна, выпадающие списки) с возможностью кастомизации. Для </w:t>
+      </w:r>
+      <w:r>
+        <w:lastRenderedPageBreak/>
+        <w:t xml:space="preserve">стилизации используется </w:t>
+      </w:r>
+      <w:proofErr w:type="spellStart"/>
+      <w:r>
+        <w:t>Tailwind</w:t>
+      </w:r>
+      <w:proofErr w:type="spellEnd"/>
+      <w:r>
+        <w:t xml:space="preserve"> CSS, что обеспечивает быструю разработку и адаптивный дизайн.</w:t>
+      </w:r>
+    </w:p>
+    <w:p>
+      <w:r>
+        <w:t>Особое внимание уделено адаптивности интерфейса для работы на планшетах, что позволяет кладовщику выполнять операции непосредственно в зоне хранения материалов без необходимости использования стационарного компьютера. Для мобильных устройств реализована отдельная навигация с нижним меню, а для десктопной версии — верхнее горизонтальное меню.</w:t>
+      </w:r>
+    </w:p>
+    <w:p>
+      <w:r>
+        <w:t>Навигация по приложению организована с учётом роли пользователя. Администратор имеет доступ ко всем разделам. Бухгалтер видит страницы материалов и заявок (с возможностью подтверждения), но не имеет доступа к управлению пользователями и бэкапами. Кладовщик может создавать заявки и просматривать их статус, но не имеет прав на подтверждение и управление справочниками.</w:t>
+      </w:r>
+    </w:p>
+    <w:p>
+      <w:pPr>
+        <w:pStyle w:val="af3"/>
+        <w:keepNext/>
+      </w:pPr>
+      <w:r>
+        <w:drawing>
+          <wp:inline distT="0" distB="0" distL="0" distR="0" wp14:anchorId="77C51554" wp14:editId="095E9AE2">
+            <wp:extent cx="5610261" cy="2576945"/>
+            <wp:effectExtent l="0" t="0" r="0" b="0"/>
+            <wp:docPr id="17" name="Рисунок 17"/>
+            <wp:cNvGraphicFramePr>
+              <a:graphicFrameLocks xmlns:a="http://schemas.openxmlformats.org/drawingml/2006/main" noChangeAspect="1"/>
+            </wp:cNvGraphicFramePr>
+            <a:graphic xmlns:a="http://schemas.openxmlformats.org/drawingml/2006/main">
+              <a:graphicData uri="http://schemas.openxmlformats.org/drawingml/2006/picture">
+                <pic:pic xmlns:pic="http://schemas.openxmlformats.org/drawingml/2006/picture">
+                  <pic:nvPicPr>
+                    <pic:cNvPr id="1" name=""/>
+                    <pic:cNvPicPr/>
+                  </pic:nvPicPr>
+                  <pic:blipFill rotWithShape="1">
+                    <a:blip r:embed="rId24"/>
+                    <a:srcRect l="3099" t="2385" r="2434" b="3476"/>
+                    <a:stretch/>
+                  </pic:blipFill>
+                  <pic:spPr bwMode="auto">
+                    <a:xfrm>
+                      <a:off x="0" y="0"/>
+                      <a:ext cx="5611785" cy="2577645"/>
+                    </a:xfrm>
+                    <a:prstGeom prst="rect">
+                      <a:avLst/>
+                    </a:prstGeom>
+                    <a:ln>
+                      <a:noFill/>
+                    </a:ln>
+                    <a:extLst>
+                      <a:ext uri="{53640926-AAD7-44D8-BBD7-CCE9431645EC}">
+                        <a14:shadowObscured xmlns:a14="http://schemas.microsoft.com/office/drawing/2010/main"/>
+                      </a:ext>
+                    </a:extLst>
+                  </pic:spPr>
+                </pic:pic>
+              </a:graphicData>
+            </a:graphic>
+          </wp:inline>
+        </w:drawing>
+      </w:r>
+    </w:p>
+    <w:p>
+      <w:pPr>
+        <w:pStyle w:val="af4"/>
+        <w:jc w:val="center"/>
+      </w:pPr>
+      <w:r>
+        <w:t xml:space="preserve">Рис. 17. Диаграмма </w:t>
+      </w:r>
+      <w:r>
+        <w:rPr>
+          <w:lang w:val="en-US"/>
+        </w:rPr>
+        <w:t>Wireframe</w:t>
+      </w:r>
+      <w:r>
+        <w:t xml:space="preserve"> (</w:t>
+      </w:r>
+      <w:r>
+        <w:t>веб-приложения</w:t>
+      </w:r>
+      <w:r>
+        <w:t>)</w:t>
+      </w:r>
+    </w:p>
+    <w:p>
       <w:r>
         <w:br w:type="page"/>
       </w:r>
@@ -6747,12 +9415,12 @@
         <w:pStyle w:val="1"/>
         <w:jc w:val="right"/>
       </w:pPr>
-      <w:bookmarkStart w:id="47" w:name="_Toc224786236"/>
+      <w:bookmarkStart w:id="74" w:name="_Toc225315190"/>
       <w:r>
         <w:lastRenderedPageBreak/>
         <w:t>Приложение 1</w:t>
       </w:r>
-      <w:bookmarkEnd w:id="47"/>
+      <w:bookmarkEnd w:id="74"/>
     </w:p>
     <w:p>
       <w:pPr>
@@ -11350,16 +14018,11 @@
       <w:r>
         <w:t>Кто выполнил</w:t>
       </w:r>
-      <w:proofErr w:type="gramStart"/>
       <w:r>
         <w:t xml:space="preserve">, </w:t>
       </w:r>
       <w:r>
-        <w:t>На основе</w:t>
-      </w:r>
-      <w:proofErr w:type="gramEnd"/>
-      <w:r>
-        <w:t xml:space="preserve"> какой заявки</w:t>
+        <w:t>На основе какой заявки</w:t>
       </w:r>
       <w:r>
         <w:t>).</w:t>
@@ -13059,7 +15722,7 @@
       </w:pPr>
     </w:p>
     <w:sectPr>
-      <w:headerReference w:type="default" r:id="rId9"/>
+      <w:headerReference w:type="default" r:id="rId25"/>
       <w:pgSz w:w="11906" w:h="16838"/>
       <w:pgMar w:top="1134" w:right="850" w:bottom="1134" w:left="1701" w:header="708" w:footer="708" w:gutter="0"/>
       <w:cols w:space="708"/>
@@ -13392,6 +16055,119 @@
     </w:lvl>
   </w:abstractNum>
   <w:abstractNum w:abstractNumId="2" w15:restartNumberingAfterBreak="0">
+    <w:nsid w:val="081C4B58"/>
+    <w:multiLevelType w:val="hybridMultilevel"/>
+    <w:tmpl w:val="4336F0AC"/>
+    <w:lvl w:ilvl="0" w:tplc="04190001">
+      <w:start w:val="1"/>
+      <w:numFmt w:val="bullet"/>
+      <w:lvlText w:val=""/>
+      <w:lvlJc w:val="left"/>
+      <w:pPr>
+        <w:ind w:left="720" w:hanging="360"/>
+      </w:pPr>
+      <w:rPr>
+        <w:rFonts w:ascii="Symbol" w:hAnsi="Symbol" w:hint="default"/>
+      </w:rPr>
+    </w:lvl>
+    <w:lvl w:ilvl="1" w:tplc="04190003" w:tentative="1">
+      <w:start w:val="1"/>
+      <w:numFmt w:val="bullet"/>
+      <w:lvlText w:val="o"/>
+      <w:lvlJc w:val="left"/>
+      <w:pPr>
+        <w:ind w:left="1440" w:hanging="360"/>
+      </w:pPr>
+      <w:rPr>
+        <w:rFonts w:ascii="Courier New" w:hAnsi="Courier New" w:cs="Courier New" w:hint="default"/>
+      </w:rPr>
+    </w:lvl>
+    <w:lvl w:ilvl="2" w:tplc="04190005" w:tentative="1">
+      <w:start w:val="1"/>
+      <w:numFmt w:val="bullet"/>
+      <w:lvlText w:val=""/>
+      <w:lvlJc w:val="left"/>
+      <w:pPr>
+        <w:ind w:left="2160" w:hanging="360"/>
+      </w:pPr>
+      <w:rPr>
+        <w:rFonts w:ascii="Wingdings" w:hAnsi="Wingdings" w:hint="default"/>
+      </w:rPr>
+    </w:lvl>
+    <w:lvl w:ilvl="3" w:tplc="04190001" w:tentative="1">
+      <w:start w:val="1"/>
+      <w:numFmt w:val="bullet"/>
+      <w:lvlText w:val=""/>
+      <w:lvlJc w:val="left"/>
+      <w:pPr>
+        <w:ind w:left="2880" w:hanging="360"/>
+      </w:pPr>
+      <w:rPr>
+        <w:rFonts w:ascii="Symbol" w:hAnsi="Symbol" w:hint="default"/>
+      </w:rPr>
+    </w:lvl>
+    <w:lvl w:ilvl="4" w:tplc="04190003" w:tentative="1">
+      <w:start w:val="1"/>
+      <w:numFmt w:val="bullet"/>
+      <w:lvlText w:val="o"/>
+      <w:lvlJc w:val="left"/>
+      <w:pPr>
+        <w:ind w:left="3600" w:hanging="360"/>
+      </w:pPr>
+      <w:rPr>
+        <w:rFonts w:ascii="Courier New" w:hAnsi="Courier New" w:cs="Courier New" w:hint="default"/>
+      </w:rPr>
+    </w:lvl>
+    <w:lvl w:ilvl="5" w:tplc="04190005" w:tentative="1">
+      <w:start w:val="1"/>
+      <w:numFmt w:val="bullet"/>
+      <w:lvlText w:val=""/>
+      <w:lvlJc w:val="left"/>
+      <w:pPr>
+        <w:ind w:left="4320" w:hanging="360"/>
+      </w:pPr>
+      <w:rPr>
+        <w:rFonts w:ascii="Wingdings" w:hAnsi="Wingdings" w:hint="default"/>
+      </w:rPr>
+    </w:lvl>
+    <w:lvl w:ilvl="6" w:tplc="04190001" w:tentative="1">
+      <w:start w:val="1"/>
+      <w:numFmt w:val="bullet"/>
+      <w:lvlText w:val=""/>
+      <w:lvlJc w:val="left"/>
+      <w:pPr>
+        <w:ind w:left="5040" w:hanging="360"/>
+      </w:pPr>
+      <w:rPr>
+        <w:rFonts w:ascii="Symbol" w:hAnsi="Symbol" w:hint="default"/>
+      </w:rPr>
+    </w:lvl>
+    <w:lvl w:ilvl="7" w:tplc="04190003" w:tentative="1">
+      <w:start w:val="1"/>
+      <w:numFmt w:val="bullet"/>
+      <w:lvlText w:val="o"/>
+      <w:lvlJc w:val="left"/>
+      <w:pPr>
+        <w:ind w:left="5760" w:hanging="360"/>
+      </w:pPr>
+      <w:rPr>
+        <w:rFonts w:ascii="Courier New" w:hAnsi="Courier New" w:cs="Courier New" w:hint="default"/>
+      </w:rPr>
+    </w:lvl>
+    <w:lvl w:ilvl="8" w:tplc="04190005" w:tentative="1">
+      <w:start w:val="1"/>
+      <w:numFmt w:val="bullet"/>
+      <w:lvlText w:val=""/>
+      <w:lvlJc w:val="left"/>
+      <w:pPr>
+        <w:ind w:left="6480" w:hanging="360"/>
+      </w:pPr>
+      <w:rPr>
+        <w:rFonts w:ascii="Wingdings" w:hAnsi="Wingdings" w:hint="default"/>
+      </w:rPr>
+    </w:lvl>
+  </w:abstractNum>
+  <w:abstractNum w:abstractNumId="3" w15:restartNumberingAfterBreak="0">
     <w:nsid w:val="082238EC"/>
     <w:multiLevelType w:val="hybridMultilevel"/>
     <w:tmpl w:val="DA6ACFE4"/>
@@ -13504,7 +16280,7 @@
       </w:rPr>
     </w:lvl>
   </w:abstractNum>
-  <w:abstractNum w:abstractNumId="3" w15:restartNumberingAfterBreak="0">
+  <w:abstractNum w:abstractNumId="4" w15:restartNumberingAfterBreak="0">
     <w:nsid w:val="09006355"/>
     <w:multiLevelType w:val="hybridMultilevel"/>
     <w:tmpl w:val="D33A0F1E"/>
@@ -13617,7 +16393,7 @@
       </w:rPr>
     </w:lvl>
   </w:abstractNum>
-  <w:abstractNum w:abstractNumId="4" w15:restartNumberingAfterBreak="0">
+  <w:abstractNum w:abstractNumId="5" w15:restartNumberingAfterBreak="0">
     <w:nsid w:val="0C373935"/>
     <w:multiLevelType w:val="hybridMultilevel"/>
     <w:tmpl w:val="D382C7DE"/>
@@ -13703,7 +16479,7 @@
       </w:pPr>
     </w:lvl>
   </w:abstractNum>
-  <w:abstractNum w:abstractNumId="5" w15:restartNumberingAfterBreak="0">
+  <w:abstractNum w:abstractNumId="6" w15:restartNumberingAfterBreak="0">
     <w:nsid w:val="0D343570"/>
     <w:multiLevelType w:val="hybridMultilevel"/>
     <w:tmpl w:val="17DCCFD8"/>
@@ -13816,7 +16592,7 @@
       </w:rPr>
     </w:lvl>
   </w:abstractNum>
-  <w:abstractNum w:abstractNumId="6" w15:restartNumberingAfterBreak="0">
+  <w:abstractNum w:abstractNumId="7" w15:restartNumberingAfterBreak="0">
     <w:nsid w:val="0E3D7E69"/>
     <w:multiLevelType w:val="hybridMultilevel"/>
     <w:tmpl w:val="8982ACDE"/>
@@ -13905,7 +16681,7 @@
       </w:pPr>
     </w:lvl>
   </w:abstractNum>
-  <w:abstractNum w:abstractNumId="7" w15:restartNumberingAfterBreak="0">
+  <w:abstractNum w:abstractNumId="8" w15:restartNumberingAfterBreak="0">
     <w:nsid w:val="0E5D330D"/>
     <w:multiLevelType w:val="hybridMultilevel"/>
     <w:tmpl w:val="73748FE2"/>
@@ -14018,7 +16794,7 @@
       </w:rPr>
     </w:lvl>
   </w:abstractNum>
-  <w:abstractNum w:abstractNumId="8" w15:restartNumberingAfterBreak="0">
+  <w:abstractNum w:abstractNumId="9" w15:restartNumberingAfterBreak="0">
     <w:nsid w:val="101F1DCD"/>
     <w:multiLevelType w:val="hybridMultilevel"/>
     <w:tmpl w:val="D2E6648C"/>
@@ -14131,7 +16907,7 @@
       </w:rPr>
     </w:lvl>
   </w:abstractNum>
-  <w:abstractNum w:abstractNumId="9" w15:restartNumberingAfterBreak="0">
+  <w:abstractNum w:abstractNumId="10" w15:restartNumberingAfterBreak="0">
     <w:nsid w:val="15700DA3"/>
     <w:multiLevelType w:val="hybridMultilevel"/>
     <w:tmpl w:val="B4AE1DFE"/>
@@ -14220,7 +16996,7 @@
       </w:pPr>
     </w:lvl>
   </w:abstractNum>
-  <w:abstractNum w:abstractNumId="10" w15:restartNumberingAfterBreak="0">
+  <w:abstractNum w:abstractNumId="11" w15:restartNumberingAfterBreak="0">
     <w:nsid w:val="15F51877"/>
     <w:multiLevelType w:val="hybridMultilevel"/>
     <w:tmpl w:val="883AAF54"/>
@@ -14333,7 +17109,7 @@
       </w:rPr>
     </w:lvl>
   </w:abstractNum>
-  <w:abstractNum w:abstractNumId="11" w15:restartNumberingAfterBreak="0">
+  <w:abstractNum w:abstractNumId="12" w15:restartNumberingAfterBreak="0">
     <w:nsid w:val="17747480"/>
     <w:multiLevelType w:val="hybridMultilevel"/>
     <w:tmpl w:val="70D2A2DE"/>
@@ -14422,7 +17198,7 @@
       </w:pPr>
     </w:lvl>
   </w:abstractNum>
-  <w:abstractNum w:abstractNumId="12" w15:restartNumberingAfterBreak="0">
+  <w:abstractNum w:abstractNumId="13" w15:restartNumberingAfterBreak="0">
     <w:nsid w:val="18326623"/>
     <w:multiLevelType w:val="hybridMultilevel"/>
     <w:tmpl w:val="103048FC"/>
@@ -14535,7 +17311,7 @@
       </w:rPr>
     </w:lvl>
   </w:abstractNum>
-  <w:abstractNum w:abstractNumId="13" w15:restartNumberingAfterBreak="0">
+  <w:abstractNum w:abstractNumId="14" w15:restartNumberingAfterBreak="0">
     <w:nsid w:val="18C32DE7"/>
     <w:multiLevelType w:val="hybridMultilevel"/>
     <w:tmpl w:val="4350D06A"/>
@@ -14621,7 +17397,319 @@
       </w:pPr>
     </w:lvl>
   </w:abstractNum>
-  <w:abstractNum w:abstractNumId="14" w15:restartNumberingAfterBreak="0">
+  <w:abstractNum w:abstractNumId="15" w15:restartNumberingAfterBreak="0">
+    <w:nsid w:val="19590E0B"/>
+    <w:multiLevelType w:val="hybridMultilevel"/>
+    <w:tmpl w:val="EE68BDB6"/>
+    <w:lvl w:ilvl="0" w:tplc="04190001">
+      <w:start w:val="1"/>
+      <w:numFmt w:val="bullet"/>
+      <w:lvlText w:val=""/>
+      <w:lvlJc w:val="left"/>
+      <w:pPr>
+        <w:ind w:left="720" w:hanging="360"/>
+      </w:pPr>
+      <w:rPr>
+        <w:rFonts w:ascii="Symbol" w:hAnsi="Symbol" w:hint="default"/>
+      </w:rPr>
+    </w:lvl>
+    <w:lvl w:ilvl="1" w:tplc="04190003" w:tentative="1">
+      <w:start w:val="1"/>
+      <w:numFmt w:val="bullet"/>
+      <w:lvlText w:val="o"/>
+      <w:lvlJc w:val="left"/>
+      <w:pPr>
+        <w:ind w:left="1440" w:hanging="360"/>
+      </w:pPr>
+      <w:rPr>
+        <w:rFonts w:ascii="Courier New" w:hAnsi="Courier New" w:cs="Courier New" w:hint="default"/>
+      </w:rPr>
+    </w:lvl>
+    <w:lvl w:ilvl="2" w:tplc="04190005" w:tentative="1">
+      <w:start w:val="1"/>
+      <w:numFmt w:val="bullet"/>
+      <w:lvlText w:val=""/>
+      <w:lvlJc w:val="left"/>
+      <w:pPr>
+        <w:ind w:left="2160" w:hanging="360"/>
+      </w:pPr>
+      <w:rPr>
+        <w:rFonts w:ascii="Wingdings" w:hAnsi="Wingdings" w:hint="default"/>
+      </w:rPr>
+    </w:lvl>
+    <w:lvl w:ilvl="3" w:tplc="04190001" w:tentative="1">
+      <w:start w:val="1"/>
+      <w:numFmt w:val="bullet"/>
+      <w:lvlText w:val=""/>
+      <w:lvlJc w:val="left"/>
+      <w:pPr>
+        <w:ind w:left="2880" w:hanging="360"/>
+      </w:pPr>
+      <w:rPr>
+        <w:rFonts w:ascii="Symbol" w:hAnsi="Symbol" w:hint="default"/>
+      </w:rPr>
+    </w:lvl>
+    <w:lvl w:ilvl="4" w:tplc="04190003" w:tentative="1">
+      <w:start w:val="1"/>
+      <w:numFmt w:val="bullet"/>
+      <w:lvlText w:val="o"/>
+      <w:lvlJc w:val="left"/>
+      <w:pPr>
+        <w:ind w:left="3600" w:hanging="360"/>
+      </w:pPr>
+      <w:rPr>
+        <w:rFonts w:ascii="Courier New" w:hAnsi="Courier New" w:cs="Courier New" w:hint="default"/>
+      </w:rPr>
+    </w:lvl>
+    <w:lvl w:ilvl="5" w:tplc="04190005" w:tentative="1">
+      <w:start w:val="1"/>
+      <w:numFmt w:val="bullet"/>
+      <w:lvlText w:val=""/>
+      <w:lvlJc w:val="left"/>
+      <w:pPr>
+        <w:ind w:left="4320" w:hanging="360"/>
+      </w:pPr>
+      <w:rPr>
+        <w:rFonts w:ascii="Wingdings" w:hAnsi="Wingdings" w:hint="default"/>
+      </w:rPr>
+    </w:lvl>
+    <w:lvl w:ilvl="6" w:tplc="04190001" w:tentative="1">
+      <w:start w:val="1"/>
+      <w:numFmt w:val="bullet"/>
+      <w:lvlText w:val=""/>
+      <w:lvlJc w:val="left"/>
+      <w:pPr>
+        <w:ind w:left="5040" w:hanging="360"/>
+      </w:pPr>
+      <w:rPr>
+        <w:rFonts w:ascii="Symbol" w:hAnsi="Symbol" w:hint="default"/>
+      </w:rPr>
+    </w:lvl>
+    <w:lvl w:ilvl="7" w:tplc="04190003" w:tentative="1">
+      <w:start w:val="1"/>
+      <w:numFmt w:val="bullet"/>
+      <w:lvlText w:val="o"/>
+      <w:lvlJc w:val="left"/>
+      <w:pPr>
+        <w:ind w:left="5760" w:hanging="360"/>
+      </w:pPr>
+      <w:rPr>
+        <w:rFonts w:ascii="Courier New" w:hAnsi="Courier New" w:cs="Courier New" w:hint="default"/>
+      </w:rPr>
+    </w:lvl>
+    <w:lvl w:ilvl="8" w:tplc="04190005" w:tentative="1">
+      <w:start w:val="1"/>
+      <w:numFmt w:val="bullet"/>
+      <w:lvlText w:val=""/>
+      <w:lvlJc w:val="left"/>
+      <w:pPr>
+        <w:ind w:left="6480" w:hanging="360"/>
+      </w:pPr>
+      <w:rPr>
+        <w:rFonts w:ascii="Wingdings" w:hAnsi="Wingdings" w:hint="default"/>
+      </w:rPr>
+    </w:lvl>
+  </w:abstractNum>
+  <w:abstractNum w:abstractNumId="16" w15:restartNumberingAfterBreak="0">
+    <w:nsid w:val="195F0E0D"/>
+    <w:multiLevelType w:val="hybridMultilevel"/>
+    <w:tmpl w:val="54B2BBDA"/>
+    <w:lvl w:ilvl="0" w:tplc="04190001">
+      <w:start w:val="1"/>
+      <w:numFmt w:val="bullet"/>
+      <w:lvlText w:val=""/>
+      <w:lvlJc w:val="left"/>
+      <w:pPr>
+        <w:ind w:left="1429" w:hanging="360"/>
+      </w:pPr>
+      <w:rPr>
+        <w:rFonts w:ascii="Symbol" w:hAnsi="Symbol" w:hint="default"/>
+      </w:rPr>
+    </w:lvl>
+    <w:lvl w:ilvl="1" w:tplc="04190003" w:tentative="1">
+      <w:start w:val="1"/>
+      <w:numFmt w:val="bullet"/>
+      <w:lvlText w:val="o"/>
+      <w:lvlJc w:val="left"/>
+      <w:pPr>
+        <w:ind w:left="2149" w:hanging="360"/>
+      </w:pPr>
+      <w:rPr>
+        <w:rFonts w:ascii="Courier New" w:hAnsi="Courier New" w:cs="Courier New" w:hint="default"/>
+      </w:rPr>
+    </w:lvl>
+    <w:lvl w:ilvl="2" w:tplc="04190005" w:tentative="1">
+      <w:start w:val="1"/>
+      <w:numFmt w:val="bullet"/>
+      <w:lvlText w:val=""/>
+      <w:lvlJc w:val="left"/>
+      <w:pPr>
+        <w:ind w:left="2869" w:hanging="360"/>
+      </w:pPr>
+      <w:rPr>
+        <w:rFonts w:ascii="Wingdings" w:hAnsi="Wingdings" w:hint="default"/>
+      </w:rPr>
+    </w:lvl>
+    <w:lvl w:ilvl="3" w:tplc="04190001" w:tentative="1">
+      <w:start w:val="1"/>
+      <w:numFmt w:val="bullet"/>
+      <w:lvlText w:val=""/>
+      <w:lvlJc w:val="left"/>
+      <w:pPr>
+        <w:ind w:left="3589" w:hanging="360"/>
+      </w:pPr>
+      <w:rPr>
+        <w:rFonts w:ascii="Symbol" w:hAnsi="Symbol" w:hint="default"/>
+      </w:rPr>
+    </w:lvl>
+    <w:lvl w:ilvl="4" w:tplc="04190003" w:tentative="1">
+      <w:start w:val="1"/>
+      <w:numFmt w:val="bullet"/>
+      <w:lvlText w:val="o"/>
+      <w:lvlJc w:val="left"/>
+      <w:pPr>
+        <w:ind w:left="4309" w:hanging="360"/>
+      </w:pPr>
+      <w:rPr>
+        <w:rFonts w:ascii="Courier New" w:hAnsi="Courier New" w:cs="Courier New" w:hint="default"/>
+      </w:rPr>
+    </w:lvl>
+    <w:lvl w:ilvl="5" w:tplc="04190005" w:tentative="1">
+      <w:start w:val="1"/>
+      <w:numFmt w:val="bullet"/>
+      <w:lvlText w:val=""/>
+      <w:lvlJc w:val="left"/>
+      <w:pPr>
+        <w:ind w:left="5029" w:hanging="360"/>
+      </w:pPr>
+      <w:rPr>
+        <w:rFonts w:ascii="Wingdings" w:hAnsi="Wingdings" w:hint="default"/>
+      </w:rPr>
+    </w:lvl>
+    <w:lvl w:ilvl="6" w:tplc="04190001" w:tentative="1">
+      <w:start w:val="1"/>
+      <w:numFmt w:val="bullet"/>
+      <w:lvlText w:val=""/>
+      <w:lvlJc w:val="left"/>
+      <w:pPr>
+        <w:ind w:left="5749" w:hanging="360"/>
+      </w:pPr>
+      <w:rPr>
+        <w:rFonts w:ascii="Symbol" w:hAnsi="Symbol" w:hint="default"/>
+      </w:rPr>
+    </w:lvl>
+    <w:lvl w:ilvl="7" w:tplc="04190003" w:tentative="1">
+      <w:start w:val="1"/>
+      <w:numFmt w:val="bullet"/>
+      <w:lvlText w:val="o"/>
+      <w:lvlJc w:val="left"/>
+      <w:pPr>
+        <w:ind w:left="6469" w:hanging="360"/>
+      </w:pPr>
+      <w:rPr>
+        <w:rFonts w:ascii="Courier New" w:hAnsi="Courier New" w:cs="Courier New" w:hint="default"/>
+      </w:rPr>
+    </w:lvl>
+    <w:lvl w:ilvl="8" w:tplc="04190005" w:tentative="1">
+      <w:start w:val="1"/>
+      <w:numFmt w:val="bullet"/>
+      <w:lvlText w:val=""/>
+      <w:lvlJc w:val="left"/>
+      <w:pPr>
+        <w:ind w:left="7189" w:hanging="360"/>
+      </w:pPr>
+      <w:rPr>
+        <w:rFonts w:ascii="Wingdings" w:hAnsi="Wingdings" w:hint="default"/>
+      </w:rPr>
+    </w:lvl>
+  </w:abstractNum>
+  <w:abstractNum w:abstractNumId="17" w15:restartNumberingAfterBreak="0">
+    <w:nsid w:val="19835B44"/>
+    <w:multiLevelType w:val="hybridMultilevel"/>
+    <w:tmpl w:val="F030F2DA"/>
+    <w:lvl w:ilvl="0" w:tplc="0419000F">
+      <w:start w:val="1"/>
+      <w:numFmt w:val="decimal"/>
+      <w:lvlText w:val="%1."/>
+      <w:lvlJc w:val="left"/>
+      <w:pPr>
+        <w:ind w:left="720" w:hanging="360"/>
+      </w:pPr>
+    </w:lvl>
+    <w:lvl w:ilvl="1" w:tplc="04190019" w:tentative="1">
+      <w:start w:val="1"/>
+      <w:numFmt w:val="lowerLetter"/>
+      <w:lvlText w:val="%2."/>
+      <w:lvlJc w:val="left"/>
+      <w:pPr>
+        <w:ind w:left="1440" w:hanging="360"/>
+      </w:pPr>
+    </w:lvl>
+    <w:lvl w:ilvl="2" w:tplc="0419001B" w:tentative="1">
+      <w:start w:val="1"/>
+      <w:numFmt w:val="lowerRoman"/>
+      <w:lvlText w:val="%3."/>
+      <w:lvlJc w:val="right"/>
+      <w:pPr>
+        <w:ind w:left="2160" w:hanging="180"/>
+      </w:pPr>
+    </w:lvl>
+    <w:lvl w:ilvl="3" w:tplc="0419000F" w:tentative="1">
+      <w:start w:val="1"/>
+      <w:numFmt w:val="decimal"/>
+      <w:lvlText w:val="%4."/>
+      <w:lvlJc w:val="left"/>
+      <w:pPr>
+        <w:ind w:left="2880" w:hanging="360"/>
+      </w:pPr>
+    </w:lvl>
+    <w:lvl w:ilvl="4" w:tplc="04190019" w:tentative="1">
+      <w:start w:val="1"/>
+      <w:numFmt w:val="lowerLetter"/>
+      <w:lvlText w:val="%5."/>
+      <w:lvlJc w:val="left"/>
+      <w:pPr>
+        <w:ind w:left="3600" w:hanging="360"/>
+      </w:pPr>
+    </w:lvl>
+    <w:lvl w:ilvl="5" w:tplc="0419001B" w:tentative="1">
+      <w:start w:val="1"/>
+      <w:numFmt w:val="lowerRoman"/>
+      <w:lvlText w:val="%6."/>
+      <w:lvlJc w:val="right"/>
+      <w:pPr>
+        <w:ind w:left="4320" w:hanging="180"/>
+      </w:pPr>
+    </w:lvl>
+    <w:lvl w:ilvl="6" w:tplc="0419000F" w:tentative="1">
+      <w:start w:val="1"/>
+      <w:numFmt w:val="decimal"/>
+      <w:lvlText w:val="%7."/>
+      <w:lvlJc w:val="left"/>
+      <w:pPr>
+        <w:ind w:left="5040" w:hanging="360"/>
+      </w:pPr>
+    </w:lvl>
+    <w:lvl w:ilvl="7" w:tplc="04190019" w:tentative="1">
+      <w:start w:val="1"/>
+      <w:numFmt w:val="lowerLetter"/>
+      <w:lvlText w:val="%8."/>
+      <w:lvlJc w:val="left"/>
+      <w:pPr>
+        <w:ind w:left="5760" w:hanging="360"/>
+      </w:pPr>
+    </w:lvl>
+    <w:lvl w:ilvl="8" w:tplc="0419001B" w:tentative="1">
+      <w:start w:val="1"/>
+      <w:numFmt w:val="lowerRoman"/>
+      <w:lvlText w:val="%9."/>
+      <w:lvlJc w:val="right"/>
+      <w:pPr>
+        <w:ind w:left="6480" w:hanging="180"/>
+      </w:pPr>
+    </w:lvl>
+  </w:abstractNum>
+  <w:abstractNum w:abstractNumId="18" w15:restartNumberingAfterBreak="0">
     <w:nsid w:val="1986626C"/>
     <w:multiLevelType w:val="hybridMultilevel"/>
     <w:tmpl w:val="60F056D4"/>
@@ -14734,7 +17822,7 @@
       </w:rPr>
     </w:lvl>
   </w:abstractNum>
-  <w:abstractNum w:abstractNumId="15" w15:restartNumberingAfterBreak="0">
+  <w:abstractNum w:abstractNumId="19" w15:restartNumberingAfterBreak="0">
     <w:nsid w:val="1A7B1FCA"/>
     <w:multiLevelType w:val="hybridMultilevel"/>
     <w:tmpl w:val="E744A7B8"/>
@@ -14823,7 +17911,7 @@
       </w:pPr>
     </w:lvl>
   </w:abstractNum>
-  <w:abstractNum w:abstractNumId="16" w15:restartNumberingAfterBreak="0">
+  <w:abstractNum w:abstractNumId="20" w15:restartNumberingAfterBreak="0">
     <w:nsid w:val="1CA6402E"/>
     <w:multiLevelType w:val="hybridMultilevel"/>
     <w:tmpl w:val="DA56D12E"/>
@@ -14936,7 +18024,7 @@
       </w:rPr>
     </w:lvl>
   </w:abstractNum>
-  <w:abstractNum w:abstractNumId="17" w15:restartNumberingAfterBreak="0">
+  <w:abstractNum w:abstractNumId="21" w15:restartNumberingAfterBreak="0">
     <w:nsid w:val="20632094"/>
     <w:multiLevelType w:val="hybridMultilevel"/>
     <w:tmpl w:val="21B0A21E"/>
@@ -15049,7 +18137,7 @@
       </w:rPr>
     </w:lvl>
   </w:abstractNum>
-  <w:abstractNum w:abstractNumId="18" w15:restartNumberingAfterBreak="0">
+  <w:abstractNum w:abstractNumId="22" w15:restartNumberingAfterBreak="0">
     <w:nsid w:val="22B40436"/>
     <w:multiLevelType w:val="hybridMultilevel"/>
     <w:tmpl w:val="AD9E0882"/>
@@ -15138,7 +18226,7 @@
       </w:pPr>
     </w:lvl>
   </w:abstractNum>
-  <w:abstractNum w:abstractNumId="19" w15:restartNumberingAfterBreak="0">
+  <w:abstractNum w:abstractNumId="23" w15:restartNumberingAfterBreak="0">
     <w:nsid w:val="22C92167"/>
     <w:multiLevelType w:val="hybridMultilevel"/>
     <w:tmpl w:val="DE76016A"/>
@@ -15227,7 +18315,7 @@
       </w:pPr>
     </w:lvl>
   </w:abstractNum>
-  <w:abstractNum w:abstractNumId="20" w15:restartNumberingAfterBreak="0">
+  <w:abstractNum w:abstractNumId="24" w15:restartNumberingAfterBreak="0">
     <w:nsid w:val="22E90DFE"/>
     <w:multiLevelType w:val="hybridMultilevel"/>
     <w:tmpl w:val="F86E5D14"/>
@@ -15340,7 +18428,7 @@
       </w:rPr>
     </w:lvl>
   </w:abstractNum>
-  <w:abstractNum w:abstractNumId="21" w15:restartNumberingAfterBreak="0">
+  <w:abstractNum w:abstractNumId="25" w15:restartNumberingAfterBreak="0">
     <w:nsid w:val="23EB3055"/>
     <w:multiLevelType w:val="hybridMultilevel"/>
     <w:tmpl w:val="E47024F0"/>
@@ -15429,7 +18517,7 @@
       </w:pPr>
     </w:lvl>
   </w:abstractNum>
-  <w:abstractNum w:abstractNumId="22" w15:restartNumberingAfterBreak="0">
+  <w:abstractNum w:abstractNumId="26" w15:restartNumberingAfterBreak="0">
     <w:nsid w:val="252407C6"/>
     <w:multiLevelType w:val="hybridMultilevel"/>
     <w:tmpl w:val="EB8E357A"/>
@@ -15542,7 +18630,7 @@
       </w:rPr>
     </w:lvl>
   </w:abstractNum>
-  <w:abstractNum w:abstractNumId="23" w15:restartNumberingAfterBreak="0">
+  <w:abstractNum w:abstractNumId="27" w15:restartNumberingAfterBreak="0">
     <w:nsid w:val="26E01820"/>
     <w:multiLevelType w:val="hybridMultilevel"/>
     <w:tmpl w:val="74382332"/>
@@ -15628,7 +18716,7 @@
       </w:pPr>
     </w:lvl>
   </w:abstractNum>
-  <w:abstractNum w:abstractNumId="24" w15:restartNumberingAfterBreak="0">
+  <w:abstractNum w:abstractNumId="28" w15:restartNumberingAfterBreak="0">
     <w:nsid w:val="273F5B75"/>
     <w:multiLevelType w:val="hybridMultilevel"/>
     <w:tmpl w:val="40F2F95C"/>
@@ -15714,7 +18802,7 @@
       </w:pPr>
     </w:lvl>
   </w:abstractNum>
-  <w:abstractNum w:abstractNumId="25" w15:restartNumberingAfterBreak="0">
+  <w:abstractNum w:abstractNumId="29" w15:restartNumberingAfterBreak="0">
     <w:nsid w:val="287F4556"/>
     <w:multiLevelType w:val="hybridMultilevel"/>
     <w:tmpl w:val="627CC6C8"/>
@@ -15827,7 +18915,7 @@
       </w:rPr>
     </w:lvl>
   </w:abstractNum>
-  <w:abstractNum w:abstractNumId="26" w15:restartNumberingAfterBreak="0">
+  <w:abstractNum w:abstractNumId="30" w15:restartNumberingAfterBreak="0">
     <w:nsid w:val="2AAC48C8"/>
     <w:multiLevelType w:val="hybridMultilevel"/>
     <w:tmpl w:val="B67EA560"/>
@@ -15913,7 +19001,7 @@
       </w:pPr>
     </w:lvl>
   </w:abstractNum>
-  <w:abstractNum w:abstractNumId="27" w15:restartNumberingAfterBreak="0">
+  <w:abstractNum w:abstractNumId="31" w15:restartNumberingAfterBreak="0">
     <w:nsid w:val="2B70343B"/>
     <w:multiLevelType w:val="hybridMultilevel"/>
     <w:tmpl w:val="27D8F892"/>
@@ -15999,7 +19087,7 @@
       </w:pPr>
     </w:lvl>
   </w:abstractNum>
-  <w:abstractNum w:abstractNumId="28" w15:restartNumberingAfterBreak="0">
+  <w:abstractNum w:abstractNumId="32" w15:restartNumberingAfterBreak="0">
     <w:nsid w:val="2CA45D37"/>
     <w:multiLevelType w:val="hybridMultilevel"/>
     <w:tmpl w:val="9E90652A"/>
@@ -16112,7 +19200,7 @@
       </w:rPr>
     </w:lvl>
   </w:abstractNum>
-  <w:abstractNum w:abstractNumId="29" w15:restartNumberingAfterBreak="0">
+  <w:abstractNum w:abstractNumId="33" w15:restartNumberingAfterBreak="0">
     <w:nsid w:val="2CB84E65"/>
     <w:multiLevelType w:val="hybridMultilevel"/>
     <w:tmpl w:val="4CE67550"/>
@@ -16225,7 +19313,7 @@
       </w:rPr>
     </w:lvl>
   </w:abstractNum>
-  <w:abstractNum w:abstractNumId="30" w15:restartNumberingAfterBreak="0">
+  <w:abstractNum w:abstractNumId="34" w15:restartNumberingAfterBreak="0">
     <w:nsid w:val="2D123DD2"/>
     <w:multiLevelType w:val="hybridMultilevel"/>
     <w:tmpl w:val="D02CB658"/>
@@ -16338,7 +19426,7 @@
       </w:rPr>
     </w:lvl>
   </w:abstractNum>
-  <w:abstractNum w:abstractNumId="31" w15:restartNumberingAfterBreak="0">
+  <w:abstractNum w:abstractNumId="35" w15:restartNumberingAfterBreak="0">
     <w:nsid w:val="31AF39A0"/>
     <w:multiLevelType w:val="hybridMultilevel"/>
     <w:tmpl w:val="F7589BCA"/>
@@ -16430,7 +19518,120 @@
       </w:pPr>
     </w:lvl>
   </w:abstractNum>
-  <w:abstractNum w:abstractNumId="32" w15:restartNumberingAfterBreak="0">
+  <w:abstractNum w:abstractNumId="36" w15:restartNumberingAfterBreak="0">
+    <w:nsid w:val="322A3C03"/>
+    <w:multiLevelType w:val="hybridMultilevel"/>
+    <w:tmpl w:val="E7680F44"/>
+    <w:lvl w:ilvl="0" w:tplc="04190001">
+      <w:start w:val="1"/>
+      <w:numFmt w:val="bullet"/>
+      <w:lvlText w:val=""/>
+      <w:lvlJc w:val="left"/>
+      <w:pPr>
+        <w:ind w:left="1429" w:hanging="360"/>
+      </w:pPr>
+      <w:rPr>
+        <w:rFonts w:ascii="Symbol" w:hAnsi="Symbol" w:hint="default"/>
+      </w:rPr>
+    </w:lvl>
+    <w:lvl w:ilvl="1" w:tplc="04190003" w:tentative="1">
+      <w:start w:val="1"/>
+      <w:numFmt w:val="bullet"/>
+      <w:lvlText w:val="o"/>
+      <w:lvlJc w:val="left"/>
+      <w:pPr>
+        <w:ind w:left="2149" w:hanging="360"/>
+      </w:pPr>
+      <w:rPr>
+        <w:rFonts w:ascii="Courier New" w:hAnsi="Courier New" w:cs="Courier New" w:hint="default"/>
+      </w:rPr>
+    </w:lvl>
+    <w:lvl w:ilvl="2" w:tplc="04190005" w:tentative="1">
+      <w:start w:val="1"/>
+      <w:numFmt w:val="bullet"/>
+      <w:lvlText w:val=""/>
+      <w:lvlJc w:val="left"/>
+      <w:pPr>
+        <w:ind w:left="2869" w:hanging="360"/>
+      </w:pPr>
+      <w:rPr>
+        <w:rFonts w:ascii="Wingdings" w:hAnsi="Wingdings" w:hint="default"/>
+      </w:rPr>
+    </w:lvl>
+    <w:lvl w:ilvl="3" w:tplc="04190001" w:tentative="1">
+      <w:start w:val="1"/>
+      <w:numFmt w:val="bullet"/>
+      <w:lvlText w:val=""/>
+      <w:lvlJc w:val="left"/>
+      <w:pPr>
+        <w:ind w:left="3589" w:hanging="360"/>
+      </w:pPr>
+      <w:rPr>
+        <w:rFonts w:ascii="Symbol" w:hAnsi="Symbol" w:hint="default"/>
+      </w:rPr>
+    </w:lvl>
+    <w:lvl w:ilvl="4" w:tplc="04190003" w:tentative="1">
+      <w:start w:val="1"/>
+      <w:numFmt w:val="bullet"/>
+      <w:lvlText w:val="o"/>
+      <w:lvlJc w:val="left"/>
+      <w:pPr>
+        <w:ind w:left="4309" w:hanging="360"/>
+      </w:pPr>
+      <w:rPr>
+        <w:rFonts w:ascii="Courier New" w:hAnsi="Courier New" w:cs="Courier New" w:hint="default"/>
+      </w:rPr>
+    </w:lvl>
+    <w:lvl w:ilvl="5" w:tplc="04190005" w:tentative="1">
+      <w:start w:val="1"/>
+      <w:numFmt w:val="bullet"/>
+      <w:lvlText w:val=""/>
+      <w:lvlJc w:val="left"/>
+      <w:pPr>
+        <w:ind w:left="5029" w:hanging="360"/>
+      </w:pPr>
+      <w:rPr>
+        <w:rFonts w:ascii="Wingdings" w:hAnsi="Wingdings" w:hint="default"/>
+      </w:rPr>
+    </w:lvl>
+    <w:lvl w:ilvl="6" w:tplc="04190001" w:tentative="1">
+      <w:start w:val="1"/>
+      <w:numFmt w:val="bullet"/>
+      <w:lvlText w:val=""/>
+      <w:lvlJc w:val="left"/>
+      <w:pPr>
+        <w:ind w:left="5749" w:hanging="360"/>
+      </w:pPr>
+      <w:rPr>
+        <w:rFonts w:ascii="Symbol" w:hAnsi="Symbol" w:hint="default"/>
+      </w:rPr>
+    </w:lvl>
+    <w:lvl w:ilvl="7" w:tplc="04190003" w:tentative="1">
+      <w:start w:val="1"/>
+      <w:numFmt w:val="bullet"/>
+      <w:lvlText w:val="o"/>
+      <w:lvlJc w:val="left"/>
+      <w:pPr>
+        <w:ind w:left="6469" w:hanging="360"/>
+      </w:pPr>
+      <w:rPr>
+        <w:rFonts w:ascii="Courier New" w:hAnsi="Courier New" w:cs="Courier New" w:hint="default"/>
+      </w:rPr>
+    </w:lvl>
+    <w:lvl w:ilvl="8" w:tplc="04190005" w:tentative="1">
+      <w:start w:val="1"/>
+      <w:numFmt w:val="bullet"/>
+      <w:lvlText w:val=""/>
+      <w:lvlJc w:val="left"/>
+      <w:pPr>
+        <w:ind w:left="7189" w:hanging="360"/>
+      </w:pPr>
+      <w:rPr>
+        <w:rFonts w:ascii="Wingdings" w:hAnsi="Wingdings" w:hint="default"/>
+      </w:rPr>
+    </w:lvl>
+  </w:abstractNum>
+  <w:abstractNum w:abstractNumId="37" w15:restartNumberingAfterBreak="0">
     <w:nsid w:val="35B22AD0"/>
     <w:multiLevelType w:val="hybridMultilevel"/>
     <w:tmpl w:val="C650A3AE"/>
@@ -16543,7 +19744,7 @@
       </w:rPr>
     </w:lvl>
   </w:abstractNum>
-  <w:abstractNum w:abstractNumId="33" w15:restartNumberingAfterBreak="0">
+  <w:abstractNum w:abstractNumId="38" w15:restartNumberingAfterBreak="0">
     <w:nsid w:val="38BF3D3C"/>
     <w:multiLevelType w:val="hybridMultilevel"/>
     <w:tmpl w:val="ED24FC6A"/>
@@ -16656,7 +19857,7 @@
       </w:rPr>
     </w:lvl>
   </w:abstractNum>
-  <w:abstractNum w:abstractNumId="34" w15:restartNumberingAfterBreak="0">
+  <w:abstractNum w:abstractNumId="39" w15:restartNumberingAfterBreak="0">
     <w:nsid w:val="397C0831"/>
     <w:multiLevelType w:val="hybridMultilevel"/>
     <w:tmpl w:val="967E0C58"/>
@@ -16742,7 +19943,7 @@
       </w:pPr>
     </w:lvl>
   </w:abstractNum>
-  <w:abstractNum w:abstractNumId="35" w15:restartNumberingAfterBreak="0">
+  <w:abstractNum w:abstractNumId="40" w15:restartNumberingAfterBreak="0">
     <w:nsid w:val="3A033A65"/>
     <w:multiLevelType w:val="hybridMultilevel"/>
     <w:tmpl w:val="046CFFBE"/>
@@ -16828,7 +20029,7 @@
       </w:pPr>
     </w:lvl>
   </w:abstractNum>
-  <w:abstractNum w:abstractNumId="36" w15:restartNumberingAfterBreak="0">
+  <w:abstractNum w:abstractNumId="41" w15:restartNumberingAfterBreak="0">
     <w:nsid w:val="3A5D46E6"/>
     <w:multiLevelType w:val="multilevel"/>
     <w:tmpl w:val="0636C624"/>
@@ -16949,7 +20150,7 @@
       </w:rPr>
     </w:lvl>
   </w:abstractNum>
-  <w:abstractNum w:abstractNumId="37" w15:restartNumberingAfterBreak="0">
+  <w:abstractNum w:abstractNumId="42" w15:restartNumberingAfterBreak="0">
     <w:nsid w:val="3A8967E3"/>
     <w:multiLevelType w:val="hybridMultilevel"/>
     <w:tmpl w:val="EA28827E"/>
@@ -17059,7 +20260,7 @@
       </w:rPr>
     </w:lvl>
   </w:abstractNum>
-  <w:abstractNum w:abstractNumId="38" w15:restartNumberingAfterBreak="0">
+  <w:abstractNum w:abstractNumId="43" w15:restartNumberingAfterBreak="0">
     <w:nsid w:val="3CAC5CA6"/>
     <w:multiLevelType w:val="hybridMultilevel"/>
     <w:tmpl w:val="0D1C62D6"/>
@@ -17172,7 +20373,7 @@
       </w:rPr>
     </w:lvl>
   </w:abstractNum>
-  <w:abstractNum w:abstractNumId="39" w15:restartNumberingAfterBreak="0">
+  <w:abstractNum w:abstractNumId="44" w15:restartNumberingAfterBreak="0">
     <w:nsid w:val="3CFF462F"/>
     <w:multiLevelType w:val="hybridMultilevel"/>
     <w:tmpl w:val="DA8231EE"/>
@@ -17261,7 +20462,7 @@
       </w:pPr>
     </w:lvl>
   </w:abstractNum>
-  <w:abstractNum w:abstractNumId="40" w15:restartNumberingAfterBreak="0">
+  <w:abstractNum w:abstractNumId="45" w15:restartNumberingAfterBreak="0">
     <w:nsid w:val="3D4709EC"/>
     <w:multiLevelType w:val="multilevel"/>
     <w:tmpl w:val="C93EFB2E"/>
@@ -17374,7 +20575,93 @@
       </w:pPr>
     </w:lvl>
   </w:abstractNum>
-  <w:abstractNum w:abstractNumId="41" w15:restartNumberingAfterBreak="0">
+  <w:abstractNum w:abstractNumId="46" w15:restartNumberingAfterBreak="0">
+    <w:nsid w:val="3D506A54"/>
+    <w:multiLevelType w:val="hybridMultilevel"/>
+    <w:tmpl w:val="F0408790"/>
+    <w:lvl w:ilvl="0" w:tplc="0419000F">
+      <w:start w:val="1"/>
+      <w:numFmt w:val="decimal"/>
+      <w:lvlText w:val="%1."/>
+      <w:lvlJc w:val="left"/>
+      <w:pPr>
+        <w:ind w:left="720" w:hanging="360"/>
+      </w:pPr>
+    </w:lvl>
+    <w:lvl w:ilvl="1" w:tplc="04190019" w:tentative="1">
+      <w:start w:val="1"/>
+      <w:numFmt w:val="lowerLetter"/>
+      <w:lvlText w:val="%2."/>
+      <w:lvlJc w:val="left"/>
+      <w:pPr>
+        <w:ind w:left="1440" w:hanging="360"/>
+      </w:pPr>
+    </w:lvl>
+    <w:lvl w:ilvl="2" w:tplc="0419001B" w:tentative="1">
+      <w:start w:val="1"/>
+      <w:numFmt w:val="lowerRoman"/>
+      <w:lvlText w:val="%3."/>
+      <w:lvlJc w:val="right"/>
+      <w:pPr>
+        <w:ind w:left="2160" w:hanging="180"/>
+      </w:pPr>
+    </w:lvl>
+    <w:lvl w:ilvl="3" w:tplc="0419000F" w:tentative="1">
+      <w:start w:val="1"/>
+      <w:numFmt w:val="decimal"/>
+      <w:lvlText w:val="%4."/>
+      <w:lvlJc w:val="left"/>
+      <w:pPr>
+        <w:ind w:left="2880" w:hanging="360"/>
+      </w:pPr>
+    </w:lvl>
+    <w:lvl w:ilvl="4" w:tplc="04190019" w:tentative="1">
+      <w:start w:val="1"/>
+      <w:numFmt w:val="lowerLetter"/>
+      <w:lvlText w:val="%5."/>
+      <w:lvlJc w:val="left"/>
+      <w:pPr>
+        <w:ind w:left="3600" w:hanging="360"/>
+      </w:pPr>
+    </w:lvl>
+    <w:lvl w:ilvl="5" w:tplc="0419001B" w:tentative="1">
+      <w:start w:val="1"/>
+      <w:numFmt w:val="lowerRoman"/>
+      <w:lvlText w:val="%6."/>
+      <w:lvlJc w:val="right"/>
+      <w:pPr>
+        <w:ind w:left="4320" w:hanging="180"/>
+      </w:pPr>
+    </w:lvl>
+    <w:lvl w:ilvl="6" w:tplc="0419000F" w:tentative="1">
+      <w:start w:val="1"/>
+      <w:numFmt w:val="decimal"/>
+      <w:lvlText w:val="%7."/>
+      <w:lvlJc w:val="left"/>
+      <w:pPr>
+        <w:ind w:left="5040" w:hanging="360"/>
+      </w:pPr>
+    </w:lvl>
+    <w:lvl w:ilvl="7" w:tplc="04190019" w:tentative="1">
+      <w:start w:val="1"/>
+      <w:numFmt w:val="lowerLetter"/>
+      <w:lvlText w:val="%8."/>
+      <w:lvlJc w:val="left"/>
+      <w:pPr>
+        <w:ind w:left="5760" w:hanging="360"/>
+      </w:pPr>
+    </w:lvl>
+    <w:lvl w:ilvl="8" w:tplc="0419001B" w:tentative="1">
+      <w:start w:val="1"/>
+      <w:numFmt w:val="lowerRoman"/>
+      <w:lvlText w:val="%9."/>
+      <w:lvlJc w:val="right"/>
+      <w:pPr>
+        <w:ind w:left="6480" w:hanging="180"/>
+      </w:pPr>
+    </w:lvl>
+  </w:abstractNum>
+  <w:abstractNum w:abstractNumId="47" w15:restartNumberingAfterBreak="0">
     <w:nsid w:val="3DF93F68"/>
     <w:multiLevelType w:val="hybridMultilevel"/>
     <w:tmpl w:val="D56638D8"/>
@@ -17487,7 +20774,7 @@
       </w:rPr>
     </w:lvl>
   </w:abstractNum>
-  <w:abstractNum w:abstractNumId="42" w15:restartNumberingAfterBreak="0">
+  <w:abstractNum w:abstractNumId="48" w15:restartNumberingAfterBreak="0">
     <w:nsid w:val="3E557605"/>
     <w:multiLevelType w:val="multilevel"/>
     <w:tmpl w:val="2E7E0D54"/>
@@ -17605,7 +20892,7 @@
       </w:rPr>
     </w:lvl>
   </w:abstractNum>
-  <w:abstractNum w:abstractNumId="43" w15:restartNumberingAfterBreak="0">
+  <w:abstractNum w:abstractNumId="49" w15:restartNumberingAfterBreak="0">
     <w:nsid w:val="3EE7651D"/>
     <w:multiLevelType w:val="hybridMultilevel"/>
     <w:tmpl w:val="D33A0F1E"/>
@@ -17718,7 +21005,7 @@
       </w:rPr>
     </w:lvl>
   </w:abstractNum>
-  <w:abstractNum w:abstractNumId="44" w15:restartNumberingAfterBreak="0">
+  <w:abstractNum w:abstractNumId="50" w15:restartNumberingAfterBreak="0">
     <w:nsid w:val="40E255EE"/>
     <w:multiLevelType w:val="hybridMultilevel"/>
     <w:tmpl w:val="C2086548"/>
@@ -17831,7 +21118,7 @@
       </w:rPr>
     </w:lvl>
   </w:abstractNum>
-  <w:abstractNum w:abstractNumId="45" w15:restartNumberingAfterBreak="0">
+  <w:abstractNum w:abstractNumId="51" w15:restartNumberingAfterBreak="0">
     <w:nsid w:val="45EB195B"/>
     <w:multiLevelType w:val="hybridMultilevel"/>
     <w:tmpl w:val="F112F146"/>
@@ -17944,7 +21231,7 @@
       </w:rPr>
     </w:lvl>
   </w:abstractNum>
-  <w:abstractNum w:abstractNumId="46" w15:restartNumberingAfterBreak="0">
+  <w:abstractNum w:abstractNumId="52" w15:restartNumberingAfterBreak="0">
     <w:nsid w:val="473F126B"/>
     <w:multiLevelType w:val="hybridMultilevel"/>
     <w:tmpl w:val="6E76FE82"/>
@@ -18030,7 +21317,156 @@
       </w:pPr>
     </w:lvl>
   </w:abstractNum>
-  <w:abstractNum w:abstractNumId="47" w15:restartNumberingAfterBreak="0">
+  <w:abstractNum w:abstractNumId="53" w15:restartNumberingAfterBreak="0">
+    <w:nsid w:val="47A300DF"/>
+    <w:multiLevelType w:val="multilevel"/>
+    <w:tmpl w:val="3C0E6154"/>
+    <w:lvl w:ilvl="0">
+      <w:start w:val="1"/>
+      <w:numFmt w:val="bullet"/>
+      <w:lvlText w:val=""/>
+      <w:lvlJc w:val="left"/>
+      <w:pPr>
+        <w:tabs>
+          <w:tab w:val="num" w:pos="720"/>
+        </w:tabs>
+        <w:ind w:left="720" w:hanging="360"/>
+      </w:pPr>
+      <w:rPr>
+        <w:rFonts w:ascii="Symbol" w:hAnsi="Symbol" w:hint="default"/>
+        <w:sz w:val="20"/>
+      </w:rPr>
+    </w:lvl>
+    <w:lvl w:ilvl="1" w:tentative="1">
+      <w:start w:val="1"/>
+      <w:numFmt w:val="bullet"/>
+      <w:lvlText w:val="o"/>
+      <w:lvlJc w:val="left"/>
+      <w:pPr>
+        <w:tabs>
+          <w:tab w:val="num" w:pos="1440"/>
+        </w:tabs>
+        <w:ind w:left="1440" w:hanging="360"/>
+      </w:pPr>
+      <w:rPr>
+        <w:rFonts w:ascii="Courier New" w:hAnsi="Courier New" w:hint="default"/>
+        <w:sz w:val="20"/>
+      </w:rPr>
+    </w:lvl>
+    <w:lvl w:ilvl="2" w:tentative="1">
+      <w:start w:val="1"/>
+      <w:numFmt w:val="bullet"/>
+      <w:lvlText w:val=""/>
+      <w:lvlJc w:val="left"/>
+      <w:pPr>
+        <w:tabs>
+          <w:tab w:val="num" w:pos="2160"/>
+        </w:tabs>
+        <w:ind w:left="2160" w:hanging="360"/>
+      </w:pPr>
+      <w:rPr>
+        <w:rFonts w:ascii="Wingdings" w:hAnsi="Wingdings" w:hint="default"/>
+        <w:sz w:val="20"/>
+      </w:rPr>
+    </w:lvl>
+    <w:lvl w:ilvl="3" w:tentative="1">
+      <w:start w:val="1"/>
+      <w:numFmt w:val="bullet"/>
+      <w:lvlText w:val=""/>
+      <w:lvlJc w:val="left"/>
+      <w:pPr>
+        <w:tabs>
+          <w:tab w:val="num" w:pos="2880"/>
+        </w:tabs>
+        <w:ind w:left="2880" w:hanging="360"/>
+      </w:pPr>
+      <w:rPr>
+        <w:rFonts w:ascii="Wingdings" w:hAnsi="Wingdings" w:hint="default"/>
+        <w:sz w:val="20"/>
+      </w:rPr>
+    </w:lvl>
+    <w:lvl w:ilvl="4" w:tentative="1">
+      <w:start w:val="1"/>
+      <w:numFmt w:val="bullet"/>
+      <w:lvlText w:val=""/>
+      <w:lvlJc w:val="left"/>
+      <w:pPr>
+        <w:tabs>
+          <w:tab w:val="num" w:pos="3600"/>
+        </w:tabs>
+        <w:ind w:left="3600" w:hanging="360"/>
+      </w:pPr>
+      <w:rPr>
+        <w:rFonts w:ascii="Wingdings" w:hAnsi="Wingdings" w:hint="default"/>
+        <w:sz w:val="20"/>
+      </w:rPr>
+    </w:lvl>
+    <w:lvl w:ilvl="5" w:tentative="1">
+      <w:start w:val="1"/>
+      <w:numFmt w:val="bullet"/>
+      <w:lvlText w:val=""/>
+      <w:lvlJc w:val="left"/>
+      <w:pPr>
+        <w:tabs>
+          <w:tab w:val="num" w:pos="4320"/>
+        </w:tabs>
+        <w:ind w:left="4320" w:hanging="360"/>
+      </w:pPr>
+      <w:rPr>
+        <w:rFonts w:ascii="Wingdings" w:hAnsi="Wingdings" w:hint="default"/>
+        <w:sz w:val="20"/>
+      </w:rPr>
+    </w:lvl>
+    <w:lvl w:ilvl="6" w:tentative="1">
+      <w:start w:val="1"/>
+      <w:numFmt w:val="bullet"/>
+      <w:lvlText w:val=""/>
+      <w:lvlJc w:val="left"/>
+      <w:pPr>
+        <w:tabs>
+          <w:tab w:val="num" w:pos="5040"/>
+        </w:tabs>
+        <w:ind w:left="5040" w:hanging="360"/>
+      </w:pPr>
+      <w:rPr>
+        <w:rFonts w:ascii="Wingdings" w:hAnsi="Wingdings" w:hint="default"/>
+        <w:sz w:val="20"/>
+      </w:rPr>
+    </w:lvl>
+    <w:lvl w:ilvl="7" w:tentative="1">
+      <w:start w:val="1"/>
+      <w:numFmt w:val="bullet"/>
+      <w:lvlText w:val=""/>
+      <w:lvlJc w:val="left"/>
+      <w:pPr>
+        <w:tabs>
+          <w:tab w:val="num" w:pos="5760"/>
+        </w:tabs>
+        <w:ind w:left="5760" w:hanging="360"/>
+      </w:pPr>
+      <w:rPr>
+        <w:rFonts w:ascii="Wingdings" w:hAnsi="Wingdings" w:hint="default"/>
+        <w:sz w:val="20"/>
+      </w:rPr>
+    </w:lvl>
+    <w:lvl w:ilvl="8" w:tentative="1">
+      <w:start w:val="1"/>
+      <w:numFmt w:val="bullet"/>
+      <w:lvlText w:val=""/>
+      <w:lvlJc w:val="left"/>
+      <w:pPr>
+        <w:tabs>
+          <w:tab w:val="num" w:pos="6480"/>
+        </w:tabs>
+        <w:ind w:left="6480" w:hanging="360"/>
+      </w:pPr>
+      <w:rPr>
+        <w:rFonts w:ascii="Wingdings" w:hAnsi="Wingdings" w:hint="default"/>
+        <w:sz w:val="20"/>
+      </w:rPr>
+    </w:lvl>
+  </w:abstractNum>
+  <w:abstractNum w:abstractNumId="54" w15:restartNumberingAfterBreak="0">
     <w:nsid w:val="47A55166"/>
     <w:multiLevelType w:val="hybridMultilevel"/>
     <w:tmpl w:val="967E0C58"/>
@@ -18116,7 +21552,7 @@
       </w:pPr>
     </w:lvl>
   </w:abstractNum>
-  <w:abstractNum w:abstractNumId="48" w15:restartNumberingAfterBreak="0">
+  <w:abstractNum w:abstractNumId="55" w15:restartNumberingAfterBreak="0">
     <w:nsid w:val="48633A9C"/>
     <w:multiLevelType w:val="hybridMultilevel"/>
     <w:tmpl w:val="D78CC27C"/>
@@ -18205,7 +21641,7 @@
       </w:pPr>
     </w:lvl>
   </w:abstractNum>
-  <w:abstractNum w:abstractNumId="49" w15:restartNumberingAfterBreak="0">
+  <w:abstractNum w:abstractNumId="56" w15:restartNumberingAfterBreak="0">
     <w:nsid w:val="4B2107E5"/>
     <w:multiLevelType w:val="hybridMultilevel"/>
     <w:tmpl w:val="343E9D92"/>
@@ -18318,7 +21754,7 @@
       </w:rPr>
     </w:lvl>
   </w:abstractNum>
-  <w:abstractNum w:abstractNumId="50" w15:restartNumberingAfterBreak="0">
+  <w:abstractNum w:abstractNumId="57" w15:restartNumberingAfterBreak="0">
     <w:nsid w:val="4D310D29"/>
     <w:multiLevelType w:val="hybridMultilevel"/>
     <w:tmpl w:val="EF32E75A"/>
@@ -18407,7 +21843,7 @@
       </w:pPr>
     </w:lvl>
   </w:abstractNum>
-  <w:abstractNum w:abstractNumId="51" w15:restartNumberingAfterBreak="0">
+  <w:abstractNum w:abstractNumId="58" w15:restartNumberingAfterBreak="0">
     <w:nsid w:val="4DA15479"/>
     <w:multiLevelType w:val="multilevel"/>
     <w:tmpl w:val="2E7E0D54"/>
@@ -18525,7 +21961,7 @@
       </w:rPr>
     </w:lvl>
   </w:abstractNum>
-  <w:abstractNum w:abstractNumId="52" w15:restartNumberingAfterBreak="0">
+  <w:abstractNum w:abstractNumId="59" w15:restartNumberingAfterBreak="0">
     <w:nsid w:val="4DBB34FB"/>
     <w:multiLevelType w:val="hybridMultilevel"/>
     <w:tmpl w:val="30C8C424"/>
@@ -18635,7 +22071,7 @@
       </w:rPr>
     </w:lvl>
   </w:abstractNum>
-  <w:abstractNum w:abstractNumId="53" w15:restartNumberingAfterBreak="0">
+  <w:abstractNum w:abstractNumId="60" w15:restartNumberingAfterBreak="0">
     <w:nsid w:val="4E8745DE"/>
     <w:multiLevelType w:val="hybridMultilevel"/>
     <w:tmpl w:val="2BD4CF8A"/>
@@ -18724,7 +22160,7 @@
       </w:pPr>
     </w:lvl>
   </w:abstractNum>
-  <w:abstractNum w:abstractNumId="54" w15:restartNumberingAfterBreak="0">
+  <w:abstractNum w:abstractNumId="61" w15:restartNumberingAfterBreak="0">
     <w:nsid w:val="4EB71532"/>
     <w:multiLevelType w:val="hybridMultilevel"/>
     <w:tmpl w:val="DF94CCD4"/>
@@ -18837,7 +22273,7 @@
       </w:rPr>
     </w:lvl>
   </w:abstractNum>
-  <w:abstractNum w:abstractNumId="55" w15:restartNumberingAfterBreak="0">
+  <w:abstractNum w:abstractNumId="62" w15:restartNumberingAfterBreak="0">
     <w:nsid w:val="4EF711D1"/>
     <w:multiLevelType w:val="hybridMultilevel"/>
     <w:tmpl w:val="49A81DC6"/>
@@ -18926,7 +22362,7 @@
       </w:pPr>
     </w:lvl>
   </w:abstractNum>
-  <w:abstractNum w:abstractNumId="56" w15:restartNumberingAfterBreak="0">
+  <w:abstractNum w:abstractNumId="63" w15:restartNumberingAfterBreak="0">
     <w:nsid w:val="4FE95502"/>
     <w:multiLevelType w:val="hybridMultilevel"/>
     <w:tmpl w:val="EF505216"/>
@@ -19039,7 +22475,7 @@
       </w:rPr>
     </w:lvl>
   </w:abstractNum>
-  <w:abstractNum w:abstractNumId="57" w15:restartNumberingAfterBreak="0">
+  <w:abstractNum w:abstractNumId="64" w15:restartNumberingAfterBreak="0">
     <w:nsid w:val="50370969"/>
     <w:multiLevelType w:val="hybridMultilevel"/>
     <w:tmpl w:val="046CFFBE"/>
@@ -19125,7 +22561,7 @@
       </w:pPr>
     </w:lvl>
   </w:abstractNum>
-  <w:abstractNum w:abstractNumId="58" w15:restartNumberingAfterBreak="0">
+  <w:abstractNum w:abstractNumId="65" w15:restartNumberingAfterBreak="0">
     <w:nsid w:val="50662853"/>
     <w:multiLevelType w:val="hybridMultilevel"/>
     <w:tmpl w:val="5C1AD266"/>
@@ -19211,7 +22647,7 @@
       </w:pPr>
     </w:lvl>
   </w:abstractNum>
-  <w:abstractNum w:abstractNumId="59" w15:restartNumberingAfterBreak="0">
+  <w:abstractNum w:abstractNumId="66" w15:restartNumberingAfterBreak="0">
     <w:nsid w:val="510A260A"/>
     <w:multiLevelType w:val="hybridMultilevel"/>
     <w:tmpl w:val="E8A6EE96"/>
@@ -19324,7 +22760,7 @@
       </w:rPr>
     </w:lvl>
   </w:abstractNum>
-  <w:abstractNum w:abstractNumId="60" w15:restartNumberingAfterBreak="0">
+  <w:abstractNum w:abstractNumId="67" w15:restartNumberingAfterBreak="0">
     <w:nsid w:val="51881DE5"/>
     <w:multiLevelType w:val="hybridMultilevel"/>
     <w:tmpl w:val="FB3CBA8E"/>
@@ -19437,7 +22873,120 @@
       </w:rPr>
     </w:lvl>
   </w:abstractNum>
-  <w:abstractNum w:abstractNumId="61" w15:restartNumberingAfterBreak="0">
+  <w:abstractNum w:abstractNumId="68" w15:restartNumberingAfterBreak="0">
+    <w:nsid w:val="52A55BF0"/>
+    <w:multiLevelType w:val="hybridMultilevel"/>
+    <w:tmpl w:val="7BC24204"/>
+    <w:lvl w:ilvl="0" w:tplc="04190001">
+      <w:start w:val="1"/>
+      <w:numFmt w:val="bullet"/>
+      <w:lvlText w:val=""/>
+      <w:lvlJc w:val="left"/>
+      <w:pPr>
+        <w:ind w:left="720" w:hanging="360"/>
+      </w:pPr>
+      <w:rPr>
+        <w:rFonts w:ascii="Symbol" w:hAnsi="Symbol" w:hint="default"/>
+      </w:rPr>
+    </w:lvl>
+    <w:lvl w:ilvl="1" w:tplc="04190003" w:tentative="1">
+      <w:start w:val="1"/>
+      <w:numFmt w:val="bullet"/>
+      <w:lvlText w:val="o"/>
+      <w:lvlJc w:val="left"/>
+      <w:pPr>
+        <w:ind w:left="1440" w:hanging="360"/>
+      </w:pPr>
+      <w:rPr>
+        <w:rFonts w:ascii="Courier New" w:hAnsi="Courier New" w:cs="Courier New" w:hint="default"/>
+      </w:rPr>
+    </w:lvl>
+    <w:lvl w:ilvl="2" w:tplc="04190005" w:tentative="1">
+      <w:start w:val="1"/>
+      <w:numFmt w:val="bullet"/>
+      <w:lvlText w:val=""/>
+      <w:lvlJc w:val="left"/>
+      <w:pPr>
+        <w:ind w:left="2160" w:hanging="360"/>
+      </w:pPr>
+      <w:rPr>
+        <w:rFonts w:ascii="Wingdings" w:hAnsi="Wingdings" w:hint="default"/>
+      </w:rPr>
+    </w:lvl>
+    <w:lvl w:ilvl="3" w:tplc="04190001" w:tentative="1">
+      <w:start w:val="1"/>
+      <w:numFmt w:val="bullet"/>
+      <w:lvlText w:val=""/>
+      <w:lvlJc w:val="left"/>
+      <w:pPr>
+        <w:ind w:left="2880" w:hanging="360"/>
+      </w:pPr>
+      <w:rPr>
+        <w:rFonts w:ascii="Symbol" w:hAnsi="Symbol" w:hint="default"/>
+      </w:rPr>
+    </w:lvl>
+    <w:lvl w:ilvl="4" w:tplc="04190003" w:tentative="1">
+      <w:start w:val="1"/>
+      <w:numFmt w:val="bullet"/>
+      <w:lvlText w:val="o"/>
+      <w:lvlJc w:val="left"/>
+      <w:pPr>
+        <w:ind w:left="3600" w:hanging="360"/>
+      </w:pPr>
+      <w:rPr>
+        <w:rFonts w:ascii="Courier New" w:hAnsi="Courier New" w:cs="Courier New" w:hint="default"/>
+      </w:rPr>
+    </w:lvl>
+    <w:lvl w:ilvl="5" w:tplc="04190005" w:tentative="1">
+      <w:start w:val="1"/>
+      <w:numFmt w:val="bullet"/>
+      <w:lvlText w:val=""/>
+      <w:lvlJc w:val="left"/>
+      <w:pPr>
+        <w:ind w:left="4320" w:hanging="360"/>
+      </w:pPr>
+      <w:rPr>
+        <w:rFonts w:ascii="Wingdings" w:hAnsi="Wingdings" w:hint="default"/>
+      </w:rPr>
+    </w:lvl>
+    <w:lvl w:ilvl="6" w:tplc="04190001" w:tentative="1">
+      <w:start w:val="1"/>
+      <w:numFmt w:val="bullet"/>
+      <w:lvlText w:val=""/>
+      <w:lvlJc w:val="left"/>
+      <w:pPr>
+        <w:ind w:left="5040" w:hanging="360"/>
+      </w:pPr>
+      <w:rPr>
+        <w:rFonts w:ascii="Symbol" w:hAnsi="Symbol" w:hint="default"/>
+      </w:rPr>
+    </w:lvl>
+    <w:lvl w:ilvl="7" w:tplc="04190003" w:tentative="1">
+      <w:start w:val="1"/>
+      <w:numFmt w:val="bullet"/>
+      <w:lvlText w:val="o"/>
+      <w:lvlJc w:val="left"/>
+      <w:pPr>
+        <w:ind w:left="5760" w:hanging="360"/>
+      </w:pPr>
+      <w:rPr>
+        <w:rFonts w:ascii="Courier New" w:hAnsi="Courier New" w:cs="Courier New" w:hint="default"/>
+      </w:rPr>
+    </w:lvl>
+    <w:lvl w:ilvl="8" w:tplc="04190005" w:tentative="1">
+      <w:start w:val="1"/>
+      <w:numFmt w:val="bullet"/>
+      <w:lvlText w:val=""/>
+      <w:lvlJc w:val="left"/>
+      <w:pPr>
+        <w:ind w:left="6480" w:hanging="360"/>
+      </w:pPr>
+      <w:rPr>
+        <w:rFonts w:ascii="Wingdings" w:hAnsi="Wingdings" w:hint="default"/>
+      </w:rPr>
+    </w:lvl>
+  </w:abstractNum>
+  <w:abstractNum w:abstractNumId="69" w15:restartNumberingAfterBreak="0">
     <w:nsid w:val="552C4C7C"/>
     <w:multiLevelType w:val="hybridMultilevel"/>
     <w:tmpl w:val="03B46A24"/>
@@ -19526,7 +23075,7 @@
       </w:pPr>
     </w:lvl>
   </w:abstractNum>
-  <w:abstractNum w:abstractNumId="62" w15:restartNumberingAfterBreak="0">
+  <w:abstractNum w:abstractNumId="70" w15:restartNumberingAfterBreak="0">
     <w:nsid w:val="55834A10"/>
     <w:multiLevelType w:val="hybridMultilevel"/>
     <w:tmpl w:val="C9487748"/>
@@ -19615,7 +23164,7 @@
       </w:pPr>
     </w:lvl>
   </w:abstractNum>
-  <w:abstractNum w:abstractNumId="63" w15:restartNumberingAfterBreak="0">
+  <w:abstractNum w:abstractNumId="71" w15:restartNumberingAfterBreak="0">
     <w:nsid w:val="55FB5575"/>
     <w:multiLevelType w:val="hybridMultilevel"/>
     <w:tmpl w:val="4A74CE7A"/>
@@ -19728,7 +23277,7 @@
       </w:rPr>
     </w:lvl>
   </w:abstractNum>
-  <w:abstractNum w:abstractNumId="64" w15:restartNumberingAfterBreak="0">
+  <w:abstractNum w:abstractNumId="72" w15:restartNumberingAfterBreak="0">
     <w:nsid w:val="57C02CD3"/>
     <w:multiLevelType w:val="hybridMultilevel"/>
     <w:tmpl w:val="B414D1E2"/>
@@ -19841,7 +23390,7 @@
       </w:rPr>
     </w:lvl>
   </w:abstractNum>
-  <w:abstractNum w:abstractNumId="65" w15:restartNumberingAfterBreak="0">
+  <w:abstractNum w:abstractNumId="73" w15:restartNumberingAfterBreak="0">
     <w:nsid w:val="586B3BE9"/>
     <w:multiLevelType w:val="hybridMultilevel"/>
     <w:tmpl w:val="3CE457CC"/>
@@ -19954,7 +23503,7 @@
       </w:rPr>
     </w:lvl>
   </w:abstractNum>
-  <w:abstractNum w:abstractNumId="66" w15:restartNumberingAfterBreak="0">
+  <w:abstractNum w:abstractNumId="74" w15:restartNumberingAfterBreak="0">
     <w:nsid w:val="58824DF6"/>
     <w:multiLevelType w:val="hybridMultilevel"/>
     <w:tmpl w:val="53A2FDFE"/>
@@ -20040,7 +23589,7 @@
       </w:pPr>
     </w:lvl>
   </w:abstractNum>
-  <w:abstractNum w:abstractNumId="67" w15:restartNumberingAfterBreak="0">
+  <w:abstractNum w:abstractNumId="75" w15:restartNumberingAfterBreak="0">
     <w:nsid w:val="5957382C"/>
     <w:multiLevelType w:val="hybridMultilevel"/>
     <w:tmpl w:val="811C8876"/>
@@ -20153,7 +23702,120 @@
       </w:rPr>
     </w:lvl>
   </w:abstractNum>
-  <w:abstractNum w:abstractNumId="68" w15:restartNumberingAfterBreak="0">
+  <w:abstractNum w:abstractNumId="76" w15:restartNumberingAfterBreak="0">
+    <w:nsid w:val="59846BF9"/>
+    <w:multiLevelType w:val="hybridMultilevel"/>
+    <w:tmpl w:val="D6868ED6"/>
+    <w:lvl w:ilvl="0" w:tplc="04190001">
+      <w:start w:val="1"/>
+      <w:numFmt w:val="bullet"/>
+      <w:lvlText w:val=""/>
+      <w:lvlJc w:val="left"/>
+      <w:pPr>
+        <w:ind w:left="720" w:hanging="360"/>
+      </w:pPr>
+      <w:rPr>
+        <w:rFonts w:ascii="Symbol" w:hAnsi="Symbol" w:hint="default"/>
+      </w:rPr>
+    </w:lvl>
+    <w:lvl w:ilvl="1" w:tplc="04190003" w:tentative="1">
+      <w:start w:val="1"/>
+      <w:numFmt w:val="bullet"/>
+      <w:lvlText w:val="o"/>
+      <w:lvlJc w:val="left"/>
+      <w:pPr>
+        <w:ind w:left="1440" w:hanging="360"/>
+      </w:pPr>
+      <w:rPr>
+        <w:rFonts w:ascii="Courier New" w:hAnsi="Courier New" w:cs="Courier New" w:hint="default"/>
+      </w:rPr>
+    </w:lvl>
+    <w:lvl w:ilvl="2" w:tplc="04190005" w:tentative="1">
+      <w:start w:val="1"/>
+      <w:numFmt w:val="bullet"/>
+      <w:lvlText w:val=""/>
+      <w:lvlJc w:val="left"/>
+      <w:pPr>
+        <w:ind w:left="2160" w:hanging="360"/>
+      </w:pPr>
+      <w:rPr>
+        <w:rFonts w:ascii="Wingdings" w:hAnsi="Wingdings" w:hint="default"/>
+      </w:rPr>
+    </w:lvl>
+    <w:lvl w:ilvl="3" w:tplc="04190001" w:tentative="1">
+      <w:start w:val="1"/>
+      <w:numFmt w:val="bullet"/>
+      <w:lvlText w:val=""/>
+      <w:lvlJc w:val="left"/>
+      <w:pPr>
+        <w:ind w:left="2880" w:hanging="360"/>
+      </w:pPr>
+      <w:rPr>
+        <w:rFonts w:ascii="Symbol" w:hAnsi="Symbol" w:hint="default"/>
+      </w:rPr>
+    </w:lvl>
+    <w:lvl w:ilvl="4" w:tplc="04190003" w:tentative="1">
+      <w:start w:val="1"/>
+      <w:numFmt w:val="bullet"/>
+      <w:lvlText w:val="o"/>
+      <w:lvlJc w:val="left"/>
+      <w:pPr>
+        <w:ind w:left="3600" w:hanging="360"/>
+      </w:pPr>
+      <w:rPr>
+        <w:rFonts w:ascii="Courier New" w:hAnsi="Courier New" w:cs="Courier New" w:hint="default"/>
+      </w:rPr>
+    </w:lvl>
+    <w:lvl w:ilvl="5" w:tplc="04190005" w:tentative="1">
+      <w:start w:val="1"/>
+      <w:numFmt w:val="bullet"/>
+      <w:lvlText w:val=""/>
+      <w:lvlJc w:val="left"/>
+      <w:pPr>
+        <w:ind w:left="4320" w:hanging="360"/>
+      </w:pPr>
+      <w:rPr>
+        <w:rFonts w:ascii="Wingdings" w:hAnsi="Wingdings" w:hint="default"/>
+      </w:rPr>
+    </w:lvl>
+    <w:lvl w:ilvl="6" w:tplc="04190001" w:tentative="1">
+      <w:start w:val="1"/>
+      <w:numFmt w:val="bullet"/>
+      <w:lvlText w:val=""/>
+      <w:lvlJc w:val="left"/>
+      <w:pPr>
+        <w:ind w:left="5040" w:hanging="360"/>
+      </w:pPr>
+      <w:rPr>
+        <w:rFonts w:ascii="Symbol" w:hAnsi="Symbol" w:hint="default"/>
+      </w:rPr>
+    </w:lvl>
+    <w:lvl w:ilvl="7" w:tplc="04190003" w:tentative="1">
+      <w:start w:val="1"/>
+      <w:numFmt w:val="bullet"/>
+      <w:lvlText w:val="o"/>
+      <w:lvlJc w:val="left"/>
+      <w:pPr>
+        <w:ind w:left="5760" w:hanging="360"/>
+      </w:pPr>
+      <w:rPr>
+        <w:rFonts w:ascii="Courier New" w:hAnsi="Courier New" w:cs="Courier New" w:hint="default"/>
+      </w:rPr>
+    </w:lvl>
+    <w:lvl w:ilvl="8" w:tplc="04190005" w:tentative="1">
+      <w:start w:val="1"/>
+      <w:numFmt w:val="bullet"/>
+      <w:lvlText w:val=""/>
+      <w:lvlJc w:val="left"/>
+      <w:pPr>
+        <w:ind w:left="6480" w:hanging="360"/>
+      </w:pPr>
+      <w:rPr>
+        <w:rFonts w:ascii="Wingdings" w:hAnsi="Wingdings" w:hint="default"/>
+      </w:rPr>
+    </w:lvl>
+  </w:abstractNum>
+  <w:abstractNum w:abstractNumId="77" w15:restartNumberingAfterBreak="0">
     <w:nsid w:val="5A0E0FBC"/>
     <w:multiLevelType w:val="hybridMultilevel"/>
     <w:tmpl w:val="570261DE"/>
@@ -20242,7 +23904,7 @@
       </w:pPr>
     </w:lvl>
   </w:abstractNum>
-  <w:abstractNum w:abstractNumId="69" w15:restartNumberingAfterBreak="0">
+  <w:abstractNum w:abstractNumId="78" w15:restartNumberingAfterBreak="0">
     <w:nsid w:val="5A373E6D"/>
     <w:multiLevelType w:val="hybridMultilevel"/>
     <w:tmpl w:val="51BC08BE"/>
@@ -20355,7 +24017,7 @@
       </w:rPr>
     </w:lvl>
   </w:abstractNum>
-  <w:abstractNum w:abstractNumId="70" w15:restartNumberingAfterBreak="0">
+  <w:abstractNum w:abstractNumId="79" w15:restartNumberingAfterBreak="0">
     <w:nsid w:val="5B395723"/>
     <w:multiLevelType w:val="hybridMultilevel"/>
     <w:tmpl w:val="27D8F892"/>
@@ -20441,7 +24103,7 @@
       </w:pPr>
     </w:lvl>
   </w:abstractNum>
-  <w:abstractNum w:abstractNumId="71" w15:restartNumberingAfterBreak="0">
+  <w:abstractNum w:abstractNumId="80" w15:restartNumberingAfterBreak="0">
     <w:nsid w:val="5BD53E4C"/>
     <w:multiLevelType w:val="hybridMultilevel"/>
     <w:tmpl w:val="AE36047E"/>
@@ -20554,7 +24216,7 @@
       </w:rPr>
     </w:lvl>
   </w:abstractNum>
-  <w:abstractNum w:abstractNumId="72" w15:restartNumberingAfterBreak="0">
+  <w:abstractNum w:abstractNumId="81" w15:restartNumberingAfterBreak="0">
     <w:nsid w:val="5D5143EB"/>
     <w:multiLevelType w:val="hybridMultilevel"/>
     <w:tmpl w:val="99225CBE"/>
@@ -20667,7 +24329,7 @@
       </w:rPr>
     </w:lvl>
   </w:abstractNum>
-  <w:abstractNum w:abstractNumId="73" w15:restartNumberingAfterBreak="0">
+  <w:abstractNum w:abstractNumId="82" w15:restartNumberingAfterBreak="0">
     <w:nsid w:val="5E0120A4"/>
     <w:multiLevelType w:val="hybridMultilevel"/>
     <w:tmpl w:val="4D0AD86A"/>
@@ -20759,7 +24421,7 @@
       </w:pPr>
     </w:lvl>
   </w:abstractNum>
-  <w:abstractNum w:abstractNumId="74" w15:restartNumberingAfterBreak="0">
+  <w:abstractNum w:abstractNumId="83" w15:restartNumberingAfterBreak="0">
     <w:nsid w:val="6001470D"/>
     <w:multiLevelType w:val="hybridMultilevel"/>
     <w:tmpl w:val="F5684944"/>
@@ -20872,7 +24534,7 @@
       </w:rPr>
     </w:lvl>
   </w:abstractNum>
-  <w:abstractNum w:abstractNumId="75" w15:restartNumberingAfterBreak="0">
+  <w:abstractNum w:abstractNumId="84" w15:restartNumberingAfterBreak="0">
     <w:nsid w:val="60834E1B"/>
     <w:multiLevelType w:val="hybridMultilevel"/>
     <w:tmpl w:val="5FBE8B6C"/>
@@ -20958,7 +24620,7 @@
       </w:pPr>
     </w:lvl>
   </w:abstractNum>
-  <w:abstractNum w:abstractNumId="76" w15:restartNumberingAfterBreak="0">
+  <w:abstractNum w:abstractNumId="85" w15:restartNumberingAfterBreak="0">
     <w:nsid w:val="60B2484A"/>
     <w:multiLevelType w:val="hybridMultilevel"/>
     <w:tmpl w:val="067E5D36"/>
@@ -21071,7 +24733,7 @@
       </w:rPr>
     </w:lvl>
   </w:abstractNum>
-  <w:abstractNum w:abstractNumId="77" w15:restartNumberingAfterBreak="0">
+  <w:abstractNum w:abstractNumId="86" w15:restartNumberingAfterBreak="0">
     <w:nsid w:val="61665162"/>
     <w:multiLevelType w:val="hybridMultilevel"/>
     <w:tmpl w:val="72243D76"/>
@@ -21184,7 +24846,7 @@
       </w:rPr>
     </w:lvl>
   </w:abstractNum>
-  <w:abstractNum w:abstractNumId="78" w15:restartNumberingAfterBreak="0">
+  <w:abstractNum w:abstractNumId="87" w15:restartNumberingAfterBreak="0">
     <w:nsid w:val="619E416B"/>
     <w:multiLevelType w:val="hybridMultilevel"/>
     <w:tmpl w:val="696CF2DA"/>
@@ -21273,7 +24935,120 @@
       </w:pPr>
     </w:lvl>
   </w:abstractNum>
-  <w:abstractNum w:abstractNumId="79" w15:restartNumberingAfterBreak="0">
+  <w:abstractNum w:abstractNumId="88" w15:restartNumberingAfterBreak="0">
+    <w:nsid w:val="6253481A"/>
+    <w:multiLevelType w:val="hybridMultilevel"/>
+    <w:tmpl w:val="2976E7A4"/>
+    <w:lvl w:ilvl="0" w:tplc="04190001">
+      <w:start w:val="1"/>
+      <w:numFmt w:val="bullet"/>
+      <w:lvlText w:val=""/>
+      <w:lvlJc w:val="left"/>
+      <w:pPr>
+        <w:ind w:left="720" w:hanging="360"/>
+      </w:pPr>
+      <w:rPr>
+        <w:rFonts w:ascii="Symbol" w:hAnsi="Symbol" w:hint="default"/>
+      </w:rPr>
+    </w:lvl>
+    <w:lvl w:ilvl="1" w:tplc="04190003" w:tentative="1">
+      <w:start w:val="1"/>
+      <w:numFmt w:val="bullet"/>
+      <w:lvlText w:val="o"/>
+      <w:lvlJc w:val="left"/>
+      <w:pPr>
+        <w:ind w:left="1440" w:hanging="360"/>
+      </w:pPr>
+      <w:rPr>
+        <w:rFonts w:ascii="Courier New" w:hAnsi="Courier New" w:cs="Courier New" w:hint="default"/>
+      </w:rPr>
+    </w:lvl>
+    <w:lvl w:ilvl="2" w:tplc="04190005" w:tentative="1">
+      <w:start w:val="1"/>
+      <w:numFmt w:val="bullet"/>
+      <w:lvlText w:val=""/>
+      <w:lvlJc w:val="left"/>
+      <w:pPr>
+        <w:ind w:left="2160" w:hanging="360"/>
+      </w:pPr>
+      <w:rPr>
+        <w:rFonts w:ascii="Wingdings" w:hAnsi="Wingdings" w:hint="default"/>
+      </w:rPr>
+    </w:lvl>
+    <w:lvl w:ilvl="3" w:tplc="04190001" w:tentative="1">
+      <w:start w:val="1"/>
+      <w:numFmt w:val="bullet"/>
+      <w:lvlText w:val=""/>
+      <w:lvlJc w:val="left"/>
+      <w:pPr>
+        <w:ind w:left="2880" w:hanging="360"/>
+      </w:pPr>
+      <w:rPr>
+        <w:rFonts w:ascii="Symbol" w:hAnsi="Symbol" w:hint="default"/>
+      </w:rPr>
+    </w:lvl>
+    <w:lvl w:ilvl="4" w:tplc="04190003" w:tentative="1">
+      <w:start w:val="1"/>
+      <w:numFmt w:val="bullet"/>
+      <w:lvlText w:val="o"/>
+      <w:lvlJc w:val="left"/>
+      <w:pPr>
+        <w:ind w:left="3600" w:hanging="360"/>
+      </w:pPr>
+      <w:rPr>
+        <w:rFonts w:ascii="Courier New" w:hAnsi="Courier New" w:cs="Courier New" w:hint="default"/>
+      </w:rPr>
+    </w:lvl>
+    <w:lvl w:ilvl="5" w:tplc="04190005" w:tentative="1">
+      <w:start w:val="1"/>
+      <w:numFmt w:val="bullet"/>
+      <w:lvlText w:val=""/>
+      <w:lvlJc w:val="left"/>
+      <w:pPr>
+        <w:ind w:left="4320" w:hanging="360"/>
+      </w:pPr>
+      <w:rPr>
+        <w:rFonts w:ascii="Wingdings" w:hAnsi="Wingdings" w:hint="default"/>
+      </w:rPr>
+    </w:lvl>
+    <w:lvl w:ilvl="6" w:tplc="04190001" w:tentative="1">
+      <w:start w:val="1"/>
+      <w:numFmt w:val="bullet"/>
+      <w:lvlText w:val=""/>
+      <w:lvlJc w:val="left"/>
+      <w:pPr>
+        <w:ind w:left="5040" w:hanging="360"/>
+      </w:pPr>
+      <w:rPr>
+        <w:rFonts w:ascii="Symbol" w:hAnsi="Symbol" w:hint="default"/>
+      </w:rPr>
+    </w:lvl>
+    <w:lvl w:ilvl="7" w:tplc="04190003" w:tentative="1">
+      <w:start w:val="1"/>
+      <w:numFmt w:val="bullet"/>
+      <w:lvlText w:val="o"/>
+      <w:lvlJc w:val="left"/>
+      <w:pPr>
+        <w:ind w:left="5760" w:hanging="360"/>
+      </w:pPr>
+      <w:rPr>
+        <w:rFonts w:ascii="Courier New" w:hAnsi="Courier New" w:cs="Courier New" w:hint="default"/>
+      </w:rPr>
+    </w:lvl>
+    <w:lvl w:ilvl="8" w:tplc="04190005" w:tentative="1">
+      <w:start w:val="1"/>
+      <w:numFmt w:val="bullet"/>
+      <w:lvlText w:val=""/>
+      <w:lvlJc w:val="left"/>
+      <w:pPr>
+        <w:ind w:left="6480" w:hanging="360"/>
+      </w:pPr>
+      <w:rPr>
+        <w:rFonts w:ascii="Wingdings" w:hAnsi="Wingdings" w:hint="default"/>
+      </w:rPr>
+    </w:lvl>
+  </w:abstractNum>
+  <w:abstractNum w:abstractNumId="89" w15:restartNumberingAfterBreak="0">
     <w:nsid w:val="63532060"/>
     <w:multiLevelType w:val="hybridMultilevel"/>
     <w:tmpl w:val="570261DE"/>
@@ -21362,7 +25137,7 @@
       </w:pPr>
     </w:lvl>
   </w:abstractNum>
-  <w:abstractNum w:abstractNumId="80" w15:restartNumberingAfterBreak="0">
+  <w:abstractNum w:abstractNumId="90" w15:restartNumberingAfterBreak="0">
     <w:nsid w:val="6405550E"/>
     <w:multiLevelType w:val="hybridMultilevel"/>
     <w:tmpl w:val="7C7E82AC"/>
@@ -21475,7 +25250,7 @@
       </w:rPr>
     </w:lvl>
   </w:abstractNum>
-  <w:abstractNum w:abstractNumId="81" w15:restartNumberingAfterBreak="0">
+  <w:abstractNum w:abstractNumId="91" w15:restartNumberingAfterBreak="0">
     <w:nsid w:val="65B81F06"/>
     <w:multiLevelType w:val="hybridMultilevel"/>
     <w:tmpl w:val="336401F6"/>
@@ -21564,7 +25339,7 @@
       </w:pPr>
     </w:lvl>
   </w:abstractNum>
-  <w:abstractNum w:abstractNumId="82" w15:restartNumberingAfterBreak="0">
+  <w:abstractNum w:abstractNumId="92" w15:restartNumberingAfterBreak="0">
     <w:nsid w:val="65F40A39"/>
     <w:multiLevelType w:val="hybridMultilevel"/>
     <w:tmpl w:val="49A81DC6"/>
@@ -21653,7 +25428,7 @@
       </w:pPr>
     </w:lvl>
   </w:abstractNum>
-  <w:abstractNum w:abstractNumId="83" w15:restartNumberingAfterBreak="0">
+  <w:abstractNum w:abstractNumId="93" w15:restartNumberingAfterBreak="0">
     <w:nsid w:val="660D5283"/>
     <w:multiLevelType w:val="hybridMultilevel"/>
     <w:tmpl w:val="0E704068"/>
@@ -21742,7 +25517,7 @@
       </w:pPr>
     </w:lvl>
   </w:abstractNum>
-  <w:abstractNum w:abstractNumId="84" w15:restartNumberingAfterBreak="0">
+  <w:abstractNum w:abstractNumId="94" w15:restartNumberingAfterBreak="0">
     <w:nsid w:val="67CB1B6B"/>
     <w:multiLevelType w:val="hybridMultilevel"/>
     <w:tmpl w:val="5BCE5910"/>
@@ -21831,7 +25606,7 @@
       </w:pPr>
     </w:lvl>
   </w:abstractNum>
-  <w:abstractNum w:abstractNumId="85" w15:restartNumberingAfterBreak="0">
+  <w:abstractNum w:abstractNumId="95" w15:restartNumberingAfterBreak="0">
     <w:nsid w:val="6A1F7EF1"/>
     <w:multiLevelType w:val="hybridMultilevel"/>
     <w:tmpl w:val="641622D2"/>
@@ -21944,7 +25719,7 @@
       </w:rPr>
     </w:lvl>
   </w:abstractNum>
-  <w:abstractNum w:abstractNumId="86" w15:restartNumberingAfterBreak="0">
+  <w:abstractNum w:abstractNumId="96" w15:restartNumberingAfterBreak="0">
     <w:nsid w:val="6CD03567"/>
     <w:multiLevelType w:val="hybridMultilevel"/>
     <w:tmpl w:val="EF3EA8AE"/>
@@ -22054,7 +25829,7 @@
       </w:rPr>
     </w:lvl>
   </w:abstractNum>
-  <w:abstractNum w:abstractNumId="87" w15:restartNumberingAfterBreak="0">
+  <w:abstractNum w:abstractNumId="97" w15:restartNumberingAfterBreak="0">
     <w:nsid w:val="6D9663D4"/>
     <w:multiLevelType w:val="hybridMultilevel"/>
     <w:tmpl w:val="FE1AAF2E"/>
@@ -22167,7 +25942,120 @@
       </w:rPr>
     </w:lvl>
   </w:abstractNum>
-  <w:abstractNum w:abstractNumId="88" w15:restartNumberingAfterBreak="0">
+  <w:abstractNum w:abstractNumId="98" w15:restartNumberingAfterBreak="0">
+    <w:nsid w:val="6E07642E"/>
+    <w:multiLevelType w:val="hybridMultilevel"/>
+    <w:tmpl w:val="9156F3BE"/>
+    <w:lvl w:ilvl="0" w:tplc="04190001">
+      <w:start w:val="1"/>
+      <w:numFmt w:val="bullet"/>
+      <w:lvlText w:val=""/>
+      <w:lvlJc w:val="left"/>
+      <w:pPr>
+        <w:ind w:left="720" w:hanging="360"/>
+      </w:pPr>
+      <w:rPr>
+        <w:rFonts w:ascii="Symbol" w:hAnsi="Symbol" w:hint="default"/>
+      </w:rPr>
+    </w:lvl>
+    <w:lvl w:ilvl="1" w:tplc="04190003" w:tentative="1">
+      <w:start w:val="1"/>
+      <w:numFmt w:val="bullet"/>
+      <w:lvlText w:val="o"/>
+      <w:lvlJc w:val="left"/>
+      <w:pPr>
+        <w:ind w:left="1440" w:hanging="360"/>
+      </w:pPr>
+      <w:rPr>
+        <w:rFonts w:ascii="Courier New" w:hAnsi="Courier New" w:cs="Courier New" w:hint="default"/>
+      </w:rPr>
+    </w:lvl>
+    <w:lvl w:ilvl="2" w:tplc="04190005" w:tentative="1">
+      <w:start w:val="1"/>
+      <w:numFmt w:val="bullet"/>
+      <w:lvlText w:val=""/>
+      <w:lvlJc w:val="left"/>
+      <w:pPr>
+        <w:ind w:left="2160" w:hanging="360"/>
+      </w:pPr>
+      <w:rPr>
+        <w:rFonts w:ascii="Wingdings" w:hAnsi="Wingdings" w:hint="default"/>
+      </w:rPr>
+    </w:lvl>
+    <w:lvl w:ilvl="3" w:tplc="04190001" w:tentative="1">
+      <w:start w:val="1"/>
+      <w:numFmt w:val="bullet"/>
+      <w:lvlText w:val=""/>
+      <w:lvlJc w:val="left"/>
+      <w:pPr>
+        <w:ind w:left="2880" w:hanging="360"/>
+      </w:pPr>
+      <w:rPr>
+        <w:rFonts w:ascii="Symbol" w:hAnsi="Symbol" w:hint="default"/>
+      </w:rPr>
+    </w:lvl>
+    <w:lvl w:ilvl="4" w:tplc="04190003" w:tentative="1">
+      <w:start w:val="1"/>
+      <w:numFmt w:val="bullet"/>
+      <w:lvlText w:val="o"/>
+      <w:lvlJc w:val="left"/>
+      <w:pPr>
+        <w:ind w:left="3600" w:hanging="360"/>
+      </w:pPr>
+      <w:rPr>
+        <w:rFonts w:ascii="Courier New" w:hAnsi="Courier New" w:cs="Courier New" w:hint="default"/>
+      </w:rPr>
+    </w:lvl>
+    <w:lvl w:ilvl="5" w:tplc="04190005" w:tentative="1">
+      <w:start w:val="1"/>
+      <w:numFmt w:val="bullet"/>
+      <w:lvlText w:val=""/>
+      <w:lvlJc w:val="left"/>
+      <w:pPr>
+        <w:ind w:left="4320" w:hanging="360"/>
+      </w:pPr>
+      <w:rPr>
+        <w:rFonts w:ascii="Wingdings" w:hAnsi="Wingdings" w:hint="default"/>
+      </w:rPr>
+    </w:lvl>
+    <w:lvl w:ilvl="6" w:tplc="04190001" w:tentative="1">
+      <w:start w:val="1"/>
+      <w:numFmt w:val="bullet"/>
+      <w:lvlText w:val=""/>
+      <w:lvlJc w:val="left"/>
+      <w:pPr>
+        <w:ind w:left="5040" w:hanging="360"/>
+      </w:pPr>
+      <w:rPr>
+        <w:rFonts w:ascii="Symbol" w:hAnsi="Symbol" w:hint="default"/>
+      </w:rPr>
+    </w:lvl>
+    <w:lvl w:ilvl="7" w:tplc="04190003" w:tentative="1">
+      <w:start w:val="1"/>
+      <w:numFmt w:val="bullet"/>
+      <w:lvlText w:val="o"/>
+      <w:lvlJc w:val="left"/>
+      <w:pPr>
+        <w:ind w:left="5760" w:hanging="360"/>
+      </w:pPr>
+      <w:rPr>
+        <w:rFonts w:ascii="Courier New" w:hAnsi="Courier New" w:cs="Courier New" w:hint="default"/>
+      </w:rPr>
+    </w:lvl>
+    <w:lvl w:ilvl="8" w:tplc="04190005" w:tentative="1">
+      <w:start w:val="1"/>
+      <w:numFmt w:val="bullet"/>
+      <w:lvlText w:val=""/>
+      <w:lvlJc w:val="left"/>
+      <w:pPr>
+        <w:ind w:left="6480" w:hanging="360"/>
+      </w:pPr>
+      <w:rPr>
+        <w:rFonts w:ascii="Wingdings" w:hAnsi="Wingdings" w:hint="default"/>
+      </w:rPr>
+    </w:lvl>
+  </w:abstractNum>
+  <w:abstractNum w:abstractNumId="99" w15:restartNumberingAfterBreak="0">
     <w:nsid w:val="6ED47B43"/>
     <w:multiLevelType w:val="hybridMultilevel"/>
     <w:tmpl w:val="09EAAB6A"/>
@@ -22280,7 +26168,7 @@
       </w:rPr>
     </w:lvl>
   </w:abstractNum>
-  <w:abstractNum w:abstractNumId="89" w15:restartNumberingAfterBreak="0">
+  <w:abstractNum w:abstractNumId="100" w15:restartNumberingAfterBreak="0">
     <w:nsid w:val="703D2902"/>
     <w:multiLevelType w:val="hybridMultilevel"/>
     <w:tmpl w:val="A6B028EA"/>
@@ -22390,7 +26278,7 @@
       </w:rPr>
     </w:lvl>
   </w:abstractNum>
-  <w:abstractNum w:abstractNumId="90" w15:restartNumberingAfterBreak="0">
+  <w:abstractNum w:abstractNumId="101" w15:restartNumberingAfterBreak="0">
     <w:nsid w:val="70C0516A"/>
     <w:multiLevelType w:val="hybridMultilevel"/>
     <w:tmpl w:val="8D02ECA8"/>
@@ -22503,7 +26391,7 @@
       </w:rPr>
     </w:lvl>
   </w:abstractNum>
-  <w:abstractNum w:abstractNumId="91" w15:restartNumberingAfterBreak="0">
+  <w:abstractNum w:abstractNumId="102" w15:restartNumberingAfterBreak="0">
     <w:nsid w:val="743734B5"/>
     <w:multiLevelType w:val="hybridMultilevel"/>
     <w:tmpl w:val="DA16FF9C"/>
@@ -22592,7 +26480,7 @@
       </w:pPr>
     </w:lvl>
   </w:abstractNum>
-  <w:abstractNum w:abstractNumId="92" w15:restartNumberingAfterBreak="0">
+  <w:abstractNum w:abstractNumId="103" w15:restartNumberingAfterBreak="0">
     <w:nsid w:val="74BA4D07"/>
     <w:multiLevelType w:val="hybridMultilevel"/>
     <w:tmpl w:val="9500AF94"/>
@@ -22678,7 +26566,7 @@
       </w:pPr>
     </w:lvl>
   </w:abstractNum>
-  <w:abstractNum w:abstractNumId="93" w15:restartNumberingAfterBreak="0">
+  <w:abstractNum w:abstractNumId="104" w15:restartNumberingAfterBreak="0">
     <w:nsid w:val="75144D0C"/>
     <w:multiLevelType w:val="hybridMultilevel"/>
     <w:tmpl w:val="E32E1246"/>
@@ -22788,7 +26676,7 @@
       </w:rPr>
     </w:lvl>
   </w:abstractNum>
-  <w:abstractNum w:abstractNumId="94" w15:restartNumberingAfterBreak="0">
+  <w:abstractNum w:abstractNumId="105" w15:restartNumberingAfterBreak="0">
     <w:nsid w:val="77181FAE"/>
     <w:multiLevelType w:val="hybridMultilevel"/>
     <w:tmpl w:val="EAFC72C6"/>
@@ -22898,7 +26786,7 @@
       </w:rPr>
     </w:lvl>
   </w:abstractNum>
-  <w:abstractNum w:abstractNumId="95" w15:restartNumberingAfterBreak="0">
+  <w:abstractNum w:abstractNumId="106" w15:restartNumberingAfterBreak="0">
     <w:nsid w:val="77C34299"/>
     <w:multiLevelType w:val="hybridMultilevel"/>
     <w:tmpl w:val="66344CEA"/>
@@ -22987,7 +26875,7 @@
       </w:pPr>
     </w:lvl>
   </w:abstractNum>
-  <w:abstractNum w:abstractNumId="96" w15:restartNumberingAfterBreak="0">
+  <w:abstractNum w:abstractNumId="107" w15:restartNumberingAfterBreak="0">
     <w:nsid w:val="797422B4"/>
     <w:multiLevelType w:val="hybridMultilevel"/>
     <w:tmpl w:val="3642D244"/>
@@ -23073,7 +26961,7 @@
       </w:pPr>
     </w:lvl>
   </w:abstractNum>
-  <w:abstractNum w:abstractNumId="97" w15:restartNumberingAfterBreak="0">
+  <w:abstractNum w:abstractNumId="108" w15:restartNumberingAfterBreak="0">
     <w:nsid w:val="7DC664F9"/>
     <w:multiLevelType w:val="hybridMultilevel"/>
     <w:tmpl w:val="3674769A"/>
@@ -23184,298 +27072,331 @@
     </w:lvl>
   </w:abstractNum>
   <w:num w:numId="1" w16cid:durableId="1928493086">
-    <w:abstractNumId w:val="51"/>
+    <w:abstractNumId w:val="58"/>
   </w:num>
   <w:num w:numId="2" w16cid:durableId="1486706314">
-    <w:abstractNumId w:val="42"/>
+    <w:abstractNumId w:val="48"/>
   </w:num>
   <w:num w:numId="3" w16cid:durableId="1288463607">
-    <w:abstractNumId w:val="30"/>
+    <w:abstractNumId w:val="34"/>
   </w:num>
   <w:num w:numId="4" w16cid:durableId="241180140">
-    <w:abstractNumId w:val="7"/>
+    <w:abstractNumId w:val="8"/>
   </w:num>
   <w:num w:numId="5" w16cid:durableId="876283874">
-    <w:abstractNumId w:val="17"/>
+    <w:abstractNumId w:val="21"/>
   </w:num>
   <w:num w:numId="6" w16cid:durableId="1314286782">
-    <w:abstractNumId w:val="8"/>
+    <w:abstractNumId w:val="9"/>
   </w:num>
   <w:num w:numId="7" w16cid:durableId="835535731">
-    <w:abstractNumId w:val="74"/>
+    <w:abstractNumId w:val="83"/>
   </w:num>
   <w:num w:numId="8" w16cid:durableId="1021978965">
-    <w:abstractNumId w:val="72"/>
+    <w:abstractNumId w:val="81"/>
   </w:num>
   <w:num w:numId="9" w16cid:durableId="4989495">
-    <w:abstractNumId w:val="67"/>
+    <w:abstractNumId w:val="75"/>
   </w:num>
   <w:num w:numId="10" w16cid:durableId="2043506036">
-    <w:abstractNumId w:val="45"/>
+    <w:abstractNumId w:val="51"/>
   </w:num>
   <w:num w:numId="11" w16cid:durableId="840003751">
     <w:abstractNumId w:val="1"/>
   </w:num>
   <w:num w:numId="12" w16cid:durableId="1537426724">
+    <w:abstractNumId w:val="50"/>
+  </w:num>
+  <w:num w:numId="13" w16cid:durableId="975379297">
+    <w:abstractNumId w:val="13"/>
+  </w:num>
+  <w:num w:numId="14" w16cid:durableId="1740711163">
+    <w:abstractNumId w:val="97"/>
+  </w:num>
+  <w:num w:numId="15" w16cid:durableId="1751585794">
+    <w:abstractNumId w:val="43"/>
+  </w:num>
+  <w:num w:numId="16" w16cid:durableId="546264423">
+    <w:abstractNumId w:val="41"/>
+  </w:num>
+  <w:num w:numId="17" w16cid:durableId="1094589334">
+    <w:abstractNumId w:val="12"/>
+  </w:num>
+  <w:num w:numId="18" w16cid:durableId="1790930582">
+    <w:abstractNumId w:val="7"/>
+  </w:num>
+  <w:num w:numId="19" w16cid:durableId="670253432">
+    <w:abstractNumId w:val="55"/>
+  </w:num>
+  <w:num w:numId="20" w16cid:durableId="781265397">
+    <w:abstractNumId w:val="93"/>
+  </w:num>
+  <w:num w:numId="21" w16cid:durableId="1900706510">
+    <w:abstractNumId w:val="19"/>
+  </w:num>
+  <w:num w:numId="22" w16cid:durableId="128518573">
+    <w:abstractNumId w:val="73"/>
+  </w:num>
+  <w:num w:numId="23" w16cid:durableId="1367558782">
+    <w:abstractNumId w:val="57"/>
+  </w:num>
+  <w:num w:numId="24" w16cid:durableId="80609931">
+    <w:abstractNumId w:val="38"/>
+  </w:num>
+  <w:num w:numId="25" w16cid:durableId="1937323549">
+    <w:abstractNumId w:val="89"/>
+  </w:num>
+  <w:num w:numId="26" w16cid:durableId="149249778">
+    <w:abstractNumId w:val="87"/>
+  </w:num>
+  <w:num w:numId="27" w16cid:durableId="595017146">
+    <w:abstractNumId w:val="22"/>
+  </w:num>
+  <w:num w:numId="28" w16cid:durableId="1410729101">
+    <w:abstractNumId w:val="67"/>
+  </w:num>
+  <w:num w:numId="29" w16cid:durableId="1355034836">
+    <w:abstractNumId w:val="82"/>
+  </w:num>
+  <w:num w:numId="30" w16cid:durableId="870806878">
+    <w:abstractNumId w:val="102"/>
+  </w:num>
+  <w:num w:numId="31" w16cid:durableId="1419789480">
+    <w:abstractNumId w:val="94"/>
+  </w:num>
+  <w:num w:numId="32" w16cid:durableId="1317876249">
+    <w:abstractNumId w:val="77"/>
+  </w:num>
+  <w:num w:numId="33" w16cid:durableId="724372708">
+    <w:abstractNumId w:val="56"/>
+  </w:num>
+  <w:num w:numId="34" w16cid:durableId="1785465031">
+    <w:abstractNumId w:val="104"/>
+  </w:num>
+  <w:num w:numId="35" w16cid:durableId="1448740813">
+    <w:abstractNumId w:val="103"/>
+  </w:num>
+  <w:num w:numId="36" w16cid:durableId="1803116719">
+    <w:abstractNumId w:val="84"/>
+  </w:num>
+  <w:num w:numId="37" w16cid:durableId="1873222441">
+    <w:abstractNumId w:val="30"/>
+  </w:num>
+  <w:num w:numId="38" w16cid:durableId="1238437347">
+    <w:abstractNumId w:val="61"/>
+  </w:num>
+  <w:num w:numId="39" w16cid:durableId="144510738">
+    <w:abstractNumId w:val="78"/>
+  </w:num>
+  <w:num w:numId="40" w16cid:durableId="1508442780">
+    <w:abstractNumId w:val="62"/>
+  </w:num>
+  <w:num w:numId="41" w16cid:durableId="1601715926">
+    <w:abstractNumId w:val="92"/>
+  </w:num>
+  <w:num w:numId="42" w16cid:durableId="1786385935">
+    <w:abstractNumId w:val="35"/>
+  </w:num>
+  <w:num w:numId="43" w16cid:durableId="69499565">
+    <w:abstractNumId w:val="25"/>
+  </w:num>
+  <w:num w:numId="44" w16cid:durableId="2066756663">
+    <w:abstractNumId w:val="60"/>
+  </w:num>
+  <w:num w:numId="45" w16cid:durableId="264118037">
+    <w:abstractNumId w:val="20"/>
+  </w:num>
+  <w:num w:numId="46" w16cid:durableId="860439775">
+    <w:abstractNumId w:val="63"/>
+  </w:num>
+  <w:num w:numId="47" w16cid:durableId="928193338">
+    <w:abstractNumId w:val="37"/>
+  </w:num>
+  <w:num w:numId="48" w16cid:durableId="1945258590">
+    <w:abstractNumId w:val="86"/>
+  </w:num>
+  <w:num w:numId="49" w16cid:durableId="788160157">
+    <w:abstractNumId w:val="106"/>
+  </w:num>
+  <w:num w:numId="50" w16cid:durableId="702512247">
+    <w:abstractNumId w:val="26"/>
+  </w:num>
+  <w:num w:numId="51" w16cid:durableId="401635853">
+    <w:abstractNumId w:val="27"/>
+  </w:num>
+  <w:num w:numId="52" w16cid:durableId="2134249542">
+    <w:abstractNumId w:val="99"/>
+  </w:num>
+  <w:num w:numId="53" w16cid:durableId="1786845197">
+    <w:abstractNumId w:val="40"/>
+  </w:num>
+  <w:num w:numId="54" w16cid:durableId="434178418">
+    <w:abstractNumId w:val="11"/>
+  </w:num>
+  <w:num w:numId="55" w16cid:durableId="930435779">
+    <w:abstractNumId w:val="64"/>
+  </w:num>
+  <w:num w:numId="56" w16cid:durableId="953369598">
+    <w:abstractNumId w:val="29"/>
+  </w:num>
+  <w:num w:numId="57" w16cid:durableId="121190221">
+    <w:abstractNumId w:val="54"/>
+  </w:num>
+  <w:num w:numId="58" w16cid:durableId="907375045">
+    <w:abstractNumId w:val="72"/>
+  </w:num>
+  <w:num w:numId="59" w16cid:durableId="1955208385">
+    <w:abstractNumId w:val="39"/>
+  </w:num>
+  <w:num w:numId="60" w16cid:durableId="1278635384">
+    <w:abstractNumId w:val="10"/>
+  </w:num>
+  <w:num w:numId="61" w16cid:durableId="913970816">
+    <w:abstractNumId w:val="23"/>
+  </w:num>
+  <w:num w:numId="62" w16cid:durableId="48265244">
+    <w:abstractNumId w:val="32"/>
+  </w:num>
+  <w:num w:numId="63" w16cid:durableId="2057002446">
+    <w:abstractNumId w:val="85"/>
+  </w:num>
+  <w:num w:numId="64" w16cid:durableId="1096750264">
+    <w:abstractNumId w:val="59"/>
+  </w:num>
+  <w:num w:numId="65" w16cid:durableId="1930037897">
+    <w:abstractNumId w:val="100"/>
+  </w:num>
+  <w:num w:numId="66" w16cid:durableId="688291510">
+    <w:abstractNumId w:val="66"/>
+  </w:num>
+  <w:num w:numId="67" w16cid:durableId="1888105015">
+    <w:abstractNumId w:val="28"/>
+  </w:num>
+  <w:num w:numId="68" w16cid:durableId="869728805">
     <w:abstractNumId w:val="44"/>
   </w:num>
-  <w:num w:numId="13" w16cid:durableId="975379297">
-    <w:abstractNumId w:val="12"/>
+  <w:num w:numId="69" w16cid:durableId="408236051">
+    <w:abstractNumId w:val="3"/>
   </w:num>
-  <w:num w:numId="14" w16cid:durableId="1740711163">
-    <w:abstractNumId w:val="87"/>
+  <w:num w:numId="70" w16cid:durableId="1762724841">
+    <w:abstractNumId w:val="18"/>
   </w:num>
-  <w:num w:numId="15" w16cid:durableId="1751585794">
-    <w:abstractNumId w:val="38"/>
+  <w:num w:numId="71" w16cid:durableId="1202938688">
+    <w:abstractNumId w:val="79"/>
   </w:num>
-  <w:num w:numId="16" w16cid:durableId="546264423">
-    <w:abstractNumId w:val="36"/>
-  </w:num>
-  <w:num w:numId="17" w16cid:durableId="1094589334">
-    <w:abstractNumId w:val="11"/>
-  </w:num>
-  <w:num w:numId="18" w16cid:durableId="1790930582">
-    <w:abstractNumId w:val="6"/>
-  </w:num>
-  <w:num w:numId="19" w16cid:durableId="670253432">
-    <w:abstractNumId w:val="48"/>
-  </w:num>
-  <w:num w:numId="20" w16cid:durableId="781265397">
-    <w:abstractNumId w:val="83"/>
-  </w:num>
-  <w:num w:numId="21" w16cid:durableId="1900706510">
-    <w:abstractNumId w:val="15"/>
-  </w:num>
-  <w:num w:numId="22" w16cid:durableId="128518573">
+  <w:num w:numId="72" w16cid:durableId="1154833647">
     <w:abstractNumId w:val="65"/>
   </w:num>
-  <w:num w:numId="23" w16cid:durableId="1367558782">
-    <w:abstractNumId w:val="50"/>
+  <w:num w:numId="73" w16cid:durableId="1519150927">
+    <w:abstractNumId w:val="91"/>
   </w:num>
-  <w:num w:numId="24" w16cid:durableId="80609931">
+  <w:num w:numId="74" w16cid:durableId="1847984548">
     <w:abstractNumId w:val="33"/>
   </w:num>
-  <w:num w:numId="25" w16cid:durableId="1937323549">
-    <w:abstractNumId w:val="79"/>
-  </w:num>
-  <w:num w:numId="26" w16cid:durableId="149249778">
-    <w:abstractNumId w:val="78"/>
-  </w:num>
-  <w:num w:numId="27" w16cid:durableId="595017146">
-    <w:abstractNumId w:val="18"/>
-  </w:num>
-  <w:num w:numId="28" w16cid:durableId="1410729101">
-    <w:abstractNumId w:val="60"/>
-  </w:num>
-  <w:num w:numId="29" w16cid:durableId="1355034836">
-    <w:abstractNumId w:val="73"/>
-  </w:num>
-  <w:num w:numId="30" w16cid:durableId="870806878">
-    <w:abstractNumId w:val="91"/>
-  </w:num>
-  <w:num w:numId="31" w16cid:durableId="1419789480">
-    <w:abstractNumId w:val="84"/>
-  </w:num>
-  <w:num w:numId="32" w16cid:durableId="1317876249">
-    <w:abstractNumId w:val="68"/>
-  </w:num>
-  <w:num w:numId="33" w16cid:durableId="724372708">
+  <w:num w:numId="75" w16cid:durableId="1432093147">
     <w:abstractNumId w:val="49"/>
   </w:num>
-  <w:num w:numId="34" w16cid:durableId="1785465031">
-    <w:abstractNumId w:val="93"/>
+  <w:num w:numId="76" w16cid:durableId="2131048178">
+    <w:abstractNumId w:val="4"/>
   </w:num>
-  <w:num w:numId="35" w16cid:durableId="1448740813">
-    <w:abstractNumId w:val="92"/>
-  </w:num>
-  <w:num w:numId="36" w16cid:durableId="1803116719">
-    <w:abstractNumId w:val="75"/>
-  </w:num>
-  <w:num w:numId="37" w16cid:durableId="1873222441">
-    <w:abstractNumId w:val="26"/>
-  </w:num>
-  <w:num w:numId="38" w16cid:durableId="1238437347">
-    <w:abstractNumId w:val="54"/>
-  </w:num>
-  <w:num w:numId="39" w16cid:durableId="144510738">
-    <w:abstractNumId w:val="69"/>
-  </w:num>
-  <w:num w:numId="40" w16cid:durableId="1508442780">
-    <w:abstractNumId w:val="55"/>
-  </w:num>
-  <w:num w:numId="41" w16cid:durableId="1601715926">
-    <w:abstractNumId w:val="82"/>
-  </w:num>
-  <w:num w:numId="42" w16cid:durableId="1786385935">
+  <w:num w:numId="77" w16cid:durableId="64381923">
     <w:abstractNumId w:val="31"/>
   </w:num>
-  <w:num w:numId="43" w16cid:durableId="69499565">
-    <w:abstractNumId w:val="21"/>
+  <w:num w:numId="78" w16cid:durableId="1651908978">
+    <w:abstractNumId w:val="52"/>
   </w:num>
-  <w:num w:numId="44" w16cid:durableId="2066756663">
-    <w:abstractNumId w:val="53"/>
+  <w:num w:numId="79" w16cid:durableId="363291444">
+    <w:abstractNumId w:val="5"/>
   </w:num>
-  <w:num w:numId="45" w16cid:durableId="264118037">
-    <w:abstractNumId w:val="16"/>
+  <w:num w:numId="80" w16cid:durableId="88939114">
+    <w:abstractNumId w:val="14"/>
   </w:num>
-  <w:num w:numId="46" w16cid:durableId="860439775">
-    <w:abstractNumId w:val="56"/>
-  </w:num>
-  <w:num w:numId="47" w16cid:durableId="928193338">
-    <w:abstractNumId w:val="32"/>
-  </w:num>
-  <w:num w:numId="48" w16cid:durableId="1945258590">
-    <w:abstractNumId w:val="77"/>
-  </w:num>
-  <w:num w:numId="49" w16cid:durableId="788160157">
-    <w:abstractNumId w:val="95"/>
-  </w:num>
-  <w:num w:numId="50" w16cid:durableId="702512247">
-    <w:abstractNumId w:val="22"/>
-  </w:num>
-  <w:num w:numId="51" w16cid:durableId="401635853">
-    <w:abstractNumId w:val="23"/>
-  </w:num>
-  <w:num w:numId="52" w16cid:durableId="2134249542">
-    <w:abstractNumId w:val="88"/>
-  </w:num>
-  <w:num w:numId="53" w16cid:durableId="1786845197">
-    <w:abstractNumId w:val="35"/>
-  </w:num>
-  <w:num w:numId="54" w16cid:durableId="434178418">
-    <w:abstractNumId w:val="10"/>
-  </w:num>
-  <w:num w:numId="55" w16cid:durableId="930435779">
-    <w:abstractNumId w:val="57"/>
-  </w:num>
-  <w:num w:numId="56" w16cid:durableId="953369598">
-    <w:abstractNumId w:val="25"/>
-  </w:num>
-  <w:num w:numId="57" w16cid:durableId="121190221">
+  <w:num w:numId="81" w16cid:durableId="132674872">
     <w:abstractNumId w:val="47"/>
   </w:num>
-  <w:num w:numId="58" w16cid:durableId="907375045">
-    <w:abstractNumId w:val="64"/>
-  </w:num>
-  <w:num w:numId="59" w16cid:durableId="1955208385">
-    <w:abstractNumId w:val="34"/>
-  </w:num>
-  <w:num w:numId="60" w16cid:durableId="1278635384">
-    <w:abstractNumId w:val="9"/>
-  </w:num>
-  <w:num w:numId="61" w16cid:durableId="913970816">
-    <w:abstractNumId w:val="19"/>
-  </w:num>
-  <w:num w:numId="62" w16cid:durableId="48265244">
-    <w:abstractNumId w:val="28"/>
-  </w:num>
-  <w:num w:numId="63" w16cid:durableId="2057002446">
-    <w:abstractNumId w:val="76"/>
-  </w:num>
-  <w:num w:numId="64" w16cid:durableId="1096750264">
-    <w:abstractNumId w:val="52"/>
-  </w:num>
-  <w:num w:numId="65" w16cid:durableId="1930037897">
-    <w:abstractNumId w:val="89"/>
-  </w:num>
-  <w:num w:numId="66" w16cid:durableId="688291510">
-    <w:abstractNumId w:val="59"/>
-  </w:num>
-  <w:num w:numId="67" w16cid:durableId="1888105015">
-    <w:abstractNumId w:val="24"/>
-  </w:num>
-  <w:num w:numId="68" w16cid:durableId="869728805">
-    <w:abstractNumId w:val="39"/>
-  </w:num>
-  <w:num w:numId="69" w16cid:durableId="408236051">
-    <w:abstractNumId w:val="2"/>
-  </w:num>
-  <w:num w:numId="70" w16cid:durableId="1762724841">
-    <w:abstractNumId w:val="14"/>
-  </w:num>
-  <w:num w:numId="71" w16cid:durableId="1202938688">
-    <w:abstractNumId w:val="70"/>
-  </w:num>
-  <w:num w:numId="72" w16cid:durableId="1154833647">
-    <w:abstractNumId w:val="58"/>
-  </w:num>
-  <w:num w:numId="73" w16cid:durableId="1519150927">
-    <w:abstractNumId w:val="81"/>
-  </w:num>
-  <w:num w:numId="74" w16cid:durableId="1847984548">
-    <w:abstractNumId w:val="29"/>
-  </w:num>
-  <w:num w:numId="75" w16cid:durableId="1432093147">
-    <w:abstractNumId w:val="43"/>
-  </w:num>
-  <w:num w:numId="76" w16cid:durableId="2131048178">
-    <w:abstractNumId w:val="3"/>
-  </w:num>
-  <w:num w:numId="77" w16cid:durableId="64381923">
-    <w:abstractNumId w:val="27"/>
-  </w:num>
-  <w:num w:numId="78" w16cid:durableId="1651908978">
-    <w:abstractNumId w:val="46"/>
-  </w:num>
-  <w:num w:numId="79" w16cid:durableId="363291444">
-    <w:abstractNumId w:val="4"/>
-  </w:num>
-  <w:num w:numId="80" w16cid:durableId="88939114">
-    <w:abstractNumId w:val="13"/>
-  </w:num>
-  <w:num w:numId="81" w16cid:durableId="132674872">
-    <w:abstractNumId w:val="41"/>
-  </w:num>
   <w:num w:numId="82" w16cid:durableId="2096777710">
-    <w:abstractNumId w:val="94"/>
+    <w:abstractNumId w:val="105"/>
   </w:num>
   <w:num w:numId="83" w16cid:durableId="2010211692">
-    <w:abstractNumId w:val="97"/>
+    <w:abstractNumId w:val="108"/>
   </w:num>
   <w:num w:numId="84" w16cid:durableId="2029942541">
-    <w:abstractNumId w:val="90"/>
+    <w:abstractNumId w:val="101"/>
   </w:num>
   <w:num w:numId="85" w16cid:durableId="1261372752">
-    <w:abstractNumId w:val="40"/>
+    <w:abstractNumId w:val="45"/>
   </w:num>
   <w:num w:numId="86" w16cid:durableId="995037616">
     <w:abstractNumId w:val="0"/>
   </w:num>
   <w:num w:numId="87" w16cid:durableId="1441871622">
-    <w:abstractNumId w:val="5"/>
+    <w:abstractNumId w:val="6"/>
   </w:num>
   <w:num w:numId="88" w16cid:durableId="739865069">
-    <w:abstractNumId w:val="66"/>
+    <w:abstractNumId w:val="74"/>
   </w:num>
   <w:num w:numId="89" w16cid:durableId="2066682739">
-    <w:abstractNumId w:val="62"/>
+    <w:abstractNumId w:val="70"/>
   </w:num>
   <w:num w:numId="90" w16cid:durableId="869488100">
-    <w:abstractNumId w:val="63"/>
+    <w:abstractNumId w:val="71"/>
   </w:num>
   <w:num w:numId="91" w16cid:durableId="346712236">
-    <w:abstractNumId w:val="85"/>
+    <w:abstractNumId w:val="95"/>
   </w:num>
   <w:num w:numId="92" w16cid:durableId="1535581741">
+    <w:abstractNumId w:val="90"/>
+  </w:num>
+  <w:num w:numId="93" w16cid:durableId="444807905">
+    <w:abstractNumId w:val="107"/>
+  </w:num>
+  <w:num w:numId="94" w16cid:durableId="1155337971">
+    <w:abstractNumId w:val="24"/>
+  </w:num>
+  <w:num w:numId="95" w16cid:durableId="2087799692">
+    <w:abstractNumId w:val="96"/>
+  </w:num>
+  <w:num w:numId="96" w16cid:durableId="996810850">
+    <w:abstractNumId w:val="42"/>
+  </w:num>
+  <w:num w:numId="97" w16cid:durableId="2106682108">
+    <w:abstractNumId w:val="69"/>
+  </w:num>
+  <w:num w:numId="98" w16cid:durableId="983853495">
     <w:abstractNumId w:val="80"/>
   </w:num>
-  <w:num w:numId="93" w16cid:durableId="444807905">
-    <w:abstractNumId w:val="96"/>
+  <w:num w:numId="99" w16cid:durableId="256183655">
+    <w:abstractNumId w:val="88"/>
   </w:num>
-  <w:num w:numId="94" w16cid:durableId="1155337971">
-    <w:abstractNumId w:val="20"/>
+  <w:num w:numId="100" w16cid:durableId="136383953">
+    <w:abstractNumId w:val="46"/>
   </w:num>
-  <w:num w:numId="95" w16cid:durableId="2087799692">
-    <w:abstractNumId w:val="86"/>
+  <w:num w:numId="101" w16cid:durableId="1538815911">
+    <w:abstractNumId w:val="17"/>
   </w:num>
-  <w:num w:numId="96" w16cid:durableId="996810850">
-    <w:abstractNumId w:val="37"/>
+  <w:num w:numId="102" w16cid:durableId="1259559183">
+    <w:abstractNumId w:val="98"/>
   </w:num>
-  <w:num w:numId="97" w16cid:durableId="2106682108">
-    <w:abstractNumId w:val="61"/>
+  <w:num w:numId="103" w16cid:durableId="41173778">
+    <w:abstractNumId w:val="76"/>
   </w:num>
-  <w:num w:numId="98" w16cid:durableId="983853495">
-    <w:abstractNumId w:val="71"/>
+  <w:num w:numId="104" w16cid:durableId="1923026332">
+    <w:abstractNumId w:val="68"/>
+  </w:num>
+  <w:num w:numId="105" w16cid:durableId="218521145">
+    <w:abstractNumId w:val="2"/>
+  </w:num>
+  <w:num w:numId="106" w16cid:durableId="143856935">
+    <w:abstractNumId w:val="36"/>
+  </w:num>
+  <w:num w:numId="107" w16cid:durableId="437025197">
+    <w:abstractNumId w:val="53"/>
+  </w:num>
+  <w:num w:numId="108" w16cid:durableId="1960793657">
+    <w:abstractNumId w:val="15"/>
+  </w:num>
+  <w:num w:numId="109" w16cid:durableId="1307128878">
+    <w:abstractNumId w:val="16"/>
   </w:num>
   <w:numIdMacAtCleanup w:val="98"/>
 </w:numbering>
@@ -24096,7 +28017,6 @@
   <w:style w:type="character" w:default="1" w:styleId="a0">
     <w:name w:val="Default Paragraph Font"/>
     <w:uiPriority w:val="1"/>
-    <w:semiHidden/>
     <w:unhideWhenUsed/>
   </w:style>
   <w:style w:type="table" w:default="1" w:styleId="a1">
@@ -24559,10 +28479,10 @@
     <w:name w:val="No Spacing"/>
     <w:uiPriority w:val="1"/>
     <w:qFormat/>
-    <w:rsid w:val="00BC7273"/>
+    <w:rsid w:val="0007415D"/>
     <w:pPr>
       <w:widowControl w:val="0"/>
-      <w:spacing w:before="200" w:after="120" w:line="240" w:lineRule="auto"/>
+      <w:spacing w:before="200" w:after="120" w:line="360" w:lineRule="auto"/>
       <w:jc w:val="center"/>
     </w:pPr>
     <w:rPr>

--- a/Диплом.docx
+++ b/Диплом.docx
@@ -3731,7 +3731,8 @@
           <w:ilvl w:val="2"/>
           <w:numId w:val="1"/>
         </w:numPr>
-        <w:ind w:left="1077"/>
+        <w:ind w:left="0" w:firstLine="0"/>
+        <w:jc w:val="left"/>
       </w:pPr>
       <w:bookmarkStart w:id="7" w:name="_Toc225748373"/>
       <w:r>
@@ -3897,7 +3898,8 @@
           <w:ilvl w:val="2"/>
           <w:numId w:val="1"/>
         </w:numPr>
-        <w:ind w:left="1077"/>
+        <w:ind w:left="0" w:firstLine="0"/>
+        <w:jc w:val="left"/>
       </w:pPr>
       <w:bookmarkStart w:id="8" w:name="_Toc225748374"/>
       <w:r>
@@ -4002,7 +4004,8 @@
           <w:ilvl w:val="2"/>
           <w:numId w:val="1"/>
         </w:numPr>
-        <w:ind w:left="1077"/>
+        <w:ind w:left="0" w:firstLine="0"/>
+        <w:jc w:val="left"/>
       </w:pPr>
       <w:bookmarkStart w:id="9" w:name="_Toc225748375"/>
       <w:r>
@@ -4078,7 +4081,8 @@
           <w:ilvl w:val="2"/>
           <w:numId w:val="1"/>
         </w:numPr>
-        <w:ind w:left="1077"/>
+        <w:ind w:left="0" w:firstLine="0"/>
+        <w:jc w:val="left"/>
       </w:pPr>
       <w:bookmarkStart w:id="10" w:name="_Toc225748376"/>
       <w:r>
@@ -4165,7 +4169,8 @@
           <w:ilvl w:val="2"/>
           <w:numId w:val="1"/>
         </w:numPr>
-        <w:ind w:left="1077"/>
+        <w:ind w:left="0" w:firstLine="0"/>
+        <w:jc w:val="left"/>
       </w:pPr>
       <w:bookmarkStart w:id="11" w:name="_Toc225748377"/>
       <w:r>
@@ -4359,7 +4364,8 @@
           <w:ilvl w:val="2"/>
           <w:numId w:val="1"/>
         </w:numPr>
-        <w:ind w:left="1077"/>
+        <w:ind w:left="0" w:firstLine="0"/>
+        <w:jc w:val="left"/>
         <w:rPr>
           <w:lang w:val="en-US"/>
         </w:rPr>
@@ -4548,7 +4554,8 @@
           <w:ilvl w:val="2"/>
           <w:numId w:val="1"/>
         </w:numPr>
-        <w:ind w:left="1077"/>
+        <w:ind w:left="0" w:firstLine="0"/>
+        <w:jc w:val="left"/>
         <w:rPr>
           <w:lang w:val="en-US"/>
         </w:rPr>
@@ -4832,7 +4839,8 @@
           <w:ilvl w:val="2"/>
           <w:numId w:val="1"/>
         </w:numPr>
-        <w:ind w:left="1077"/>
+        <w:ind w:left="0" w:firstLine="0"/>
+        <w:jc w:val="left"/>
       </w:pPr>
       <w:bookmarkStart w:id="15" w:name="_Toc225748381"/>
       <w:r>
@@ -5007,7 +5015,8 @@
           <w:ilvl w:val="2"/>
           <w:numId w:val="1"/>
         </w:numPr>
-        <w:ind w:left="1077"/>
+        <w:ind w:left="0" w:firstLine="0"/>
+        <w:jc w:val="left"/>
       </w:pPr>
       <w:bookmarkStart w:id="16" w:name="_Toc225748382"/>
       <w:r>
@@ -8027,23 +8036,14 @@
     <w:p>
       <w:pPr>
         <w:pStyle w:val="12"/>
-        <w:rPr>
-          <w:lang w:val="en-US"/>
-        </w:rPr>
-      </w:pPr>
-      <w:r>
-        <w:t>Диаграмма последовательности моделирует взаимодействие между объектами или акторами системы во времени для выполнения определенного сценария использования или операции. Она показывает порядок вызова методов и передачи сообщений, иллюстрируя динамическое поведение системы</w:t>
-      </w:r>
-      <w:r>
-        <w:t>.</w:t>
+      </w:pPr>
+      <w:r>
+        <w:t>Диаграмма последовательности моделирует взаимодействие между объектами или акторами системы во времени для выполнения определенного сценария использования или операции. Она показывает порядок вызова методов и передачи сообщений, иллюстрируя динамическое поведение системы.</w:t>
       </w:r>
     </w:p>
     <w:p>
       <w:pPr>
         <w:pStyle w:val="12"/>
-        <w:rPr>
-          <w:lang w:val="en-US"/>
-        </w:rPr>
       </w:pPr>
       <w:r>
         <w:t xml:space="preserve">В рамках анализа требований и проектирования построена диаграмма последовательности для ключевого сценария — авторизации пользователя. Диаграмма иллюстрирует последовательность сообщений между пользователем и объектами классов User и </w:t>
@@ -8054,25 +8054,16 @@
       </w:r>
       <w:proofErr w:type="spellEnd"/>
       <w:r>
-        <w:t xml:space="preserve"> при входе в систему</w:t>
-      </w:r>
-      <w:r>
-        <w:t>.</w:t>
+        <w:t xml:space="preserve"> при входе в систему.</w:t>
       </w:r>
     </w:p>
     <w:p>
       <w:pPr>
         <w:pStyle w:val="12"/>
-        <w:rPr>
-          <w:lang w:val="en-US"/>
-        </w:rPr>
       </w:pPr>
       <w:r>
         <w:lastRenderedPageBreak/>
-        <w:t>На диаграмме последовательности (см. рис. 6) используются следующие объекты, соответствующие классам</w:t>
-      </w:r>
-      <w:r>
-        <w:t>:</w:t>
+        <w:t>На диаграмме последовательности (см. рис. 6) используются следующие объекты, соответствующие классам:</w:t>
       </w:r>
     </w:p>
     <w:p>
@@ -8134,6 +8125,9 @@
         <w:spacing w:before="0" w:after="0"/>
       </w:pPr>
       <w:r>
+        <w:rPr>
+          <w:noProof/>
+        </w:rPr>
         <w:drawing>
           <wp:inline distT="0" distB="0" distL="0" distR="0" wp14:anchorId="0B33736C" wp14:editId="21B0230E">
             <wp:extent cx="3067050" cy="4833189"/>
@@ -8327,9 +8321,6 @@
         <w:t xml:space="preserve">Рис. </w:t>
       </w:r>
       <w:r>
-        <w:rPr>
-          <w:lang w:val="en-US"/>
-        </w:rPr>
         <w:t>5</w:t>
       </w:r>
       <w:r>
@@ -8419,9 +8410,6 @@
         <w:t xml:space="preserve">Рис. </w:t>
       </w:r>
       <w:r>
-        <w:rPr>
-          <w:lang w:val="en-US"/>
-        </w:rPr>
         <w:t>6</w:t>
       </w:r>
       <w:r>
@@ -9840,9 +9828,6 @@
         <w:t>Рис. 1</w:t>
       </w:r>
       <w:r>
-        <w:rPr>
-          <w:lang w:val="en-US"/>
-        </w:rPr>
         <w:t>0</w:t>
       </w:r>
       <w:r>
@@ -21233,6 +21218,7 @@
   <w:style w:type="character" w:default="1" w:styleId="a0">
     <w:name w:val="Default Paragraph Font"/>
     <w:uiPriority w:val="1"/>
+    <w:semiHidden/>
     <w:unhideWhenUsed/>
   </w:style>
   <w:style w:type="table" w:default="1" w:styleId="a1">

--- a/Диплом.docx
+++ b/Диплом.docx
@@ -2855,15 +2855,7 @@
         <w:t xml:space="preserve">Возникает потребность </w:t>
       </w:r>
       <w:r>
-        <w:t>в специализированной системе, которая, с одной стороны, автоматизирует ключевые складские операции (приём, хранение, отпуск материалов), а с другой остаётся гибкой, понятной и доступной для сотрудников склада, бухгалтерии и руководства. Именно такой системой призвана стать разрабатываемая программа «</w:t>
-      </w:r>
-      <w:proofErr w:type="spellStart"/>
-      <w:r>
-        <w:t>MaterialHouse</w:t>
-      </w:r>
-      <w:proofErr w:type="spellEnd"/>
-      <w:r>
-        <w:t>»</w:t>
+        <w:t>в специализированной системе, которая, с одной стороны, автоматизирует ключевые складские операции (приём, хранение, отпуск материалов), а с другой остаётся гибкой, понятной и доступной для сотрудников склада, бухгалтерии и руководства. Именно такой системой призвана стать разрабатываемая программа «MaterialHouse»</w:t>
       </w:r>
       <w:r>
         <w:t>,</w:t>
@@ -2901,15 +2893,7 @@
         <w:t xml:space="preserve">Цель работы – разработка </w:t>
       </w:r>
       <w:r>
-        <w:t>автоматизированной системы учёта материалов на складе «</w:t>
-      </w:r>
-      <w:proofErr w:type="spellStart"/>
-      <w:r>
-        <w:t>MaterialHouse</w:t>
-      </w:r>
-      <w:proofErr w:type="spellEnd"/>
-      <w:r>
-        <w:t>», обеспечивающей прозрачность движения товарно</w:t>
+        <w:t>автоматизированной системы учёта материалов на складе «MaterialHouse», обеспечивающей прозрачность движения товарно</w:t>
       </w:r>
       <w:r>
         <w:t>-</w:t>
@@ -2956,23 +2940,7 @@
         </w:numPr>
       </w:pPr>
       <w:r>
-        <w:t>Обосновать выбор технологического стека для реализации веб-приложения (</w:t>
-      </w:r>
-      <w:proofErr w:type="spellStart"/>
-      <w:r>
-        <w:t>React</w:t>
-      </w:r>
-      <w:proofErr w:type="spellEnd"/>
-      <w:r>
-        <w:t xml:space="preserve">, </w:t>
-      </w:r>
-      <w:proofErr w:type="spellStart"/>
-      <w:r>
-        <w:t>TypeScript</w:t>
-      </w:r>
-      <w:proofErr w:type="spellEnd"/>
-      <w:r>
-        <w:t>,</w:t>
+        <w:t>Обосновать выбор технологического стека для реализации веб-приложения (React, TypeScript,</w:t>
       </w:r>
       <w:r>
         <w:t xml:space="preserve"> </w:t>
@@ -2987,15 +2955,7 @@
         <w:t>,</w:t>
       </w:r>
       <w:r>
-        <w:t xml:space="preserve"> </w:t>
-      </w:r>
-      <w:proofErr w:type="spellStart"/>
-      <w:r>
-        <w:t>PostgreSQL</w:t>
-      </w:r>
-      <w:proofErr w:type="spellEnd"/>
-      <w:r>
-        <w:t>)</w:t>
+        <w:t xml:space="preserve"> PostgreSQL)</w:t>
       </w:r>
     </w:p>
     <w:p>
@@ -3043,15 +3003,7 @@
         </w:numPr>
       </w:pPr>
       <w:r>
-        <w:t xml:space="preserve">Создать клиентскую часть на </w:t>
-      </w:r>
-      <w:proofErr w:type="spellStart"/>
-      <w:r>
-        <w:t>React</w:t>
-      </w:r>
-      <w:proofErr w:type="spellEnd"/>
-      <w:r>
-        <w:t xml:space="preserve"> с интуитивно понятным интерфейсом, адаптированным для</w:t>
+        <w:t>Создать клиентскую часть на React с интуитивно понятным интерфейсом, адаптированным для</w:t>
       </w:r>
       <w:r>
         <w:t xml:space="preserve"> настольных</w:t>
@@ -3130,13 +3082,8 @@
         <w:t xml:space="preserve">Предмет исследования – методы </w:t>
       </w:r>
       <w:r>
-        <w:t>и средства автоматизации учётных операций, реализованные в виде веб-приложения «</w:t>
-      </w:r>
-      <w:proofErr w:type="spellStart"/>
-      <w:r>
-        <w:t>MaterialHouse</w:t>
-      </w:r>
-      <w:proofErr w:type="spellEnd"/>
+        <w:t>и средства автоматизации учётных операций, реализованные в виде веб-приложения «MaterialHouse</w:t>
+      </w:r>
       <w:r>
         <w:t>».</w:t>
       </w:r>
@@ -3359,23 +3306,7 @@
         <w:t xml:space="preserve">Анализ готовых </w:t>
       </w:r>
       <w:r>
-        <w:t>решений (1С, «</w:t>
-      </w:r>
-      <w:proofErr w:type="spellStart"/>
-      <w:r>
-        <w:t>МойСклад</w:t>
-      </w:r>
-      <w:proofErr w:type="spellEnd"/>
-      <w:r>
-        <w:t>», «</w:t>
-      </w:r>
-      <w:proofErr w:type="spellStart"/>
-      <w:r>
-        <w:t>Клеверенс</w:t>
-      </w:r>
-      <w:proofErr w:type="spellEnd"/>
-      <w:r>
-        <w:t>») показывает: комплексные системы часто избыточны и дороги для среднего бизнеса, а простые не закрывают специфических потребностей предприятия. Коммерческие системы закрыты для доработки</w:t>
+        <w:t>решений (1С, «МойСклад», «Клеверенс») показывает: комплексные системы часто избыточны и дороги для среднего бизнеса, а простые не закрывают специфических потребностей предприятия. Коммерческие системы закрыты для доработки</w:t>
       </w:r>
       <w:r>
         <w:t>.</w:t>
@@ -3389,15 +3320,7 @@
         <w:t xml:space="preserve">Таким образом, </w:t>
       </w:r>
       <w:r>
-        <w:t>существует потребность в специализированной системе, автоматизирующей учёт и остающейся гибкой для адаптации. Разработка «</w:t>
-      </w:r>
-      <w:proofErr w:type="spellStart"/>
-      <w:r>
-        <w:t>MaterialHouse</w:t>
-      </w:r>
-      <w:proofErr w:type="spellEnd"/>
-      <w:r>
-        <w:t>» направлена на её удовлетворени</w:t>
+        <w:t>существует потребность в специализированной системе, автоматизирующей учёт и остающейся гибкой для адаптации. Разработка «MaterialHouse» направлена на её удовлетворени</w:t>
       </w:r>
       <w:r>
         <w:t>е.</w:t>
@@ -3570,15 +3493,7 @@
         <w:t xml:space="preserve">Для </w:t>
       </w:r>
       <w:r>
-        <w:t>их решения ставится задача разработать систему «</w:t>
-      </w:r>
-      <w:proofErr w:type="spellStart"/>
-      <w:r>
-        <w:t>MaterialHouse</w:t>
-      </w:r>
-      <w:proofErr w:type="spellEnd"/>
-      <w:r>
-        <w:t>», которая обеспечит:</w:t>
+        <w:t>их решения ставится задача разработать систему «MaterialHouse», которая обеспечит:</w:t>
       </w:r>
     </w:p>
     <w:p>
@@ -3812,7 +3727,7 @@
         <w:t>Учёт поступления:</w:t>
       </w:r>
       <w:r>
-        <w:t xml:space="preserve"> создание приходных накладных, добавление позиций, автоматическое обновление остатков, история поступлений.</w:t>
+        <w:t xml:space="preserve"> создание приходных накладных, добавление позиций, автоматическое обновление остатков.</w:t>
       </w:r>
     </w:p>
     <w:p>
@@ -4111,15 +4026,7 @@
         </w:numPr>
       </w:pPr>
       <w:r>
-        <w:t>Клиент: современные браузеры (</w:t>
-      </w:r>
-      <w:proofErr w:type="spellStart"/>
-      <w:r>
-        <w:t>Chrome</w:t>
-      </w:r>
-      <w:proofErr w:type="spellEnd"/>
-      <w:r>
-        <w:t>, Firefox, Safari, Edge).</w:t>
+        <w:t>Клиент: современные браузеры (Chrome, Firefox, Safari, Edge).</w:t>
       </w:r>
     </w:p>
     <w:p>
@@ -4131,23 +4038,7 @@
         </w:numPr>
       </w:pPr>
       <w:r>
-        <w:t xml:space="preserve">Мобильные устройства: </w:t>
-      </w:r>
-      <w:proofErr w:type="spellStart"/>
-      <w:r>
-        <w:t>iOS</w:t>
-      </w:r>
-      <w:proofErr w:type="spellEnd"/>
-      <w:r>
-        <w:t xml:space="preserve">, </w:t>
-      </w:r>
-      <w:proofErr w:type="spellStart"/>
-      <w:r>
-        <w:t>Android</w:t>
-      </w:r>
-      <w:proofErr w:type="spellEnd"/>
-      <w:r>
-        <w:t xml:space="preserve"> (через браузер).</w:t>
+        <w:t>Мобильные устройства: iOS, Android (через браузер).</w:t>
       </w:r>
     </w:p>
     <w:p>
@@ -4270,23 +4161,7 @@
         <w:t>–</w:t>
       </w:r>
       <w:r>
-        <w:t xml:space="preserve"> для UI на </w:t>
-      </w:r>
-      <w:proofErr w:type="spellStart"/>
-      <w:r>
-        <w:t>React</w:t>
-      </w:r>
-      <w:proofErr w:type="spellEnd"/>
-      <w:r>
-        <w:t xml:space="preserve"> (</w:t>
-      </w:r>
-      <w:proofErr w:type="spellStart"/>
-      <w:r>
-        <w:t>переиспользуемые</w:t>
-      </w:r>
-      <w:proofErr w:type="spellEnd"/>
-      <w:r>
-        <w:t xml:space="preserve"> компоненты).</w:t>
+        <w:t xml:space="preserve"> для UI на React (переиспользуемые компоненты).</w:t>
       </w:r>
     </w:p>
     <w:p>
@@ -4305,15 +4180,7 @@
         <w:t>Декларативный стиль</w:t>
       </w:r>
       <w:r>
-        <w:t xml:space="preserve"> </w:t>
-      </w:r>
-      <w:proofErr w:type="spellStart"/>
-      <w:r>
-        <w:t>React</w:t>
-      </w:r>
-      <w:proofErr w:type="spellEnd"/>
-      <w:r>
-        <w:t xml:space="preserve"> </w:t>
+        <w:t xml:space="preserve"> React </w:t>
       </w:r>
       <w:r>
         <w:t>–</w:t>
@@ -4409,23 +4276,7 @@
         <w:t>Единый язык с клиентской частью.</w:t>
       </w:r>
       <w:r>
-        <w:t xml:space="preserve"> Использование JavaScript и на </w:t>
-      </w:r>
-      <w:proofErr w:type="spellStart"/>
-      <w:r>
-        <w:t>фронтенде</w:t>
-      </w:r>
-      <w:proofErr w:type="spellEnd"/>
-      <w:r>
-        <w:t xml:space="preserve">, и на бэкенде позволяет унифицировать процесс разработки, упрощает понимание кодовой базы и даёт возможность при необходимости </w:t>
-      </w:r>
-      <w:proofErr w:type="spellStart"/>
-      <w:r>
-        <w:t>переиспользовать</w:t>
-      </w:r>
-      <w:proofErr w:type="spellEnd"/>
-      <w:r>
-        <w:t xml:space="preserve"> некоторые модули или функции.</w:t>
+        <w:t xml:space="preserve"> Использование JavaScript и на фронтенде, и на бэкенде позволяет унифицировать процесс разработки, упрощает понимание кодовой базы и даёт возможность при необходимости переиспользовать некоторые модули или функции.</w:t>
       </w:r>
     </w:p>
     <w:p>
@@ -4470,15 +4321,7 @@
         <w:t>Богатая экосистема.</w:t>
       </w:r>
       <w:r>
-        <w:t xml:space="preserve"> </w:t>
-      </w:r>
-      <w:proofErr w:type="spellStart"/>
-      <w:r>
-        <w:t>npm</w:t>
-      </w:r>
-      <w:proofErr w:type="spellEnd"/>
-      <w:r>
-        <w:t xml:space="preserve"> предоставляет доступ к огромному количеству готовых библиотек и инструментов, что ускоряет разработку и позволяет не писать типовой код с нуля.</w:t>
+        <w:t xml:space="preserve"> npm предоставляет доступ к огромному количеству готовых библиотек и инструментов, что ускоряет разработку и позволяет не писать типовой код с нуля.</w:t>
       </w:r>
     </w:p>
     <w:p>
@@ -4533,15 +4376,7 @@
         <w:t>–</w:t>
       </w:r>
       <w:r>
-        <w:t xml:space="preserve"> минималистичный, гибкий и хорошо документированный фреймворк, предоставляющий удобные средства для маршрутизации, обработки </w:t>
-      </w:r>
-      <w:proofErr w:type="spellStart"/>
-      <w:r>
-        <w:t>middleware</w:t>
-      </w:r>
-      <w:proofErr w:type="spellEnd"/>
-      <w:r>
-        <w:t xml:space="preserve"> и работы с HTTP-запросами. Express не навязывает жёсткую структуру проекта, оставляя пространство для организации кода оптимальным под конкретную задачу способом</w:t>
+        <w:t xml:space="preserve"> минималистичный, гибкий и хорошо документированный фреймворк, предоставляющий удобные средства для маршрутизации, обработки middleware и работы с HTTP-запросами. Express не навязывает жёсткую структуру проекта, оставляя пространство для организации кода оптимальным под конкретную задачу способом</w:t>
       </w:r>
       <w:r>
         <w:t>.</w:t>
@@ -4583,21 +4418,8 @@
         <w:t>Д</w:t>
       </w:r>
       <w:r>
-        <w:t xml:space="preserve">ля разработки клиентской части выбран </w:t>
-      </w:r>
-      <w:proofErr w:type="spellStart"/>
-      <w:r>
-        <w:t>React</w:t>
-      </w:r>
-      <w:proofErr w:type="spellEnd"/>
-      <w:r>
-        <w:t xml:space="preserve"> в сочетании с </w:t>
-      </w:r>
-      <w:proofErr w:type="spellStart"/>
-      <w:r>
-        <w:t>TypeScrip</w:t>
-      </w:r>
-      <w:proofErr w:type="spellEnd"/>
+        <w:t>ля разработки клиентской части выбран React в сочетании с TypeScrip</w:t>
+      </w:r>
       <w:r>
         <w:rPr>
           <w:lang w:val="en-US"/>
@@ -4624,23 +4446,7 @@
         <w:t>Компонентный подход.</w:t>
       </w:r>
       <w:r>
-        <w:t xml:space="preserve"> </w:t>
-      </w:r>
-      <w:proofErr w:type="spellStart"/>
-      <w:r>
-        <w:t>React</w:t>
-      </w:r>
-      <w:proofErr w:type="spellEnd"/>
-      <w:r>
-        <w:t xml:space="preserve"> позволяет строить интерфейс из изолированных </w:t>
-      </w:r>
-      <w:proofErr w:type="spellStart"/>
-      <w:r>
-        <w:t>переиспользуемых</w:t>
-      </w:r>
-      <w:proofErr w:type="spellEnd"/>
-      <w:r>
-        <w:t xml:space="preserve"> компонентов. Для складской системы это особенно ценно: таблицы материалов, строки документов, карточки товаров, формы ввода многократно повторяются на разных экранах.</w:t>
+        <w:t xml:space="preserve"> React позволяет строить интерфейс из изолированных переиспользуемых компонентов. Для складской системы это особенно ценно: таблицы материалов, строки документов, карточки товаров, формы ввода многократно повторяются на разных экранах.</w:t>
       </w:r>
     </w:p>
     <w:p>
@@ -4659,15 +4465,7 @@
         <w:t>Высокая производительность.</w:t>
       </w:r>
       <w:r>
-        <w:t xml:space="preserve"> Виртуальный DOM </w:t>
-      </w:r>
-      <w:proofErr w:type="spellStart"/>
-      <w:r>
-        <w:t>React</w:t>
-      </w:r>
-      <w:proofErr w:type="spellEnd"/>
-      <w:r>
-        <w:t xml:space="preserve"> обеспечивает эффективное обновление интерфейса при изменении данных, что важно при работе с большими списками материалов.</w:t>
+        <w:t xml:space="preserve"> Виртуальный DOM React обеспечивает эффективное обновление интерфейса при изменении данных, что важно при работе с большими списками материалов.</w:t>
       </w:r>
     </w:p>
     <w:p>
@@ -4678,33 +4476,16 @@
           <w:numId w:val="12"/>
         </w:numPr>
       </w:pPr>
-      <w:proofErr w:type="spellStart"/>
       <w:r>
         <w:rPr>
           <w:b/>
           <w:bCs/>
         </w:rPr>
         <w:lastRenderedPageBreak/>
-        <w:t>TypeScript</w:t>
-      </w:r>
-      <w:proofErr w:type="spellEnd"/>
-      <w:r>
-        <w:rPr>
-          <w:b/>
-          <w:bCs/>
-        </w:rPr>
-        <w:t xml:space="preserve"> для типизации.</w:t>
-      </w:r>
-      <w:r>
-        <w:t xml:space="preserve"> Добавление строгой типизации в клиентскую часть повышает надёжность кода, упрощает отладку и делает разработку более комфортной. Типизация пропсов компонентов, состояния и событий позволяет выявлять ошибки на этапе написания кода, а не в </w:t>
-      </w:r>
-      <w:proofErr w:type="spellStart"/>
-      <w:r>
-        <w:t>рантайме</w:t>
-      </w:r>
-      <w:proofErr w:type="spellEnd"/>
-      <w:r>
-        <w:t>.</w:t>
+        <w:t>TypeScript для типизации.</w:t>
+      </w:r>
+      <w:r>
+        <w:t xml:space="preserve"> Добавление строгой типизации в клиентскую часть повышает надёжность кода, упрощает отладку и делает разработку более комфортной. Типизация пропсов компонентов, состояния и событий позволяет выявлять ошибки на этапе написания кода, а не в рантайме.</w:t>
       </w:r>
     </w:p>
     <w:p>
@@ -4723,55 +4504,7 @@
         <w:t>Большое сообщество и экосистема.</w:t>
       </w:r>
       <w:r>
-        <w:t xml:space="preserve"> </w:t>
-      </w:r>
-      <w:proofErr w:type="spellStart"/>
-      <w:r>
-        <w:t>React</w:t>
-      </w:r>
-      <w:proofErr w:type="spellEnd"/>
-      <w:r>
-        <w:t xml:space="preserve"> имеет огромное количество готовых библиотек компонентов, инструментов для управления состоянием (</w:t>
-      </w:r>
-      <w:proofErr w:type="spellStart"/>
-      <w:r>
-        <w:t>Redux</w:t>
-      </w:r>
-      <w:proofErr w:type="spellEnd"/>
-      <w:r>
-        <w:t xml:space="preserve">, </w:t>
-      </w:r>
-      <w:proofErr w:type="spellStart"/>
-      <w:r>
-        <w:t>MobX</w:t>
-      </w:r>
-      <w:proofErr w:type="spellEnd"/>
-      <w:r>
-        <w:t xml:space="preserve">, </w:t>
-      </w:r>
-      <w:proofErr w:type="spellStart"/>
-      <w:r>
-        <w:t>Zustand</w:t>
-      </w:r>
-      <w:proofErr w:type="spellEnd"/>
-      <w:r>
-        <w:t>), маршрутизации (</w:t>
-      </w:r>
-      <w:proofErr w:type="spellStart"/>
-      <w:r>
-        <w:t>React</w:t>
-      </w:r>
-      <w:proofErr w:type="spellEnd"/>
-      <w:r>
-        <w:t xml:space="preserve"> </w:t>
-      </w:r>
-      <w:proofErr w:type="spellStart"/>
-      <w:r>
-        <w:t>Router</w:t>
-      </w:r>
-      <w:proofErr w:type="spellEnd"/>
-      <w:r>
-        <w:t xml:space="preserve">) </w:t>
+        <w:t xml:space="preserve"> React имеет огромное количество готовых библиотек компонентов, инструментов для управления состоянием (Redux, MobX, Zustand), маршрутизации (React Router) </w:t>
       </w:r>
       <w:r>
         <w:t>–</w:t>
@@ -4796,15 +4529,7 @@
         <w:t>Адаптивность.</w:t>
       </w:r>
       <w:r>
-        <w:t xml:space="preserve"> </w:t>
-      </w:r>
-      <w:proofErr w:type="spellStart"/>
-      <w:r>
-        <w:t>React</w:t>
-      </w:r>
-      <w:proofErr w:type="spellEnd"/>
-      <w:r>
-        <w:t>-приложения легко адаптировать под разные экраны с помощью CSS-фреймворков или медиа-запросов, что соответствует требованию поддержки планшетов.</w:t>
+        <w:t xml:space="preserve"> React-приложения легко адаптировать под разные экраны с помощью CSS-фреймворков или медиа-запросов, что соответствует требованию поддержки планшетов.</w:t>
       </w:r>
     </w:p>
     <w:p>
@@ -4818,15 +4543,7 @@
         <w:t>например,</w:t>
       </w:r>
       <w:r>
-        <w:t xml:space="preserve"> </w:t>
-      </w:r>
-      <w:proofErr w:type="spellStart"/>
-      <w:r>
-        <w:t>Material</w:t>
-      </w:r>
-      <w:proofErr w:type="spellEnd"/>
-      <w:r>
-        <w:t>-UI, с последующей кастомизацией</w:t>
+        <w:t xml:space="preserve"> Material-UI, с последующей кастомизацией</w:t>
       </w:r>
       <w:r>
         <w:t>.</w:t>
@@ -4853,15 +4570,7 @@
         <w:pStyle w:val="12"/>
       </w:pPr>
       <w:r>
-        <w:t xml:space="preserve">В качестве системы управления базами данных выбрана </w:t>
-      </w:r>
-      <w:proofErr w:type="spellStart"/>
-      <w:r>
-        <w:t>PostgreSQL</w:t>
-      </w:r>
-      <w:proofErr w:type="spellEnd"/>
-      <w:r>
-        <w:t>.</w:t>
+        <w:t>В качестве системы управления базами данных выбрана PostgreSQL.</w:t>
       </w:r>
     </w:p>
     <w:p>
@@ -4880,15 +4589,7 @@
         <w:t>Надёжность и целостность данных.</w:t>
       </w:r>
       <w:r>
-        <w:t xml:space="preserve"> </w:t>
-      </w:r>
-      <w:proofErr w:type="spellStart"/>
-      <w:r>
-        <w:t>PostgreSQL</w:t>
-      </w:r>
-      <w:proofErr w:type="spellEnd"/>
-      <w:r>
-        <w:t xml:space="preserve"> </w:t>
+        <w:t xml:space="preserve"> PostgreSQL </w:t>
       </w:r>
       <w:r>
         <w:t>–</w:t>
@@ -4913,15 +4614,7 @@
         <w:t>Поддержка сложных запросов.</w:t>
       </w:r>
       <w:r>
-        <w:t xml:space="preserve"> </w:t>
-      </w:r>
-      <w:proofErr w:type="spellStart"/>
-      <w:r>
-        <w:t>PostgreSQL</w:t>
-      </w:r>
-      <w:proofErr w:type="spellEnd"/>
-      <w:r>
-        <w:t xml:space="preserve"> обладает мощным языком запросов, поддерживает оконные функции, общие табличные выражения (CTE), что необходимо для построения сложных аналитических отчётов по движению материалов и расчёту остатков.</w:t>
+        <w:t xml:space="preserve"> PostgreSQL обладает мощным языком запросов, поддерживает оконные функции, общие табличные выражения (CTE), что необходимо для построения сложных аналитических отчётов по движению материалов и расчёту остатков.</w:t>
       </w:r>
     </w:p>
     <w:p>
@@ -4970,7 +4663,6 @@
       <w:r>
         <w:t xml:space="preserve">Для взаимодействия с базой данных на серверной части используется библиотека </w:t>
       </w:r>
-      <w:proofErr w:type="spellStart"/>
       <w:r>
         <w:rPr>
           <w:b/>
@@ -4978,31 +4670,14 @@
         </w:rPr>
         <w:t>pg</w:t>
       </w:r>
-      <w:proofErr w:type="spellEnd"/>
-      <w:r>
-        <w:t xml:space="preserve"> (</w:t>
-      </w:r>
-      <w:proofErr w:type="spellStart"/>
-      <w:r>
-        <w:t>node-postgres</w:t>
-      </w:r>
-      <w:proofErr w:type="spellEnd"/>
-      <w:r>
-        <w:t xml:space="preserve">) </w:t>
+      <w:r>
+        <w:t xml:space="preserve"> (node-postgres) </w:t>
       </w:r>
       <w:r>
         <w:t>–</w:t>
       </w:r>
       <w:r>
-        <w:t xml:space="preserve"> нативный клиент для </w:t>
-      </w:r>
-      <w:proofErr w:type="spellStart"/>
-      <w:r>
-        <w:t>PostgreSQL</w:t>
-      </w:r>
-      <w:proofErr w:type="spellEnd"/>
-      <w:r>
-        <w:t xml:space="preserve"> из Node.js. Это лёгкое и производительное решение, позволяющее выполнять параметризованные запросы и эффективно работать с пулом соединений. Применение параметризованных запросов обеспечивает защиту от SQL-инъекций</w:t>
+        <w:t xml:space="preserve"> нативный клиент для PostgreSQL из Node.js. Это лёгкое и производительное решение, позволяющее выполнять параметризованные запросы и эффективно работать с пулом соединений. Применение параметризованных запросов обеспечивает защиту от SQL-инъекций</w:t>
       </w:r>
       <w:r>
         <w:t>.</w:t>
@@ -5032,63 +4707,7 @@
         <w:t>В</w:t>
       </w:r>
       <w:r>
-        <w:t xml:space="preserve">ыбранный стек (JavaScript + </w:t>
-      </w:r>
-      <w:proofErr w:type="spellStart"/>
-      <w:r>
-        <w:t>React</w:t>
-      </w:r>
-      <w:proofErr w:type="spellEnd"/>
-      <w:r>
-        <w:t xml:space="preserve"> + </w:t>
-      </w:r>
-      <w:proofErr w:type="spellStart"/>
-      <w:r>
-        <w:t>TypeScript</w:t>
-      </w:r>
-      <w:proofErr w:type="spellEnd"/>
-      <w:r>
-        <w:t xml:space="preserve"> + Node.js + </w:t>
-      </w:r>
-      <w:proofErr w:type="spellStart"/>
-      <w:r>
-        <w:t>PostgreSQL</w:t>
-      </w:r>
-      <w:proofErr w:type="spellEnd"/>
-      <w:r>
-        <w:t xml:space="preserve">) представляет собой сбалансированное решение для разработки современного веб-приложения среднего класса. JavaScript как основной язык на сервере и клиенте (с усилением в виде </w:t>
-      </w:r>
-      <w:proofErr w:type="spellStart"/>
-      <w:r>
-        <w:t>TypeScript</w:t>
-      </w:r>
-      <w:proofErr w:type="spellEnd"/>
-      <w:r>
-        <w:t xml:space="preserve"> на </w:t>
-      </w:r>
-      <w:proofErr w:type="spellStart"/>
-      <w:r>
-        <w:t>фронтенде</w:t>
-      </w:r>
-      <w:proofErr w:type="spellEnd"/>
-      <w:r>
-        <w:t xml:space="preserve">) упрощает разработку и поддержку. </w:t>
-      </w:r>
-      <w:proofErr w:type="spellStart"/>
-      <w:r>
-        <w:t>React</w:t>
-      </w:r>
-      <w:proofErr w:type="spellEnd"/>
-      <w:r>
-        <w:t xml:space="preserve"> обеспечивает удобство создания интерфейсов, </w:t>
-      </w:r>
-      <w:proofErr w:type="spellStart"/>
-      <w:r>
-        <w:t>PostgreSQL</w:t>
-      </w:r>
-      <w:proofErr w:type="spellEnd"/>
-      <w:r>
-        <w:t xml:space="preserve"> </w:t>
+        <w:t xml:space="preserve">ыбранный стек (JavaScript + React + TypeScript + Node.js + PostgreSQL) представляет собой сбалансированное решение для разработки современного веб-приложения среднего класса. JavaScript как основной язык на сервере и клиенте (с усилением в виде TypeScript на фронтенде) упрощает разработку и поддержку. React обеспечивает удобство создания интерфейсов, PostgreSQL </w:t>
       </w:r>
       <w:r>
         <w:t>–</w:t>
@@ -5145,31 +4764,7 @@
         <w:t>Visual Studio Code.</w:t>
       </w:r>
       <w:r>
-        <w:t xml:space="preserve"> Основная среда разработки для клиентской и серверной части. VS Code лёгок, быстр, имеет расширения для работы с JavaScript, </w:t>
-      </w:r>
-      <w:proofErr w:type="spellStart"/>
-      <w:r>
-        <w:t>React</w:t>
-      </w:r>
-      <w:proofErr w:type="spellEnd"/>
-      <w:r>
-        <w:t xml:space="preserve">, </w:t>
-      </w:r>
-      <w:proofErr w:type="spellStart"/>
-      <w:r>
-        <w:t>TypeScript</w:t>
-      </w:r>
-      <w:proofErr w:type="spellEnd"/>
-      <w:r>
-        <w:t xml:space="preserve">, Node.js, </w:t>
-      </w:r>
-      <w:proofErr w:type="spellStart"/>
-      <w:r>
-        <w:t>Git</w:t>
-      </w:r>
-      <w:proofErr w:type="spellEnd"/>
-      <w:r>
-        <w:t>, а также встроенный терминал и отладчик.</w:t>
+        <w:t xml:space="preserve"> Основная среда разработки для клиентской и серверной части. VS Code лёгок, быстр, имеет расширения для работы с JavaScript, React, TypeScript, Node.js, Git, а также встроенный терминал и отладчик.</w:t>
       </w:r>
     </w:p>
     <w:p>
@@ -5192,13 +4787,8 @@
           <w:numId w:val="14"/>
         </w:numPr>
       </w:pPr>
-      <w:proofErr w:type="spellStart"/>
-      <w:r>
-        <w:t>Git</w:t>
-      </w:r>
-      <w:proofErr w:type="spellEnd"/>
-      <w:r>
-        <w:t>. Распределённая система управления версиями, стандарт для современной разработки.</w:t>
+      <w:r>
+        <w:t>Git. Распределённая система управления версиями, стандарт для современной разработки.</w:t>
       </w:r>
     </w:p>
     <w:p>
@@ -5240,14 +4830,12 @@
           <w:numId w:val="14"/>
         </w:numPr>
       </w:pPr>
-      <w:proofErr w:type="spellStart"/>
       <w:r>
         <w:rPr>
           <w:lang w:val="en-US"/>
         </w:rPr>
         <w:t>pgAdmin</w:t>
       </w:r>
-      <w:proofErr w:type="spellEnd"/>
       <w:r>
         <w:t xml:space="preserve"> – </w:t>
       </w:r>
@@ -5255,15 +4843,7 @@
         <w:t xml:space="preserve">графический </w:t>
       </w:r>
       <w:r>
-        <w:t xml:space="preserve">клиент для администрирования </w:t>
-      </w:r>
-      <w:proofErr w:type="spellStart"/>
-      <w:r>
-        <w:t>PostgreSQL</w:t>
-      </w:r>
-      <w:proofErr w:type="spellEnd"/>
-      <w:r>
-        <w:t>, позволяющий выполнять запросы, просматривать и редактировать данные, управлять структурой БД</w:t>
+        <w:t>клиент для администрирования PostgreSQL, позволяющий выполнять запросы, просматривать и редактировать данные, управлять структурой БД</w:t>
       </w:r>
       <w:r>
         <w:t>.</w:t>
@@ -5298,13 +4878,8 @@
           <w:numId w:val="14"/>
         </w:numPr>
       </w:pPr>
-      <w:proofErr w:type="spellStart"/>
-      <w:r>
-        <w:t>npm</w:t>
-      </w:r>
-      <w:proofErr w:type="spellEnd"/>
-      <w:r>
-        <w:t xml:space="preserve"> </w:t>
+      <w:r>
+        <w:t xml:space="preserve">npm </w:t>
       </w:r>
       <w:r>
         <w:t>–</w:t>
@@ -5321,27 +4896,14 @@
           <w:numId w:val="14"/>
         </w:numPr>
       </w:pPr>
-      <w:proofErr w:type="spellStart"/>
-      <w:r>
-        <w:t>Vite</w:t>
-      </w:r>
-      <w:proofErr w:type="spellEnd"/>
-      <w:r>
-        <w:t xml:space="preserve"> </w:t>
+      <w:r>
+        <w:t xml:space="preserve">Vite </w:t>
       </w:r>
       <w:r>
         <w:t>–</w:t>
       </w:r>
       <w:r>
-        <w:t xml:space="preserve"> инструмент сборки проекта и запуска </w:t>
-      </w:r>
-      <w:proofErr w:type="spellStart"/>
-      <w:r>
-        <w:t>dev</w:t>
-      </w:r>
-      <w:proofErr w:type="spellEnd"/>
-      <w:r>
-        <w:t>-сервера с горячей заменой модулей.</w:t>
+        <w:t xml:space="preserve"> инструмент сборки проекта и запуска dev-сервера с горячей заменой модулей.</w:t>
       </w:r>
     </w:p>
     <w:p>
@@ -5428,15 +4990,7 @@
         <w:pStyle w:val="12"/>
       </w:pPr>
       <w:r>
-        <w:t>В контексте веб-приложения «</w:t>
-      </w:r>
-      <w:proofErr w:type="spellStart"/>
-      <w:r>
-        <w:t>MaterialHouse</w:t>
-      </w:r>
-      <w:proofErr w:type="spellEnd"/>
-      <w:r>
-        <w:t>» для автоматизированного учета материалов на складе основными акторами являются</w:t>
+        <w:t>В контексте веб-приложения «MaterialHouse» для автоматизированного учета материалов на складе основными акторами являются</w:t>
       </w:r>
       <w:r>
         <w:t>:</w:t>
@@ -6534,15 +6088,7 @@
               <w:jc w:val="left"/>
             </w:pPr>
             <w:r>
-              <w:t xml:space="preserve">Изменение персональных данных (имя, фамилия, </w:t>
-            </w:r>
-            <w:proofErr w:type="spellStart"/>
-            <w:r>
-              <w:t>email</w:t>
-            </w:r>
-            <w:proofErr w:type="spellEnd"/>
-            <w:r>
-              <w:t>, телефон, дата рождения)</w:t>
+              <w:t>Изменение персональных данных (имя, фамилия, email, телефон, дата рождения)</w:t>
             </w:r>
           </w:p>
         </w:tc>
@@ -6913,15 +6459,7 @@
         </w:numPr>
       </w:pPr>
       <w:r>
-        <w:t xml:space="preserve">Сервер выполняет запрос к таблице </w:t>
-      </w:r>
-      <w:proofErr w:type="spellStart"/>
-      <w:r>
-        <w:t>users</w:t>
-      </w:r>
-      <w:proofErr w:type="spellEnd"/>
-      <w:r>
-        <w:t xml:space="preserve"> для поиска пользователя по логину.</w:t>
+        <w:t>Сервер выполняет запрос к таблице users для поиска пользователя по логину.</w:t>
       </w:r>
     </w:p>
     <w:p>
@@ -6933,15 +6471,7 @@
         </w:numPr>
       </w:pPr>
       <w:r>
-        <w:t xml:space="preserve">Если пользователь найден, сервер сравнивает введённый пароль с </w:t>
-      </w:r>
-      <w:proofErr w:type="spellStart"/>
-      <w:r>
-        <w:t>хешем</w:t>
-      </w:r>
-      <w:proofErr w:type="spellEnd"/>
-      <w:r>
-        <w:t>, хранящимся в базе данных.</w:t>
+        <w:t>Если пользователь найден, сервер сравнивает введённый пароль с хешем, хранящимся в базе данных.</w:t>
       </w:r>
     </w:p>
     <w:p>
@@ -6965,15 +6495,7 @@
         </w:numPr>
       </w:pPr>
       <w:r>
-        <w:t xml:space="preserve">Сервер создаёт запись в таблице </w:t>
-      </w:r>
-      <w:proofErr w:type="spellStart"/>
-      <w:r>
-        <w:t>notifications</w:t>
-      </w:r>
-      <w:proofErr w:type="spellEnd"/>
-      <w:r>
-        <w:t xml:space="preserve"> о входе пользователя в систему.</w:t>
+        <w:t>Сервер создаёт запись в таблице notifications о входе пользователя в систему.</w:t>
       </w:r>
     </w:p>
     <w:p>
@@ -7041,15 +6563,7 @@
         </w:numPr>
       </w:pPr>
       <w:r>
-        <w:t xml:space="preserve">Система определяет, что в таблице </w:t>
-      </w:r>
-      <w:proofErr w:type="spellStart"/>
-      <w:r>
-        <w:t>users</w:t>
-      </w:r>
-      <w:proofErr w:type="spellEnd"/>
-      <w:r>
-        <w:t xml:space="preserve"> нет ни одной записи</w:t>
+        <w:t>Система определяет, что в таблице users нет ни одной записи</w:t>
       </w:r>
       <w:r>
         <w:t>.</w:t>
@@ -7119,15 +6633,7 @@
         </w:numPr>
       </w:pPr>
       <w:r>
-        <w:t xml:space="preserve">Сервер создаёт пользователя с ролью </w:t>
-      </w:r>
-      <w:proofErr w:type="spellStart"/>
-      <w:r>
-        <w:t>admin</w:t>
-      </w:r>
-      <w:proofErr w:type="spellEnd"/>
-      <w:r>
-        <w:t>.</w:t>
+        <w:t>Сервер создаёт пользователя с ролью admin.</w:t>
       </w:r>
     </w:p>
     <w:p>
@@ -7229,15 +6735,7 @@
         </w:numPr>
       </w:pPr>
       <w:r>
-        <w:t xml:space="preserve">Сервер обнаруживает, что введённый пароль не совпадает с </w:t>
-      </w:r>
-      <w:proofErr w:type="spellStart"/>
-      <w:r>
-        <w:t>хешем</w:t>
-      </w:r>
-      <w:proofErr w:type="spellEnd"/>
-      <w:r>
-        <w:t>.</w:t>
+        <w:t>Сервер обнаруживает, что введённый пароль не совпадает с хешем.</w:t>
       </w:r>
     </w:p>
     <w:p>
@@ -7305,15 +6803,7 @@
         </w:numPr>
       </w:pPr>
       <w:r>
-        <w:t xml:space="preserve">В таблицу </w:t>
-      </w:r>
-      <w:proofErr w:type="spellStart"/>
-      <w:r>
-        <w:t>notifications</w:t>
-      </w:r>
-      <w:proofErr w:type="spellEnd"/>
-      <w:r>
-        <w:t xml:space="preserve"> добавлена запись о входе пользователя.</w:t>
+        <w:t>В таблицу notifications добавлена запись о входе пользователя.</w:t>
       </w:r>
     </w:p>
     <w:p>
@@ -7543,15 +7033,7 @@
         <w:pStyle w:val="12"/>
       </w:pPr>
       <w:r>
-        <w:t>В контексте веб-приложения «</w:t>
-      </w:r>
-      <w:proofErr w:type="spellStart"/>
-      <w:r>
-        <w:t>MaterialHouse</w:t>
-      </w:r>
-      <w:proofErr w:type="spellEnd"/>
-      <w:r>
-        <w:t>» разработана диаграмма деятельности для ключевого бизнес-процесса</w:t>
+        <w:t>В контексте веб-приложения «MaterialHouse» разработана диаграмма деятельности для ключевого бизнес-процесса</w:t>
       </w:r>
       <w:r>
         <w:t xml:space="preserve"> – </w:t>
@@ -7778,79 +7260,7 @@
         <w:t>User</w:t>
       </w:r>
       <w:r>
-        <w:t>) – базовый класс, содержащий общую информацию об учётной записи. Имеет атрибуты для идентификации (</w:t>
-      </w:r>
-      <w:proofErr w:type="spellStart"/>
-      <w:r>
-        <w:t>id</w:t>
-      </w:r>
-      <w:proofErr w:type="spellEnd"/>
-      <w:r>
-        <w:t xml:space="preserve">, </w:t>
-      </w:r>
-      <w:proofErr w:type="spellStart"/>
-      <w:r>
-        <w:t>username</w:t>
-      </w:r>
-      <w:proofErr w:type="spellEnd"/>
-      <w:r>
-        <w:t>), аутентификации (</w:t>
-      </w:r>
-      <w:proofErr w:type="spellStart"/>
-      <w:r>
-        <w:t>password</w:t>
-      </w:r>
-      <w:proofErr w:type="spellEnd"/>
-      <w:r>
-        <w:t>), ролевой модели (</w:t>
-      </w:r>
-      <w:proofErr w:type="spellStart"/>
-      <w:r>
-        <w:t>role</w:t>
-      </w:r>
-      <w:proofErr w:type="spellEnd"/>
-      <w:r>
-        <w:t>) и персональных данных (</w:t>
-      </w:r>
-      <w:proofErr w:type="spellStart"/>
-      <w:r>
-        <w:t>name</w:t>
-      </w:r>
-      <w:proofErr w:type="spellEnd"/>
-      <w:r>
-        <w:t xml:space="preserve">, </w:t>
-      </w:r>
-      <w:proofErr w:type="spellStart"/>
-      <w:r>
-        <w:t>secondname</w:t>
-      </w:r>
-      <w:proofErr w:type="spellEnd"/>
-      <w:r>
-        <w:t xml:space="preserve">, </w:t>
-      </w:r>
-      <w:proofErr w:type="spellStart"/>
-      <w:r>
-        <w:t>email</w:t>
-      </w:r>
-      <w:proofErr w:type="spellEnd"/>
-      <w:r>
-        <w:t xml:space="preserve">, </w:t>
-      </w:r>
-      <w:proofErr w:type="spellStart"/>
-      <w:r>
-        <w:t>phone</w:t>
-      </w:r>
-      <w:proofErr w:type="spellEnd"/>
-      <w:r>
-        <w:t xml:space="preserve">, </w:t>
-      </w:r>
-      <w:proofErr w:type="spellStart"/>
-      <w:r>
-        <w:t>birthday</w:t>
-      </w:r>
-      <w:proofErr w:type="spellEnd"/>
-      <w:r>
-        <w:t>).</w:t>
+        <w:t>) – базовый класс, содержащий общую информацию об учётной записи. Имеет атрибуты для идентификации (id, username), аутентификации (password), ролевой модели (role) и персональных данных (name, secondname, email, phone, birthday).</w:t>
       </w:r>
     </w:p>
     <w:p>
@@ -7864,14 +7274,12 @@
       <w:r>
         <w:t>Категория материалов (</w:t>
       </w:r>
-      <w:proofErr w:type="spellStart"/>
       <w:r>
         <w:rPr>
           <w:lang w:val="en-US"/>
         </w:rPr>
         <w:t>MaterialCategory</w:t>
       </w:r>
-      <w:proofErr w:type="spellEnd"/>
       <w:r>
         <w:t>) – справочная сущность для группировки материалов по типам. Содержит название и описание категории.</w:t>
       </w:r>
@@ -7911,14 +7319,12 @@
       <w:r>
         <w:t>Заявка (</w:t>
       </w:r>
-      <w:proofErr w:type="spellStart"/>
       <w:r>
         <w:rPr>
           <w:lang w:val="en-US"/>
         </w:rPr>
         <w:t>MaterialRequest</w:t>
       </w:r>
-      <w:proofErr w:type="spellEnd"/>
       <w:r>
         <w:t>)</w:t>
       </w:r>
@@ -7941,14 +7347,12 @@
       <w:r>
         <w:t>Операция (</w:t>
       </w:r>
-      <w:proofErr w:type="spellStart"/>
       <w:r>
         <w:rPr>
           <w:lang w:val="en-US"/>
         </w:rPr>
         <w:t>MaterialOperation</w:t>
       </w:r>
-      <w:proofErr w:type="spellEnd"/>
       <w:r>
         <w:t>)</w:t>
       </w:r>
@@ -8046,15 +7450,7 @@
         <w:pStyle w:val="12"/>
       </w:pPr>
       <w:r>
-        <w:t xml:space="preserve">В рамках анализа требований и проектирования построена диаграмма последовательности для ключевого сценария — авторизации пользователя. Диаграмма иллюстрирует последовательность сообщений между пользователем и объектами классов User и </w:t>
-      </w:r>
-      <w:proofErr w:type="spellStart"/>
-      <w:r>
-        <w:t>Notification</w:t>
-      </w:r>
-      <w:proofErr w:type="spellEnd"/>
-      <w:r>
-        <w:t xml:space="preserve"> при входе в систему.</w:t>
+        <w:t>В рамках анализа требований и проектирования построена диаграмма последовательности для ключевого сценария — авторизации пользователя. Диаграмма иллюстрирует последовательность сообщений между пользователем и объектами классов User и Notification при входе в систему.</w:t>
       </w:r>
     </w:p>
     <w:p>
@@ -8101,21 +7497,8 @@
         </w:numPr>
         <w:ind w:left="714" w:hanging="357"/>
       </w:pPr>
-      <w:proofErr w:type="spellStart"/>
-      <w:r>
-        <w:t>Notification</w:t>
-      </w:r>
-      <w:proofErr w:type="spellEnd"/>
-      <w:r>
-        <w:t xml:space="preserve"> — объект класса </w:t>
-      </w:r>
-      <w:proofErr w:type="spellStart"/>
-      <w:r>
-        <w:t>Notification</w:t>
-      </w:r>
-      <w:proofErr w:type="spellEnd"/>
-      <w:r>
-        <w:t>, представляющий запись в журнале логов.</w:t>
+      <w:r>
+        <w:t>Notification — объект класса Notification, представляющий запись в журнале логов.</w:t>
       </w:r>
     </w:p>
     <w:p>
@@ -8231,15 +7614,7 @@
         <w:pStyle w:val="12"/>
       </w:pPr>
       <w:r>
-        <w:t>В контексте веб-приложения «</w:t>
-      </w:r>
-      <w:proofErr w:type="spellStart"/>
-      <w:r>
-        <w:t>MaterialHouse</w:t>
-      </w:r>
-      <w:proofErr w:type="spellEnd"/>
-      <w:r>
-        <w:t>» диаграммы состояний применимы для моделирования жизненного цикла ключевых сущностей, таких как:</w:t>
+        <w:t>В контексте веб-приложения «MaterialHouse» диаграммы состояний применимы для моделирования жизненного цикла ключевых сущностей, таких как:</w:t>
       </w:r>
     </w:p>
     <w:p>
@@ -8431,13 +7806,8 @@
         <w:t>учётная запись может быть создана или удалена</w:t>
       </w:r>
       <w:r>
-        <w:t xml:space="preserve"> </w:t>
-      </w:r>
-      <w:proofErr w:type="spellStart"/>
-      <w:r>
-        <w:t>администатором</w:t>
-      </w:r>
-      <w:proofErr w:type="spellEnd"/>
+        <w:t xml:space="preserve"> администатором</w:t>
+      </w:r>
       <w:r>
         <w:t>.</w:t>
       </w:r>
@@ -8543,23 +7913,7 @@
         <w:pStyle w:val="12"/>
       </w:pPr>
       <w:r>
-        <w:t>Архитектура веб-приложения «</w:t>
-      </w:r>
-      <w:proofErr w:type="spellStart"/>
-      <w:r>
-        <w:t>MaterialHouse</w:t>
-      </w:r>
-      <w:proofErr w:type="spellEnd"/>
-      <w:r>
-        <w:t xml:space="preserve">» построена на основе клиент-серверной модели и реализована как одностраничное приложение (SPA). Клиентский интерфейс динамически взаимодействует с серверной частью посредством </w:t>
-      </w:r>
-      <w:proofErr w:type="spellStart"/>
-      <w:r>
-        <w:t>RESTful</w:t>
-      </w:r>
-      <w:proofErr w:type="spellEnd"/>
-      <w:r>
-        <w:t xml:space="preserve"> API, обмениваясь данными в формате JSON. Это обеспечивает четкое разделение зон ответственности, высокую интерактивность и масштабируемость.</w:t>
+        <w:t>Архитектура веб-приложения «MaterialHouse» построена на основе клиент-серверной модели и реализована как одностраничное приложение (SPA). Клиентский интерфейс динамически взаимодействует с серверной частью посредством RESTful API, обмениваясь данными в формате JSON. Это обеспечивает четкое разделение зон ответственности, высокую интерактивность и масштабируемость.</w:t>
       </w:r>
     </w:p>
     <w:p>
@@ -8599,47 +7953,7 @@
         <w:pStyle w:val="12"/>
       </w:pPr>
       <w:r>
-        <w:t xml:space="preserve">В React.js применяются принципы компонентного подхода: каждый элемент интерфейса (таблица материалов, форма создания заявки, модальное окно) реализован как отдельный </w:t>
-      </w:r>
-      <w:proofErr w:type="spellStart"/>
-      <w:r>
-        <w:t>переиспользуемый</w:t>
-      </w:r>
-      <w:proofErr w:type="spellEnd"/>
-      <w:r>
-        <w:t xml:space="preserve"> компонент. Управление состоянием приложения осуществляется с помощью встроенных средств </w:t>
-      </w:r>
-      <w:proofErr w:type="spellStart"/>
-      <w:r>
-        <w:t>React</w:t>
-      </w:r>
-      <w:proofErr w:type="spellEnd"/>
-      <w:r>
-        <w:t xml:space="preserve"> (</w:t>
-      </w:r>
-      <w:proofErr w:type="spellStart"/>
-      <w:r>
-        <w:t>useState</w:t>
-      </w:r>
-      <w:proofErr w:type="spellEnd"/>
-      <w:r>
-        <w:t xml:space="preserve">, </w:t>
-      </w:r>
-      <w:proofErr w:type="spellStart"/>
-      <w:r>
-        <w:t>useEffect</w:t>
-      </w:r>
-      <w:proofErr w:type="spellEnd"/>
-      <w:r>
-        <w:t>) и пользовательских хуков (</w:t>
-      </w:r>
-      <w:proofErr w:type="spellStart"/>
-      <w:r>
-        <w:t>useUser</w:t>
-      </w:r>
-      <w:proofErr w:type="spellEnd"/>
-      <w:r>
-        <w:t>). Это обеспечивает реактивное обновление данных без перезагрузки страницы.</w:t>
+        <w:t>В React.js применяются принципы компонентного подхода: каждый элемент интерфейса (таблица материалов, форма создания заявки, модальное окно) реализован как отдельный переиспользуемый компонент. Управление состоянием приложения осуществляется с помощью встроенных средств React (useState, useEffect) и пользовательских хуков (useUser). Это обеспечивает реактивное обновление данных без перезагрузки страницы.</w:t>
       </w:r>
     </w:p>
     <w:p>
@@ -8739,37 +8053,8 @@
       <w:r>
         <w:t xml:space="preserve">Слой доступа к данным – взаимодействие </w:t>
       </w:r>
-      <w:proofErr w:type="spellStart"/>
-      <w:r>
-        <w:t>взаимодействие</w:t>
-      </w:r>
-      <w:proofErr w:type="spellEnd"/>
-      <w:r>
-        <w:t xml:space="preserve"> с базой данных </w:t>
-      </w:r>
-      <w:proofErr w:type="spellStart"/>
-      <w:r>
-        <w:t>PostgreSQL</w:t>
-      </w:r>
-      <w:proofErr w:type="spellEnd"/>
-      <w:r>
-        <w:t xml:space="preserve"> через библиотеку </w:t>
-      </w:r>
-      <w:proofErr w:type="spellStart"/>
-      <w:r>
-        <w:t>pg</w:t>
-      </w:r>
-      <w:proofErr w:type="spellEnd"/>
-      <w:r>
-        <w:t xml:space="preserve"> (</w:t>
-      </w:r>
-      <w:proofErr w:type="spellStart"/>
-      <w:r>
-        <w:t>node-postgres</w:t>
-      </w:r>
-      <w:proofErr w:type="spellEnd"/>
-      <w:r>
-        <w:t xml:space="preserve">) с </w:t>
+      <w:r>
+        <w:t xml:space="preserve">взаимодействие с базой данных PostgreSQL через библиотеку pg (node-postgres) с </w:t>
       </w:r>
       <w:r>
         <w:t>использованием параметризованных запросов.</w:t>
@@ -8876,15 +8161,7 @@
         <w:pStyle w:val="12"/>
       </w:pPr>
       <w:r>
-        <w:t>Клиентская часть (</w:t>
-      </w:r>
-      <w:proofErr w:type="spellStart"/>
-      <w:r>
-        <w:t>frontend</w:t>
-      </w:r>
-      <w:proofErr w:type="spellEnd"/>
-      <w:r>
-        <w:t>) организована по функциональному принципу:</w:t>
+        <w:t>Клиентская часть (frontend) организована по функциональному принципу:</w:t>
       </w:r>
     </w:p>
     <w:p>
@@ -8902,15 +8179,7 @@
         <w:t>Components</w:t>
       </w:r>
       <w:r>
-        <w:t xml:space="preserve"> – </w:t>
-      </w:r>
-      <w:proofErr w:type="spellStart"/>
-      <w:r>
-        <w:t>переиспользуемые</w:t>
-      </w:r>
-      <w:proofErr w:type="spellEnd"/>
-      <w:r>
-        <w:t xml:space="preserve"> UI-компоненты (кнопки, таблицы, диалоговые окна)</w:t>
+        <w:t xml:space="preserve"> – переиспользуемые UI-компоненты (кнопки, таблицы, диалоговые окна)</w:t>
       </w:r>
       <w:r>
         <w:t>.</w:t>
@@ -8955,21 +8224,7 @@
         <w:rPr>
           <w:lang w:val="en-US"/>
         </w:rPr>
-        <w:t xml:space="preserve"> (Login, Materials, Categories, Profile, Notifications, Backups, </w:t>
-      </w:r>
-      <w:proofErr w:type="spellStart"/>
-      <w:r>
-        <w:rPr>
-          <w:lang w:val="en-US"/>
-        </w:rPr>
-        <w:t>AllUsers</w:t>
-      </w:r>
-      <w:proofErr w:type="spellEnd"/>
-      <w:r>
-        <w:rPr>
-          <w:lang w:val="en-US"/>
-        </w:rPr>
-        <w:t>).</w:t>
+        <w:t xml:space="preserve"> (Login, Materials, Categories, Profile, Notifications, Backups, AllUsers).</w:t>
       </w:r>
     </w:p>
     <w:p>
@@ -8987,15 +8242,7 @@
         <w:t xml:space="preserve">Hooks – </w:t>
       </w:r>
       <w:r>
-        <w:t>пользовательские хуки (</w:t>
-      </w:r>
-      <w:proofErr w:type="spellStart"/>
-      <w:r>
-        <w:t>useUser</w:t>
-      </w:r>
-      <w:proofErr w:type="spellEnd"/>
-      <w:r>
-        <w:t>)</w:t>
+        <w:t>пользовательские хуки (useUser)</w:t>
       </w:r>
       <w:r>
         <w:t>.</w:t>
@@ -9016,15 +8263,7 @@
         <w:t xml:space="preserve">Lib – </w:t>
       </w:r>
       <w:r>
-        <w:t>вспомогательные функции (</w:t>
-      </w:r>
-      <w:proofErr w:type="spellStart"/>
-      <w:r>
-        <w:t>utils</w:t>
-      </w:r>
-      <w:proofErr w:type="spellEnd"/>
-      <w:r>
-        <w:t>)</w:t>
+        <w:t>вспомогательные функции (utils)</w:t>
       </w:r>
       <w:r>
         <w:t>.</w:t>
@@ -9047,25 +8286,21 @@
       <w:r>
         <w:t xml:space="preserve"> – базовые компоненты интерфейса (на основе </w:t>
       </w:r>
-      <w:proofErr w:type="spellStart"/>
       <w:r>
         <w:rPr>
           <w:lang w:val="en-US"/>
         </w:rPr>
         <w:t>shadcn</w:t>
       </w:r>
-      <w:proofErr w:type="spellEnd"/>
       <w:r>
         <w:t>/</w:t>
       </w:r>
-      <w:proofErr w:type="spellStart"/>
       <w:r>
         <w:rPr>
           <w:lang w:val="en-US"/>
         </w:rPr>
         <w:t>ui</w:t>
       </w:r>
-      <w:proofErr w:type="spellEnd"/>
       <w:r>
         <w:t>)</w:t>
       </w:r>
@@ -9081,15 +8316,7 @@
         <w:t xml:space="preserve">Серверная часть </w:t>
       </w:r>
       <w:r>
-        <w:t>(</w:t>
-      </w:r>
-      <w:proofErr w:type="spellStart"/>
-      <w:r>
-        <w:t>backend</w:t>
-      </w:r>
-      <w:proofErr w:type="spellEnd"/>
-      <w:r>
-        <w:t>) организована по слоям:</w:t>
+        <w:t>(backend) организована по слоям:</w:t>
       </w:r>
     </w:p>
     <w:p>
@@ -9124,11 +8351,9 @@
         </w:rPr>
         <w:t xml:space="preserve"> </w:t>
       </w:r>
-      <w:proofErr w:type="spellStart"/>
       <w:r>
         <w:t>эндпоинтов</w:t>
       </w:r>
-      <w:proofErr w:type="spellEnd"/>
       <w:r>
         <w:rPr>
           <w:lang w:val="en-US"/>
@@ -9173,27 +8398,14 @@
         <w:t>Л</w:t>
       </w:r>
       <w:r>
-        <w:t>оггер (</w:t>
-      </w:r>
-      <w:proofErr w:type="spellStart"/>
-      <w:r>
-        <w:t>logger</w:t>
-      </w:r>
-      <w:proofErr w:type="spellEnd"/>
-      <w:r>
-        <w:t>) –</w:t>
+        <w:t>оггер (logger) –</w:t>
       </w:r>
       <w:r>
         <w:t xml:space="preserve"> </w:t>
       </w:r>
       <w:r>
-        <w:t xml:space="preserve">модуль для записи событий в таблицу </w:t>
-      </w:r>
-      <w:proofErr w:type="spellStart"/>
-      <w:r>
-        <w:t>notifications</w:t>
-      </w:r>
-      <w:proofErr w:type="spellEnd"/>
+        <w:t>модуль для записи событий в таблицу notifications</w:t>
+      </w:r>
       <w:r>
         <w:t>.</w:t>
       </w:r>
@@ -9230,23 +8442,7 @@
         </w:rPr>
       </w:pPr>
       <w:r>
-        <w:t xml:space="preserve">Взаимодействие между клиентской и серверной частью осуществляется через HTTP-запросы к </w:t>
-      </w:r>
-      <w:proofErr w:type="spellStart"/>
-      <w:r>
-        <w:t>RESTful</w:t>
-      </w:r>
-      <w:proofErr w:type="spellEnd"/>
-      <w:r>
-        <w:t xml:space="preserve"> API. База данных </w:t>
-      </w:r>
-      <w:proofErr w:type="spellStart"/>
-      <w:r>
-        <w:t>PostgreSQL</w:t>
-      </w:r>
-      <w:proofErr w:type="spellEnd"/>
-      <w:r>
-        <w:t xml:space="preserve"> выступает как внешняя система хранения данных.</w:t>
+        <w:t>Взаимодействие между клиентской и серверной частью осуществляется через HTTP-запросы к RESTful API. База данных PostgreSQL выступает как внешняя система хранения данных.</w:t>
       </w:r>
     </w:p>
     <w:p>
@@ -9335,23 +8531,7 @@
         <w:pStyle w:val="12"/>
       </w:pPr>
       <w:r>
-        <w:t>Диаграмма размещения (</w:t>
-      </w:r>
-      <w:proofErr w:type="spellStart"/>
-      <w:r>
-        <w:t>deployment</w:t>
-      </w:r>
-      <w:proofErr w:type="spellEnd"/>
-      <w:r>
-        <w:t xml:space="preserve"> </w:t>
-      </w:r>
-      <w:proofErr w:type="spellStart"/>
-      <w:r>
-        <w:t>diagram</w:t>
-      </w:r>
-      <w:proofErr w:type="spellEnd"/>
-      <w:r>
-        <w:t>) иллюстрирует физическое развертывание компонентов программной системы на различных узлах.</w:t>
+        <w:t>Диаграмма размещения (deployment diagram) иллюстрирует физическое развертывание компонентов программной системы на различных узлах.</w:t>
       </w:r>
     </w:p>
     <w:p>
@@ -9359,15 +8539,7 @@
         <w:pStyle w:val="12"/>
       </w:pPr>
       <w:r>
-        <w:t>В контексте веб-приложения «</w:t>
-      </w:r>
-      <w:proofErr w:type="spellStart"/>
-      <w:r>
-        <w:t>MaterialHouse</w:t>
-      </w:r>
-      <w:proofErr w:type="spellEnd"/>
-      <w:r>
-        <w:t>» основные узлы развертывания и их взаимодействие выглядят следующим образом:</w:t>
+        <w:t>В контексте веб-приложения «MaterialHouse» основные узлы развертывания и их взаимодействие выглядят следующим образом:</w:t>
       </w:r>
     </w:p>
     <w:p>
@@ -9379,15 +8551,7 @@
         </w:numPr>
       </w:pPr>
       <w:r>
-        <w:t>Клиентский ПК / Мобильное устройство — находится на стороне пользователя. На данном узле исполняется веб-браузер, который загружает и выполняет клиентскую часть приложения (</w:t>
-      </w:r>
-      <w:proofErr w:type="spellStart"/>
-      <w:r>
-        <w:t>React</w:t>
-      </w:r>
-      <w:proofErr w:type="spellEnd"/>
-      <w:r>
-        <w:t>). Пользователь взаимодействует с системой через браузер.</w:t>
+        <w:t>Клиентский ПК / Мобильное устройство — находится на стороне пользователя. На данном узле исполняется веб-браузер, который загружает и выполняет клиентскую часть приложения (React). Пользователь взаимодействует с системой через браузер.</w:t>
       </w:r>
     </w:p>
     <w:p>
@@ -9399,15 +8563,7 @@
         </w:numPr>
       </w:pPr>
       <w:r>
-        <w:t xml:space="preserve">Сервер веб-приложения — </w:t>
-      </w:r>
-      <w:proofErr w:type="spellStart"/>
-      <w:r>
-        <w:t>хостит</w:t>
-      </w:r>
-      <w:proofErr w:type="spellEnd"/>
-      <w:r>
-        <w:t xml:space="preserve"> клиентскую часть (статический контент: HTML, CSS, JavaScript) и серверную часть (Node.js/Express). </w:t>
+        <w:t xml:space="preserve">Сервер веб-приложения — хостит клиентскую часть (статический контент: HTML, CSS, JavaScript) и серверную часть (Node.js/Express). </w:t>
       </w:r>
       <w:r>
         <w:lastRenderedPageBreak/>
@@ -9423,23 +8579,7 @@
         </w:numPr>
       </w:pPr>
       <w:r>
-        <w:t xml:space="preserve">Сервер баз данных — </w:t>
-      </w:r>
-      <w:proofErr w:type="spellStart"/>
-      <w:r>
-        <w:t>хостит</w:t>
-      </w:r>
-      <w:proofErr w:type="spellEnd"/>
-      <w:r>
-        <w:t xml:space="preserve"> базу данных </w:t>
-      </w:r>
-      <w:proofErr w:type="spellStart"/>
-      <w:r>
-        <w:t>PostgreSQL</w:t>
-      </w:r>
-      <w:proofErr w:type="spellEnd"/>
-      <w:r>
-        <w:t>. На данном узле хранятся все данные системы: пользователи, материалы, категории, заявки, операции, бэкапы и журнал событий. Взаимодействие с сервером приложения осуществляется по протоколу TCP.</w:t>
+        <w:t>Сервер баз данных — хостит базу данных PostgreSQL. На данном узле хранятся все данные системы: пользователи, материалы, категории, заявки, операции, бэкапы и журнал событий. Взаимодействие с сервером приложения осуществляется по протоколу TCP.</w:t>
       </w:r>
     </w:p>
     <w:p>
@@ -9577,23 +8717,7 @@
         </w:rPr>
       </w:pPr>
       <w:r>
-        <w:t xml:space="preserve">На этапе проектирования UI/UX разработаны </w:t>
-      </w:r>
-      <w:proofErr w:type="spellStart"/>
-      <w:r>
-        <w:t>wireframe</w:t>
-      </w:r>
-      <w:proofErr w:type="spellEnd"/>
-      <w:r>
-        <w:t xml:space="preserve">-диаграммы (каркасные схемы), которые визуализируют основные элементы и их расположение на веб-страницах без детализации стилей. </w:t>
-      </w:r>
-      <w:proofErr w:type="spellStart"/>
-      <w:r>
-        <w:t>Wireframe</w:t>
-      </w:r>
-      <w:proofErr w:type="spellEnd"/>
-      <w:r>
-        <w:t>-диаграммы разработаны для следующих ключевых страниц:</w:t>
+        <w:t>На этапе проектирования UI/UX разработаны wireframe-диаграммы (каркасные схемы), которые визуализируют основные элементы и их расположение на веб-страницах без детализации стилей. Wireframe-диаграммы разработаны для следующих ключевых страниц:</w:t>
       </w:r>
     </w:p>
     <w:p>
@@ -9617,15 +8741,7 @@
         </w:numPr>
       </w:pPr>
       <w:r>
-        <w:t>Главная страница (</w:t>
-      </w:r>
-      <w:proofErr w:type="spellStart"/>
-      <w:r>
-        <w:t>дашборд</w:t>
-      </w:r>
-      <w:proofErr w:type="spellEnd"/>
-      <w:r>
-        <w:t>) с отображением ключевых показателей</w:t>
+        <w:t>Главная страница (дашборд) с отображением ключевых показателей</w:t>
       </w:r>
     </w:p>
     <w:p>
@@ -9717,31 +8833,7 @@
         <w:pStyle w:val="12"/>
       </w:pPr>
       <w:r>
-        <w:t xml:space="preserve">Интерфейс реализован с использованием библиотеки компонентов </w:t>
-      </w:r>
-      <w:proofErr w:type="spellStart"/>
-      <w:r>
-        <w:t>shadcn</w:t>
-      </w:r>
-      <w:proofErr w:type="spellEnd"/>
-      <w:r>
-        <w:t>/</w:t>
-      </w:r>
-      <w:proofErr w:type="spellStart"/>
-      <w:r>
-        <w:t>ui</w:t>
-      </w:r>
-      <w:proofErr w:type="spellEnd"/>
-      <w:r>
-        <w:t xml:space="preserve">, которая предоставляет готовые элементы (кнопки, таблицы, диалоговые окна, выпадающие списки) с возможностью кастомизации. Для стилизации используется </w:t>
-      </w:r>
-      <w:proofErr w:type="spellStart"/>
-      <w:r>
-        <w:t>Tailwind</w:t>
-      </w:r>
-      <w:proofErr w:type="spellEnd"/>
-      <w:r>
-        <w:t xml:space="preserve"> CSS, что обеспечивает быструю разработку и адаптивный дизайн.</w:t>
+        <w:t>Интерфейс реализован с использованием библиотеки компонентов shadcn/ui, которая предоставляет готовые элементы (кнопки, таблицы, диалоговые окна, выпадающие списки) с возможностью кастомизации. Для стилизации используется Tailwind CSS, что обеспечивает быструю разработку и адаптивный дизайн.</w:t>
       </w:r>
     </w:p>
     <w:p>

--- a/Диплом.docx
+++ b/Диплом.docx
@@ -7173,10 +7173,10 @@
         </w:rPr>
         <w:lastRenderedPageBreak/>
         <w:drawing>
-          <wp:inline distT="0" distB="0" distL="0" distR="0" wp14:anchorId="24DF7829" wp14:editId="218B6BB8">
-            <wp:extent cx="5325745" cy="3865418"/>
-            <wp:effectExtent l="0" t="0" r="8255" b="1905"/>
-            <wp:docPr id="6" name="Рисунок 6"/>
+          <wp:inline distT="0" distB="0" distL="0" distR="0" wp14:anchorId="5788E642" wp14:editId="19423F0A">
+            <wp:extent cx="5734050" cy="3130550"/>
+            <wp:effectExtent l="0" t="0" r="0" b="0"/>
+            <wp:docPr id="4" name="Рисунок 4"/>
             <wp:cNvGraphicFramePr>
               <a:graphicFrameLocks xmlns:a="http://schemas.openxmlformats.org/drawingml/2006/main" noChangeAspect="1"/>
             </wp:cNvGraphicFramePr>
@@ -7184,22 +7184,31 @@
               <a:graphicData uri="http://schemas.openxmlformats.org/drawingml/2006/picture">
                 <pic:pic xmlns:pic="http://schemas.openxmlformats.org/drawingml/2006/picture">
                   <pic:nvPicPr>
-                    <pic:cNvPr id="1" name=""/>
-                    <pic:cNvPicPr/>
+                    <pic:cNvPr id="0" name="Picture 1"/>
+                    <pic:cNvPicPr>
+                      <a:picLocks noChangeAspect="1" noChangeArrowheads="1"/>
+                    </pic:cNvPicPr>
                   </pic:nvPicPr>
                   <pic:blipFill rotWithShape="1">
-                    <a:blip r:embed="rId10"/>
-                    <a:srcRect l="5997" t="2496" r="4335" b="1896"/>
+                    <a:blip r:embed="rId10" cstate="print">
+                      <a:extLst>
+                        <a:ext uri="{28A0092B-C50C-407E-A947-70E740481C1C}">
+                          <a14:useLocalDpi xmlns:a14="http://schemas.microsoft.com/office/drawing/2010/main" val="0"/>
+                        </a:ext>
+                      </a:extLst>
+                    </a:blip>
+                    <a:srcRect l="2033" t="2901" r="1285" b="1741"/>
                     <a:stretch/>
                   </pic:blipFill>
                   <pic:spPr bwMode="auto">
                     <a:xfrm>
                       <a:off x="0" y="0"/>
-                      <a:ext cx="5326664" cy="3866085"/>
+                      <a:ext cx="5734050" cy="3130550"/>
                     </a:xfrm>
                     <a:prstGeom prst="rect">
                       <a:avLst/>
                     </a:prstGeom>
+                    <a:noFill/>
                     <a:ln>
                       <a:noFill/>
                     </a:ln>
@@ -7329,11 +7338,7 @@
         <w:t>)</w:t>
       </w:r>
       <w:r>
-        <w:t xml:space="preserve"> – сущность, реализующая двухэтапный процесс операций. Кладовщик создаёт заявку со статусом «ожидает», бухгалтер </w:t>
-      </w:r>
-      <w:r>
-        <w:lastRenderedPageBreak/>
-        <w:t>или администратор подтверждает либо отклоняет её. При подтверждении заявка порождает выполненную операцию.</w:t>
+        <w:t xml:space="preserve"> – сущность, реализующая двухэтапный процесс операций. Кладовщик создаёт заявку со статусом «ожидает», бухгалтер или администратор подтверждает либо отклоняет её. При подтверждении заявка порождает выполненную операцию.</w:t>
       </w:r>
     </w:p>
     <w:p>
@@ -7345,6 +7350,7 @@
         </w:numPr>
       </w:pPr>
       <w:r>
+        <w:lastRenderedPageBreak/>
         <w:t>Операция (</w:t>
       </w:r>
       <w:r>
@@ -7458,7 +7464,6 @@
         <w:pStyle w:val="12"/>
       </w:pPr>
       <w:r>
-        <w:lastRenderedPageBreak/>
         <w:t>На диаграмме последовательности (см. рис. 6) используются следующие объекты, соответствующие классам:</w:t>
       </w:r>
     </w:p>
@@ -7472,6 +7477,7 @@
         <w:ind w:left="714" w:hanging="357"/>
       </w:pPr>
       <w:r>
+        <w:lastRenderedPageBreak/>
         <w:t>Пользователь — актор, представляющий пользователя системы (кладовщика, бухгалтера или администратора).</w:t>
       </w:r>
     </w:p>
@@ -7512,10 +7518,10 @@
           <w:noProof/>
         </w:rPr>
         <w:drawing>
-          <wp:inline distT="0" distB="0" distL="0" distR="0" wp14:anchorId="0B33736C" wp14:editId="21B0230E">
-            <wp:extent cx="3067050" cy="4833189"/>
-            <wp:effectExtent l="0" t="0" r="0" b="5715"/>
-            <wp:docPr id="3" name="Рисунок 3"/>
+          <wp:inline distT="0" distB="0" distL="0" distR="0" wp14:anchorId="5B4F5492" wp14:editId="6F77A228">
+            <wp:extent cx="4693285" cy="6917723"/>
+            <wp:effectExtent l="0" t="0" r="0" b="0"/>
+            <wp:docPr id="5" name="Рисунок 5"/>
             <wp:cNvGraphicFramePr>
               <a:graphicFrameLocks xmlns:a="http://schemas.openxmlformats.org/drawingml/2006/main" noChangeAspect="1"/>
             </wp:cNvGraphicFramePr>
@@ -7523,22 +7529,31 @@
               <a:graphicData uri="http://schemas.openxmlformats.org/drawingml/2006/picture">
                 <pic:pic xmlns:pic="http://schemas.openxmlformats.org/drawingml/2006/picture">
                   <pic:nvPicPr>
-                    <pic:cNvPr id="1" name=""/>
-                    <pic:cNvPicPr/>
+                    <pic:cNvPr id="0" name="Picture 2"/>
+                    <pic:cNvPicPr>
+                      <a:picLocks noChangeAspect="1" noChangeArrowheads="1"/>
+                    </pic:cNvPicPr>
                   </pic:nvPicPr>
                   <pic:blipFill rotWithShape="1">
-                    <a:blip r:embed="rId11"/>
-                    <a:srcRect l="7839" t="3416" r="24091" b="9472"/>
+                    <a:blip r:embed="rId11">
+                      <a:extLst>
+                        <a:ext uri="{28A0092B-C50C-407E-A947-70E740481C1C}">
+                          <a14:useLocalDpi xmlns:a14="http://schemas.microsoft.com/office/drawing/2010/main" val="0"/>
+                        </a:ext>
+                      </a:extLst>
+                    </a:blip>
+                    <a:srcRect l="4101" t="514" r="16728" b="494"/>
                     <a:stretch/>
                   </pic:blipFill>
                   <pic:spPr bwMode="auto">
                     <a:xfrm>
                       <a:off x="0" y="0"/>
-                      <a:ext cx="3071424" cy="4840081"/>
+                      <a:ext cx="4696050" cy="6921798"/>
                     </a:xfrm>
                     <a:prstGeom prst="rect">
                       <a:avLst/>
                     </a:prstGeom>
+                    <a:noFill/>
                     <a:ln>
                       <a:noFill/>
                     </a:ln>
@@ -7570,7 +7585,13 @@
         <w:t xml:space="preserve">. </w:t>
       </w:r>
       <w:r>
-        <w:t>Диаграмма для сценария «</w:t>
+        <w:t xml:space="preserve">Диаграмма </w:t>
+      </w:r>
+      <w:r>
+        <w:t>последовательности</w:t>
+      </w:r>
+      <w:r>
+        <w:t xml:space="preserve"> «</w:t>
       </w:r>
       <w:r>
         <w:t>Авторизация пользователя</w:t>
@@ -7590,6 +7611,7 @@
       </w:pPr>
       <w:bookmarkStart w:id="75" w:name="_Toc225748394"/>
       <w:r>
+        <w:lastRenderedPageBreak/>
         <w:t>Диаграмма состояний</w:t>
       </w:r>
       <w:bookmarkEnd w:id="75"/>
@@ -7599,11 +7621,7 @@
         <w:pStyle w:val="12"/>
       </w:pPr>
       <w:r>
-        <w:t xml:space="preserve">Диаграмма состояний (диаграмма конечного автомата) моделирует динамическое поведение отдельного объекта или системы, описывая последовательность состояний в ответ на события. Она показывает возможные </w:t>
-      </w:r>
-      <w:r>
-        <w:lastRenderedPageBreak/>
-        <w:t>состояния объекта, переходы между ними и события, вызывающие эти переходы. Диаграммы состояний полезны для объектов со сложным жизненным циклом или зависящих от текущего состояния</w:t>
+        <w:t>Диаграмма состояний (диаграмма конечного автомата) моделирует динамическое поведение отдельного объекта или системы, описывая последовательность состояний в ответ на события. Она показывает возможные состояния объекта, переходы между ними и события, вызывающие эти переходы. Диаграммы состояний полезны для объектов со сложным жизненным циклом или зависящих от текущего состояния</w:t>
       </w:r>
       <w:r>
         <w:t>.</w:t>
@@ -7806,7 +7824,13 @@
         <w:t>учётная запись может быть создана или удалена</w:t>
       </w:r>
       <w:r>
-        <w:t xml:space="preserve"> администатором</w:t>
+        <w:t xml:space="preserve"> админист</w:t>
+      </w:r>
+      <w:r>
+        <w:t>р</w:t>
+      </w:r>
+      <w:r>
+        <w:t>атором</w:t>
       </w:r>
       <w:r>
         <w:t>.</w:t>
@@ -8939,6 +8963,29 @@
       </w:r>
       <w:r>
         <w:t>)</w:t>
+      </w:r>
+    </w:p>
+    <w:p/>
+    <w:p>
+      <w:r>
+        <w:rPr>
+          <w:lang w:val="en-US"/>
+        </w:rPr>
+        <w:t>ER –</w:t>
+      </w:r>
+      <w:r>
+        <w:t xml:space="preserve"> диаграмма базы данных</w:t>
+      </w:r>
+    </w:p>
+    <w:p>
+      <w:r>
+        <w:rPr>
+          <w:lang w:val="en-US"/>
+        </w:rPr>
+        <w:t xml:space="preserve">Endpoints </w:t>
+      </w:r>
+      <w:r>
+        <w:t>описание</w:t>
       </w:r>
     </w:p>
     <w:sectPr>
